--- a/data/outputs/v2/Grade11/Biology/Lesson_Plans/SS3.1_Reproduction_in_Animals/Biology_Reproduction_in_Animals_CBE_LessonSequence.docx
+++ b/data/outputs/v2/Grade11/Biology/Lesson_Plans/SS3.1_Reproduction_in_Animals/Biology_Reproduction_in_Animals_CBE_LessonSequence.docx
@@ -2093,7 +2093,7 @@
         </w:rPr>
         <w:t xml:space="preserve">© 2026 SeaVuria and ARES. This work is licensed under a </w:t>
       </w:r>
-      <w:hyperlink w:history="1" r:id="rIde2uyzdap7zgmo7xcbeicx">
+      <w:hyperlink w:history="1" r:id="rIderd7iwdcxqng1nxod6luv">
         <w:r>
           <w:rPr>
             <w:rFonts w:ascii="Arial" w:cs="Arial" w:eastAsia="Arial" w:hAnsi="Arial"/>
@@ -2113,7 +2113,7 @@
         </w:rPr>
         <w:t xml:space="preserve"> (</w:t>
       </w:r>
-      <w:hyperlink w:history="1" r:id="rIdga-wz_azeu3zevhofga0z">
+      <w:hyperlink w:history="1" r:id="rIdldjm29rcqnonajdnhfo52">
         <w:r>
           <w:rPr>
             <w:rFonts w:ascii="Arial" w:cs="Arial" w:eastAsia="Arial" w:hAnsi="Arial"/>
@@ -2133,7 +2133,7 @@
         </w:rPr>
         <w:t xml:space="preserve">). To view a copy of this license, visit </w:t>
       </w:r>
-      <w:hyperlink w:history="1" r:id="rIdo-_uqjzzw-q6pa0f0ixzn">
+      <w:hyperlink w:history="1" r:id="rIdfy70wdlr9-tfffrdfgegi">
         <w:r>
           <w:rPr>
             <w:rFonts w:ascii="Arial" w:cs="Arial" w:eastAsia="Arial" w:hAnsi="Arial"/>
@@ -3145,7 +3145,7 @@
             <w:pPr>
               <w:spacing w:after="20" w:before="0"/>
             </w:pPr>
-            <w:hyperlink w:history="1" r:id="rIdqz7wm-cf83vvcihqbkrn2">
+            <w:hyperlink w:history="1" r:id="rIdh4emy-jpt45ywbm0njj8h">
               <w:r>
                 <w:rPr>
                   <w:rFonts w:ascii="Arial" w:cs="Arial" w:eastAsia="Arial" w:hAnsi="Arial"/>
@@ -3178,7 +3178,7 @@
               <w:spacing w:after="10" w:before="0"/>
               <w:ind w:left="120"/>
             </w:pPr>
-            <w:hyperlink w:history="1" r:id="rIdbna26nkb_ezwlakylunc0">
+            <w:hyperlink w:history="1" r:id="rIdwdjbkw_hl6h_xgssgrpuw">
               <w:r>
                 <w:rPr>
                   <w:rFonts w:ascii="Arial" w:cs="Arial" w:eastAsia="Arial" w:hAnsi="Arial"/>
@@ -3240,7 +3240,7 @@
               <w:spacing w:after="10" w:before="0"/>
               <w:ind w:left="120"/>
             </w:pPr>
-            <w:hyperlink w:history="1" r:id="rIdhfcw1lc3dglmercyg_fzm">
+            <w:hyperlink w:history="1" r:id="rId95krdljs01s1rqd4zpgjt">
               <w:r>
                 <w:rPr>
                   <w:rFonts w:ascii="Arial" w:cs="Arial" w:eastAsia="Arial" w:hAnsi="Arial"/>
@@ -3450,7 +3450,7 @@
             <w:pPr>
               <w:spacing w:after="20" w:before="0"/>
             </w:pPr>
-            <w:hyperlink w:history="1" r:id="rIdwou6hizgptmmeesyzud3t">
+            <w:hyperlink w:history="1" r:id="rIdhjkfztclyn2e0jgwnekok">
               <w:r>
                 <w:rPr>
                   <w:rFonts w:ascii="Arial" w:cs="Arial" w:eastAsia="Arial" w:hAnsi="Arial"/>
@@ -3483,7 +3483,7 @@
               <w:spacing w:after="10" w:before="0"/>
               <w:ind w:left="120"/>
             </w:pPr>
-            <w:hyperlink w:history="1" r:id="rIdmjrzr2lqoopy9lfaalxfo">
+            <w:hyperlink w:history="1" r:id="rIdlfadga1fch6zftzrl_z5p">
               <w:r>
                 <w:rPr>
                   <w:rFonts w:ascii="Arial" w:cs="Arial" w:eastAsia="Arial" w:hAnsi="Arial"/>
@@ -3545,7 +3545,7 @@
               <w:spacing w:after="10" w:before="0"/>
               <w:ind w:left="120"/>
             </w:pPr>
-            <w:hyperlink w:history="1" r:id="rIdehiuidnzoa62qrctskjpn">
+            <w:hyperlink w:history="1" r:id="rIdaqoixo7f9uc46iuzpseey">
               <w:r>
                 <w:rPr>
                   <w:rFonts w:ascii="Arial" w:cs="Arial" w:eastAsia="Arial" w:hAnsi="Arial"/>
@@ -3755,7 +3755,7 @@
             <w:pPr>
               <w:spacing w:after="20" w:before="0"/>
             </w:pPr>
-            <w:hyperlink w:history="1" r:id="rIdtcsgvarmncby-adlgb2b9">
+            <w:hyperlink w:history="1" r:id="rIdi1b21uxowr2ee6pcoqomx">
               <w:r>
                 <w:rPr>
                   <w:rFonts w:ascii="Arial" w:cs="Arial" w:eastAsia="Arial" w:hAnsi="Arial"/>
@@ -3788,7 +3788,7 @@
               <w:spacing w:after="10" w:before="0"/>
               <w:ind w:left="120"/>
             </w:pPr>
-            <w:hyperlink w:history="1" r:id="rIdkrktfuoanc6oiuz5zp568">
+            <w:hyperlink w:history="1" r:id="rId2tdns0uhqwbazt9givntg">
               <w:r>
                 <w:rPr>
                   <w:rFonts w:ascii="Arial" w:cs="Arial" w:eastAsia="Arial" w:hAnsi="Arial"/>
@@ -3850,7 +3850,7 @@
               <w:spacing w:after="10" w:before="0"/>
               <w:ind w:left="120"/>
             </w:pPr>
-            <w:hyperlink w:history="1" r:id="rId-cvve_xmprd-ah5ktpxh2">
+            <w:hyperlink w:history="1" r:id="rIdnxurcfoe8rkzhj0cculqi">
               <w:r>
                 <w:rPr>
                   <w:rFonts w:ascii="Arial" w:cs="Arial" w:eastAsia="Arial" w:hAnsi="Arial"/>
@@ -4060,7 +4060,7 @@
             <w:pPr>
               <w:spacing w:after="20" w:before="0"/>
             </w:pPr>
-            <w:hyperlink w:history="1" r:id="rIddntuj07j6yfsn19zqmrp5">
+            <w:hyperlink w:history="1" r:id="rIdkctpruvwbuoag2hk1ebam">
               <w:r>
                 <w:rPr>
                   <w:rFonts w:ascii="Arial" w:cs="Arial" w:eastAsia="Arial" w:hAnsi="Arial"/>
@@ -4093,7 +4093,7 @@
               <w:spacing w:after="10" w:before="0"/>
               <w:ind w:left="120"/>
             </w:pPr>
-            <w:hyperlink w:history="1" r:id="rIdok2lqlv8kpceynwh8p8fq">
+            <w:hyperlink w:history="1" r:id="rIdk0m7qxwqgrsfrhehwepdd">
               <w:r>
                 <w:rPr>
                   <w:rFonts w:ascii="Arial" w:cs="Arial" w:eastAsia="Arial" w:hAnsi="Arial"/>
@@ -4155,7 +4155,7 @@
               <w:spacing w:after="10" w:before="0"/>
               <w:ind w:left="120"/>
             </w:pPr>
-            <w:hyperlink w:history="1" r:id="rIdyaho2g0jgwkovdj3fbx5t">
+            <w:hyperlink w:history="1" r:id="rIdjlefbxfg2nxjbeqikk_9j">
               <w:r>
                 <w:rPr>
                   <w:rFonts w:ascii="Arial" w:cs="Arial" w:eastAsia="Arial" w:hAnsi="Arial"/>
@@ -4365,7 +4365,7 @@
             <w:pPr>
               <w:spacing w:after="20" w:before="0"/>
             </w:pPr>
-            <w:hyperlink w:history="1" r:id="rIda5qrm13vhwtgmpl2xl6_c">
+            <w:hyperlink w:history="1" r:id="rIdt9gcagt0l8x3mbn3lviek">
               <w:r>
                 <w:rPr>
                   <w:rFonts w:ascii="Arial" w:cs="Arial" w:eastAsia="Arial" w:hAnsi="Arial"/>
@@ -4398,7 +4398,7 @@
               <w:spacing w:after="10" w:before="0"/>
               <w:ind w:left="120"/>
             </w:pPr>
-            <w:hyperlink w:history="1" r:id="rIdsv2jwn1gaxt0k8k2vh2cj">
+            <w:hyperlink w:history="1" r:id="rIdr9lff-bjj-chanrlnbmvb">
               <w:r>
                 <w:rPr>
                   <w:rFonts w:ascii="Arial" w:cs="Arial" w:eastAsia="Arial" w:hAnsi="Arial"/>
@@ -4460,7 +4460,7 @@
               <w:spacing w:after="10" w:before="0"/>
               <w:ind w:left="120"/>
             </w:pPr>
-            <w:hyperlink w:history="1" r:id="rIdflf963atir2aoncj5yeyl">
+            <w:hyperlink w:history="1" r:id="rIdadda6qui9igqupcb8xeve">
               <w:r>
                 <w:rPr>
                   <w:rFonts w:ascii="Arial" w:cs="Arial" w:eastAsia="Arial" w:hAnsi="Arial"/>
@@ -4987,7 +4987,7 @@
         </w:rPr>
         <w:t xml:space="preserve">© 2026 SeaVuria and ARES. Aligned with KICD objectives. Developed by SeaVuria; technical implementation by ARES (with AI assistance from Claude). Licensed under </w:t>
       </w:r>
-      <w:hyperlink w:history="1" r:id="rId4ecwvvwgx8q3sziqag4cy">
+      <w:hyperlink w:history="1" r:id="rIdqfq222ewtdf3puw2xfckd">
         <w:r>
           <w:rPr>
             <w:rFonts w:ascii="Arial" w:cs="Arial" w:eastAsia="Arial" w:hAnsi="Arial"/>
@@ -5008,7 +5008,7 @@
         </w:rPr>
         <w:t xml:space="preserve"> (</w:t>
       </w:r>
-      <w:hyperlink w:history="1" r:id="rIdae-_gxld3vf_txv4zccrb">
+      <w:hyperlink w:history="1" r:id="rIdip5ko03vlt8cw0pnvdbqy">
         <w:r>
           <w:rPr>
             <w:rFonts w:ascii="Arial" w:cs="Arial" w:eastAsia="Arial" w:hAnsi="Arial"/>
@@ -6038,7 +6038,7 @@
               <w:spacing w:after="10" w:before="0"/>
               <w:ind w:left="120"/>
             </w:pPr>
-            <w:hyperlink w:history="1" r:id="rIdqizqbvsiaehbk5qveiget">
+            <w:hyperlink w:history="1" r:id="rIdphe7aqitw9vqvxy24xa3i">
               <w:r>
                 <w:rPr>
                   <w:rFonts w:ascii="Arial" w:cs="Arial" w:eastAsia="Arial" w:hAnsi="Arial"/>
@@ -6115,7 +6115,7 @@
               <w:spacing w:after="10" w:before="0"/>
               <w:ind w:left="120"/>
             </w:pPr>
-            <w:hyperlink w:history="1" r:id="rIdvvkoqnnewbwyhz3vhxs4s">
+            <w:hyperlink w:history="1" r:id="rIdwhzyek-eyg7yzep9kuokn">
               <w:r>
                 <w:rPr>
                   <w:rFonts w:ascii="Arial" w:cs="Arial" w:eastAsia="Arial" w:hAnsi="Arial"/>
@@ -6342,7 +6342,7 @@
               <w:spacing w:after="10" w:before="0"/>
               <w:ind w:left="120"/>
             </w:pPr>
-            <w:hyperlink w:history="1" r:id="rIdd_3sguqq7rb9mgzlmhdik">
+            <w:hyperlink w:history="1" r:id="rIdc-6fdj2zratnbnj6_p8ji">
               <w:r>
                 <w:rPr>
                   <w:rFonts w:ascii="Arial" w:cs="Arial" w:eastAsia="Arial" w:hAnsi="Arial"/>
@@ -6419,7 +6419,7 @@
               <w:spacing w:after="10" w:before="0"/>
               <w:ind w:left="120"/>
             </w:pPr>
-            <w:hyperlink w:history="1" r:id="rIdtcgbgyb-klgvpcue0jkja">
+            <w:hyperlink w:history="1" r:id="rIdewwd0lzyno0m7ixgp5a0n">
               <w:r>
                 <w:rPr>
                   <w:rFonts w:ascii="Arial" w:cs="Arial" w:eastAsia="Arial" w:hAnsi="Arial"/>
@@ -6646,7 +6646,7 @@
               <w:spacing w:after="10" w:before="0"/>
               <w:ind w:left="120"/>
             </w:pPr>
-            <w:hyperlink w:history="1" r:id="rIdvfvxqak6ydf5wnudh5fcu">
+            <w:hyperlink w:history="1" r:id="rIdnbny2n6e9cx8o9kcsafhc">
               <w:r>
                 <w:rPr>
                   <w:rFonts w:ascii="Arial" w:cs="Arial" w:eastAsia="Arial" w:hAnsi="Arial"/>
@@ -6723,7 +6723,7 @@
               <w:spacing w:after="10" w:before="0"/>
               <w:ind w:left="120"/>
             </w:pPr>
-            <w:hyperlink w:history="1" r:id="rIdcp_fmf9if2j1vagxjcc9u">
+            <w:hyperlink w:history="1" r:id="rIdqhocot8kbtfwjjgyvpuxl">
               <w:r>
                 <w:rPr>
                   <w:rFonts w:ascii="Arial" w:cs="Arial" w:eastAsia="Arial" w:hAnsi="Arial"/>
@@ -6950,7 +6950,7 @@
               <w:spacing w:after="10" w:before="0"/>
               <w:ind w:left="120"/>
             </w:pPr>
-            <w:hyperlink w:history="1" r:id="rId6plqx7xmdmpf4ytnd-_sz">
+            <w:hyperlink w:history="1" r:id="rIdwpjkzkikucfuraqytri3d">
               <w:r>
                 <w:rPr>
                   <w:rFonts w:ascii="Arial" w:cs="Arial" w:eastAsia="Arial" w:hAnsi="Arial"/>
@@ -7027,7 +7027,7 @@
               <w:spacing w:after="10" w:before="0"/>
               <w:ind w:left="120"/>
             </w:pPr>
-            <w:hyperlink w:history="1" r:id="rIdy1_srulp9mioxaawno2zt">
+            <w:hyperlink w:history="1" r:id="rIda4m38klnrhkinod7lncjf">
               <w:r>
                 <w:rPr>
                   <w:rFonts w:ascii="Arial" w:cs="Arial" w:eastAsia="Arial" w:hAnsi="Arial"/>
@@ -7254,7 +7254,7 @@
               <w:spacing w:after="10" w:before="0"/>
               <w:ind w:left="120"/>
             </w:pPr>
-            <w:hyperlink w:history="1" r:id="rIdigufqxne2jghqq-vkh2dv">
+            <w:hyperlink w:history="1" r:id="rIdzfarj91593or3s0dekztq">
               <w:r>
                 <w:rPr>
                   <w:rFonts w:ascii="Arial" w:cs="Arial" w:eastAsia="Arial" w:hAnsi="Arial"/>
@@ -7331,7 +7331,7 @@
               <w:spacing w:after="10" w:before="0"/>
               <w:ind w:left="120"/>
             </w:pPr>
-            <w:hyperlink w:history="1" r:id="rIdj0rbslrf3szxkwjanaeue">
+            <w:hyperlink w:history="1" r:id="rIdfmmhc2rxwwwvyqiinevc6">
               <w:r>
                 <w:rPr>
                   <w:rFonts w:ascii="Arial" w:cs="Arial" w:eastAsia="Arial" w:hAnsi="Arial"/>
@@ -7858,7 +7858,7 @@
         </w:rPr>
         <w:t xml:space="preserve">© 2026 SeaVuria and ARES. Aligned with KICD objectives. Developed by SeaVuria; technical implementation by ARES (with AI assistance from Claude). Licensed under </w:t>
       </w:r>
-      <w:hyperlink w:history="1" r:id="rIdmffcnpbfqkmivkocfpelt">
+      <w:hyperlink w:history="1" r:id="rId30h0lzpm4d8bwuxstrtdl">
         <w:r>
           <w:rPr>
             <w:rFonts w:ascii="Arial" w:cs="Arial" w:eastAsia="Arial" w:hAnsi="Arial"/>
@@ -7879,7 +7879,7 @@
         </w:rPr>
         <w:t xml:space="preserve"> (</w:t>
       </w:r>
-      <w:hyperlink w:history="1" r:id="rId5x9fyk-h6fwqiposo7xgl">
+      <w:hyperlink w:history="1" r:id="rIdhbhueuexw-4v9suhjncla">
         <w:r>
           <w:rPr>
             <w:rFonts w:ascii="Arial" w:cs="Arial" w:eastAsia="Arial" w:hAnsi="Arial"/>
@@ -8892,7 +8892,7 @@
             <w:pPr>
               <w:spacing w:after="20" w:before="0"/>
             </w:pPr>
-            <w:hyperlink w:history="1" r:id="rId82fjuzqd7ptxcincip9-k">
+            <w:hyperlink w:history="1" r:id="rIdjkriyksq9cya_jcclb9pz">
               <w:r>
                 <w:rPr>
                   <w:rFonts w:ascii="Arial" w:cs="Arial" w:eastAsia="Arial" w:hAnsi="Arial"/>
@@ -8925,7 +8925,7 @@
               <w:spacing w:after="10" w:before="0"/>
               <w:ind w:left="120"/>
             </w:pPr>
-            <w:hyperlink w:history="1" r:id="rIdut6bsxkjjfjwsxdwthorh">
+            <w:hyperlink w:history="1" r:id="rIdsllub8se8ar4uiqrnnw3b">
               <w:r>
                 <w:rPr>
                   <w:rFonts w:ascii="Arial" w:cs="Arial" w:eastAsia="Arial" w:hAnsi="Arial"/>
@@ -8987,7 +8987,7 @@
               <w:spacing w:after="10" w:before="0"/>
               <w:ind w:left="120"/>
             </w:pPr>
-            <w:hyperlink w:history="1" r:id="rIdxwqowqa3nru-nibnlujvr">
+            <w:hyperlink w:history="1" r:id="rId5pesre3gd4_wm-wo5xg73">
               <w:r>
                 <w:rPr>
                   <w:rFonts w:ascii="Arial" w:cs="Arial" w:eastAsia="Arial" w:hAnsi="Arial"/>
@@ -9197,7 +9197,7 @@
             <w:pPr>
               <w:spacing w:after="20" w:before="0"/>
             </w:pPr>
-            <w:hyperlink w:history="1" r:id="rIdpx8s-h6cqiwxer0r1dn45">
+            <w:hyperlink w:history="1" r:id="rIdesmjojmprvv5ejcyynane">
               <w:r>
                 <w:rPr>
                   <w:rFonts w:ascii="Arial" w:cs="Arial" w:eastAsia="Arial" w:hAnsi="Arial"/>
@@ -9230,7 +9230,7 @@
               <w:spacing w:after="10" w:before="0"/>
               <w:ind w:left="120"/>
             </w:pPr>
-            <w:hyperlink w:history="1" r:id="rId1d1kni4kaawex6clxrgxq">
+            <w:hyperlink w:history="1" r:id="rIdwsk8acc03gif0qbdm2hqc">
               <w:r>
                 <w:rPr>
                   <w:rFonts w:ascii="Arial" w:cs="Arial" w:eastAsia="Arial" w:hAnsi="Arial"/>
@@ -9292,7 +9292,7 @@
               <w:spacing w:after="10" w:before="0"/>
               <w:ind w:left="120"/>
             </w:pPr>
-            <w:hyperlink w:history="1" r:id="rIdkdcfkkh3f4du_mj9hmzg6">
+            <w:hyperlink w:history="1" r:id="rIdljvz6ofhwgile9dvqzmey">
               <w:r>
                 <w:rPr>
                   <w:rFonts w:ascii="Arial" w:cs="Arial" w:eastAsia="Arial" w:hAnsi="Arial"/>
@@ -9502,7 +9502,7 @@
             <w:pPr>
               <w:spacing w:after="20" w:before="0"/>
             </w:pPr>
-            <w:hyperlink w:history="1" r:id="rId5wqi507agwy4tyrp3rohw">
+            <w:hyperlink w:history="1" r:id="rIdjtbubunrq66juyjpyq5tl">
               <w:r>
                 <w:rPr>
                   <w:rFonts w:ascii="Arial" w:cs="Arial" w:eastAsia="Arial" w:hAnsi="Arial"/>
@@ -9535,7 +9535,7 @@
               <w:spacing w:after="10" w:before="0"/>
               <w:ind w:left="120"/>
             </w:pPr>
-            <w:hyperlink w:history="1" r:id="rIdyepxdgt8zscunnco1540m">
+            <w:hyperlink w:history="1" r:id="rId3wk1tlojrwnpykatdkh4y">
               <w:r>
                 <w:rPr>
                   <w:rFonts w:ascii="Arial" w:cs="Arial" w:eastAsia="Arial" w:hAnsi="Arial"/>
@@ -9597,7 +9597,7 @@
               <w:spacing w:after="10" w:before="0"/>
               <w:ind w:left="120"/>
             </w:pPr>
-            <w:hyperlink w:history="1" r:id="rIdrfh2jfdgev67iiwgkeygk">
+            <w:hyperlink w:history="1" r:id="rIdgmjnmy-hcnngi7l4jeqrw">
               <w:r>
                 <w:rPr>
                   <w:rFonts w:ascii="Arial" w:cs="Arial" w:eastAsia="Arial" w:hAnsi="Arial"/>
@@ -9807,7 +9807,7 @@
             <w:pPr>
               <w:spacing w:after="20" w:before="0"/>
             </w:pPr>
-            <w:hyperlink w:history="1" r:id="rIdwoeufcvqwyl9dmfndkisw">
+            <w:hyperlink w:history="1" r:id="rIdls9pmpvjirlxtasumw62d">
               <w:r>
                 <w:rPr>
                   <w:rFonts w:ascii="Arial" w:cs="Arial" w:eastAsia="Arial" w:hAnsi="Arial"/>
@@ -9840,7 +9840,7 @@
               <w:spacing w:after="10" w:before="0"/>
               <w:ind w:left="120"/>
             </w:pPr>
-            <w:hyperlink w:history="1" r:id="rIdpmquk-pffusz55liyuabj">
+            <w:hyperlink w:history="1" r:id="rId8egz79lpcu-bxzaqvhdcj">
               <w:r>
                 <w:rPr>
                   <w:rFonts w:ascii="Arial" w:cs="Arial" w:eastAsia="Arial" w:hAnsi="Arial"/>
@@ -9902,7 +9902,7 @@
               <w:spacing w:after="10" w:before="0"/>
               <w:ind w:left="120"/>
             </w:pPr>
-            <w:hyperlink w:history="1" r:id="rId6ozklwhvm-cqv9hwbsj17">
+            <w:hyperlink w:history="1" r:id="rIdljh04geqlthrd8wladj3-">
               <w:r>
                 <w:rPr>
                   <w:rFonts w:ascii="Arial" w:cs="Arial" w:eastAsia="Arial" w:hAnsi="Arial"/>
@@ -10112,7 +10112,7 @@
             <w:pPr>
               <w:spacing w:after="20" w:before="0"/>
             </w:pPr>
-            <w:hyperlink w:history="1" r:id="rId7vqkrvy1kgl71yy0g-gdw">
+            <w:hyperlink w:history="1" r:id="rIdyurwerqgjie3wdqz_ql79">
               <w:r>
                 <w:rPr>
                   <w:rFonts w:ascii="Arial" w:cs="Arial" w:eastAsia="Arial" w:hAnsi="Arial"/>
@@ -10145,7 +10145,7 @@
               <w:spacing w:after="10" w:before="0"/>
               <w:ind w:left="120"/>
             </w:pPr>
-            <w:hyperlink w:history="1" r:id="rIdsolziqpi82urnoowwjg2g">
+            <w:hyperlink w:history="1" r:id="rId-demvnylouu5qnqnn1uss">
               <w:r>
                 <w:rPr>
                   <w:rFonts w:ascii="Arial" w:cs="Arial" w:eastAsia="Arial" w:hAnsi="Arial"/>
@@ -10207,7 +10207,7 @@
               <w:spacing w:after="10" w:before="0"/>
               <w:ind w:left="120"/>
             </w:pPr>
-            <w:hyperlink w:history="1" r:id="rIdj7uper4potzvhpicnedaq">
+            <w:hyperlink w:history="1" r:id="rIda3gyvbpjqsriway716uqn">
               <w:r>
                 <w:rPr>
                   <w:rFonts w:ascii="Arial" w:cs="Arial" w:eastAsia="Arial" w:hAnsi="Arial"/>
@@ -10734,7 +10734,7 @@
         </w:rPr>
         <w:t xml:space="preserve">© 2026 SeaVuria and ARES. Aligned with KICD objectives. Developed by SeaVuria; technical implementation by ARES (with AI assistance from Claude). Licensed under </w:t>
       </w:r>
-      <w:hyperlink w:history="1" r:id="rIdku6gbzmkz5y2rrmtwlubg">
+      <w:hyperlink w:history="1" r:id="rId2exqaji10vkchbggkbqfb">
         <w:r>
           <w:rPr>
             <w:rFonts w:ascii="Arial" w:cs="Arial" w:eastAsia="Arial" w:hAnsi="Arial"/>
@@ -10755,7 +10755,7 @@
         </w:rPr>
         <w:t xml:space="preserve"> (</w:t>
       </w:r>
-      <w:hyperlink w:history="1" r:id="rIdh7ylgskop9qaro4xpijsi">
+      <w:hyperlink w:history="1" r:id="rIdrqfqtcrhoujxijulwwmyy">
         <w:r>
           <w:rPr>
             <w:rFonts w:ascii="Arial" w:cs="Arial" w:eastAsia="Arial" w:hAnsi="Arial"/>
@@ -11768,7 +11768,7 @@
             <w:pPr>
               <w:spacing w:after="20" w:before="0"/>
             </w:pPr>
-            <w:hyperlink w:history="1" r:id="rId_vnar8grsi9go044ovlmg">
+            <w:hyperlink w:history="1" r:id="rIdjsp6y_ybajexfd9enhakg">
               <w:r>
                 <w:rPr>
                   <w:rFonts w:ascii="Arial" w:cs="Arial" w:eastAsia="Arial" w:hAnsi="Arial"/>
@@ -11801,7 +11801,7 @@
               <w:spacing w:after="10" w:before="0"/>
               <w:ind w:left="120"/>
             </w:pPr>
-            <w:hyperlink w:history="1" r:id="rIdl54bwxjykfh_2idrebzb4">
+            <w:hyperlink w:history="1" r:id="rIdf7wofomqkhesja1vcpgdr">
               <w:r>
                 <w:rPr>
                   <w:rFonts w:ascii="Arial" w:cs="Arial" w:eastAsia="Arial" w:hAnsi="Arial"/>
@@ -11846,7 +11846,7 @@
             <w:pPr>
               <w:spacing w:after="20" w:before="0"/>
             </w:pPr>
-            <w:hyperlink w:history="1" r:id="rIdbmpk4a7clxw8w7dmnegxi">
+            <w:hyperlink w:history="1" r:id="rIdss-yjwfyncolcajwg5ekq">
               <w:r>
                 <w:rPr>
                   <w:rFonts w:ascii="Arial" w:cs="Arial" w:eastAsia="Arial" w:hAnsi="Arial"/>
@@ -11879,7 +11879,7 @@
               <w:spacing w:after="10" w:before="0"/>
               <w:ind w:left="120"/>
             </w:pPr>
-            <w:hyperlink w:history="1" r:id="rId_qku7dr5ikimqohzclhe9">
+            <w:hyperlink w:history="1" r:id="rIdrom_8po1sn9aty4bsc-ev">
               <w:r>
                 <w:rPr>
                   <w:rFonts w:ascii="Arial" w:cs="Arial" w:eastAsia="Arial" w:hAnsi="Arial"/>
@@ -12074,7 +12074,7 @@
             <w:pPr>
               <w:spacing w:after="20" w:before="0"/>
             </w:pPr>
-            <w:hyperlink w:history="1" r:id="rIdpyc0hmyrb45pr0l1zhbvb">
+            <w:hyperlink w:history="1" r:id="rIdo8suj5iqqsnp3u4ngj-ho">
               <w:r>
                 <w:rPr>
                   <w:rFonts w:ascii="Arial" w:cs="Arial" w:eastAsia="Arial" w:hAnsi="Arial"/>
@@ -12107,7 +12107,7 @@
               <w:spacing w:after="10" w:before="0"/>
               <w:ind w:left="120"/>
             </w:pPr>
-            <w:hyperlink w:history="1" r:id="rIdxsrlb3wr7n1gm2x-yuq-s">
+            <w:hyperlink w:history="1" r:id="rIdrgci7ft_jpgo_u42q8mvo">
               <w:r>
                 <w:rPr>
                   <w:rFonts w:ascii="Arial" w:cs="Arial" w:eastAsia="Arial" w:hAnsi="Arial"/>
@@ -12152,7 +12152,7 @@
             <w:pPr>
               <w:spacing w:after="20" w:before="0"/>
             </w:pPr>
-            <w:hyperlink w:history="1" r:id="rIdoffxacmtpdp5acg0knrsx">
+            <w:hyperlink w:history="1" r:id="rIdy8wym6ayao14ivoioscpf">
               <w:r>
                 <w:rPr>
                   <w:rFonts w:ascii="Arial" w:cs="Arial" w:eastAsia="Arial" w:hAnsi="Arial"/>
@@ -12185,7 +12185,7 @@
               <w:spacing w:after="10" w:before="0"/>
               <w:ind w:left="120"/>
             </w:pPr>
-            <w:hyperlink w:history="1" r:id="rIdl6l-xnrfjdpzmtx64bmkx">
+            <w:hyperlink w:history="1" r:id="rIdh9xpjgh38mg0xzmephrty">
               <w:r>
                 <w:rPr>
                   <w:rFonts w:ascii="Arial" w:cs="Arial" w:eastAsia="Arial" w:hAnsi="Arial"/>
@@ -12380,7 +12380,7 @@
             <w:pPr>
               <w:spacing w:after="20" w:before="0"/>
             </w:pPr>
-            <w:hyperlink w:history="1" r:id="rIdskhklxhex8hbnvltuqtb7">
+            <w:hyperlink w:history="1" r:id="rIda0_0285irltwtgstak60c">
               <w:r>
                 <w:rPr>
                   <w:rFonts w:ascii="Arial" w:cs="Arial" w:eastAsia="Arial" w:hAnsi="Arial"/>
@@ -12413,7 +12413,7 @@
               <w:spacing w:after="10" w:before="0"/>
               <w:ind w:left="120"/>
             </w:pPr>
-            <w:hyperlink w:history="1" r:id="rIdypr0qkwampfzlgzwoptwu">
+            <w:hyperlink w:history="1" r:id="rIdfqxlvdpjhmrxrcvvtldwb">
               <w:r>
                 <w:rPr>
                   <w:rFonts w:ascii="Arial" w:cs="Arial" w:eastAsia="Arial" w:hAnsi="Arial"/>
@@ -12458,7 +12458,7 @@
             <w:pPr>
               <w:spacing w:after="20" w:before="0"/>
             </w:pPr>
-            <w:hyperlink w:history="1" r:id="rId_0hvsoznfprzdwctzacgp">
+            <w:hyperlink w:history="1" r:id="rIdclkgn4kxgqpaikhpjj75r">
               <w:r>
                 <w:rPr>
                   <w:rFonts w:ascii="Arial" w:cs="Arial" w:eastAsia="Arial" w:hAnsi="Arial"/>
@@ -12491,7 +12491,7 @@
               <w:spacing w:after="10" w:before="0"/>
               <w:ind w:left="120"/>
             </w:pPr>
-            <w:hyperlink w:history="1" r:id="rIdkvhe4gq7js5jun8lsmmf4">
+            <w:hyperlink w:history="1" r:id="rId3mhbmpdmk2f536w8v2h3r">
               <w:r>
                 <w:rPr>
                   <w:rFonts w:ascii="Arial" w:cs="Arial" w:eastAsia="Arial" w:hAnsi="Arial"/>
@@ -12686,7 +12686,7 @@
             <w:pPr>
               <w:spacing w:after="20" w:before="0"/>
             </w:pPr>
-            <w:hyperlink w:history="1" r:id="rIdiptl356goxlxfjvcjwffb">
+            <w:hyperlink w:history="1" r:id="rId1ceq7f_bmpp__spy1o-7i">
               <w:r>
                 <w:rPr>
                   <w:rFonts w:ascii="Arial" w:cs="Arial" w:eastAsia="Arial" w:hAnsi="Arial"/>
@@ -12719,7 +12719,7 @@
               <w:spacing w:after="10" w:before="0"/>
               <w:ind w:left="120"/>
             </w:pPr>
-            <w:hyperlink w:history="1" r:id="rIdzpojm226m_wckqrstrfd9">
+            <w:hyperlink w:history="1" r:id="rIdejo7gc22wxqlwca_zkvo7">
               <w:r>
                 <w:rPr>
                   <w:rFonts w:ascii="Arial" w:cs="Arial" w:eastAsia="Arial" w:hAnsi="Arial"/>
@@ -12764,7 +12764,7 @@
             <w:pPr>
               <w:spacing w:after="20" w:before="0"/>
             </w:pPr>
-            <w:hyperlink w:history="1" r:id="rIdvdncixrfvppeip_ih5fjy">
+            <w:hyperlink w:history="1" r:id="rIdrsrrvfpp2wxyyhwen7ort">
               <w:r>
                 <w:rPr>
                   <w:rFonts w:ascii="Arial" w:cs="Arial" w:eastAsia="Arial" w:hAnsi="Arial"/>
@@ -12797,7 +12797,7 @@
               <w:spacing w:after="10" w:before="0"/>
               <w:ind w:left="120"/>
             </w:pPr>
-            <w:hyperlink w:history="1" r:id="rIdr49glb9mgxcbjbqbhoehz">
+            <w:hyperlink w:history="1" r:id="rIdxmgxqvo-scrmberl1qcvq">
               <w:r>
                 <w:rPr>
                   <w:rFonts w:ascii="Arial" w:cs="Arial" w:eastAsia="Arial" w:hAnsi="Arial"/>
@@ -12992,7 +12992,7 @@
             <w:pPr>
               <w:spacing w:after="20" w:before="0"/>
             </w:pPr>
-            <w:hyperlink w:history="1" r:id="rIddeuvaa4a8qdrmfnf9uulq">
+            <w:hyperlink w:history="1" r:id="rId_le1j9q8pbmnav9bvmhas">
               <w:r>
                 <w:rPr>
                   <w:rFonts w:ascii="Arial" w:cs="Arial" w:eastAsia="Arial" w:hAnsi="Arial"/>
@@ -13025,7 +13025,7 @@
               <w:spacing w:after="10" w:before="0"/>
               <w:ind w:left="120"/>
             </w:pPr>
-            <w:hyperlink w:history="1" r:id="rId6ebzjhmpyvthbgplfxo60">
+            <w:hyperlink w:history="1" r:id="rId58-0hjzlyvijlblzieksz">
               <w:r>
                 <w:rPr>
                   <w:rFonts w:ascii="Arial" w:cs="Arial" w:eastAsia="Arial" w:hAnsi="Arial"/>
@@ -13070,7 +13070,7 @@
             <w:pPr>
               <w:spacing w:after="20" w:before="0"/>
             </w:pPr>
-            <w:hyperlink w:history="1" r:id="rIdzx4gg2uf-ontxyvvipnko">
+            <w:hyperlink w:history="1" r:id="rId4twzy10tknf9z-5ge85ab">
               <w:r>
                 <w:rPr>
                   <w:rFonts w:ascii="Arial" w:cs="Arial" w:eastAsia="Arial" w:hAnsi="Arial"/>
@@ -13103,7 +13103,7 @@
               <w:spacing w:after="10" w:before="0"/>
               <w:ind w:left="120"/>
             </w:pPr>
-            <w:hyperlink w:history="1" r:id="rIdmnssdmxsvvwyitmkcsboo">
+            <w:hyperlink w:history="1" r:id="rIdyboihsa5duhp7jgffrdjj">
               <w:r>
                 <w:rPr>
                   <w:rFonts w:ascii="Arial" w:cs="Arial" w:eastAsia="Arial" w:hAnsi="Arial"/>
@@ -13615,7 +13615,7 @@
         </w:rPr>
         <w:t xml:space="preserve">© 2026 SeaVuria and ARES. Aligned with KICD objectives. Developed by SeaVuria; technical implementation by ARES (with AI assistance from Claude). Licensed under </w:t>
       </w:r>
-      <w:hyperlink w:history="1" r:id="rIdn-5gq8dzmru6-qtdld_5w">
+      <w:hyperlink w:history="1" r:id="rIdmyvgovhbvbcitjcnrvw9i">
         <w:r>
           <w:rPr>
             <w:rFonts w:ascii="Arial" w:cs="Arial" w:eastAsia="Arial" w:hAnsi="Arial"/>
@@ -13636,7 +13636,7 @@
         </w:rPr>
         <w:t xml:space="preserve"> (</w:t>
       </w:r>
-      <w:hyperlink w:history="1" r:id="rIdl-yzdwgb_waqs0midaurt">
+      <w:hyperlink w:history="1" r:id="rIdanqabjagvtniqsznxlg8v">
         <w:r>
           <w:rPr>
             <w:rFonts w:ascii="Arial" w:cs="Arial" w:eastAsia="Arial" w:hAnsi="Arial"/>
@@ -14666,7 +14666,7 @@
               <w:spacing w:after="10" w:before="0"/>
               <w:ind w:left="120"/>
             </w:pPr>
-            <w:hyperlink w:history="1" r:id="rId7fpn3tvfi20iew9dljsjs">
+            <w:hyperlink w:history="1" r:id="rIdlqjwexfjvxsno2a4fbfyu">
               <w:r>
                 <w:rPr>
                   <w:rFonts w:ascii="Arial" w:cs="Arial" w:eastAsia="Arial" w:hAnsi="Arial"/>
@@ -14743,7 +14743,7 @@
               <w:spacing w:after="10" w:before="0"/>
               <w:ind w:left="120"/>
             </w:pPr>
-            <w:hyperlink w:history="1" r:id="rId5gfcqotgmk6ugunoj4m8c">
+            <w:hyperlink w:history="1" r:id="rIdzsdwfhecmykagwjmiqjgr">
               <w:r>
                 <w:rPr>
                   <w:rFonts w:ascii="Arial" w:cs="Arial" w:eastAsia="Arial" w:hAnsi="Arial"/>
@@ -14970,7 +14970,7 @@
               <w:spacing w:after="10" w:before="0"/>
               <w:ind w:left="120"/>
             </w:pPr>
-            <w:hyperlink w:history="1" r:id="rIdriu2_v1e2paeixa9g7xax">
+            <w:hyperlink w:history="1" r:id="rIdr2-fwc8smda9qrfkt1tt1">
               <w:r>
                 <w:rPr>
                   <w:rFonts w:ascii="Arial" w:cs="Arial" w:eastAsia="Arial" w:hAnsi="Arial"/>
@@ -15047,7 +15047,7 @@
               <w:spacing w:after="10" w:before="0"/>
               <w:ind w:left="120"/>
             </w:pPr>
-            <w:hyperlink w:history="1" r:id="rIdfe0bpztwke6j1bkd5sjhw">
+            <w:hyperlink w:history="1" r:id="rIdq6sqplpepndc4t-xo3ch5">
               <w:r>
                 <w:rPr>
                   <w:rFonts w:ascii="Arial" w:cs="Arial" w:eastAsia="Arial" w:hAnsi="Arial"/>
@@ -15274,7 +15274,7 @@
               <w:spacing w:after="10" w:before="0"/>
               <w:ind w:left="120"/>
             </w:pPr>
-            <w:hyperlink w:history="1" r:id="rIdyewbnimxi8jnz1qddgz1d">
+            <w:hyperlink w:history="1" r:id="rId98wbeuvhfsq0h4dfo9_8b">
               <w:r>
                 <w:rPr>
                   <w:rFonts w:ascii="Arial" w:cs="Arial" w:eastAsia="Arial" w:hAnsi="Arial"/>
@@ -15351,7 +15351,7 @@
               <w:spacing w:after="10" w:before="0"/>
               <w:ind w:left="120"/>
             </w:pPr>
-            <w:hyperlink w:history="1" r:id="rIdaybke92k4b7s0-xakmcfv">
+            <w:hyperlink w:history="1" r:id="rIdjzt1r0a4_khdmez9iha2m">
               <w:r>
                 <w:rPr>
                   <w:rFonts w:ascii="Arial" w:cs="Arial" w:eastAsia="Arial" w:hAnsi="Arial"/>
@@ -15578,7 +15578,7 @@
               <w:spacing w:after="10" w:before="0"/>
               <w:ind w:left="120"/>
             </w:pPr>
-            <w:hyperlink w:history="1" r:id="rIdltctw2svpdr02ltxsqtqv">
+            <w:hyperlink w:history="1" r:id="rId8w16tpmjuic2nc0976wkp">
               <w:r>
                 <w:rPr>
                   <w:rFonts w:ascii="Arial" w:cs="Arial" w:eastAsia="Arial" w:hAnsi="Arial"/>
@@ -15655,7 +15655,7 @@
               <w:spacing w:after="10" w:before="0"/>
               <w:ind w:left="120"/>
             </w:pPr>
-            <w:hyperlink w:history="1" r:id="rIdwftrawuupzhczdl5x9pmc">
+            <w:hyperlink w:history="1" r:id="rIdz2fk-q4zxc8cjgv1iqju4">
               <w:r>
                 <w:rPr>
                   <w:rFonts w:ascii="Arial" w:cs="Arial" w:eastAsia="Arial" w:hAnsi="Arial"/>
@@ -15882,7 +15882,7 @@
               <w:spacing w:after="10" w:before="0"/>
               <w:ind w:left="120"/>
             </w:pPr>
-            <w:hyperlink w:history="1" r:id="rIdojesz-gywrcbp9goa-j38">
+            <w:hyperlink w:history="1" r:id="rIdddlmyys84z-8ncivhulrf">
               <w:r>
                 <w:rPr>
                   <w:rFonts w:ascii="Arial" w:cs="Arial" w:eastAsia="Arial" w:hAnsi="Arial"/>
@@ -15959,7 +15959,7 @@
               <w:spacing w:after="10" w:before="0"/>
               <w:ind w:left="120"/>
             </w:pPr>
-            <w:hyperlink w:history="1" r:id="rIdvblrl5j40lxbcdsrpum36">
+            <w:hyperlink w:history="1" r:id="rIdcm1e8m4qeqpfyd2svdxz3">
               <w:r>
                 <w:rPr>
                   <w:rFonts w:ascii="Arial" w:cs="Arial" w:eastAsia="Arial" w:hAnsi="Arial"/>
@@ -16486,7 +16486,7 @@
         </w:rPr>
         <w:t xml:space="preserve">© 2026 SeaVuria and ARES. Aligned with KICD objectives. Developed by SeaVuria; technical implementation by ARES (with AI assistance from Claude). Licensed under </w:t>
       </w:r>
-      <w:hyperlink w:history="1" r:id="rId7dsvezdd47zbqbxc6wmr8">
+      <w:hyperlink w:history="1" r:id="rId6wkmrqh4dgclbmgk6x3p1">
         <w:r>
           <w:rPr>
             <w:rFonts w:ascii="Arial" w:cs="Arial" w:eastAsia="Arial" w:hAnsi="Arial"/>
@@ -16507,7 +16507,7 @@
         </w:rPr>
         <w:t xml:space="preserve"> (</w:t>
       </w:r>
-      <w:hyperlink w:history="1" r:id="rId-gxgbjgsfbg4v4yurtjxl">
+      <w:hyperlink w:history="1" r:id="rIdgmmbr6ijyoewgobmdo6nx">
         <w:r>
           <w:rPr>
             <w:rFonts w:ascii="Arial" w:cs="Arial" w:eastAsia="Arial" w:hAnsi="Arial"/>
@@ -17537,7 +17537,7 @@
               <w:spacing w:after="10" w:before="0"/>
               <w:ind w:left="120"/>
             </w:pPr>
-            <w:hyperlink w:history="1" r:id="rIdfl7ltxcv-wmqkyduiwh4g">
+            <w:hyperlink w:history="1" r:id="rIdaejfesqevpenpq2kzaokg">
               <w:r>
                 <w:rPr>
                   <w:rFonts w:ascii="Arial" w:cs="Arial" w:eastAsia="Arial" w:hAnsi="Arial"/>
@@ -17614,7 +17614,7 @@
               <w:spacing w:after="10" w:before="0"/>
               <w:ind w:left="120"/>
             </w:pPr>
-            <w:hyperlink w:history="1" r:id="rIdoxrqyllozqd4bw8rxrtcp">
+            <w:hyperlink w:history="1" r:id="rIdhzviewshfzqnmoyoujnwc">
               <w:r>
                 <w:rPr>
                   <w:rFonts w:ascii="Arial" w:cs="Arial" w:eastAsia="Arial" w:hAnsi="Arial"/>
@@ -17841,7 +17841,7 @@
               <w:spacing w:after="10" w:before="0"/>
               <w:ind w:left="120"/>
             </w:pPr>
-            <w:hyperlink w:history="1" r:id="rIdzdiq5kcwontel0bvzooby">
+            <w:hyperlink w:history="1" r:id="rIdwl0tmocjfsu54hdgn5ogm">
               <w:r>
                 <w:rPr>
                   <w:rFonts w:ascii="Arial" w:cs="Arial" w:eastAsia="Arial" w:hAnsi="Arial"/>
@@ -17918,7 +17918,7 @@
               <w:spacing w:after="10" w:before="0"/>
               <w:ind w:left="120"/>
             </w:pPr>
-            <w:hyperlink w:history="1" r:id="rIdgh5zj2oddprduf_obqly5">
+            <w:hyperlink w:history="1" r:id="rIdycalae3ubl1zu_m_rymx5">
               <w:r>
                 <w:rPr>
                   <w:rFonts w:ascii="Arial" w:cs="Arial" w:eastAsia="Arial" w:hAnsi="Arial"/>
@@ -18145,7 +18145,7 @@
               <w:spacing w:after="10" w:before="0"/>
               <w:ind w:left="120"/>
             </w:pPr>
-            <w:hyperlink w:history="1" r:id="rIdlrbv5awmlq7rm7ptojf8j">
+            <w:hyperlink w:history="1" r:id="rIdifhn4dg8mkla2ikzwhbz8">
               <w:r>
                 <w:rPr>
                   <w:rFonts w:ascii="Arial" w:cs="Arial" w:eastAsia="Arial" w:hAnsi="Arial"/>
@@ -18222,7 +18222,7 @@
               <w:spacing w:after="10" w:before="0"/>
               <w:ind w:left="120"/>
             </w:pPr>
-            <w:hyperlink w:history="1" r:id="rIdidtyrxfdn9nwumoaem5ii">
+            <w:hyperlink w:history="1" r:id="rIdqu8bgchpepivs45mibai8">
               <w:r>
                 <w:rPr>
                   <w:rFonts w:ascii="Arial" w:cs="Arial" w:eastAsia="Arial" w:hAnsi="Arial"/>
@@ -18449,7 +18449,7 @@
               <w:spacing w:after="10" w:before="0"/>
               <w:ind w:left="120"/>
             </w:pPr>
-            <w:hyperlink w:history="1" r:id="rId0wrl0cfvaiqteqf_corfv">
+            <w:hyperlink w:history="1" r:id="rIdhsciobrcx0wy-sfwjifcx">
               <w:r>
                 <w:rPr>
                   <w:rFonts w:ascii="Arial" w:cs="Arial" w:eastAsia="Arial" w:hAnsi="Arial"/>
@@ -18526,7 +18526,7 @@
               <w:spacing w:after="10" w:before="0"/>
               <w:ind w:left="120"/>
             </w:pPr>
-            <w:hyperlink w:history="1" r:id="rIdmhghq_cidhkzep33kwthj">
+            <w:hyperlink w:history="1" r:id="rIdezgrbdnmsnk4je9d3u9fe">
               <w:r>
                 <w:rPr>
                   <w:rFonts w:ascii="Arial" w:cs="Arial" w:eastAsia="Arial" w:hAnsi="Arial"/>
@@ -18753,7 +18753,7 @@
               <w:spacing w:after="10" w:before="0"/>
               <w:ind w:left="120"/>
             </w:pPr>
-            <w:hyperlink w:history="1" r:id="rIdnwa4qx6kf0297f7g5w1qa">
+            <w:hyperlink w:history="1" r:id="rIdxgfmuxya54vgfkw5xniuj">
               <w:r>
                 <w:rPr>
                   <w:rFonts w:ascii="Arial" w:cs="Arial" w:eastAsia="Arial" w:hAnsi="Arial"/>
@@ -18830,7 +18830,7 @@
               <w:spacing w:after="10" w:before="0"/>
               <w:ind w:left="120"/>
             </w:pPr>
-            <w:hyperlink w:history="1" r:id="rIdiuhfa525_td1cp153ijwv">
+            <w:hyperlink w:history="1" r:id="rIdpiuflhsa8p5gyi9rmbdjn">
               <w:r>
                 <w:rPr>
                   <w:rFonts w:ascii="Arial" w:cs="Arial" w:eastAsia="Arial" w:hAnsi="Arial"/>
@@ -19357,7 +19357,7 @@
         </w:rPr>
         <w:t xml:space="preserve">© 2026 SeaVuria and ARES. Aligned with KICD objectives. Developed by SeaVuria; technical implementation by ARES (with AI assistance from Claude). Licensed under </w:t>
       </w:r>
-      <w:hyperlink w:history="1" r:id="rId_rieioljprs6o5up8sdj5">
+      <w:hyperlink w:history="1" r:id="rId_f8m5t-a2niikhwuqhwru">
         <w:r>
           <w:rPr>
             <w:rFonts w:ascii="Arial" w:cs="Arial" w:eastAsia="Arial" w:hAnsi="Arial"/>
@@ -19378,7 +19378,7 @@
         </w:rPr>
         <w:t xml:space="preserve"> (</w:t>
       </w:r>
-      <w:hyperlink w:history="1" r:id="rIdehrpsb4l9hoelnjnwhnv9">
+      <w:hyperlink w:history="1" r:id="rIdp3seybaucdt2alxnacmjj">
         <w:r>
           <w:rPr>
             <w:rFonts w:ascii="Arial" w:cs="Arial" w:eastAsia="Arial" w:hAnsi="Arial"/>
@@ -20391,7 +20391,7 @@
             <w:pPr>
               <w:spacing w:after="20" w:before="0"/>
             </w:pPr>
-            <w:hyperlink w:history="1" r:id="rId9gkukyehbdujrrulg2g02">
+            <w:hyperlink w:history="1" r:id="rIdlky9pe6uwlyxdbuciplay">
               <w:r>
                 <w:rPr>
                   <w:rFonts w:ascii="Arial" w:cs="Arial" w:eastAsia="Arial" w:hAnsi="Arial"/>
@@ -20424,7 +20424,7 @@
               <w:spacing w:after="10" w:before="0"/>
               <w:ind w:left="120"/>
             </w:pPr>
-            <w:hyperlink w:history="1" r:id="rIdrqloos4xfhhyhplrxckvf">
+            <w:hyperlink w:history="1" r:id="rIdwgmpfn_kuiodutckcbgvi">
               <w:r>
                 <w:rPr>
                   <w:rFonts w:ascii="Arial" w:cs="Arial" w:eastAsia="Arial" w:hAnsi="Arial"/>
@@ -20486,7 +20486,7 @@
               <w:spacing w:after="10" w:before="0"/>
               <w:ind w:left="120"/>
             </w:pPr>
-            <w:hyperlink w:history="1" r:id="rIdh6e08opx1cagtt1xkzp85">
+            <w:hyperlink w:history="1" r:id="rIdyxoqjpruyhmmvb0bwv5wk">
               <w:r>
                 <w:rPr>
                   <w:rFonts w:ascii="Arial" w:cs="Arial" w:eastAsia="Arial" w:hAnsi="Arial"/>
@@ -20696,7 +20696,7 @@
             <w:pPr>
               <w:spacing w:after="20" w:before="0"/>
             </w:pPr>
-            <w:hyperlink w:history="1" r:id="rIdkihd4hcqieebpmrnhfemy">
+            <w:hyperlink w:history="1" r:id="rIduck4r5foomgteaekutpyg">
               <w:r>
                 <w:rPr>
                   <w:rFonts w:ascii="Arial" w:cs="Arial" w:eastAsia="Arial" w:hAnsi="Arial"/>
@@ -20729,7 +20729,7 @@
               <w:spacing w:after="10" w:before="0"/>
               <w:ind w:left="120"/>
             </w:pPr>
-            <w:hyperlink w:history="1" r:id="rIdi04d0l3d1y-mc5s9-laie">
+            <w:hyperlink w:history="1" r:id="rIdsaggrkavuhqdikfgyuhjk">
               <w:r>
                 <w:rPr>
                   <w:rFonts w:ascii="Arial" w:cs="Arial" w:eastAsia="Arial" w:hAnsi="Arial"/>
@@ -20791,7 +20791,7 @@
               <w:spacing w:after="10" w:before="0"/>
               <w:ind w:left="120"/>
             </w:pPr>
-            <w:hyperlink w:history="1" r:id="rIdsdjvm4jkkw8i1wqcbis1s">
+            <w:hyperlink w:history="1" r:id="rIdq0bx0a7z-mwavhnu8w6sk">
               <w:r>
                 <w:rPr>
                   <w:rFonts w:ascii="Arial" w:cs="Arial" w:eastAsia="Arial" w:hAnsi="Arial"/>
@@ -21001,7 +21001,7 @@
             <w:pPr>
               <w:spacing w:after="20" w:before="0"/>
             </w:pPr>
-            <w:hyperlink w:history="1" r:id="rIdc4gxnmnwohy8jfunk5po7">
+            <w:hyperlink w:history="1" r:id="rIdljdfej4-nd1h1birrp8jp">
               <w:r>
                 <w:rPr>
                   <w:rFonts w:ascii="Arial" w:cs="Arial" w:eastAsia="Arial" w:hAnsi="Arial"/>
@@ -21034,7 +21034,7 @@
               <w:spacing w:after="10" w:before="0"/>
               <w:ind w:left="120"/>
             </w:pPr>
-            <w:hyperlink w:history="1" r:id="rIdrpq4ukckdgaz41rbsqg6e">
+            <w:hyperlink w:history="1" r:id="rId7h8r4g9nqtx42zb1wbhio">
               <w:r>
                 <w:rPr>
                   <w:rFonts w:ascii="Arial" w:cs="Arial" w:eastAsia="Arial" w:hAnsi="Arial"/>
@@ -21096,7 +21096,7 @@
               <w:spacing w:after="10" w:before="0"/>
               <w:ind w:left="120"/>
             </w:pPr>
-            <w:hyperlink w:history="1" r:id="rIdfgldn47mgj9l-snui6zy2">
+            <w:hyperlink w:history="1" r:id="rIdrva0iqst4evnyi8jbvppu">
               <w:r>
                 <w:rPr>
                   <w:rFonts w:ascii="Arial" w:cs="Arial" w:eastAsia="Arial" w:hAnsi="Arial"/>
@@ -21306,7 +21306,7 @@
             <w:pPr>
               <w:spacing w:after="20" w:before="0"/>
             </w:pPr>
-            <w:hyperlink w:history="1" r:id="rIdwjwzzln3t-bg6h_sasbov">
+            <w:hyperlink w:history="1" r:id="rIdfics-efudxxivzvrnqp-n">
               <w:r>
                 <w:rPr>
                   <w:rFonts w:ascii="Arial" w:cs="Arial" w:eastAsia="Arial" w:hAnsi="Arial"/>
@@ -21339,7 +21339,7 @@
               <w:spacing w:after="10" w:before="0"/>
               <w:ind w:left="120"/>
             </w:pPr>
-            <w:hyperlink w:history="1" r:id="rIdtuxt-ynhssboyhocppfkx">
+            <w:hyperlink w:history="1" r:id="rIdd0m70eg6--lgc4zgf6z-w">
               <w:r>
                 <w:rPr>
                   <w:rFonts w:ascii="Arial" w:cs="Arial" w:eastAsia="Arial" w:hAnsi="Arial"/>
@@ -21401,7 +21401,7 @@
               <w:spacing w:after="10" w:before="0"/>
               <w:ind w:left="120"/>
             </w:pPr>
-            <w:hyperlink w:history="1" r:id="rIdm_ipibuoz3sw_zvuibwzw">
+            <w:hyperlink w:history="1" r:id="rIdvyleebsjxfvslna5kvaob">
               <w:r>
                 <w:rPr>
                   <w:rFonts w:ascii="Arial" w:cs="Arial" w:eastAsia="Arial" w:hAnsi="Arial"/>
@@ -21611,7 +21611,7 @@
             <w:pPr>
               <w:spacing w:after="20" w:before="0"/>
             </w:pPr>
-            <w:hyperlink w:history="1" r:id="rIdwhgjq6r01lpspsvyodyke">
+            <w:hyperlink w:history="1" r:id="rIdqreyfvm5im_pytsll5qdj">
               <w:r>
                 <w:rPr>
                   <w:rFonts w:ascii="Arial" w:cs="Arial" w:eastAsia="Arial" w:hAnsi="Arial"/>
@@ -21644,7 +21644,7 @@
               <w:spacing w:after="10" w:before="0"/>
               <w:ind w:left="120"/>
             </w:pPr>
-            <w:hyperlink w:history="1" r:id="rIdkvo3ota2jhll20kpkmucy">
+            <w:hyperlink w:history="1" r:id="rId7vu6ey4wlpsrr3-paqlzr">
               <w:r>
                 <w:rPr>
                   <w:rFonts w:ascii="Arial" w:cs="Arial" w:eastAsia="Arial" w:hAnsi="Arial"/>
@@ -21706,7 +21706,7 @@
               <w:spacing w:after="10" w:before="0"/>
               <w:ind w:left="120"/>
             </w:pPr>
-            <w:hyperlink w:history="1" r:id="rIdsbauvok_5fvrph4ijqyuy">
+            <w:hyperlink w:history="1" r:id="rIdzwfn9hlftszhm_kjcltxt">
               <w:r>
                 <w:rPr>
                   <w:rFonts w:ascii="Arial" w:cs="Arial" w:eastAsia="Arial" w:hAnsi="Arial"/>
@@ -22233,7 +22233,7 @@
         </w:rPr>
         <w:t xml:space="preserve">© 2026 SeaVuria and ARES. Aligned with KICD objectives. Developed by SeaVuria; technical implementation by ARES (with AI assistance from Claude). Licensed under </w:t>
       </w:r>
-      <w:hyperlink w:history="1" r:id="rIdwex65aaggvtcpyphccxlk">
+      <w:hyperlink w:history="1" r:id="rIdpuzcdt1-r4vbbzatmohss">
         <w:r>
           <w:rPr>
             <w:rFonts w:ascii="Arial" w:cs="Arial" w:eastAsia="Arial" w:hAnsi="Arial"/>
@@ -22254,7 +22254,7 @@
         </w:rPr>
         <w:t xml:space="preserve"> (</w:t>
       </w:r>
-      <w:hyperlink w:history="1" r:id="rIdwtgm6glqmgqqgojkklplo">
+      <w:hyperlink w:history="1" r:id="rIdxcffeaomhtmto0wfovsff">
         <w:r>
           <w:rPr>
             <w:rFonts w:ascii="Arial" w:cs="Arial" w:eastAsia="Arial" w:hAnsi="Arial"/>

--- a/data/outputs/v2/Grade11/Biology/Lesson_Plans/SS3.1_Reproduction_in_Animals/Biology_Reproduction_in_Animals_CBE_LessonSequence.docx
+++ b/data/outputs/v2/Grade11/Biology/Lesson_Plans/SS3.1_Reproduction_in_Animals/Biology_Reproduction_in_Animals_CBE_LessonSequence.docx
@@ -2093,7 +2093,7 @@
         </w:rPr>
         <w:t xml:space="preserve">© 2026 SeaVuria and ARES. This work is licensed under a </w:t>
       </w:r>
-      <w:hyperlink w:history="1" r:id="rIderd7iwdcxqng1nxod6luv">
+      <w:hyperlink w:history="1" r:id="rIdpgmlln8zu7yzohezc-izw">
         <w:r>
           <w:rPr>
             <w:rFonts w:ascii="Arial" w:cs="Arial" w:eastAsia="Arial" w:hAnsi="Arial"/>
@@ -2113,7 +2113,7 @@
         </w:rPr>
         <w:t xml:space="preserve"> (</w:t>
       </w:r>
-      <w:hyperlink w:history="1" r:id="rIdldjm29rcqnonajdnhfo52">
+      <w:hyperlink w:history="1" r:id="rIdf3d4xh3oh8etuzgh1qo_o">
         <w:r>
           <w:rPr>
             <w:rFonts w:ascii="Arial" w:cs="Arial" w:eastAsia="Arial" w:hAnsi="Arial"/>
@@ -2133,7 +2133,7 @@
         </w:rPr>
         <w:t xml:space="preserve">). To view a copy of this license, visit </w:t>
       </w:r>
-      <w:hyperlink w:history="1" r:id="rIdfy70wdlr9-tfffrdfgegi">
+      <w:hyperlink w:history="1" r:id="rId7helxwd92q3kkous3crlr">
         <w:r>
           <w:rPr>
             <w:rFonts w:ascii="Arial" w:cs="Arial" w:eastAsia="Arial" w:hAnsi="Arial"/>
@@ -3145,40 +3145,24 @@
             <w:pPr>
               <w:spacing w:after="20" w:before="0"/>
             </w:pPr>
-            <w:hyperlink w:history="1" r:id="rIdh4emy-jpt45ywbm0njj8h">
-              <w:r>
-                <w:rPr>
-                  <w:rFonts w:ascii="Arial" w:cs="Arial" w:eastAsia="Arial" w:hAnsi="Arial"/>
-                  <w:color w:val="2E75B6"/>
-                  <w:sz w:val="16"/>
-                  <w:szCs w:val="16"/>
-                  <w:u w:val="single" w:color="2E75B6"/>
-                </w:rPr>
-                <w:t xml:space="preserve">Plant reproductive success</w:t>
-              </w:r>
-            </w:hyperlink>
+            <w:r>
+              <w:rPr>
+                <w:rFonts w:ascii="Arial" w:cs="Arial" w:eastAsia="Arial" w:hAnsi="Arial"/>
+                <w:i/>
+                <w:iCs/>
+                <w:color w:val="595959"/>
+                <w:sz w:val="16"/>
+                <w:szCs w:val="16"/>
+              </w:rPr>
+              <w:t xml:space="preserve">No closely matching video in the ARES library for this activity.</w:t>
+            </w:r>
           </w:p>
           <w:p>
             <w:pPr>
               <w:spacing w:after="10" w:before="0"/>
               <w:ind w:left="120"/>
             </w:pPr>
-            <w:r>
-              <w:rPr>
-                <w:rFonts w:ascii="Arial" w:cs="Arial" w:eastAsia="Arial" w:hAnsi="Arial"/>
-                <w:color w:val="595959"/>
-                <w:sz w:val="14"/>
-                <w:szCs w:val="14"/>
-              </w:rPr>
-              <w:t xml:space="preserve">Source: Khan Academy (English - US curriculum)</w:t>
-            </w:r>
-          </w:p>
-          <w:p>
-            <w:pPr>
-              <w:spacing w:after="10" w:before="0"/>
-              <w:ind w:left="120"/>
-            </w:pPr>
-            <w:hyperlink w:history="1" r:id="rIdwdjbkw_hl6h_xgssgrpuw">
+            <w:hyperlink w:history="1" r:id="rIdu0miiinlucqiwez9w4bmr">
               <w:r>
                 <w:rPr>
                   <w:rFonts w:ascii="Arial" w:cs="Arial" w:eastAsia="Arial" w:hAnsi="Arial"/>
@@ -3187,9 +3171,24 @@
                   <w:szCs w:val="14"/>
                   <w:u w:val="single" w:color="595959"/>
                 </w:rPr>
-                <w:t xml:space="preserve">🔍 Search ARES for similar videos</w:t>
+                <w:t xml:space="preserve">🔍 Search ARES for videos</w:t>
               </w:r>
             </w:hyperlink>
+          </w:p>
+          <w:p>
+            <w:pPr>
+              <w:spacing w:after="10" w:before="0"/>
+              <w:ind w:left="120"/>
+            </w:pPr>
+            <w:r>
+              <w:rPr>
+                <w:rFonts w:ascii="Arial" w:cs="Arial" w:eastAsia="Arial" w:hAnsi="Arial"/>
+                <w:color w:val="595959"/>
+                <w:sz w:val="14"/>
+                <w:szCs w:val="14"/>
+              </w:rPr>
+              <w:t xml:space="preserve">Search terms: reproduction animals external fertilisation</w:t>
+            </w:r>
           </w:p>
           <w:p>
             <w:pPr>
@@ -3240,7 +3239,7 @@
               <w:spacing w:after="10" w:before="0"/>
               <w:ind w:left="120"/>
             </w:pPr>
-            <w:hyperlink w:history="1" r:id="rId95krdljs01s1rqd4zpgjt">
+            <w:hyperlink w:history="1" r:id="rIdynm5fo6ih0ufrp_wah_yq">
               <w:r>
                 <w:rPr>
                   <w:rFonts w:ascii="Arial" w:cs="Arial" w:eastAsia="Arial" w:hAnsi="Arial"/>
@@ -3450,40 +3449,24 @@
             <w:pPr>
               <w:spacing w:after="20" w:before="0"/>
             </w:pPr>
-            <w:hyperlink w:history="1" r:id="rIdhjkfztclyn2e0jgwnekok">
-              <w:r>
-                <w:rPr>
-                  <w:rFonts w:ascii="Arial" w:cs="Arial" w:eastAsia="Arial" w:hAnsi="Arial"/>
-                  <w:color w:val="2E75B6"/>
-                  <w:sz w:val="16"/>
-                  <w:szCs w:val="16"/>
-                  <w:u w:val="single" w:color="2E75B6"/>
-                </w:rPr>
-                <w:t xml:space="preserve">Plant reproductive success</w:t>
-              </w:r>
-            </w:hyperlink>
+            <w:r>
+              <w:rPr>
+                <w:rFonts w:ascii="Arial" w:cs="Arial" w:eastAsia="Arial" w:hAnsi="Arial"/>
+                <w:i/>
+                <w:iCs/>
+                <w:color w:val="595959"/>
+                <w:sz w:val="16"/>
+                <w:szCs w:val="16"/>
+              </w:rPr>
+              <w:t xml:space="preserve">No closely matching video in the ARES library for this activity.</w:t>
+            </w:r>
           </w:p>
           <w:p>
             <w:pPr>
               <w:spacing w:after="10" w:before="0"/>
               <w:ind w:left="120"/>
             </w:pPr>
-            <w:r>
-              <w:rPr>
-                <w:rFonts w:ascii="Arial" w:cs="Arial" w:eastAsia="Arial" w:hAnsi="Arial"/>
-                <w:color w:val="595959"/>
-                <w:sz w:val="14"/>
-                <w:szCs w:val="14"/>
-              </w:rPr>
-              <w:t xml:space="preserve">Source: Khan Academy (English - US curriculum)</w:t>
-            </w:r>
-          </w:p>
-          <w:p>
-            <w:pPr>
-              <w:spacing w:after="10" w:before="0"/>
-              <w:ind w:left="120"/>
-            </w:pPr>
-            <w:hyperlink w:history="1" r:id="rIdlfadga1fch6zftzrl_z5p">
+            <w:hyperlink w:history="1" r:id="rIdueqjzsrnbbtto9dz70lsr">
               <w:r>
                 <w:rPr>
                   <w:rFonts w:ascii="Arial" w:cs="Arial" w:eastAsia="Arial" w:hAnsi="Arial"/>
@@ -3492,9 +3475,24 @@
                   <w:szCs w:val="14"/>
                   <w:u w:val="single" w:color="595959"/>
                 </w:rPr>
-                <w:t xml:space="preserve">🔍 Search ARES for similar videos</w:t>
+                <w:t xml:space="preserve">🔍 Search ARES for videos</w:t>
               </w:r>
             </w:hyperlink>
+          </w:p>
+          <w:p>
+            <w:pPr>
+              <w:spacing w:after="10" w:before="0"/>
+              <w:ind w:left="120"/>
+            </w:pPr>
+            <w:r>
+              <w:rPr>
+                <w:rFonts w:ascii="Arial" w:cs="Arial" w:eastAsia="Arial" w:hAnsi="Arial"/>
+                <w:color w:val="595959"/>
+                <w:sz w:val="14"/>
+                <w:szCs w:val="14"/>
+              </w:rPr>
+              <w:t xml:space="preserve">Search terms: reproduction animals external fertilisation</w:t>
+            </w:r>
           </w:p>
           <w:p>
             <w:pPr>
@@ -3545,7 +3543,7 @@
               <w:spacing w:after="10" w:before="0"/>
               <w:ind w:left="120"/>
             </w:pPr>
-            <w:hyperlink w:history="1" r:id="rIdaqoixo7f9uc46iuzpseey">
+            <w:hyperlink w:history="1" r:id="rIdhyuwmnsdekye4bcrmvx52">
               <w:r>
                 <w:rPr>
                   <w:rFonts w:ascii="Arial" w:cs="Arial" w:eastAsia="Arial" w:hAnsi="Arial"/>
@@ -3755,40 +3753,24 @@
             <w:pPr>
               <w:spacing w:after="20" w:before="0"/>
             </w:pPr>
-            <w:hyperlink w:history="1" r:id="rIdi1b21uxowr2ee6pcoqomx">
-              <w:r>
-                <w:rPr>
-                  <w:rFonts w:ascii="Arial" w:cs="Arial" w:eastAsia="Arial" w:hAnsi="Arial"/>
-                  <w:color w:val="2E75B6"/>
-                  <w:sz w:val="16"/>
-                  <w:szCs w:val="16"/>
-                  <w:u w:val="single" w:color="2E75B6"/>
-                </w:rPr>
-                <w:t xml:space="preserve">Plant reproductive success</w:t>
-              </w:r>
-            </w:hyperlink>
+            <w:r>
+              <w:rPr>
+                <w:rFonts w:ascii="Arial" w:cs="Arial" w:eastAsia="Arial" w:hAnsi="Arial"/>
+                <w:i/>
+                <w:iCs/>
+                <w:color w:val="595959"/>
+                <w:sz w:val="16"/>
+                <w:szCs w:val="16"/>
+              </w:rPr>
+              <w:t xml:space="preserve">No closely matching video in the ARES library for this activity.</w:t>
+            </w:r>
           </w:p>
           <w:p>
             <w:pPr>
               <w:spacing w:after="10" w:before="0"/>
               <w:ind w:left="120"/>
             </w:pPr>
-            <w:r>
-              <w:rPr>
-                <w:rFonts w:ascii="Arial" w:cs="Arial" w:eastAsia="Arial" w:hAnsi="Arial"/>
-                <w:color w:val="595959"/>
-                <w:sz w:val="14"/>
-                <w:szCs w:val="14"/>
-              </w:rPr>
-              <w:t xml:space="preserve">Source: Khan Academy (English - US curriculum)</w:t>
-            </w:r>
-          </w:p>
-          <w:p>
-            <w:pPr>
-              <w:spacing w:after="10" w:before="0"/>
-              <w:ind w:left="120"/>
-            </w:pPr>
-            <w:hyperlink w:history="1" r:id="rId2tdns0uhqwbazt9givntg">
+            <w:hyperlink w:history="1" r:id="rId3y6cehwykwtw7lmy_veyf">
               <w:r>
                 <w:rPr>
                   <w:rFonts w:ascii="Arial" w:cs="Arial" w:eastAsia="Arial" w:hAnsi="Arial"/>
@@ -3797,9 +3779,24 @@
                   <w:szCs w:val="14"/>
                   <w:u w:val="single" w:color="595959"/>
                 </w:rPr>
-                <w:t xml:space="preserve">🔍 Search ARES for similar videos</w:t>
+                <w:t xml:space="preserve">🔍 Search ARES for videos</w:t>
               </w:r>
             </w:hyperlink>
+          </w:p>
+          <w:p>
+            <w:pPr>
+              <w:spacing w:after="10" w:before="0"/>
+              <w:ind w:left="120"/>
+            </w:pPr>
+            <w:r>
+              <w:rPr>
+                <w:rFonts w:ascii="Arial" w:cs="Arial" w:eastAsia="Arial" w:hAnsi="Arial"/>
+                <w:color w:val="595959"/>
+                <w:sz w:val="14"/>
+                <w:szCs w:val="14"/>
+              </w:rPr>
+              <w:t xml:space="preserve">Search terms: reproduction animals external fertilisation</w:t>
+            </w:r>
           </w:p>
           <w:p>
             <w:pPr>
@@ -3850,7 +3847,7 @@
               <w:spacing w:after="10" w:before="0"/>
               <w:ind w:left="120"/>
             </w:pPr>
-            <w:hyperlink w:history="1" r:id="rIdnxurcfoe8rkzhj0cculqi">
+            <w:hyperlink w:history="1" r:id="rIdp0tz3bv_hlhzbdfhmt_pf">
               <w:r>
                 <w:rPr>
                   <w:rFonts w:ascii="Arial" w:cs="Arial" w:eastAsia="Arial" w:hAnsi="Arial"/>
@@ -4060,40 +4057,24 @@
             <w:pPr>
               <w:spacing w:after="20" w:before="0"/>
             </w:pPr>
-            <w:hyperlink w:history="1" r:id="rIdkctpruvwbuoag2hk1ebam">
-              <w:r>
-                <w:rPr>
-                  <w:rFonts w:ascii="Arial" w:cs="Arial" w:eastAsia="Arial" w:hAnsi="Arial"/>
-                  <w:color w:val="2E75B6"/>
-                  <w:sz w:val="16"/>
-                  <w:szCs w:val="16"/>
-                  <w:u w:val="single" w:color="2E75B6"/>
-                </w:rPr>
-                <w:t xml:space="preserve">Plant reproductive success</w:t>
-              </w:r>
-            </w:hyperlink>
+            <w:r>
+              <w:rPr>
+                <w:rFonts w:ascii="Arial" w:cs="Arial" w:eastAsia="Arial" w:hAnsi="Arial"/>
+                <w:i/>
+                <w:iCs/>
+                <w:color w:val="595959"/>
+                <w:sz w:val="16"/>
+                <w:szCs w:val="16"/>
+              </w:rPr>
+              <w:t xml:space="preserve">No closely matching video in the ARES library for this activity.</w:t>
+            </w:r>
           </w:p>
           <w:p>
             <w:pPr>
               <w:spacing w:after="10" w:before="0"/>
               <w:ind w:left="120"/>
             </w:pPr>
-            <w:r>
-              <w:rPr>
-                <w:rFonts w:ascii="Arial" w:cs="Arial" w:eastAsia="Arial" w:hAnsi="Arial"/>
-                <w:color w:val="595959"/>
-                <w:sz w:val="14"/>
-                <w:szCs w:val="14"/>
-              </w:rPr>
-              <w:t xml:space="preserve">Source: Khan Academy (English - US curriculum)</w:t>
-            </w:r>
-          </w:p>
-          <w:p>
-            <w:pPr>
-              <w:spacing w:after="10" w:before="0"/>
-              <w:ind w:left="120"/>
-            </w:pPr>
-            <w:hyperlink w:history="1" r:id="rIdk0m7qxwqgrsfrhehwepdd">
+            <w:hyperlink w:history="1" r:id="rId4voetj825ah1ih_i8yvgl">
               <w:r>
                 <w:rPr>
                   <w:rFonts w:ascii="Arial" w:cs="Arial" w:eastAsia="Arial" w:hAnsi="Arial"/>
@@ -4102,9 +4083,24 @@
                   <w:szCs w:val="14"/>
                   <w:u w:val="single" w:color="595959"/>
                 </w:rPr>
-                <w:t xml:space="preserve">🔍 Search ARES for similar videos</w:t>
+                <w:t xml:space="preserve">🔍 Search ARES for videos</w:t>
               </w:r>
             </w:hyperlink>
+          </w:p>
+          <w:p>
+            <w:pPr>
+              <w:spacing w:after="10" w:before="0"/>
+              <w:ind w:left="120"/>
+            </w:pPr>
+            <w:r>
+              <w:rPr>
+                <w:rFonts w:ascii="Arial" w:cs="Arial" w:eastAsia="Arial" w:hAnsi="Arial"/>
+                <w:color w:val="595959"/>
+                <w:sz w:val="14"/>
+                <w:szCs w:val="14"/>
+              </w:rPr>
+              <w:t xml:space="preserve">Search terms: reproduction animals external fertilisation</w:t>
+            </w:r>
           </w:p>
           <w:p>
             <w:pPr>
@@ -4155,7 +4151,7 @@
               <w:spacing w:after="10" w:before="0"/>
               <w:ind w:left="120"/>
             </w:pPr>
-            <w:hyperlink w:history="1" r:id="rIdjlefbxfg2nxjbeqikk_9j">
+            <w:hyperlink w:history="1" r:id="rId18qanyzlsg49nizql60ef">
               <w:r>
                 <w:rPr>
                   <w:rFonts w:ascii="Arial" w:cs="Arial" w:eastAsia="Arial" w:hAnsi="Arial"/>
@@ -4365,40 +4361,24 @@
             <w:pPr>
               <w:spacing w:after="20" w:before="0"/>
             </w:pPr>
-            <w:hyperlink w:history="1" r:id="rIdt9gcagt0l8x3mbn3lviek">
-              <w:r>
-                <w:rPr>
-                  <w:rFonts w:ascii="Arial" w:cs="Arial" w:eastAsia="Arial" w:hAnsi="Arial"/>
-                  <w:color w:val="2E75B6"/>
-                  <w:sz w:val="16"/>
-                  <w:szCs w:val="16"/>
-                  <w:u w:val="single" w:color="2E75B6"/>
-                </w:rPr>
-                <w:t xml:space="preserve">Plant reproductive success</w:t>
-              </w:r>
-            </w:hyperlink>
+            <w:r>
+              <w:rPr>
+                <w:rFonts w:ascii="Arial" w:cs="Arial" w:eastAsia="Arial" w:hAnsi="Arial"/>
+                <w:i/>
+                <w:iCs/>
+                <w:color w:val="595959"/>
+                <w:sz w:val="16"/>
+                <w:szCs w:val="16"/>
+              </w:rPr>
+              <w:t xml:space="preserve">No closely matching video in the ARES library for this activity.</w:t>
+            </w:r>
           </w:p>
           <w:p>
             <w:pPr>
               <w:spacing w:after="10" w:before="0"/>
               <w:ind w:left="120"/>
             </w:pPr>
-            <w:r>
-              <w:rPr>
-                <w:rFonts w:ascii="Arial" w:cs="Arial" w:eastAsia="Arial" w:hAnsi="Arial"/>
-                <w:color w:val="595959"/>
-                <w:sz w:val="14"/>
-                <w:szCs w:val="14"/>
-              </w:rPr>
-              <w:t xml:space="preserve">Source: Khan Academy (English - US curriculum)</w:t>
-            </w:r>
-          </w:p>
-          <w:p>
-            <w:pPr>
-              <w:spacing w:after="10" w:before="0"/>
-              <w:ind w:left="120"/>
-            </w:pPr>
-            <w:hyperlink w:history="1" r:id="rIdr9lff-bjj-chanrlnbmvb">
+            <w:hyperlink w:history="1" r:id="rIdze__p_wbpffmh0dksjvlq">
               <w:r>
                 <w:rPr>
                   <w:rFonts w:ascii="Arial" w:cs="Arial" w:eastAsia="Arial" w:hAnsi="Arial"/>
@@ -4407,9 +4387,24 @@
                   <w:szCs w:val="14"/>
                   <w:u w:val="single" w:color="595959"/>
                 </w:rPr>
-                <w:t xml:space="preserve">🔍 Search ARES for similar videos</w:t>
+                <w:t xml:space="preserve">🔍 Search ARES for videos</w:t>
               </w:r>
             </w:hyperlink>
+          </w:p>
+          <w:p>
+            <w:pPr>
+              <w:spacing w:after="10" w:before="0"/>
+              <w:ind w:left="120"/>
+            </w:pPr>
+            <w:r>
+              <w:rPr>
+                <w:rFonts w:ascii="Arial" w:cs="Arial" w:eastAsia="Arial" w:hAnsi="Arial"/>
+                <w:color w:val="595959"/>
+                <w:sz w:val="14"/>
+                <w:szCs w:val="14"/>
+              </w:rPr>
+              <w:t xml:space="preserve">Search terms: reproduction animals external fertilisation</w:t>
+            </w:r>
           </w:p>
           <w:p>
             <w:pPr>
@@ -4460,7 +4455,7 @@
               <w:spacing w:after="10" w:before="0"/>
               <w:ind w:left="120"/>
             </w:pPr>
-            <w:hyperlink w:history="1" r:id="rIdadda6qui9igqupcb8xeve">
+            <w:hyperlink w:history="1" r:id="rIdzncmrz1ql9n58ahejl6pk">
               <w:r>
                 <w:rPr>
                   <w:rFonts w:ascii="Arial" w:cs="Arial" w:eastAsia="Arial" w:hAnsi="Arial"/>
@@ -4987,7 +4982,7 @@
         </w:rPr>
         <w:t xml:space="preserve">© 2026 SeaVuria and ARES. Aligned with KICD objectives. Developed by SeaVuria; technical implementation by ARES (with AI assistance from Claude). Licensed under </w:t>
       </w:r>
-      <w:hyperlink w:history="1" r:id="rIdqfq222ewtdf3puw2xfckd">
+      <w:hyperlink w:history="1" r:id="rIduwo3uvmosm_qwsv0l-ryr">
         <w:r>
           <w:rPr>
             <w:rFonts w:ascii="Arial" w:cs="Arial" w:eastAsia="Arial" w:hAnsi="Arial"/>
@@ -5008,7 +5003,7 @@
         </w:rPr>
         <w:t xml:space="preserve"> (</w:t>
       </w:r>
-      <w:hyperlink w:history="1" r:id="rIdip5ko03vlt8cw0pnvdbqy">
+      <w:hyperlink w:history="1" r:id="rId-zjauj69bl6hzy7dsq9ly">
         <w:r>
           <w:rPr>
             <w:rFonts w:ascii="Arial" w:cs="Arial" w:eastAsia="Arial" w:hAnsi="Arial"/>
@@ -6038,7 +6033,7 @@
               <w:spacing w:after="10" w:before="0"/>
               <w:ind w:left="120"/>
             </w:pPr>
-            <w:hyperlink w:history="1" r:id="rIdphe7aqitw9vqvxy24xa3i">
+            <w:hyperlink w:history="1" r:id="rIdp8ctqm68ras7j0spl2e0i">
               <w:r>
                 <w:rPr>
                   <w:rFonts w:ascii="Arial" w:cs="Arial" w:eastAsia="Arial" w:hAnsi="Arial"/>
@@ -6115,7 +6110,7 @@
               <w:spacing w:after="10" w:before="0"/>
               <w:ind w:left="120"/>
             </w:pPr>
-            <w:hyperlink w:history="1" r:id="rIdwhzyek-eyg7yzep9kuokn">
+            <w:hyperlink w:history="1" r:id="rIdz7kga8rs8fuimrlqjanv2">
               <w:r>
                 <w:rPr>
                   <w:rFonts w:ascii="Arial" w:cs="Arial" w:eastAsia="Arial" w:hAnsi="Arial"/>
@@ -6342,7 +6337,7 @@
               <w:spacing w:after="10" w:before="0"/>
               <w:ind w:left="120"/>
             </w:pPr>
-            <w:hyperlink w:history="1" r:id="rIdc-6fdj2zratnbnj6_p8ji">
+            <w:hyperlink w:history="1" r:id="rIdkbwilgbveprkcmhk1vkwg">
               <w:r>
                 <w:rPr>
                   <w:rFonts w:ascii="Arial" w:cs="Arial" w:eastAsia="Arial" w:hAnsi="Arial"/>
@@ -6419,7 +6414,7 @@
               <w:spacing w:after="10" w:before="0"/>
               <w:ind w:left="120"/>
             </w:pPr>
-            <w:hyperlink w:history="1" r:id="rIdewwd0lzyno0m7ixgp5a0n">
+            <w:hyperlink w:history="1" r:id="rId8ulhohw68rfjq2b9gmead">
               <w:r>
                 <w:rPr>
                   <w:rFonts w:ascii="Arial" w:cs="Arial" w:eastAsia="Arial" w:hAnsi="Arial"/>
@@ -6646,7 +6641,7 @@
               <w:spacing w:after="10" w:before="0"/>
               <w:ind w:left="120"/>
             </w:pPr>
-            <w:hyperlink w:history="1" r:id="rIdnbny2n6e9cx8o9kcsafhc">
+            <w:hyperlink w:history="1" r:id="rIddilbpnhsmabddkbdlcaak">
               <w:r>
                 <w:rPr>
                   <w:rFonts w:ascii="Arial" w:cs="Arial" w:eastAsia="Arial" w:hAnsi="Arial"/>
@@ -6723,7 +6718,7 @@
               <w:spacing w:after="10" w:before="0"/>
               <w:ind w:left="120"/>
             </w:pPr>
-            <w:hyperlink w:history="1" r:id="rIdqhocot8kbtfwjjgyvpuxl">
+            <w:hyperlink w:history="1" r:id="rIdwkt26lqg6hwxkalsdbqa2">
               <w:r>
                 <w:rPr>
                   <w:rFonts w:ascii="Arial" w:cs="Arial" w:eastAsia="Arial" w:hAnsi="Arial"/>
@@ -6950,7 +6945,7 @@
               <w:spacing w:after="10" w:before="0"/>
               <w:ind w:left="120"/>
             </w:pPr>
-            <w:hyperlink w:history="1" r:id="rIdwpjkzkikucfuraqytri3d">
+            <w:hyperlink w:history="1" r:id="rIdhvuquydcvdgnn2vzq86iq">
               <w:r>
                 <w:rPr>
                   <w:rFonts w:ascii="Arial" w:cs="Arial" w:eastAsia="Arial" w:hAnsi="Arial"/>
@@ -7027,7 +7022,7 @@
               <w:spacing w:after="10" w:before="0"/>
               <w:ind w:left="120"/>
             </w:pPr>
-            <w:hyperlink w:history="1" r:id="rIda4m38klnrhkinod7lncjf">
+            <w:hyperlink w:history="1" r:id="rIdqfhzyvbqqlmddgmxtv_gm">
               <w:r>
                 <w:rPr>
                   <w:rFonts w:ascii="Arial" w:cs="Arial" w:eastAsia="Arial" w:hAnsi="Arial"/>
@@ -7254,7 +7249,7 @@
               <w:spacing w:after="10" w:before="0"/>
               <w:ind w:left="120"/>
             </w:pPr>
-            <w:hyperlink w:history="1" r:id="rIdzfarj91593or3s0dekztq">
+            <w:hyperlink w:history="1" r:id="rIdm795cgfjo5vdbubr470d-">
               <w:r>
                 <w:rPr>
                   <w:rFonts w:ascii="Arial" w:cs="Arial" w:eastAsia="Arial" w:hAnsi="Arial"/>
@@ -7331,7 +7326,7 @@
               <w:spacing w:after="10" w:before="0"/>
               <w:ind w:left="120"/>
             </w:pPr>
-            <w:hyperlink w:history="1" r:id="rIdfmmhc2rxwwwvyqiinevc6">
+            <w:hyperlink w:history="1" r:id="rIduzxmhowfdei3fhyicpmn7">
               <w:r>
                 <w:rPr>
                   <w:rFonts w:ascii="Arial" w:cs="Arial" w:eastAsia="Arial" w:hAnsi="Arial"/>
@@ -7858,7 +7853,7 @@
         </w:rPr>
         <w:t xml:space="preserve">© 2026 SeaVuria and ARES. Aligned with KICD objectives. Developed by SeaVuria; technical implementation by ARES (with AI assistance from Claude). Licensed under </w:t>
       </w:r>
-      <w:hyperlink w:history="1" r:id="rId30h0lzpm4d8bwuxstrtdl">
+      <w:hyperlink w:history="1" r:id="rIdxirlq5gwtt5amh131fi4t">
         <w:r>
           <w:rPr>
             <w:rFonts w:ascii="Arial" w:cs="Arial" w:eastAsia="Arial" w:hAnsi="Arial"/>
@@ -7879,7 +7874,7 @@
         </w:rPr>
         <w:t xml:space="preserve"> (</w:t>
       </w:r>
-      <w:hyperlink w:history="1" r:id="rIdhbhueuexw-4v9suhjncla">
+      <w:hyperlink w:history="1" r:id="rIdonhf7o7l4mpd57yxxemzt">
         <w:r>
           <w:rPr>
             <w:rFonts w:ascii="Arial" w:cs="Arial" w:eastAsia="Arial" w:hAnsi="Arial"/>
@@ -8892,7 +8887,7 @@
             <w:pPr>
               <w:spacing w:after="20" w:before="0"/>
             </w:pPr>
-            <w:hyperlink w:history="1" r:id="rIdjkriyksq9cya_jcclb9pz">
+            <w:hyperlink w:history="1" r:id="rIdtbvgm53su06xpyeb7atfz">
               <w:r>
                 <w:rPr>
                   <w:rFonts w:ascii="Arial" w:cs="Arial" w:eastAsia="Arial" w:hAnsi="Arial"/>
@@ -8907,6 +8902,22 @@
           </w:p>
           <w:p>
             <w:pPr>
+              <w:spacing w:after="20" w:before="0"/>
+            </w:pPr>
+            <w:r>
+              <w:rPr>
+                <w:rFonts w:ascii="Arial" w:cs="Arial" w:eastAsia="Arial" w:hAnsi="Arial"/>
+                <w:i/>
+                <w:iCs/>
+                <w:color w:val="595959"/>
+                <w:sz w:val="16"/>
+                <w:szCs w:val="16"/>
+              </w:rPr>
+              <w:t xml:space="preserve">Related topic: not an exact match for this lesson.</w:t>
+            </w:r>
+          </w:p>
+          <w:p>
+            <w:pPr>
               <w:spacing w:after="10" w:before="0"/>
               <w:ind w:left="120"/>
             </w:pPr>
@@ -8925,7 +8936,7 @@
               <w:spacing w:after="10" w:before="0"/>
               <w:ind w:left="120"/>
             </w:pPr>
-            <w:hyperlink w:history="1" r:id="rIdsllub8se8ar4uiqrnnw3b">
+            <w:hyperlink w:history="1" r:id="rIdarrhvhwkxqetnpetzxw6r">
               <w:r>
                 <w:rPr>
                   <w:rFonts w:ascii="Arial" w:cs="Arial" w:eastAsia="Arial" w:hAnsi="Arial"/>
@@ -8987,7 +8998,7 @@
               <w:spacing w:after="10" w:before="0"/>
               <w:ind w:left="120"/>
             </w:pPr>
-            <w:hyperlink w:history="1" r:id="rId5pesre3gd4_wm-wo5xg73">
+            <w:hyperlink w:history="1" r:id="rIdjcyxvrfrdtlf7ril2dbbe">
               <w:r>
                 <w:rPr>
                   <w:rFonts w:ascii="Arial" w:cs="Arial" w:eastAsia="Arial" w:hAnsi="Arial"/>
@@ -9197,7 +9208,7 @@
             <w:pPr>
               <w:spacing w:after="20" w:before="0"/>
             </w:pPr>
-            <w:hyperlink w:history="1" r:id="rIdesmjojmprvv5ejcyynane">
+            <w:hyperlink w:history="1" r:id="rIdjsik0hlbjtkqyl5whrvz_">
               <w:r>
                 <w:rPr>
                   <w:rFonts w:ascii="Arial" w:cs="Arial" w:eastAsia="Arial" w:hAnsi="Arial"/>
@@ -9212,6 +9223,22 @@
           </w:p>
           <w:p>
             <w:pPr>
+              <w:spacing w:after="20" w:before="0"/>
+            </w:pPr>
+            <w:r>
+              <w:rPr>
+                <w:rFonts w:ascii="Arial" w:cs="Arial" w:eastAsia="Arial" w:hAnsi="Arial"/>
+                <w:i/>
+                <w:iCs/>
+                <w:color w:val="595959"/>
+                <w:sz w:val="16"/>
+                <w:szCs w:val="16"/>
+              </w:rPr>
+              <w:t xml:space="preserve">Related topic: not an exact match for this lesson.</w:t>
+            </w:r>
+          </w:p>
+          <w:p>
+            <w:pPr>
               <w:spacing w:after="10" w:before="0"/>
               <w:ind w:left="120"/>
             </w:pPr>
@@ -9230,7 +9257,7 @@
               <w:spacing w:after="10" w:before="0"/>
               <w:ind w:left="120"/>
             </w:pPr>
-            <w:hyperlink w:history="1" r:id="rIdwsk8acc03gif0qbdm2hqc">
+            <w:hyperlink w:history="1" r:id="rIdi34x9iu2axuewedv-rtur">
               <w:r>
                 <w:rPr>
                   <w:rFonts w:ascii="Arial" w:cs="Arial" w:eastAsia="Arial" w:hAnsi="Arial"/>
@@ -9292,7 +9319,7 @@
               <w:spacing w:after="10" w:before="0"/>
               <w:ind w:left="120"/>
             </w:pPr>
-            <w:hyperlink w:history="1" r:id="rIdljvz6ofhwgile9dvqzmey">
+            <w:hyperlink w:history="1" r:id="rIdcvpzqcsk-b2yvblj3vcmc">
               <w:r>
                 <w:rPr>
                   <w:rFonts w:ascii="Arial" w:cs="Arial" w:eastAsia="Arial" w:hAnsi="Arial"/>
@@ -9502,7 +9529,7 @@
             <w:pPr>
               <w:spacing w:after="20" w:before="0"/>
             </w:pPr>
-            <w:hyperlink w:history="1" r:id="rIdjtbubunrq66juyjpyq5tl">
+            <w:hyperlink w:history="1" r:id="rIdnsl7ck4uhrh31wsnf0bnd">
               <w:r>
                 <w:rPr>
                   <w:rFonts w:ascii="Arial" w:cs="Arial" w:eastAsia="Arial" w:hAnsi="Arial"/>
@@ -9517,6 +9544,22 @@
           </w:p>
           <w:p>
             <w:pPr>
+              <w:spacing w:after="20" w:before="0"/>
+            </w:pPr>
+            <w:r>
+              <w:rPr>
+                <w:rFonts w:ascii="Arial" w:cs="Arial" w:eastAsia="Arial" w:hAnsi="Arial"/>
+                <w:i/>
+                <w:iCs/>
+                <w:color w:val="595959"/>
+                <w:sz w:val="16"/>
+                <w:szCs w:val="16"/>
+              </w:rPr>
+              <w:t xml:space="preserve">Related topic: not an exact match for this lesson.</w:t>
+            </w:r>
+          </w:p>
+          <w:p>
+            <w:pPr>
               <w:spacing w:after="10" w:before="0"/>
               <w:ind w:left="120"/>
             </w:pPr>
@@ -9535,7 +9578,7 @@
               <w:spacing w:after="10" w:before="0"/>
               <w:ind w:left="120"/>
             </w:pPr>
-            <w:hyperlink w:history="1" r:id="rId3wk1tlojrwnpykatdkh4y">
+            <w:hyperlink w:history="1" r:id="rIdgolpdiwmfy46vwqgyy0uz">
               <w:r>
                 <w:rPr>
                   <w:rFonts w:ascii="Arial" w:cs="Arial" w:eastAsia="Arial" w:hAnsi="Arial"/>
@@ -9597,7 +9640,7 @@
               <w:spacing w:after="10" w:before="0"/>
               <w:ind w:left="120"/>
             </w:pPr>
-            <w:hyperlink w:history="1" r:id="rIdgmjnmy-hcnngi7l4jeqrw">
+            <w:hyperlink w:history="1" r:id="rIdosfl8onhdzehwu9qco4jq">
               <w:r>
                 <w:rPr>
                   <w:rFonts w:ascii="Arial" w:cs="Arial" w:eastAsia="Arial" w:hAnsi="Arial"/>
@@ -9807,7 +9850,7 @@
             <w:pPr>
               <w:spacing w:after="20" w:before="0"/>
             </w:pPr>
-            <w:hyperlink w:history="1" r:id="rIdls9pmpvjirlxtasumw62d">
+            <w:hyperlink w:history="1" r:id="rIdz1mfxxf8h0buvb5qj-arn">
               <w:r>
                 <w:rPr>
                   <w:rFonts w:ascii="Arial" w:cs="Arial" w:eastAsia="Arial" w:hAnsi="Arial"/>
@@ -9822,6 +9865,22 @@
           </w:p>
           <w:p>
             <w:pPr>
+              <w:spacing w:after="20" w:before="0"/>
+            </w:pPr>
+            <w:r>
+              <w:rPr>
+                <w:rFonts w:ascii="Arial" w:cs="Arial" w:eastAsia="Arial" w:hAnsi="Arial"/>
+                <w:i/>
+                <w:iCs/>
+                <w:color w:val="595959"/>
+                <w:sz w:val="16"/>
+                <w:szCs w:val="16"/>
+              </w:rPr>
+              <w:t xml:space="preserve">Related topic: not an exact match for this lesson.</w:t>
+            </w:r>
+          </w:p>
+          <w:p>
+            <w:pPr>
               <w:spacing w:after="10" w:before="0"/>
               <w:ind w:left="120"/>
             </w:pPr>
@@ -9840,7 +9899,7 @@
               <w:spacing w:after="10" w:before="0"/>
               <w:ind w:left="120"/>
             </w:pPr>
-            <w:hyperlink w:history="1" r:id="rId8egz79lpcu-bxzaqvhdcj">
+            <w:hyperlink w:history="1" r:id="rIduv04xdgcndxxe2v8qv0ob">
               <w:r>
                 <w:rPr>
                   <w:rFonts w:ascii="Arial" w:cs="Arial" w:eastAsia="Arial" w:hAnsi="Arial"/>
@@ -9902,7 +9961,7 @@
               <w:spacing w:after="10" w:before="0"/>
               <w:ind w:left="120"/>
             </w:pPr>
-            <w:hyperlink w:history="1" r:id="rIdljh04geqlthrd8wladj3-">
+            <w:hyperlink w:history="1" r:id="rIdysygykyclm8ehwuujkhg7">
               <w:r>
                 <w:rPr>
                   <w:rFonts w:ascii="Arial" w:cs="Arial" w:eastAsia="Arial" w:hAnsi="Arial"/>
@@ -10112,7 +10171,7 @@
             <w:pPr>
               <w:spacing w:after="20" w:before="0"/>
             </w:pPr>
-            <w:hyperlink w:history="1" r:id="rIdyurwerqgjie3wdqz_ql79">
+            <w:hyperlink w:history="1" r:id="rIdbyiou5ud2xdxx0w3has26">
               <w:r>
                 <w:rPr>
                   <w:rFonts w:ascii="Arial" w:cs="Arial" w:eastAsia="Arial" w:hAnsi="Arial"/>
@@ -10127,6 +10186,22 @@
           </w:p>
           <w:p>
             <w:pPr>
+              <w:spacing w:after="20" w:before="0"/>
+            </w:pPr>
+            <w:r>
+              <w:rPr>
+                <w:rFonts w:ascii="Arial" w:cs="Arial" w:eastAsia="Arial" w:hAnsi="Arial"/>
+                <w:i/>
+                <w:iCs/>
+                <w:color w:val="595959"/>
+                <w:sz w:val="16"/>
+                <w:szCs w:val="16"/>
+              </w:rPr>
+              <w:t xml:space="preserve">Related topic: not an exact match for this lesson.</w:t>
+            </w:r>
+          </w:p>
+          <w:p>
+            <w:pPr>
               <w:spacing w:after="10" w:before="0"/>
               <w:ind w:left="120"/>
             </w:pPr>
@@ -10145,7 +10220,7 @@
               <w:spacing w:after="10" w:before="0"/>
               <w:ind w:left="120"/>
             </w:pPr>
-            <w:hyperlink w:history="1" r:id="rId-demvnylouu5qnqnn1uss">
+            <w:hyperlink w:history="1" r:id="rId5xw7el5e4h-tccwuax_z0">
               <w:r>
                 <w:rPr>
                   <w:rFonts w:ascii="Arial" w:cs="Arial" w:eastAsia="Arial" w:hAnsi="Arial"/>
@@ -10207,7 +10282,7 @@
               <w:spacing w:after="10" w:before="0"/>
               <w:ind w:left="120"/>
             </w:pPr>
-            <w:hyperlink w:history="1" r:id="rIda3gyvbpjqsriway716uqn">
+            <w:hyperlink w:history="1" r:id="rId2xshwoy3ss6q4yyhxxh97">
               <w:r>
                 <w:rPr>
                   <w:rFonts w:ascii="Arial" w:cs="Arial" w:eastAsia="Arial" w:hAnsi="Arial"/>
@@ -10734,7 +10809,7 @@
         </w:rPr>
         <w:t xml:space="preserve">© 2026 SeaVuria and ARES. Aligned with KICD objectives. Developed by SeaVuria; technical implementation by ARES (with AI assistance from Claude). Licensed under </w:t>
       </w:r>
-      <w:hyperlink w:history="1" r:id="rId2exqaji10vkchbggkbqfb">
+      <w:hyperlink w:history="1" r:id="rIdmbcptaqkhln0yqpm0g5-l">
         <w:r>
           <w:rPr>
             <w:rFonts w:ascii="Arial" w:cs="Arial" w:eastAsia="Arial" w:hAnsi="Arial"/>
@@ -10755,7 +10830,7 @@
         </w:rPr>
         <w:t xml:space="preserve"> (</w:t>
       </w:r>
-      <w:hyperlink w:history="1" r:id="rIdrqfqtcrhoujxijulwwmyy">
+      <w:hyperlink w:history="1" r:id="rIdjn6iac1wgowtg0s6bqskm">
         <w:r>
           <w:rPr>
             <w:rFonts w:ascii="Arial" w:cs="Arial" w:eastAsia="Arial" w:hAnsi="Arial"/>
@@ -11768,7 +11843,7 @@
             <w:pPr>
               <w:spacing w:after="20" w:before="0"/>
             </w:pPr>
-            <w:hyperlink w:history="1" r:id="rIdjsp6y_ybajexfd9enhakg">
+            <w:hyperlink w:history="1" r:id="rIddfg9j4-rjm0cikbs1r0fd">
               <w:r>
                 <w:rPr>
                   <w:rFonts w:ascii="Arial" w:cs="Arial" w:eastAsia="Arial" w:hAnsi="Arial"/>
@@ -11783,6 +11858,22 @@
           </w:p>
           <w:p>
             <w:pPr>
+              <w:spacing w:after="20" w:before="0"/>
+            </w:pPr>
+            <w:r>
+              <w:rPr>
+                <w:rFonts w:ascii="Arial" w:cs="Arial" w:eastAsia="Arial" w:hAnsi="Arial"/>
+                <w:i/>
+                <w:iCs/>
+                <w:color w:val="595959"/>
+                <w:sz w:val="16"/>
+                <w:szCs w:val="16"/>
+              </w:rPr>
+              <w:t xml:space="preserve">Related topic: not an exact match for this lesson.</w:t>
+            </w:r>
+          </w:p>
+          <w:p>
+            <w:pPr>
               <w:spacing w:after="10" w:before="0"/>
               <w:ind w:left="120"/>
             </w:pPr>
@@ -11801,7 +11892,7 @@
               <w:spacing w:after="10" w:before="0"/>
               <w:ind w:left="120"/>
             </w:pPr>
-            <w:hyperlink w:history="1" r:id="rIdf7wofomqkhesja1vcpgdr">
+            <w:hyperlink w:history="1" r:id="rIdp6ngxlxubyefq_fzb_tv6">
               <w:r>
                 <w:rPr>
                   <w:rFonts w:ascii="Arial" w:cs="Arial" w:eastAsia="Arial" w:hAnsi="Arial"/>
@@ -11846,7 +11937,7 @@
             <w:pPr>
               <w:spacing w:after="20" w:before="0"/>
             </w:pPr>
-            <w:hyperlink w:history="1" r:id="rIdss-yjwfyncolcajwg5ekq">
+            <w:hyperlink w:history="1" r:id="rIdvp1gwybd2rmgus1neoujn">
               <w:r>
                 <w:rPr>
                   <w:rFonts w:ascii="Arial" w:cs="Arial" w:eastAsia="Arial" w:hAnsi="Arial"/>
@@ -11879,7 +11970,7 @@
               <w:spacing w:after="10" w:before="0"/>
               <w:ind w:left="120"/>
             </w:pPr>
-            <w:hyperlink w:history="1" r:id="rIdrom_8po1sn9aty4bsc-ev">
+            <w:hyperlink w:history="1" r:id="rIdzdemd0xcampfndc_ziz8i">
               <w:r>
                 <w:rPr>
                   <w:rFonts w:ascii="Arial" w:cs="Arial" w:eastAsia="Arial" w:hAnsi="Arial"/>
@@ -12074,7 +12165,7 @@
             <w:pPr>
               <w:spacing w:after="20" w:before="0"/>
             </w:pPr>
-            <w:hyperlink w:history="1" r:id="rIdo8suj5iqqsnp3u4ngj-ho">
+            <w:hyperlink w:history="1" r:id="rIdjvk04yaflwxtnij3nn2qz">
               <w:r>
                 <w:rPr>
                   <w:rFonts w:ascii="Arial" w:cs="Arial" w:eastAsia="Arial" w:hAnsi="Arial"/>
@@ -12089,6 +12180,22 @@
           </w:p>
           <w:p>
             <w:pPr>
+              <w:spacing w:after="20" w:before="0"/>
+            </w:pPr>
+            <w:r>
+              <w:rPr>
+                <w:rFonts w:ascii="Arial" w:cs="Arial" w:eastAsia="Arial" w:hAnsi="Arial"/>
+                <w:i/>
+                <w:iCs/>
+                <w:color w:val="595959"/>
+                <w:sz w:val="16"/>
+                <w:szCs w:val="16"/>
+              </w:rPr>
+              <w:t xml:space="preserve">Related topic: not an exact match for this lesson.</w:t>
+            </w:r>
+          </w:p>
+          <w:p>
+            <w:pPr>
               <w:spacing w:after="10" w:before="0"/>
               <w:ind w:left="120"/>
             </w:pPr>
@@ -12107,7 +12214,7 @@
               <w:spacing w:after="10" w:before="0"/>
               <w:ind w:left="120"/>
             </w:pPr>
-            <w:hyperlink w:history="1" r:id="rIdrgci7ft_jpgo_u42q8mvo">
+            <w:hyperlink w:history="1" r:id="rIdyorp0wlvp16epgcu-kqu-">
               <w:r>
                 <w:rPr>
                   <w:rFonts w:ascii="Arial" w:cs="Arial" w:eastAsia="Arial" w:hAnsi="Arial"/>
@@ -12152,7 +12259,7 @@
             <w:pPr>
               <w:spacing w:after="20" w:before="0"/>
             </w:pPr>
-            <w:hyperlink w:history="1" r:id="rIdy8wym6ayao14ivoioscpf">
+            <w:hyperlink w:history="1" r:id="rIdiapq_dqwalt9io-s6uftd">
               <w:r>
                 <w:rPr>
                   <w:rFonts w:ascii="Arial" w:cs="Arial" w:eastAsia="Arial" w:hAnsi="Arial"/>
@@ -12185,7 +12292,7 @@
               <w:spacing w:after="10" w:before="0"/>
               <w:ind w:left="120"/>
             </w:pPr>
-            <w:hyperlink w:history="1" r:id="rIdh9xpjgh38mg0xzmephrty">
+            <w:hyperlink w:history="1" r:id="rId2k5p6msk2pzseo5pjx07d">
               <w:r>
                 <w:rPr>
                   <w:rFonts w:ascii="Arial" w:cs="Arial" w:eastAsia="Arial" w:hAnsi="Arial"/>
@@ -12380,7 +12487,7 @@
             <w:pPr>
               <w:spacing w:after="20" w:before="0"/>
             </w:pPr>
-            <w:hyperlink w:history="1" r:id="rIda0_0285irltwtgstak60c">
+            <w:hyperlink w:history="1" r:id="rIddxbdr7cvnhup_q6awkvfm">
               <w:r>
                 <w:rPr>
                   <w:rFonts w:ascii="Arial" w:cs="Arial" w:eastAsia="Arial" w:hAnsi="Arial"/>
@@ -12395,6 +12502,22 @@
           </w:p>
           <w:p>
             <w:pPr>
+              <w:spacing w:after="20" w:before="0"/>
+            </w:pPr>
+            <w:r>
+              <w:rPr>
+                <w:rFonts w:ascii="Arial" w:cs="Arial" w:eastAsia="Arial" w:hAnsi="Arial"/>
+                <w:i/>
+                <w:iCs/>
+                <w:color w:val="595959"/>
+                <w:sz w:val="16"/>
+                <w:szCs w:val="16"/>
+              </w:rPr>
+              <w:t xml:space="preserve">Related topic: not an exact match for this lesson.</w:t>
+            </w:r>
+          </w:p>
+          <w:p>
+            <w:pPr>
               <w:spacing w:after="10" w:before="0"/>
               <w:ind w:left="120"/>
             </w:pPr>
@@ -12413,7 +12536,7 @@
               <w:spacing w:after="10" w:before="0"/>
               <w:ind w:left="120"/>
             </w:pPr>
-            <w:hyperlink w:history="1" r:id="rIdfqxlvdpjhmrxrcvvtldwb">
+            <w:hyperlink w:history="1" r:id="rId0h25qsxrutp4w3ukmyacj">
               <w:r>
                 <w:rPr>
                   <w:rFonts w:ascii="Arial" w:cs="Arial" w:eastAsia="Arial" w:hAnsi="Arial"/>
@@ -12458,7 +12581,7 @@
             <w:pPr>
               <w:spacing w:after="20" w:before="0"/>
             </w:pPr>
-            <w:hyperlink w:history="1" r:id="rIdclkgn4kxgqpaikhpjj75r">
+            <w:hyperlink w:history="1" r:id="rIdw-llv8lidronqnjgdyxy1">
               <w:r>
                 <w:rPr>
                   <w:rFonts w:ascii="Arial" w:cs="Arial" w:eastAsia="Arial" w:hAnsi="Arial"/>
@@ -12491,7 +12614,7 @@
               <w:spacing w:after="10" w:before="0"/>
               <w:ind w:left="120"/>
             </w:pPr>
-            <w:hyperlink w:history="1" r:id="rId3mhbmpdmk2f536w8v2h3r">
+            <w:hyperlink w:history="1" r:id="rIdvf3qsissqi1fbugxg9mf1">
               <w:r>
                 <w:rPr>
                   <w:rFonts w:ascii="Arial" w:cs="Arial" w:eastAsia="Arial" w:hAnsi="Arial"/>
@@ -12686,7 +12809,7 @@
             <w:pPr>
               <w:spacing w:after="20" w:before="0"/>
             </w:pPr>
-            <w:hyperlink w:history="1" r:id="rId1ceq7f_bmpp__spy1o-7i">
+            <w:hyperlink w:history="1" r:id="rIdsexubsjxz6cwfib_qjuvb">
               <w:r>
                 <w:rPr>
                   <w:rFonts w:ascii="Arial" w:cs="Arial" w:eastAsia="Arial" w:hAnsi="Arial"/>
@@ -12701,6 +12824,22 @@
           </w:p>
           <w:p>
             <w:pPr>
+              <w:spacing w:after="20" w:before="0"/>
+            </w:pPr>
+            <w:r>
+              <w:rPr>
+                <w:rFonts w:ascii="Arial" w:cs="Arial" w:eastAsia="Arial" w:hAnsi="Arial"/>
+                <w:i/>
+                <w:iCs/>
+                <w:color w:val="595959"/>
+                <w:sz w:val="16"/>
+                <w:szCs w:val="16"/>
+              </w:rPr>
+              <w:t xml:space="preserve">Related topic: not an exact match for this lesson.</w:t>
+            </w:r>
+          </w:p>
+          <w:p>
+            <w:pPr>
               <w:spacing w:after="10" w:before="0"/>
               <w:ind w:left="120"/>
             </w:pPr>
@@ -12719,7 +12858,7 @@
               <w:spacing w:after="10" w:before="0"/>
               <w:ind w:left="120"/>
             </w:pPr>
-            <w:hyperlink w:history="1" r:id="rIdejo7gc22wxqlwca_zkvo7">
+            <w:hyperlink w:history="1" r:id="rIdmf2vsphuee12zkfxnegkx">
               <w:r>
                 <w:rPr>
                   <w:rFonts w:ascii="Arial" w:cs="Arial" w:eastAsia="Arial" w:hAnsi="Arial"/>
@@ -12764,7 +12903,7 @@
             <w:pPr>
               <w:spacing w:after="20" w:before="0"/>
             </w:pPr>
-            <w:hyperlink w:history="1" r:id="rIdrsrrvfpp2wxyyhwen7ort">
+            <w:hyperlink w:history="1" r:id="rIdn54gltihfthwkf3rcqvdm">
               <w:r>
                 <w:rPr>
                   <w:rFonts w:ascii="Arial" w:cs="Arial" w:eastAsia="Arial" w:hAnsi="Arial"/>
@@ -12797,7 +12936,7 @@
               <w:spacing w:after="10" w:before="0"/>
               <w:ind w:left="120"/>
             </w:pPr>
-            <w:hyperlink w:history="1" r:id="rIdxmgxqvo-scrmberl1qcvq">
+            <w:hyperlink w:history="1" r:id="rIdltpiyxqpycaauzg8ouq1b">
               <w:r>
                 <w:rPr>
                   <w:rFonts w:ascii="Arial" w:cs="Arial" w:eastAsia="Arial" w:hAnsi="Arial"/>
@@ -12992,7 +13131,7 @@
             <w:pPr>
               <w:spacing w:after="20" w:before="0"/>
             </w:pPr>
-            <w:hyperlink w:history="1" r:id="rId_le1j9q8pbmnav9bvmhas">
+            <w:hyperlink w:history="1" r:id="rIdqewbvqhy4s_k4zeihgugh">
               <w:r>
                 <w:rPr>
                   <w:rFonts w:ascii="Arial" w:cs="Arial" w:eastAsia="Arial" w:hAnsi="Arial"/>
@@ -13007,6 +13146,22 @@
           </w:p>
           <w:p>
             <w:pPr>
+              <w:spacing w:after="20" w:before="0"/>
+            </w:pPr>
+            <w:r>
+              <w:rPr>
+                <w:rFonts w:ascii="Arial" w:cs="Arial" w:eastAsia="Arial" w:hAnsi="Arial"/>
+                <w:i/>
+                <w:iCs/>
+                <w:color w:val="595959"/>
+                <w:sz w:val="16"/>
+                <w:szCs w:val="16"/>
+              </w:rPr>
+              <w:t xml:space="preserve">Related topic: not an exact match for this lesson.</w:t>
+            </w:r>
+          </w:p>
+          <w:p>
+            <w:pPr>
               <w:spacing w:after="10" w:before="0"/>
               <w:ind w:left="120"/>
             </w:pPr>
@@ -13025,7 +13180,7 @@
               <w:spacing w:after="10" w:before="0"/>
               <w:ind w:left="120"/>
             </w:pPr>
-            <w:hyperlink w:history="1" r:id="rId58-0hjzlyvijlblzieksz">
+            <w:hyperlink w:history="1" r:id="rIdha02ps_eayrscwwqyewp7">
               <w:r>
                 <w:rPr>
                   <w:rFonts w:ascii="Arial" w:cs="Arial" w:eastAsia="Arial" w:hAnsi="Arial"/>
@@ -13070,7 +13225,7 @@
             <w:pPr>
               <w:spacing w:after="20" w:before="0"/>
             </w:pPr>
-            <w:hyperlink w:history="1" r:id="rId4twzy10tknf9z-5ge85ab">
+            <w:hyperlink w:history="1" r:id="rIdq9omd1lruw5kfkkwbzhx8">
               <w:r>
                 <w:rPr>
                   <w:rFonts w:ascii="Arial" w:cs="Arial" w:eastAsia="Arial" w:hAnsi="Arial"/>
@@ -13103,7 +13258,7 @@
               <w:spacing w:after="10" w:before="0"/>
               <w:ind w:left="120"/>
             </w:pPr>
-            <w:hyperlink w:history="1" r:id="rIdyboihsa5duhp7jgffrdjj">
+            <w:hyperlink w:history="1" r:id="rId54wb3h-hvj_lbngoajteq">
               <w:r>
                 <w:rPr>
                   <w:rFonts w:ascii="Arial" w:cs="Arial" w:eastAsia="Arial" w:hAnsi="Arial"/>
@@ -13615,7 +13770,7 @@
         </w:rPr>
         <w:t xml:space="preserve">© 2026 SeaVuria and ARES. Aligned with KICD objectives. Developed by SeaVuria; technical implementation by ARES (with AI assistance from Claude). Licensed under </w:t>
       </w:r>
-      <w:hyperlink w:history="1" r:id="rIdmyvgovhbvbcitjcnrvw9i">
+      <w:hyperlink w:history="1" r:id="rIdupkm8hwsi0uaa2mwcsljw">
         <w:r>
           <w:rPr>
             <w:rFonts w:ascii="Arial" w:cs="Arial" w:eastAsia="Arial" w:hAnsi="Arial"/>
@@ -13636,7 +13791,7 @@
         </w:rPr>
         <w:t xml:space="preserve"> (</w:t>
       </w:r>
-      <w:hyperlink w:history="1" r:id="rIdanqabjagvtniqsznxlg8v">
+      <w:hyperlink w:history="1" r:id="rId72m31bmd2snkikxx334wd">
         <w:r>
           <w:rPr>
             <w:rFonts w:ascii="Arial" w:cs="Arial" w:eastAsia="Arial" w:hAnsi="Arial"/>
@@ -14666,7 +14821,7 @@
               <w:spacing w:after="10" w:before="0"/>
               <w:ind w:left="120"/>
             </w:pPr>
-            <w:hyperlink w:history="1" r:id="rIdlqjwexfjvxsno2a4fbfyu">
+            <w:hyperlink w:history="1" r:id="rIdmieosbd6s0wkrgr3ntn9e">
               <w:r>
                 <w:rPr>
                   <w:rFonts w:ascii="Arial" w:cs="Arial" w:eastAsia="Arial" w:hAnsi="Arial"/>
@@ -14743,7 +14898,7 @@
               <w:spacing w:after="10" w:before="0"/>
               <w:ind w:left="120"/>
             </w:pPr>
-            <w:hyperlink w:history="1" r:id="rIdzsdwfhecmykagwjmiqjgr">
+            <w:hyperlink w:history="1" r:id="rIdbiq573gsfsdulnmcg2efx">
               <w:r>
                 <w:rPr>
                   <w:rFonts w:ascii="Arial" w:cs="Arial" w:eastAsia="Arial" w:hAnsi="Arial"/>
@@ -14970,7 +15125,7 @@
               <w:spacing w:after="10" w:before="0"/>
               <w:ind w:left="120"/>
             </w:pPr>
-            <w:hyperlink w:history="1" r:id="rIdr2-fwc8smda9qrfkt1tt1">
+            <w:hyperlink w:history="1" r:id="rIdopd5alkowhexxamaotfhx">
               <w:r>
                 <w:rPr>
                   <w:rFonts w:ascii="Arial" w:cs="Arial" w:eastAsia="Arial" w:hAnsi="Arial"/>
@@ -15047,7 +15202,7 @@
               <w:spacing w:after="10" w:before="0"/>
               <w:ind w:left="120"/>
             </w:pPr>
-            <w:hyperlink w:history="1" r:id="rIdq6sqplpepndc4t-xo3ch5">
+            <w:hyperlink w:history="1" r:id="rIdwhamp_abfjyokutefhtxz">
               <w:r>
                 <w:rPr>
                   <w:rFonts w:ascii="Arial" w:cs="Arial" w:eastAsia="Arial" w:hAnsi="Arial"/>
@@ -15274,7 +15429,7 @@
               <w:spacing w:after="10" w:before="0"/>
               <w:ind w:left="120"/>
             </w:pPr>
-            <w:hyperlink w:history="1" r:id="rId98wbeuvhfsq0h4dfo9_8b">
+            <w:hyperlink w:history="1" r:id="rIdtw2czuaxurejluhdj39pr">
               <w:r>
                 <w:rPr>
                   <w:rFonts w:ascii="Arial" w:cs="Arial" w:eastAsia="Arial" w:hAnsi="Arial"/>
@@ -15351,7 +15506,7 @@
               <w:spacing w:after="10" w:before="0"/>
               <w:ind w:left="120"/>
             </w:pPr>
-            <w:hyperlink w:history="1" r:id="rIdjzt1r0a4_khdmez9iha2m">
+            <w:hyperlink w:history="1" r:id="rIdllkdcuf1tpprscakcurno">
               <w:r>
                 <w:rPr>
                   <w:rFonts w:ascii="Arial" w:cs="Arial" w:eastAsia="Arial" w:hAnsi="Arial"/>
@@ -15578,7 +15733,7 @@
               <w:spacing w:after="10" w:before="0"/>
               <w:ind w:left="120"/>
             </w:pPr>
-            <w:hyperlink w:history="1" r:id="rId8w16tpmjuic2nc0976wkp">
+            <w:hyperlink w:history="1" r:id="rIdlgujlgy2ge142agl0ot15">
               <w:r>
                 <w:rPr>
                   <w:rFonts w:ascii="Arial" w:cs="Arial" w:eastAsia="Arial" w:hAnsi="Arial"/>
@@ -15655,7 +15810,7 @@
               <w:spacing w:after="10" w:before="0"/>
               <w:ind w:left="120"/>
             </w:pPr>
-            <w:hyperlink w:history="1" r:id="rIdz2fk-q4zxc8cjgv1iqju4">
+            <w:hyperlink w:history="1" r:id="rId3suselhpi2t6xbv1ogx02">
               <w:r>
                 <w:rPr>
                   <w:rFonts w:ascii="Arial" w:cs="Arial" w:eastAsia="Arial" w:hAnsi="Arial"/>
@@ -15882,7 +16037,7 @@
               <w:spacing w:after="10" w:before="0"/>
               <w:ind w:left="120"/>
             </w:pPr>
-            <w:hyperlink w:history="1" r:id="rIdddlmyys84z-8ncivhulrf">
+            <w:hyperlink w:history="1" r:id="rIdolf6qdpqkpj2tcszbxdhm">
               <w:r>
                 <w:rPr>
                   <w:rFonts w:ascii="Arial" w:cs="Arial" w:eastAsia="Arial" w:hAnsi="Arial"/>
@@ -15959,7 +16114,7 @@
               <w:spacing w:after="10" w:before="0"/>
               <w:ind w:left="120"/>
             </w:pPr>
-            <w:hyperlink w:history="1" r:id="rIdcm1e8m4qeqpfyd2svdxz3">
+            <w:hyperlink w:history="1" r:id="rIdzk6o8cpdwrqgzbv4qwb_k">
               <w:r>
                 <w:rPr>
                   <w:rFonts w:ascii="Arial" w:cs="Arial" w:eastAsia="Arial" w:hAnsi="Arial"/>
@@ -16486,7 +16641,7 @@
         </w:rPr>
         <w:t xml:space="preserve">© 2026 SeaVuria and ARES. Aligned with KICD objectives. Developed by SeaVuria; technical implementation by ARES (with AI assistance from Claude). Licensed under </w:t>
       </w:r>
-      <w:hyperlink w:history="1" r:id="rId6wkmrqh4dgclbmgk6x3p1">
+      <w:hyperlink w:history="1" r:id="rIdmipwbwbibx4jygoxbjspu">
         <w:r>
           <w:rPr>
             <w:rFonts w:ascii="Arial" w:cs="Arial" w:eastAsia="Arial" w:hAnsi="Arial"/>
@@ -16507,7 +16662,7 @@
         </w:rPr>
         <w:t xml:space="preserve"> (</w:t>
       </w:r>
-      <w:hyperlink w:history="1" r:id="rIdgmmbr6ijyoewgobmdo6nx">
+      <w:hyperlink w:history="1" r:id="rIdnkp1xlmhs274vpvfpdnbi">
         <w:r>
           <w:rPr>
             <w:rFonts w:ascii="Arial" w:cs="Arial" w:eastAsia="Arial" w:hAnsi="Arial"/>
@@ -17537,7 +17692,7 @@
               <w:spacing w:after="10" w:before="0"/>
               <w:ind w:left="120"/>
             </w:pPr>
-            <w:hyperlink w:history="1" r:id="rIdaejfesqevpenpq2kzaokg">
+            <w:hyperlink w:history="1" r:id="rIdosz_j421bajkkikovuim6">
               <w:r>
                 <w:rPr>
                   <w:rFonts w:ascii="Arial" w:cs="Arial" w:eastAsia="Arial" w:hAnsi="Arial"/>
@@ -17614,7 +17769,7 @@
               <w:spacing w:after="10" w:before="0"/>
               <w:ind w:left="120"/>
             </w:pPr>
-            <w:hyperlink w:history="1" r:id="rIdhzviewshfzqnmoyoujnwc">
+            <w:hyperlink w:history="1" r:id="rIdyz68podk-7v5iokjr3lpn">
               <w:r>
                 <w:rPr>
                   <w:rFonts w:ascii="Arial" w:cs="Arial" w:eastAsia="Arial" w:hAnsi="Arial"/>
@@ -17841,7 +17996,7 @@
               <w:spacing w:after="10" w:before="0"/>
               <w:ind w:left="120"/>
             </w:pPr>
-            <w:hyperlink w:history="1" r:id="rIdwl0tmocjfsu54hdgn5ogm">
+            <w:hyperlink w:history="1" r:id="rId_d83th1bnyd0dsufuevkv">
               <w:r>
                 <w:rPr>
                   <w:rFonts w:ascii="Arial" w:cs="Arial" w:eastAsia="Arial" w:hAnsi="Arial"/>
@@ -17918,7 +18073,7 @@
               <w:spacing w:after="10" w:before="0"/>
               <w:ind w:left="120"/>
             </w:pPr>
-            <w:hyperlink w:history="1" r:id="rIdycalae3ubl1zu_m_rymx5">
+            <w:hyperlink w:history="1" r:id="rIdddqmyvpn3xpa_3qongn2m">
               <w:r>
                 <w:rPr>
                   <w:rFonts w:ascii="Arial" w:cs="Arial" w:eastAsia="Arial" w:hAnsi="Arial"/>
@@ -18145,7 +18300,7 @@
               <w:spacing w:after="10" w:before="0"/>
               <w:ind w:left="120"/>
             </w:pPr>
-            <w:hyperlink w:history="1" r:id="rIdifhn4dg8mkla2ikzwhbz8">
+            <w:hyperlink w:history="1" r:id="rId1szgcutoagq4k_obwhk_e">
               <w:r>
                 <w:rPr>
                   <w:rFonts w:ascii="Arial" w:cs="Arial" w:eastAsia="Arial" w:hAnsi="Arial"/>
@@ -18222,7 +18377,7 @@
               <w:spacing w:after="10" w:before="0"/>
               <w:ind w:left="120"/>
             </w:pPr>
-            <w:hyperlink w:history="1" r:id="rIdqu8bgchpepivs45mibai8">
+            <w:hyperlink w:history="1" r:id="rIdxmnj-45vw4rzcps3ufml7">
               <w:r>
                 <w:rPr>
                   <w:rFonts w:ascii="Arial" w:cs="Arial" w:eastAsia="Arial" w:hAnsi="Arial"/>
@@ -18449,7 +18604,7 @@
               <w:spacing w:after="10" w:before="0"/>
               <w:ind w:left="120"/>
             </w:pPr>
-            <w:hyperlink w:history="1" r:id="rIdhsciobrcx0wy-sfwjifcx">
+            <w:hyperlink w:history="1" r:id="rIdlxzpkblajye3rpei1t9sv">
               <w:r>
                 <w:rPr>
                   <w:rFonts w:ascii="Arial" w:cs="Arial" w:eastAsia="Arial" w:hAnsi="Arial"/>
@@ -18526,7 +18681,7 @@
               <w:spacing w:after="10" w:before="0"/>
               <w:ind w:left="120"/>
             </w:pPr>
-            <w:hyperlink w:history="1" r:id="rIdezgrbdnmsnk4je9d3u9fe">
+            <w:hyperlink w:history="1" r:id="rIdwni5th4ekngvciheteugz">
               <w:r>
                 <w:rPr>
                   <w:rFonts w:ascii="Arial" w:cs="Arial" w:eastAsia="Arial" w:hAnsi="Arial"/>
@@ -18753,7 +18908,7 @@
               <w:spacing w:after="10" w:before="0"/>
               <w:ind w:left="120"/>
             </w:pPr>
-            <w:hyperlink w:history="1" r:id="rIdxgfmuxya54vgfkw5xniuj">
+            <w:hyperlink w:history="1" r:id="rIdbmx3d74rkj8jzxze2jndf">
               <w:r>
                 <w:rPr>
                   <w:rFonts w:ascii="Arial" w:cs="Arial" w:eastAsia="Arial" w:hAnsi="Arial"/>
@@ -18830,7 +18985,7 @@
               <w:spacing w:after="10" w:before="0"/>
               <w:ind w:left="120"/>
             </w:pPr>
-            <w:hyperlink w:history="1" r:id="rIdpiuflhsa8p5gyi9rmbdjn">
+            <w:hyperlink w:history="1" r:id="rIdymy4reopc6kcfcgpqzucl">
               <w:r>
                 <w:rPr>
                   <w:rFonts w:ascii="Arial" w:cs="Arial" w:eastAsia="Arial" w:hAnsi="Arial"/>
@@ -19357,7 +19512,7 @@
         </w:rPr>
         <w:t xml:space="preserve">© 2026 SeaVuria and ARES. Aligned with KICD objectives. Developed by SeaVuria; technical implementation by ARES (with AI assistance from Claude). Licensed under </w:t>
       </w:r>
-      <w:hyperlink w:history="1" r:id="rId_f8m5t-a2niikhwuqhwru">
+      <w:hyperlink w:history="1" r:id="rIdegfaopbnh2huk3nkp0tpn">
         <w:r>
           <w:rPr>
             <w:rFonts w:ascii="Arial" w:cs="Arial" w:eastAsia="Arial" w:hAnsi="Arial"/>
@@ -19378,7 +19533,7 @@
         </w:rPr>
         <w:t xml:space="preserve"> (</w:t>
       </w:r>
-      <w:hyperlink w:history="1" r:id="rIdp3seybaucdt2alxnacmjj">
+      <w:hyperlink w:history="1" r:id="rIdnn3k7eydbg1t7odlkvs1p">
         <w:r>
           <w:rPr>
             <w:rFonts w:ascii="Arial" w:cs="Arial" w:eastAsia="Arial" w:hAnsi="Arial"/>
@@ -20391,40 +20546,24 @@
             <w:pPr>
               <w:spacing w:after="20" w:before="0"/>
             </w:pPr>
-            <w:hyperlink w:history="1" r:id="rIdlky9pe6uwlyxdbuciplay">
-              <w:r>
-                <w:rPr>
-                  <w:rFonts w:ascii="Arial" w:cs="Arial" w:eastAsia="Arial" w:hAnsi="Arial"/>
-                  <w:color w:val="2E75B6"/>
-                  <w:sz w:val="16"/>
-                  <w:szCs w:val="16"/>
-                  <w:u w:val="single" w:color="2E75B6"/>
-                </w:rPr>
-                <w:t xml:space="preserve">Plant reproductive success</w:t>
-              </w:r>
-            </w:hyperlink>
+            <w:r>
+              <w:rPr>
+                <w:rFonts w:ascii="Arial" w:cs="Arial" w:eastAsia="Arial" w:hAnsi="Arial"/>
+                <w:i/>
+                <w:iCs/>
+                <w:color w:val="595959"/>
+                <w:sz w:val="16"/>
+                <w:szCs w:val="16"/>
+              </w:rPr>
+              <w:t xml:space="preserve">No closely matching video in the ARES library for this activity.</w:t>
+            </w:r>
           </w:p>
           <w:p>
             <w:pPr>
               <w:spacing w:after="10" w:before="0"/>
               <w:ind w:left="120"/>
             </w:pPr>
-            <w:r>
-              <w:rPr>
-                <w:rFonts w:ascii="Arial" w:cs="Arial" w:eastAsia="Arial" w:hAnsi="Arial"/>
-                <w:color w:val="595959"/>
-                <w:sz w:val="14"/>
-                <w:szCs w:val="14"/>
-              </w:rPr>
-              <w:t xml:space="preserve">Source: Khan Academy (English - US curriculum)</w:t>
-            </w:r>
-          </w:p>
-          <w:p>
-            <w:pPr>
-              <w:spacing w:after="10" w:before="0"/>
-              <w:ind w:left="120"/>
-            </w:pPr>
-            <w:hyperlink w:history="1" r:id="rIdwgmpfn_kuiodutckcbgvi">
+            <w:hyperlink w:history="1" r:id="rIdgqzdvhw2bzj6k2zlaqe7q">
               <w:r>
                 <w:rPr>
                   <w:rFonts w:ascii="Arial" w:cs="Arial" w:eastAsia="Arial" w:hAnsi="Arial"/>
@@ -20433,9 +20572,24 @@
                   <w:szCs w:val="14"/>
                   <w:u w:val="single" w:color="595959"/>
                 </w:rPr>
-                <w:t xml:space="preserve">🔍 Search ARES for similar videos</w:t>
+                <w:t xml:space="preserve">🔍 Search ARES for videos</w:t>
               </w:r>
             </w:hyperlink>
+          </w:p>
+          <w:p>
+            <w:pPr>
+              <w:spacing w:after="10" w:before="0"/>
+              <w:ind w:left="120"/>
+            </w:pPr>
+            <w:r>
+              <w:rPr>
+                <w:rFonts w:ascii="Arial" w:cs="Arial" w:eastAsia="Arial" w:hAnsi="Arial"/>
+                <w:color w:val="595959"/>
+                <w:sz w:val="14"/>
+                <w:szCs w:val="14"/>
+              </w:rPr>
+              <w:t xml:space="preserve">Search terms: reproduction animals joint reproductive</w:t>
+            </w:r>
           </w:p>
           <w:p>
             <w:pPr>
@@ -20486,7 +20640,7 @@
               <w:spacing w:after="10" w:before="0"/>
               <w:ind w:left="120"/>
             </w:pPr>
-            <w:hyperlink w:history="1" r:id="rIdyxoqjpruyhmmvb0bwv5wk">
+            <w:hyperlink w:history="1" r:id="rIdyxqo5rq76-cusap3miw9t">
               <w:r>
                 <w:rPr>
                   <w:rFonts w:ascii="Arial" w:cs="Arial" w:eastAsia="Arial" w:hAnsi="Arial"/>
@@ -20696,40 +20850,24 @@
             <w:pPr>
               <w:spacing w:after="20" w:before="0"/>
             </w:pPr>
-            <w:hyperlink w:history="1" r:id="rIduck4r5foomgteaekutpyg">
-              <w:r>
-                <w:rPr>
-                  <w:rFonts w:ascii="Arial" w:cs="Arial" w:eastAsia="Arial" w:hAnsi="Arial"/>
-                  <w:color w:val="2E75B6"/>
-                  <w:sz w:val="16"/>
-                  <w:szCs w:val="16"/>
-                  <w:u w:val="single" w:color="2E75B6"/>
-                </w:rPr>
-                <w:t xml:space="preserve">Plant reproductive success</w:t>
-              </w:r>
-            </w:hyperlink>
+            <w:r>
+              <w:rPr>
+                <w:rFonts w:ascii="Arial" w:cs="Arial" w:eastAsia="Arial" w:hAnsi="Arial"/>
+                <w:i/>
+                <w:iCs/>
+                <w:color w:val="595959"/>
+                <w:sz w:val="16"/>
+                <w:szCs w:val="16"/>
+              </w:rPr>
+              <w:t xml:space="preserve">No closely matching video in the ARES library for this activity.</w:t>
+            </w:r>
           </w:p>
           <w:p>
             <w:pPr>
               <w:spacing w:after="10" w:before="0"/>
               <w:ind w:left="120"/>
             </w:pPr>
-            <w:r>
-              <w:rPr>
-                <w:rFonts w:ascii="Arial" w:cs="Arial" w:eastAsia="Arial" w:hAnsi="Arial"/>
-                <w:color w:val="595959"/>
-                <w:sz w:val="14"/>
-                <w:szCs w:val="14"/>
-              </w:rPr>
-              <w:t xml:space="preserve">Source: Khan Academy (English - US curriculum)</w:t>
-            </w:r>
-          </w:p>
-          <w:p>
-            <w:pPr>
-              <w:spacing w:after="10" w:before="0"/>
-              <w:ind w:left="120"/>
-            </w:pPr>
-            <w:hyperlink w:history="1" r:id="rIdsaggrkavuhqdikfgyuhjk">
+            <w:hyperlink w:history="1" r:id="rId1xchujamcagl9pfgg5dfd">
               <w:r>
                 <w:rPr>
                   <w:rFonts w:ascii="Arial" w:cs="Arial" w:eastAsia="Arial" w:hAnsi="Arial"/>
@@ -20738,9 +20876,24 @@
                   <w:szCs w:val="14"/>
                   <w:u w:val="single" w:color="595959"/>
                 </w:rPr>
-                <w:t xml:space="preserve">🔍 Search ARES for similar videos</w:t>
+                <w:t xml:space="preserve">🔍 Search ARES for videos</w:t>
               </w:r>
             </w:hyperlink>
+          </w:p>
+          <w:p>
+            <w:pPr>
+              <w:spacing w:after="10" w:before="0"/>
+              <w:ind w:left="120"/>
+            </w:pPr>
+            <w:r>
+              <w:rPr>
+                <w:rFonts w:ascii="Arial" w:cs="Arial" w:eastAsia="Arial" w:hAnsi="Arial"/>
+                <w:color w:val="595959"/>
+                <w:sz w:val="14"/>
+                <w:szCs w:val="14"/>
+              </w:rPr>
+              <w:t xml:space="preserve">Search terms: reproduction animals joint reproductive</w:t>
+            </w:r>
           </w:p>
           <w:p>
             <w:pPr>
@@ -20791,7 +20944,7 @@
               <w:spacing w:after="10" w:before="0"/>
               <w:ind w:left="120"/>
             </w:pPr>
-            <w:hyperlink w:history="1" r:id="rIdq0bx0a7z-mwavhnu8w6sk">
+            <w:hyperlink w:history="1" r:id="rId36qxbl89j9xares2wz_6o">
               <w:r>
                 <w:rPr>
                   <w:rFonts w:ascii="Arial" w:cs="Arial" w:eastAsia="Arial" w:hAnsi="Arial"/>
@@ -21001,40 +21154,24 @@
             <w:pPr>
               <w:spacing w:after="20" w:before="0"/>
             </w:pPr>
-            <w:hyperlink w:history="1" r:id="rIdljdfej4-nd1h1birrp8jp">
-              <w:r>
-                <w:rPr>
-                  <w:rFonts w:ascii="Arial" w:cs="Arial" w:eastAsia="Arial" w:hAnsi="Arial"/>
-                  <w:color w:val="2E75B6"/>
-                  <w:sz w:val="16"/>
-                  <w:szCs w:val="16"/>
-                  <w:u w:val="single" w:color="2E75B6"/>
-                </w:rPr>
-                <w:t xml:space="preserve">Plant reproductive success</w:t>
-              </w:r>
-            </w:hyperlink>
+            <w:r>
+              <w:rPr>
+                <w:rFonts w:ascii="Arial" w:cs="Arial" w:eastAsia="Arial" w:hAnsi="Arial"/>
+                <w:i/>
+                <w:iCs/>
+                <w:color w:val="595959"/>
+                <w:sz w:val="16"/>
+                <w:szCs w:val="16"/>
+              </w:rPr>
+              <w:t xml:space="preserve">No closely matching video in the ARES library for this activity.</w:t>
+            </w:r>
           </w:p>
           <w:p>
             <w:pPr>
               <w:spacing w:after="10" w:before="0"/>
               <w:ind w:left="120"/>
             </w:pPr>
-            <w:r>
-              <w:rPr>
-                <w:rFonts w:ascii="Arial" w:cs="Arial" w:eastAsia="Arial" w:hAnsi="Arial"/>
-                <w:color w:val="595959"/>
-                <w:sz w:val="14"/>
-                <w:szCs w:val="14"/>
-              </w:rPr>
-              <w:t xml:space="preserve">Source: Khan Academy (English - US curriculum)</w:t>
-            </w:r>
-          </w:p>
-          <w:p>
-            <w:pPr>
-              <w:spacing w:after="10" w:before="0"/>
-              <w:ind w:left="120"/>
-            </w:pPr>
-            <w:hyperlink w:history="1" r:id="rId7h8r4g9nqtx42zb1wbhio">
+            <w:hyperlink w:history="1" r:id="rIdeoqwmhp-0_bb0ath_qvn1">
               <w:r>
                 <w:rPr>
                   <w:rFonts w:ascii="Arial" w:cs="Arial" w:eastAsia="Arial" w:hAnsi="Arial"/>
@@ -21043,9 +21180,24 @@
                   <w:szCs w:val="14"/>
                   <w:u w:val="single" w:color="595959"/>
                 </w:rPr>
-                <w:t xml:space="preserve">🔍 Search ARES for similar videos</w:t>
+                <w:t xml:space="preserve">🔍 Search ARES for videos</w:t>
               </w:r>
             </w:hyperlink>
+          </w:p>
+          <w:p>
+            <w:pPr>
+              <w:spacing w:after="10" w:before="0"/>
+              <w:ind w:left="120"/>
+            </w:pPr>
+            <w:r>
+              <w:rPr>
+                <w:rFonts w:ascii="Arial" w:cs="Arial" w:eastAsia="Arial" w:hAnsi="Arial"/>
+                <w:color w:val="595959"/>
+                <w:sz w:val="14"/>
+                <w:szCs w:val="14"/>
+              </w:rPr>
+              <w:t xml:space="preserve">Search terms: reproduction animals joint reproductive</w:t>
+            </w:r>
           </w:p>
           <w:p>
             <w:pPr>
@@ -21096,7 +21248,7 @@
               <w:spacing w:after="10" w:before="0"/>
               <w:ind w:left="120"/>
             </w:pPr>
-            <w:hyperlink w:history="1" r:id="rIdrva0iqst4evnyi8jbvppu">
+            <w:hyperlink w:history="1" r:id="rIdvqcx4lzx_akmbh6cng_rm">
               <w:r>
                 <w:rPr>
                   <w:rFonts w:ascii="Arial" w:cs="Arial" w:eastAsia="Arial" w:hAnsi="Arial"/>
@@ -21306,40 +21458,24 @@
             <w:pPr>
               <w:spacing w:after="20" w:before="0"/>
             </w:pPr>
-            <w:hyperlink w:history="1" r:id="rIdfics-efudxxivzvrnqp-n">
-              <w:r>
-                <w:rPr>
-                  <w:rFonts w:ascii="Arial" w:cs="Arial" w:eastAsia="Arial" w:hAnsi="Arial"/>
-                  <w:color w:val="2E75B6"/>
-                  <w:sz w:val="16"/>
-                  <w:szCs w:val="16"/>
-                  <w:u w:val="single" w:color="2E75B6"/>
-                </w:rPr>
-                <w:t xml:space="preserve">Plant reproductive success</w:t>
-              </w:r>
-            </w:hyperlink>
+            <w:r>
+              <w:rPr>
+                <w:rFonts w:ascii="Arial" w:cs="Arial" w:eastAsia="Arial" w:hAnsi="Arial"/>
+                <w:i/>
+                <w:iCs/>
+                <w:color w:val="595959"/>
+                <w:sz w:val="16"/>
+                <w:szCs w:val="16"/>
+              </w:rPr>
+              <w:t xml:space="preserve">No closely matching video in the ARES library for this activity.</w:t>
+            </w:r>
           </w:p>
           <w:p>
             <w:pPr>
               <w:spacing w:after="10" w:before="0"/>
               <w:ind w:left="120"/>
             </w:pPr>
-            <w:r>
-              <w:rPr>
-                <w:rFonts w:ascii="Arial" w:cs="Arial" w:eastAsia="Arial" w:hAnsi="Arial"/>
-                <w:color w:val="595959"/>
-                <w:sz w:val="14"/>
-                <w:szCs w:val="14"/>
-              </w:rPr>
-              <w:t xml:space="preserve">Source: Khan Academy (English - US curriculum)</w:t>
-            </w:r>
-          </w:p>
-          <w:p>
-            <w:pPr>
-              <w:spacing w:after="10" w:before="0"/>
-              <w:ind w:left="120"/>
-            </w:pPr>
-            <w:hyperlink w:history="1" r:id="rIdd0m70eg6--lgc4zgf6z-w">
+            <w:hyperlink w:history="1" r:id="rIdwqsgxo-0fcuv9fieut8fg">
               <w:r>
                 <w:rPr>
                   <w:rFonts w:ascii="Arial" w:cs="Arial" w:eastAsia="Arial" w:hAnsi="Arial"/>
@@ -21348,9 +21484,24 @@
                   <w:szCs w:val="14"/>
                   <w:u w:val="single" w:color="595959"/>
                 </w:rPr>
-                <w:t xml:space="preserve">🔍 Search ARES for similar videos</w:t>
+                <w:t xml:space="preserve">🔍 Search ARES for videos</w:t>
               </w:r>
             </w:hyperlink>
+          </w:p>
+          <w:p>
+            <w:pPr>
+              <w:spacing w:after="10" w:before="0"/>
+              <w:ind w:left="120"/>
+            </w:pPr>
+            <w:r>
+              <w:rPr>
+                <w:rFonts w:ascii="Arial" w:cs="Arial" w:eastAsia="Arial" w:hAnsi="Arial"/>
+                <w:color w:val="595959"/>
+                <w:sz w:val="14"/>
+                <w:szCs w:val="14"/>
+              </w:rPr>
+              <w:t xml:space="preserve">Search terms: reproduction animals joint reproductive</w:t>
+            </w:r>
           </w:p>
           <w:p>
             <w:pPr>
@@ -21401,7 +21552,7 @@
               <w:spacing w:after="10" w:before="0"/>
               <w:ind w:left="120"/>
             </w:pPr>
-            <w:hyperlink w:history="1" r:id="rIdvyleebsjxfvslna5kvaob">
+            <w:hyperlink w:history="1" r:id="rId-iof6neaizctdr1d7har7">
               <w:r>
                 <w:rPr>
                   <w:rFonts w:ascii="Arial" w:cs="Arial" w:eastAsia="Arial" w:hAnsi="Arial"/>
@@ -21611,40 +21762,24 @@
             <w:pPr>
               <w:spacing w:after="20" w:before="0"/>
             </w:pPr>
-            <w:hyperlink w:history="1" r:id="rIdqreyfvm5im_pytsll5qdj">
-              <w:r>
-                <w:rPr>
-                  <w:rFonts w:ascii="Arial" w:cs="Arial" w:eastAsia="Arial" w:hAnsi="Arial"/>
-                  <w:color w:val="2E75B6"/>
-                  <w:sz w:val="16"/>
-                  <w:szCs w:val="16"/>
-                  <w:u w:val="single" w:color="2E75B6"/>
-                </w:rPr>
-                <w:t xml:space="preserve">Plant reproductive success</w:t>
-              </w:r>
-            </w:hyperlink>
+            <w:r>
+              <w:rPr>
+                <w:rFonts w:ascii="Arial" w:cs="Arial" w:eastAsia="Arial" w:hAnsi="Arial"/>
+                <w:i/>
+                <w:iCs/>
+                <w:color w:val="595959"/>
+                <w:sz w:val="16"/>
+                <w:szCs w:val="16"/>
+              </w:rPr>
+              <w:t xml:space="preserve">No closely matching video in the ARES library for this activity.</w:t>
+            </w:r>
           </w:p>
           <w:p>
             <w:pPr>
               <w:spacing w:after="10" w:before="0"/>
               <w:ind w:left="120"/>
             </w:pPr>
-            <w:r>
-              <w:rPr>
-                <w:rFonts w:ascii="Arial" w:cs="Arial" w:eastAsia="Arial" w:hAnsi="Arial"/>
-                <w:color w:val="595959"/>
-                <w:sz w:val="14"/>
-                <w:szCs w:val="14"/>
-              </w:rPr>
-              <w:t xml:space="preserve">Source: Khan Academy (English - US curriculum)</w:t>
-            </w:r>
-          </w:p>
-          <w:p>
-            <w:pPr>
-              <w:spacing w:after="10" w:before="0"/>
-              <w:ind w:left="120"/>
-            </w:pPr>
-            <w:hyperlink w:history="1" r:id="rId7vu6ey4wlpsrr3-paqlzr">
+            <w:hyperlink w:history="1" r:id="rIdhqvdbllz6-dba1jzygoop">
               <w:r>
                 <w:rPr>
                   <w:rFonts w:ascii="Arial" w:cs="Arial" w:eastAsia="Arial" w:hAnsi="Arial"/>
@@ -21653,9 +21788,24 @@
                   <w:szCs w:val="14"/>
                   <w:u w:val="single" w:color="595959"/>
                 </w:rPr>
-                <w:t xml:space="preserve">🔍 Search ARES for similar videos</w:t>
+                <w:t xml:space="preserve">🔍 Search ARES for videos</w:t>
               </w:r>
             </w:hyperlink>
+          </w:p>
+          <w:p>
+            <w:pPr>
+              <w:spacing w:after="10" w:before="0"/>
+              <w:ind w:left="120"/>
+            </w:pPr>
+            <w:r>
+              <w:rPr>
+                <w:rFonts w:ascii="Arial" w:cs="Arial" w:eastAsia="Arial" w:hAnsi="Arial"/>
+                <w:color w:val="595959"/>
+                <w:sz w:val="14"/>
+                <w:szCs w:val="14"/>
+              </w:rPr>
+              <w:t xml:space="preserve">Search terms: reproduction animals joint reproductive</w:t>
+            </w:r>
           </w:p>
           <w:p>
             <w:pPr>
@@ -21706,7 +21856,7 @@
               <w:spacing w:after="10" w:before="0"/>
               <w:ind w:left="120"/>
             </w:pPr>
-            <w:hyperlink w:history="1" r:id="rIdzwfn9hlftszhm_kjcltxt">
+            <w:hyperlink w:history="1" r:id="rIdxicepssrgpw1qipmyxkep">
               <w:r>
                 <w:rPr>
                   <w:rFonts w:ascii="Arial" w:cs="Arial" w:eastAsia="Arial" w:hAnsi="Arial"/>
@@ -22233,7 +22383,7 @@
         </w:rPr>
         <w:t xml:space="preserve">© 2026 SeaVuria and ARES. Aligned with KICD objectives. Developed by SeaVuria; technical implementation by ARES (with AI assistance from Claude). Licensed under </w:t>
       </w:r>
-      <w:hyperlink w:history="1" r:id="rIdpuzcdt1-r4vbbzatmohss">
+      <w:hyperlink w:history="1" r:id="rId4jno6h_qwrsbydkggzysq">
         <w:r>
           <w:rPr>
             <w:rFonts w:ascii="Arial" w:cs="Arial" w:eastAsia="Arial" w:hAnsi="Arial"/>
@@ -22254,7 +22404,7 @@
         </w:rPr>
         <w:t xml:space="preserve"> (</w:t>
       </w:r>
-      <w:hyperlink w:history="1" r:id="rIdxcffeaomhtmto0wfovsff">
+      <w:hyperlink w:history="1" r:id="rId8l__donzbqpvu8yi7iplc">
         <w:r>
           <w:rPr>
             <w:rFonts w:ascii="Arial" w:cs="Arial" w:eastAsia="Arial" w:hAnsi="Arial"/>

--- a/data/outputs/v2/Grade11/Biology/Lesson_Plans/SS3.1_Reproduction_in_Animals/Biology_Reproduction_in_Animals_CBE_LessonSequence.docx
+++ b/data/outputs/v2/Grade11/Biology/Lesson_Plans/SS3.1_Reproduction_in_Animals/Biology_Reproduction_in_Animals_CBE_LessonSequence.docx
@@ -2093,7 +2093,7 @@
         </w:rPr>
         <w:t xml:space="preserve">© 2026 SeaVuria and ARES. This work is licensed under a </w:t>
       </w:r>
-      <w:hyperlink w:history="1" r:id="rIdpgmlln8zu7yzohezc-izw">
+      <w:hyperlink w:history="1" r:id="rIdddkh6qlert9pnunkk3veb">
         <w:r>
           <w:rPr>
             <w:rFonts w:ascii="Arial" w:cs="Arial" w:eastAsia="Arial" w:hAnsi="Arial"/>
@@ -2113,7 +2113,7 @@
         </w:rPr>
         <w:t xml:space="preserve"> (</w:t>
       </w:r>
-      <w:hyperlink w:history="1" r:id="rIdf3d4xh3oh8etuzgh1qo_o">
+      <w:hyperlink w:history="1" r:id="rIdutnq-ojlafm7tvoe-yzwk">
         <w:r>
           <w:rPr>
             <w:rFonts w:ascii="Arial" w:cs="Arial" w:eastAsia="Arial" w:hAnsi="Arial"/>
@@ -2133,7 +2133,7 @@
         </w:rPr>
         <w:t xml:space="preserve">). To view a copy of this license, visit </w:t>
       </w:r>
-      <w:hyperlink w:history="1" r:id="rId7helxwd92q3kkous3crlr">
+      <w:hyperlink w:history="1" r:id="rIdgf2iembimogm8ckym96rv">
         <w:r>
           <w:rPr>
             <w:rFonts w:ascii="Arial" w:cs="Arial" w:eastAsia="Arial" w:hAnsi="Arial"/>
@@ -3162,7 +3162,7 @@
               <w:spacing w:after="10" w:before="0"/>
               <w:ind w:left="120"/>
             </w:pPr>
-            <w:hyperlink w:history="1" r:id="rIdu0miiinlucqiwez9w4bmr">
+            <w:hyperlink w:history="1" r:id="rIdluri8jvttp22smcff7tbl">
               <w:r>
                 <w:rPr>
                   <w:rFonts w:ascii="Arial" w:cs="Arial" w:eastAsia="Arial" w:hAnsi="Arial"/>
@@ -3239,7 +3239,7 @@
               <w:spacing w:after="10" w:before="0"/>
               <w:ind w:left="120"/>
             </w:pPr>
-            <w:hyperlink w:history="1" r:id="rIdynm5fo6ih0ufrp_wah_yq">
+            <w:hyperlink w:history="1" r:id="rIdhwhacjnppmgxstij3tlu0">
               <w:r>
                 <w:rPr>
                   <w:rFonts w:ascii="Arial" w:cs="Arial" w:eastAsia="Arial" w:hAnsi="Arial"/>
@@ -3466,7 +3466,7 @@
               <w:spacing w:after="10" w:before="0"/>
               <w:ind w:left="120"/>
             </w:pPr>
-            <w:hyperlink w:history="1" r:id="rIdueqjzsrnbbtto9dz70lsr">
+            <w:hyperlink w:history="1" r:id="rId3jlgd7hopvkqrezalhzhy">
               <w:r>
                 <w:rPr>
                   <w:rFonts w:ascii="Arial" w:cs="Arial" w:eastAsia="Arial" w:hAnsi="Arial"/>
@@ -3543,7 +3543,7 @@
               <w:spacing w:after="10" w:before="0"/>
               <w:ind w:left="120"/>
             </w:pPr>
-            <w:hyperlink w:history="1" r:id="rIdhyuwmnsdekye4bcrmvx52">
+            <w:hyperlink w:history="1" r:id="rIdvejg5rympsmox341cwky4">
               <w:r>
                 <w:rPr>
                   <w:rFonts w:ascii="Arial" w:cs="Arial" w:eastAsia="Arial" w:hAnsi="Arial"/>
@@ -3770,7 +3770,7 @@
               <w:spacing w:after="10" w:before="0"/>
               <w:ind w:left="120"/>
             </w:pPr>
-            <w:hyperlink w:history="1" r:id="rId3y6cehwykwtw7lmy_veyf">
+            <w:hyperlink w:history="1" r:id="rIdwmqntrgk-n4aaw4grdhvk">
               <w:r>
                 <w:rPr>
                   <w:rFonts w:ascii="Arial" w:cs="Arial" w:eastAsia="Arial" w:hAnsi="Arial"/>
@@ -3847,7 +3847,7 @@
               <w:spacing w:after="10" w:before="0"/>
               <w:ind w:left="120"/>
             </w:pPr>
-            <w:hyperlink w:history="1" r:id="rIdp0tz3bv_hlhzbdfhmt_pf">
+            <w:hyperlink w:history="1" r:id="rIdcb6pqluetwi7aimscrtaf">
               <w:r>
                 <w:rPr>
                   <w:rFonts w:ascii="Arial" w:cs="Arial" w:eastAsia="Arial" w:hAnsi="Arial"/>
@@ -4074,7 +4074,7 @@
               <w:spacing w:after="10" w:before="0"/>
               <w:ind w:left="120"/>
             </w:pPr>
-            <w:hyperlink w:history="1" r:id="rId4voetj825ah1ih_i8yvgl">
+            <w:hyperlink w:history="1" r:id="rIdxxec_viov2zbxbcbe_otj">
               <w:r>
                 <w:rPr>
                   <w:rFonts w:ascii="Arial" w:cs="Arial" w:eastAsia="Arial" w:hAnsi="Arial"/>
@@ -4151,7 +4151,7 @@
               <w:spacing w:after="10" w:before="0"/>
               <w:ind w:left="120"/>
             </w:pPr>
-            <w:hyperlink w:history="1" r:id="rId18qanyzlsg49nizql60ef">
+            <w:hyperlink w:history="1" r:id="rIdbceurbk0izc0sir7lpqlk">
               <w:r>
                 <w:rPr>
                   <w:rFonts w:ascii="Arial" w:cs="Arial" w:eastAsia="Arial" w:hAnsi="Arial"/>
@@ -4378,7 +4378,7 @@
               <w:spacing w:after="10" w:before="0"/>
               <w:ind w:left="120"/>
             </w:pPr>
-            <w:hyperlink w:history="1" r:id="rIdze__p_wbpffmh0dksjvlq">
+            <w:hyperlink w:history="1" r:id="rIdvpdpayc0a7xd-ptzupcjz">
               <w:r>
                 <w:rPr>
                   <w:rFonts w:ascii="Arial" w:cs="Arial" w:eastAsia="Arial" w:hAnsi="Arial"/>
@@ -4455,7 +4455,7 @@
               <w:spacing w:after="10" w:before="0"/>
               <w:ind w:left="120"/>
             </w:pPr>
-            <w:hyperlink w:history="1" r:id="rIdzncmrz1ql9n58ahejl6pk">
+            <w:hyperlink w:history="1" r:id="rIdtqrnbtoqnyfk9gl1ey1di">
               <w:r>
                 <w:rPr>
                   <w:rFonts w:ascii="Arial" w:cs="Arial" w:eastAsia="Arial" w:hAnsi="Arial"/>
@@ -4982,7 +4982,7 @@
         </w:rPr>
         <w:t xml:space="preserve">© 2026 SeaVuria and ARES. Aligned with KICD objectives. Developed by SeaVuria; technical implementation by ARES (with AI assistance from Claude). Licensed under </w:t>
       </w:r>
-      <w:hyperlink w:history="1" r:id="rIduwo3uvmosm_qwsv0l-ryr">
+      <w:hyperlink w:history="1" r:id="rIda-tgz1jecx_pe0_t15qj1">
         <w:r>
           <w:rPr>
             <w:rFonts w:ascii="Arial" w:cs="Arial" w:eastAsia="Arial" w:hAnsi="Arial"/>
@@ -5003,7 +5003,7 @@
         </w:rPr>
         <w:t xml:space="preserve"> (</w:t>
       </w:r>
-      <w:hyperlink w:history="1" r:id="rId-zjauj69bl6hzy7dsq9ly">
+      <w:hyperlink w:history="1" r:id="rIdoqb8pyzte0ahlny5gf4sd">
         <w:r>
           <w:rPr>
             <w:rFonts w:ascii="Arial" w:cs="Arial" w:eastAsia="Arial" w:hAnsi="Arial"/>
@@ -6033,7 +6033,7 @@
               <w:spacing w:after="10" w:before="0"/>
               <w:ind w:left="120"/>
             </w:pPr>
-            <w:hyperlink w:history="1" r:id="rIdp8ctqm68ras7j0spl2e0i">
+            <w:hyperlink w:history="1" r:id="rIdycpuju7padhen4kq76pjj">
               <w:r>
                 <w:rPr>
                   <w:rFonts w:ascii="Arial" w:cs="Arial" w:eastAsia="Arial" w:hAnsi="Arial"/>
@@ -6110,7 +6110,7 @@
               <w:spacing w:after="10" w:before="0"/>
               <w:ind w:left="120"/>
             </w:pPr>
-            <w:hyperlink w:history="1" r:id="rIdz7kga8rs8fuimrlqjanv2">
+            <w:hyperlink w:history="1" r:id="rIdpbwe6c8djd6vbyf4fbk0v">
               <w:r>
                 <w:rPr>
                   <w:rFonts w:ascii="Arial" w:cs="Arial" w:eastAsia="Arial" w:hAnsi="Arial"/>
@@ -6337,7 +6337,7 @@
               <w:spacing w:after="10" w:before="0"/>
               <w:ind w:left="120"/>
             </w:pPr>
-            <w:hyperlink w:history="1" r:id="rIdkbwilgbveprkcmhk1vkwg">
+            <w:hyperlink w:history="1" r:id="rIdpghengpxzmlo817-lu41n">
               <w:r>
                 <w:rPr>
                   <w:rFonts w:ascii="Arial" w:cs="Arial" w:eastAsia="Arial" w:hAnsi="Arial"/>
@@ -6414,7 +6414,7 @@
               <w:spacing w:after="10" w:before="0"/>
               <w:ind w:left="120"/>
             </w:pPr>
-            <w:hyperlink w:history="1" r:id="rId8ulhohw68rfjq2b9gmead">
+            <w:hyperlink w:history="1" r:id="rIdfkpkjqo8st1u1wzx_tj8t">
               <w:r>
                 <w:rPr>
                   <w:rFonts w:ascii="Arial" w:cs="Arial" w:eastAsia="Arial" w:hAnsi="Arial"/>
@@ -6641,7 +6641,7 @@
               <w:spacing w:after="10" w:before="0"/>
               <w:ind w:left="120"/>
             </w:pPr>
-            <w:hyperlink w:history="1" r:id="rIddilbpnhsmabddkbdlcaak">
+            <w:hyperlink w:history="1" r:id="rIdj53ttwtz_jr3z4uohuvem">
               <w:r>
                 <w:rPr>
                   <w:rFonts w:ascii="Arial" w:cs="Arial" w:eastAsia="Arial" w:hAnsi="Arial"/>
@@ -6718,7 +6718,7 @@
               <w:spacing w:after="10" w:before="0"/>
               <w:ind w:left="120"/>
             </w:pPr>
-            <w:hyperlink w:history="1" r:id="rIdwkt26lqg6hwxkalsdbqa2">
+            <w:hyperlink w:history="1" r:id="rId4_qsjxcg1lwcwzx02zqcz">
               <w:r>
                 <w:rPr>
                   <w:rFonts w:ascii="Arial" w:cs="Arial" w:eastAsia="Arial" w:hAnsi="Arial"/>
@@ -6945,7 +6945,7 @@
               <w:spacing w:after="10" w:before="0"/>
               <w:ind w:left="120"/>
             </w:pPr>
-            <w:hyperlink w:history="1" r:id="rIdhvuquydcvdgnn2vzq86iq">
+            <w:hyperlink w:history="1" r:id="rId_cmwsm1zkngyepvokhoxe">
               <w:r>
                 <w:rPr>
                   <w:rFonts w:ascii="Arial" w:cs="Arial" w:eastAsia="Arial" w:hAnsi="Arial"/>
@@ -7022,7 +7022,7 @@
               <w:spacing w:after="10" w:before="0"/>
               <w:ind w:left="120"/>
             </w:pPr>
-            <w:hyperlink w:history="1" r:id="rIdqfhzyvbqqlmddgmxtv_gm">
+            <w:hyperlink w:history="1" r:id="rIdm7qoze5serdz3hqmy0agr">
               <w:r>
                 <w:rPr>
                   <w:rFonts w:ascii="Arial" w:cs="Arial" w:eastAsia="Arial" w:hAnsi="Arial"/>
@@ -7249,7 +7249,7 @@
               <w:spacing w:after="10" w:before="0"/>
               <w:ind w:left="120"/>
             </w:pPr>
-            <w:hyperlink w:history="1" r:id="rIdm795cgfjo5vdbubr470d-">
+            <w:hyperlink w:history="1" r:id="rId8q1ex2h6agwqdyeknysfu">
               <w:r>
                 <w:rPr>
                   <w:rFonts w:ascii="Arial" w:cs="Arial" w:eastAsia="Arial" w:hAnsi="Arial"/>
@@ -7326,7 +7326,7 @@
               <w:spacing w:after="10" w:before="0"/>
               <w:ind w:left="120"/>
             </w:pPr>
-            <w:hyperlink w:history="1" r:id="rIduzxmhowfdei3fhyicpmn7">
+            <w:hyperlink w:history="1" r:id="rIdgvuf9nj_vi65x2ewba9g0">
               <w:r>
                 <w:rPr>
                   <w:rFonts w:ascii="Arial" w:cs="Arial" w:eastAsia="Arial" w:hAnsi="Arial"/>
@@ -7853,7 +7853,7 @@
         </w:rPr>
         <w:t xml:space="preserve">© 2026 SeaVuria and ARES. Aligned with KICD objectives. Developed by SeaVuria; technical implementation by ARES (with AI assistance from Claude). Licensed under </w:t>
       </w:r>
-      <w:hyperlink w:history="1" r:id="rIdxirlq5gwtt5amh131fi4t">
+      <w:hyperlink w:history="1" r:id="rId1z0cnjigjdobttrfmt03n">
         <w:r>
           <w:rPr>
             <w:rFonts w:ascii="Arial" w:cs="Arial" w:eastAsia="Arial" w:hAnsi="Arial"/>
@@ -7874,7 +7874,7 @@
         </w:rPr>
         <w:t xml:space="preserve"> (</w:t>
       </w:r>
-      <w:hyperlink w:history="1" r:id="rIdonhf7o7l4mpd57yxxemzt">
+      <w:hyperlink w:history="1" r:id="rIdzvmfo0gppu-ej5wtbhzbs">
         <w:r>
           <w:rPr>
             <w:rFonts w:ascii="Arial" w:cs="Arial" w:eastAsia="Arial" w:hAnsi="Arial"/>
@@ -8887,7 +8887,7 @@
             <w:pPr>
               <w:spacing w:after="20" w:before="0"/>
             </w:pPr>
-            <w:hyperlink w:history="1" r:id="rIdtbvgm53su06xpyeb7atfz">
+            <w:hyperlink w:history="1" r:id="rIdltt4nwnd-rfxgbmpwd9ov">
               <w:r>
                 <w:rPr>
                   <w:rFonts w:ascii="Arial" w:cs="Arial" w:eastAsia="Arial" w:hAnsi="Arial"/>
@@ -8936,7 +8936,7 @@
               <w:spacing w:after="10" w:before="0"/>
               <w:ind w:left="120"/>
             </w:pPr>
-            <w:hyperlink w:history="1" r:id="rIdarrhvhwkxqetnpetzxw6r">
+            <w:hyperlink w:history="1" r:id="rId7advvfbo5erxbqjjjc0du">
               <w:r>
                 <w:rPr>
                   <w:rFonts w:ascii="Arial" w:cs="Arial" w:eastAsia="Arial" w:hAnsi="Arial"/>
@@ -8998,7 +8998,7 @@
               <w:spacing w:after="10" w:before="0"/>
               <w:ind w:left="120"/>
             </w:pPr>
-            <w:hyperlink w:history="1" r:id="rIdjcyxvrfrdtlf7ril2dbbe">
+            <w:hyperlink w:history="1" r:id="rIdgdlq_rmojs07zliig0pq8">
               <w:r>
                 <w:rPr>
                   <w:rFonts w:ascii="Arial" w:cs="Arial" w:eastAsia="Arial" w:hAnsi="Arial"/>
@@ -9208,7 +9208,7 @@
             <w:pPr>
               <w:spacing w:after="20" w:before="0"/>
             </w:pPr>
-            <w:hyperlink w:history="1" r:id="rIdjsik0hlbjtkqyl5whrvz_">
+            <w:hyperlink w:history="1" r:id="rIdkloixknjxnzpadkml5svp">
               <w:r>
                 <w:rPr>
                   <w:rFonts w:ascii="Arial" w:cs="Arial" w:eastAsia="Arial" w:hAnsi="Arial"/>
@@ -9257,7 +9257,7 @@
               <w:spacing w:after="10" w:before="0"/>
               <w:ind w:left="120"/>
             </w:pPr>
-            <w:hyperlink w:history="1" r:id="rIdi34x9iu2axuewedv-rtur">
+            <w:hyperlink w:history="1" r:id="rIdqnr1rx-jpi_jmrllwod5d">
               <w:r>
                 <w:rPr>
                   <w:rFonts w:ascii="Arial" w:cs="Arial" w:eastAsia="Arial" w:hAnsi="Arial"/>
@@ -9319,7 +9319,7 @@
               <w:spacing w:after="10" w:before="0"/>
               <w:ind w:left="120"/>
             </w:pPr>
-            <w:hyperlink w:history="1" r:id="rIdcvpzqcsk-b2yvblj3vcmc">
+            <w:hyperlink w:history="1" r:id="rIdyok6qfjwgapkglopsk9iz">
               <w:r>
                 <w:rPr>
                   <w:rFonts w:ascii="Arial" w:cs="Arial" w:eastAsia="Arial" w:hAnsi="Arial"/>
@@ -9529,7 +9529,7 @@
             <w:pPr>
               <w:spacing w:after="20" w:before="0"/>
             </w:pPr>
-            <w:hyperlink w:history="1" r:id="rIdnsl7ck4uhrh31wsnf0bnd">
+            <w:hyperlink w:history="1" r:id="rIdgaj1eoaptte6jm4ahtpzo">
               <w:r>
                 <w:rPr>
                   <w:rFonts w:ascii="Arial" w:cs="Arial" w:eastAsia="Arial" w:hAnsi="Arial"/>
@@ -9578,7 +9578,7 @@
               <w:spacing w:after="10" w:before="0"/>
               <w:ind w:left="120"/>
             </w:pPr>
-            <w:hyperlink w:history="1" r:id="rIdgolpdiwmfy46vwqgyy0uz">
+            <w:hyperlink w:history="1" r:id="rId0ft7ospio_c5u7xs6mvz4">
               <w:r>
                 <w:rPr>
                   <w:rFonts w:ascii="Arial" w:cs="Arial" w:eastAsia="Arial" w:hAnsi="Arial"/>
@@ -9640,7 +9640,7 @@
               <w:spacing w:after="10" w:before="0"/>
               <w:ind w:left="120"/>
             </w:pPr>
-            <w:hyperlink w:history="1" r:id="rIdosfl8onhdzehwu9qco4jq">
+            <w:hyperlink w:history="1" r:id="rIdlm9jmpcxic3upkftt-_md">
               <w:r>
                 <w:rPr>
                   <w:rFonts w:ascii="Arial" w:cs="Arial" w:eastAsia="Arial" w:hAnsi="Arial"/>
@@ -9850,7 +9850,7 @@
             <w:pPr>
               <w:spacing w:after="20" w:before="0"/>
             </w:pPr>
-            <w:hyperlink w:history="1" r:id="rIdz1mfxxf8h0buvb5qj-arn">
+            <w:hyperlink w:history="1" r:id="rIdodvr2yonxjz68v09bn1il">
               <w:r>
                 <w:rPr>
                   <w:rFonts w:ascii="Arial" w:cs="Arial" w:eastAsia="Arial" w:hAnsi="Arial"/>
@@ -9899,7 +9899,7 @@
               <w:spacing w:after="10" w:before="0"/>
               <w:ind w:left="120"/>
             </w:pPr>
-            <w:hyperlink w:history="1" r:id="rIduv04xdgcndxxe2v8qv0ob">
+            <w:hyperlink w:history="1" r:id="rIdoazi4vl4ifhb3ivpkdtbj">
               <w:r>
                 <w:rPr>
                   <w:rFonts w:ascii="Arial" w:cs="Arial" w:eastAsia="Arial" w:hAnsi="Arial"/>
@@ -9961,7 +9961,7 @@
               <w:spacing w:after="10" w:before="0"/>
               <w:ind w:left="120"/>
             </w:pPr>
-            <w:hyperlink w:history="1" r:id="rIdysygykyclm8ehwuujkhg7">
+            <w:hyperlink w:history="1" r:id="rIdly9pubj71of0tkpf7b_xr">
               <w:r>
                 <w:rPr>
                   <w:rFonts w:ascii="Arial" w:cs="Arial" w:eastAsia="Arial" w:hAnsi="Arial"/>
@@ -10171,7 +10171,7 @@
             <w:pPr>
               <w:spacing w:after="20" w:before="0"/>
             </w:pPr>
-            <w:hyperlink w:history="1" r:id="rIdbyiou5ud2xdxx0w3has26">
+            <w:hyperlink w:history="1" r:id="rIdkidemm22v2c843vipy35g">
               <w:r>
                 <w:rPr>
                   <w:rFonts w:ascii="Arial" w:cs="Arial" w:eastAsia="Arial" w:hAnsi="Arial"/>
@@ -10220,7 +10220,7 @@
               <w:spacing w:after="10" w:before="0"/>
               <w:ind w:left="120"/>
             </w:pPr>
-            <w:hyperlink w:history="1" r:id="rId5xw7el5e4h-tccwuax_z0">
+            <w:hyperlink w:history="1" r:id="rIdkqqp5svtlziplr1nzv2mu">
               <w:r>
                 <w:rPr>
                   <w:rFonts w:ascii="Arial" w:cs="Arial" w:eastAsia="Arial" w:hAnsi="Arial"/>
@@ -10282,7 +10282,7 @@
               <w:spacing w:after="10" w:before="0"/>
               <w:ind w:left="120"/>
             </w:pPr>
-            <w:hyperlink w:history="1" r:id="rId2xshwoy3ss6q4yyhxxh97">
+            <w:hyperlink w:history="1" r:id="rIdj6l1xkgx58lkktkqfx7ry">
               <w:r>
                 <w:rPr>
                   <w:rFonts w:ascii="Arial" w:cs="Arial" w:eastAsia="Arial" w:hAnsi="Arial"/>
@@ -10809,7 +10809,7 @@
         </w:rPr>
         <w:t xml:space="preserve">© 2026 SeaVuria and ARES. Aligned with KICD objectives. Developed by SeaVuria; technical implementation by ARES (with AI assistance from Claude). Licensed under </w:t>
       </w:r>
-      <w:hyperlink w:history="1" r:id="rIdmbcptaqkhln0yqpm0g5-l">
+      <w:hyperlink w:history="1" r:id="rIdf6mlcqipejerngvesngww">
         <w:r>
           <w:rPr>
             <w:rFonts w:ascii="Arial" w:cs="Arial" w:eastAsia="Arial" w:hAnsi="Arial"/>
@@ -10830,7 +10830,7 @@
         </w:rPr>
         <w:t xml:space="preserve"> (</w:t>
       </w:r>
-      <w:hyperlink w:history="1" r:id="rIdjn6iac1wgowtg0s6bqskm">
+      <w:hyperlink w:history="1" r:id="rId_nxrvixjaokfxghyiwgz7">
         <w:r>
           <w:rPr>
             <w:rFonts w:ascii="Arial" w:cs="Arial" w:eastAsia="Arial" w:hAnsi="Arial"/>
@@ -11843,7 +11843,7 @@
             <w:pPr>
               <w:spacing w:after="20" w:before="0"/>
             </w:pPr>
-            <w:hyperlink w:history="1" r:id="rIddfg9j4-rjm0cikbs1r0fd">
+            <w:hyperlink w:history="1" r:id="rIdqrzouzgwjapii2ykhef6g">
               <w:r>
                 <w:rPr>
                   <w:rFonts w:ascii="Arial" w:cs="Arial" w:eastAsia="Arial" w:hAnsi="Arial"/>
@@ -11892,7 +11892,7 @@
               <w:spacing w:after="10" w:before="0"/>
               <w:ind w:left="120"/>
             </w:pPr>
-            <w:hyperlink w:history="1" r:id="rIdp6ngxlxubyefq_fzb_tv6">
+            <w:hyperlink w:history="1" r:id="rId7hugok154gwhzh0i0384e">
               <w:r>
                 <w:rPr>
                   <w:rFonts w:ascii="Arial" w:cs="Arial" w:eastAsia="Arial" w:hAnsi="Arial"/>
@@ -11937,7 +11937,7 @@
             <w:pPr>
               <w:spacing w:after="20" w:before="0"/>
             </w:pPr>
-            <w:hyperlink w:history="1" r:id="rIdvp1gwybd2rmgus1neoujn">
+            <w:hyperlink w:history="1" r:id="rId9lj8fe6ftzp2ybifsmn8u">
               <w:r>
                 <w:rPr>
                   <w:rFonts w:ascii="Arial" w:cs="Arial" w:eastAsia="Arial" w:hAnsi="Arial"/>
@@ -11970,7 +11970,7 @@
               <w:spacing w:after="10" w:before="0"/>
               <w:ind w:left="120"/>
             </w:pPr>
-            <w:hyperlink w:history="1" r:id="rIdzdemd0xcampfndc_ziz8i">
+            <w:hyperlink w:history="1" r:id="rId37fqpwhsf0mjywm0j-oin">
               <w:r>
                 <w:rPr>
                   <w:rFonts w:ascii="Arial" w:cs="Arial" w:eastAsia="Arial" w:hAnsi="Arial"/>
@@ -12165,7 +12165,7 @@
             <w:pPr>
               <w:spacing w:after="20" w:before="0"/>
             </w:pPr>
-            <w:hyperlink w:history="1" r:id="rIdjvk04yaflwxtnij3nn2qz">
+            <w:hyperlink w:history="1" r:id="rIdocfwuwvwaqalymxwi7g0j">
               <w:r>
                 <w:rPr>
                   <w:rFonts w:ascii="Arial" w:cs="Arial" w:eastAsia="Arial" w:hAnsi="Arial"/>
@@ -12214,7 +12214,7 @@
               <w:spacing w:after="10" w:before="0"/>
               <w:ind w:left="120"/>
             </w:pPr>
-            <w:hyperlink w:history="1" r:id="rIdyorp0wlvp16epgcu-kqu-">
+            <w:hyperlink w:history="1" r:id="rIdnk5ykad8uwkdkhkjvurwc">
               <w:r>
                 <w:rPr>
                   <w:rFonts w:ascii="Arial" w:cs="Arial" w:eastAsia="Arial" w:hAnsi="Arial"/>
@@ -12259,7 +12259,7 @@
             <w:pPr>
               <w:spacing w:after="20" w:before="0"/>
             </w:pPr>
-            <w:hyperlink w:history="1" r:id="rIdiapq_dqwalt9io-s6uftd">
+            <w:hyperlink w:history="1" r:id="rId0p4ybeyylpwohgeh65xlu">
               <w:r>
                 <w:rPr>
                   <w:rFonts w:ascii="Arial" w:cs="Arial" w:eastAsia="Arial" w:hAnsi="Arial"/>
@@ -12292,7 +12292,7 @@
               <w:spacing w:after="10" w:before="0"/>
               <w:ind w:left="120"/>
             </w:pPr>
-            <w:hyperlink w:history="1" r:id="rId2k5p6msk2pzseo5pjx07d">
+            <w:hyperlink w:history="1" r:id="rId9mxken1yt2cpujbl1nyqd">
               <w:r>
                 <w:rPr>
                   <w:rFonts w:ascii="Arial" w:cs="Arial" w:eastAsia="Arial" w:hAnsi="Arial"/>
@@ -12487,7 +12487,7 @@
             <w:pPr>
               <w:spacing w:after="20" w:before="0"/>
             </w:pPr>
-            <w:hyperlink w:history="1" r:id="rIddxbdr7cvnhup_q6awkvfm">
+            <w:hyperlink w:history="1" r:id="rIdzlfxubnxbxo14par_irx2">
               <w:r>
                 <w:rPr>
                   <w:rFonts w:ascii="Arial" w:cs="Arial" w:eastAsia="Arial" w:hAnsi="Arial"/>
@@ -12536,7 +12536,7 @@
               <w:spacing w:after="10" w:before="0"/>
               <w:ind w:left="120"/>
             </w:pPr>
-            <w:hyperlink w:history="1" r:id="rId0h25qsxrutp4w3ukmyacj">
+            <w:hyperlink w:history="1" r:id="rIdijfj0u3zppggzkmz0wt3n">
               <w:r>
                 <w:rPr>
                   <w:rFonts w:ascii="Arial" w:cs="Arial" w:eastAsia="Arial" w:hAnsi="Arial"/>
@@ -12581,7 +12581,7 @@
             <w:pPr>
               <w:spacing w:after="20" w:before="0"/>
             </w:pPr>
-            <w:hyperlink w:history="1" r:id="rIdw-llv8lidronqnjgdyxy1">
+            <w:hyperlink w:history="1" r:id="rIdc4zhnk5d55aru59-cfckx">
               <w:r>
                 <w:rPr>
                   <w:rFonts w:ascii="Arial" w:cs="Arial" w:eastAsia="Arial" w:hAnsi="Arial"/>
@@ -12614,7 +12614,7 @@
               <w:spacing w:after="10" w:before="0"/>
               <w:ind w:left="120"/>
             </w:pPr>
-            <w:hyperlink w:history="1" r:id="rIdvf3qsissqi1fbugxg9mf1">
+            <w:hyperlink w:history="1" r:id="rIdfjkqy5zz99guozivdxh71">
               <w:r>
                 <w:rPr>
                   <w:rFonts w:ascii="Arial" w:cs="Arial" w:eastAsia="Arial" w:hAnsi="Arial"/>
@@ -12809,7 +12809,7 @@
             <w:pPr>
               <w:spacing w:after="20" w:before="0"/>
             </w:pPr>
-            <w:hyperlink w:history="1" r:id="rIdsexubsjxz6cwfib_qjuvb">
+            <w:hyperlink w:history="1" r:id="rIdqcmlwayuyo5prbbj1uujl">
               <w:r>
                 <w:rPr>
                   <w:rFonts w:ascii="Arial" w:cs="Arial" w:eastAsia="Arial" w:hAnsi="Arial"/>
@@ -12858,7 +12858,7 @@
               <w:spacing w:after="10" w:before="0"/>
               <w:ind w:left="120"/>
             </w:pPr>
-            <w:hyperlink w:history="1" r:id="rIdmf2vsphuee12zkfxnegkx">
+            <w:hyperlink w:history="1" r:id="rIdbvib_xytqvatfnipgrvh3">
               <w:r>
                 <w:rPr>
                   <w:rFonts w:ascii="Arial" w:cs="Arial" w:eastAsia="Arial" w:hAnsi="Arial"/>
@@ -12903,7 +12903,7 @@
             <w:pPr>
               <w:spacing w:after="20" w:before="0"/>
             </w:pPr>
-            <w:hyperlink w:history="1" r:id="rIdn54gltihfthwkf3rcqvdm">
+            <w:hyperlink w:history="1" r:id="rIde1qf4u5sl-r-rxxfafykk">
               <w:r>
                 <w:rPr>
                   <w:rFonts w:ascii="Arial" w:cs="Arial" w:eastAsia="Arial" w:hAnsi="Arial"/>
@@ -12936,7 +12936,7 @@
               <w:spacing w:after="10" w:before="0"/>
               <w:ind w:left="120"/>
             </w:pPr>
-            <w:hyperlink w:history="1" r:id="rIdltpiyxqpycaauzg8ouq1b">
+            <w:hyperlink w:history="1" r:id="rIdxs7xxeiixx42bdcsex1_x">
               <w:r>
                 <w:rPr>
                   <w:rFonts w:ascii="Arial" w:cs="Arial" w:eastAsia="Arial" w:hAnsi="Arial"/>
@@ -13131,7 +13131,7 @@
             <w:pPr>
               <w:spacing w:after="20" w:before="0"/>
             </w:pPr>
-            <w:hyperlink w:history="1" r:id="rIdqewbvqhy4s_k4zeihgugh">
+            <w:hyperlink w:history="1" r:id="rIdchxbp3jxoryituoenxjn9">
               <w:r>
                 <w:rPr>
                   <w:rFonts w:ascii="Arial" w:cs="Arial" w:eastAsia="Arial" w:hAnsi="Arial"/>
@@ -13180,7 +13180,7 @@
               <w:spacing w:after="10" w:before="0"/>
               <w:ind w:left="120"/>
             </w:pPr>
-            <w:hyperlink w:history="1" r:id="rIdha02ps_eayrscwwqyewp7">
+            <w:hyperlink w:history="1" r:id="rIdsv9blircuwginvcfqtuln">
               <w:r>
                 <w:rPr>
                   <w:rFonts w:ascii="Arial" w:cs="Arial" w:eastAsia="Arial" w:hAnsi="Arial"/>
@@ -13225,7 +13225,7 @@
             <w:pPr>
               <w:spacing w:after="20" w:before="0"/>
             </w:pPr>
-            <w:hyperlink w:history="1" r:id="rIdq9omd1lruw5kfkkwbzhx8">
+            <w:hyperlink w:history="1" r:id="rIdsgk_evqnnuijefhoz3xbk">
               <w:r>
                 <w:rPr>
                   <w:rFonts w:ascii="Arial" w:cs="Arial" w:eastAsia="Arial" w:hAnsi="Arial"/>
@@ -13258,7 +13258,7 @@
               <w:spacing w:after="10" w:before="0"/>
               <w:ind w:left="120"/>
             </w:pPr>
-            <w:hyperlink w:history="1" r:id="rId54wb3h-hvj_lbngoajteq">
+            <w:hyperlink w:history="1" r:id="rIdvnubysffsxdh_mxir_xkq">
               <w:r>
                 <w:rPr>
                   <w:rFonts w:ascii="Arial" w:cs="Arial" w:eastAsia="Arial" w:hAnsi="Arial"/>
@@ -13770,7 +13770,7 @@
         </w:rPr>
         <w:t xml:space="preserve">© 2026 SeaVuria and ARES. Aligned with KICD objectives. Developed by SeaVuria; technical implementation by ARES (with AI assistance from Claude). Licensed under </w:t>
       </w:r>
-      <w:hyperlink w:history="1" r:id="rIdupkm8hwsi0uaa2mwcsljw">
+      <w:hyperlink w:history="1" r:id="rIdnt4shw4wf41-hq2253nns">
         <w:r>
           <w:rPr>
             <w:rFonts w:ascii="Arial" w:cs="Arial" w:eastAsia="Arial" w:hAnsi="Arial"/>
@@ -13791,7 +13791,7 @@
         </w:rPr>
         <w:t xml:space="preserve"> (</w:t>
       </w:r>
-      <w:hyperlink w:history="1" r:id="rId72m31bmd2snkikxx334wd">
+      <w:hyperlink w:history="1" r:id="rIdftbt_uitcwiwktrdjhrqb">
         <w:r>
           <w:rPr>
             <w:rFonts w:ascii="Arial" w:cs="Arial" w:eastAsia="Arial" w:hAnsi="Arial"/>
@@ -14821,7 +14821,7 @@
               <w:spacing w:after="10" w:before="0"/>
               <w:ind w:left="120"/>
             </w:pPr>
-            <w:hyperlink w:history="1" r:id="rIdmieosbd6s0wkrgr3ntn9e">
+            <w:hyperlink w:history="1" r:id="rIdgpho9sgqbpwwzffpqhoku">
               <w:r>
                 <w:rPr>
                   <w:rFonts w:ascii="Arial" w:cs="Arial" w:eastAsia="Arial" w:hAnsi="Arial"/>
@@ -14898,7 +14898,7 @@
               <w:spacing w:after="10" w:before="0"/>
               <w:ind w:left="120"/>
             </w:pPr>
-            <w:hyperlink w:history="1" r:id="rIdbiq573gsfsdulnmcg2efx">
+            <w:hyperlink w:history="1" r:id="rIdnqmtjfvqjdwlxsujzwadk">
               <w:r>
                 <w:rPr>
                   <w:rFonts w:ascii="Arial" w:cs="Arial" w:eastAsia="Arial" w:hAnsi="Arial"/>
@@ -15125,7 +15125,7 @@
               <w:spacing w:after="10" w:before="0"/>
               <w:ind w:left="120"/>
             </w:pPr>
-            <w:hyperlink w:history="1" r:id="rIdopd5alkowhexxamaotfhx">
+            <w:hyperlink w:history="1" r:id="rIdjkc2zkfusjyonlffwfraw">
               <w:r>
                 <w:rPr>
                   <w:rFonts w:ascii="Arial" w:cs="Arial" w:eastAsia="Arial" w:hAnsi="Arial"/>
@@ -15202,7 +15202,7 @@
               <w:spacing w:after="10" w:before="0"/>
               <w:ind w:left="120"/>
             </w:pPr>
-            <w:hyperlink w:history="1" r:id="rIdwhamp_abfjyokutefhtxz">
+            <w:hyperlink w:history="1" r:id="rIdfsarojyttczctawjf2gkc">
               <w:r>
                 <w:rPr>
                   <w:rFonts w:ascii="Arial" w:cs="Arial" w:eastAsia="Arial" w:hAnsi="Arial"/>
@@ -15429,7 +15429,7 @@
               <w:spacing w:after="10" w:before="0"/>
               <w:ind w:left="120"/>
             </w:pPr>
-            <w:hyperlink w:history="1" r:id="rIdtw2czuaxurejluhdj39pr">
+            <w:hyperlink w:history="1" r:id="rIdx3g_xdjkoyascshbrg85j">
               <w:r>
                 <w:rPr>
                   <w:rFonts w:ascii="Arial" w:cs="Arial" w:eastAsia="Arial" w:hAnsi="Arial"/>
@@ -15506,7 +15506,7 @@
               <w:spacing w:after="10" w:before="0"/>
               <w:ind w:left="120"/>
             </w:pPr>
-            <w:hyperlink w:history="1" r:id="rIdllkdcuf1tpprscakcurno">
+            <w:hyperlink w:history="1" r:id="rId3whrvfdy2fycypjolk_vc">
               <w:r>
                 <w:rPr>
                   <w:rFonts w:ascii="Arial" w:cs="Arial" w:eastAsia="Arial" w:hAnsi="Arial"/>
@@ -15733,7 +15733,7 @@
               <w:spacing w:after="10" w:before="0"/>
               <w:ind w:left="120"/>
             </w:pPr>
-            <w:hyperlink w:history="1" r:id="rIdlgujlgy2ge142agl0ot15">
+            <w:hyperlink w:history="1" r:id="rIdcgk-hqttcbyus5_3lpf5q">
               <w:r>
                 <w:rPr>
                   <w:rFonts w:ascii="Arial" w:cs="Arial" w:eastAsia="Arial" w:hAnsi="Arial"/>
@@ -15810,7 +15810,7 @@
               <w:spacing w:after="10" w:before="0"/>
               <w:ind w:left="120"/>
             </w:pPr>
-            <w:hyperlink w:history="1" r:id="rId3suselhpi2t6xbv1ogx02">
+            <w:hyperlink w:history="1" r:id="rIdyaoh1eg4r1q28nt3tzu06">
               <w:r>
                 <w:rPr>
                   <w:rFonts w:ascii="Arial" w:cs="Arial" w:eastAsia="Arial" w:hAnsi="Arial"/>
@@ -16037,7 +16037,7 @@
               <w:spacing w:after="10" w:before="0"/>
               <w:ind w:left="120"/>
             </w:pPr>
-            <w:hyperlink w:history="1" r:id="rIdolf6qdpqkpj2tcszbxdhm">
+            <w:hyperlink w:history="1" r:id="rIdcddhpote-ikfyuovfnvbn">
               <w:r>
                 <w:rPr>
                   <w:rFonts w:ascii="Arial" w:cs="Arial" w:eastAsia="Arial" w:hAnsi="Arial"/>
@@ -16114,7 +16114,7 @@
               <w:spacing w:after="10" w:before="0"/>
               <w:ind w:left="120"/>
             </w:pPr>
-            <w:hyperlink w:history="1" r:id="rIdzk6o8cpdwrqgzbv4qwb_k">
+            <w:hyperlink w:history="1" r:id="rId6rohwn6vuxfoqy3qdnw-b">
               <w:r>
                 <w:rPr>
                   <w:rFonts w:ascii="Arial" w:cs="Arial" w:eastAsia="Arial" w:hAnsi="Arial"/>
@@ -16641,7 +16641,7 @@
         </w:rPr>
         <w:t xml:space="preserve">© 2026 SeaVuria and ARES. Aligned with KICD objectives. Developed by SeaVuria; technical implementation by ARES (with AI assistance from Claude). Licensed under </w:t>
       </w:r>
-      <w:hyperlink w:history="1" r:id="rIdmipwbwbibx4jygoxbjspu">
+      <w:hyperlink w:history="1" r:id="rIdylhitayx2xnsmkpexvct2">
         <w:r>
           <w:rPr>
             <w:rFonts w:ascii="Arial" w:cs="Arial" w:eastAsia="Arial" w:hAnsi="Arial"/>
@@ -16662,7 +16662,7 @@
         </w:rPr>
         <w:t xml:space="preserve"> (</w:t>
       </w:r>
-      <w:hyperlink w:history="1" r:id="rIdnkp1xlmhs274vpvfpdnbi">
+      <w:hyperlink w:history="1" r:id="rIdnav9bbyo79bxlybbpcbpt">
         <w:r>
           <w:rPr>
             <w:rFonts w:ascii="Arial" w:cs="Arial" w:eastAsia="Arial" w:hAnsi="Arial"/>
@@ -17692,7 +17692,7 @@
               <w:spacing w:after="10" w:before="0"/>
               <w:ind w:left="120"/>
             </w:pPr>
-            <w:hyperlink w:history="1" r:id="rIdosz_j421bajkkikovuim6">
+            <w:hyperlink w:history="1" r:id="rIdpedjq2etuxtf8v2ukej5a">
               <w:r>
                 <w:rPr>
                   <w:rFonts w:ascii="Arial" w:cs="Arial" w:eastAsia="Arial" w:hAnsi="Arial"/>
@@ -17769,7 +17769,7 @@
               <w:spacing w:after="10" w:before="0"/>
               <w:ind w:left="120"/>
             </w:pPr>
-            <w:hyperlink w:history="1" r:id="rIdyz68podk-7v5iokjr3lpn">
+            <w:hyperlink w:history="1" r:id="rIdh8ss2skkljmlpg9pepdzi">
               <w:r>
                 <w:rPr>
                   <w:rFonts w:ascii="Arial" w:cs="Arial" w:eastAsia="Arial" w:hAnsi="Arial"/>
@@ -17996,7 +17996,7 @@
               <w:spacing w:after="10" w:before="0"/>
               <w:ind w:left="120"/>
             </w:pPr>
-            <w:hyperlink w:history="1" r:id="rId_d83th1bnyd0dsufuevkv">
+            <w:hyperlink w:history="1" r:id="rIdsz5v5lwdlwrz7ed4sjf6e">
               <w:r>
                 <w:rPr>
                   <w:rFonts w:ascii="Arial" w:cs="Arial" w:eastAsia="Arial" w:hAnsi="Arial"/>
@@ -18073,7 +18073,7 @@
               <w:spacing w:after="10" w:before="0"/>
               <w:ind w:left="120"/>
             </w:pPr>
-            <w:hyperlink w:history="1" r:id="rIdddqmyvpn3xpa_3qongn2m">
+            <w:hyperlink w:history="1" r:id="rIdftrmub7q8_u0s1zjnyc_k">
               <w:r>
                 <w:rPr>
                   <w:rFonts w:ascii="Arial" w:cs="Arial" w:eastAsia="Arial" w:hAnsi="Arial"/>
@@ -18300,7 +18300,7 @@
               <w:spacing w:after="10" w:before="0"/>
               <w:ind w:left="120"/>
             </w:pPr>
-            <w:hyperlink w:history="1" r:id="rId1szgcutoagq4k_obwhk_e">
+            <w:hyperlink w:history="1" r:id="rIdmiwz71nywqafu8zzzokwk">
               <w:r>
                 <w:rPr>
                   <w:rFonts w:ascii="Arial" w:cs="Arial" w:eastAsia="Arial" w:hAnsi="Arial"/>
@@ -18377,7 +18377,7 @@
               <w:spacing w:after="10" w:before="0"/>
               <w:ind w:left="120"/>
             </w:pPr>
-            <w:hyperlink w:history="1" r:id="rIdxmnj-45vw4rzcps3ufml7">
+            <w:hyperlink w:history="1" r:id="rIdjsqtt0uh0dh4dcck8x0c1">
               <w:r>
                 <w:rPr>
                   <w:rFonts w:ascii="Arial" w:cs="Arial" w:eastAsia="Arial" w:hAnsi="Arial"/>
@@ -18604,7 +18604,7 @@
               <w:spacing w:after="10" w:before="0"/>
               <w:ind w:left="120"/>
             </w:pPr>
-            <w:hyperlink w:history="1" r:id="rIdlxzpkblajye3rpei1t9sv">
+            <w:hyperlink w:history="1" r:id="rIdhbhlh4gc82brslrmtlmfs">
               <w:r>
                 <w:rPr>
                   <w:rFonts w:ascii="Arial" w:cs="Arial" w:eastAsia="Arial" w:hAnsi="Arial"/>
@@ -18681,7 +18681,7 @@
               <w:spacing w:after="10" w:before="0"/>
               <w:ind w:left="120"/>
             </w:pPr>
-            <w:hyperlink w:history="1" r:id="rIdwni5th4ekngvciheteugz">
+            <w:hyperlink w:history="1" r:id="rIdxsnheckjhkckawtccovhi">
               <w:r>
                 <w:rPr>
                   <w:rFonts w:ascii="Arial" w:cs="Arial" w:eastAsia="Arial" w:hAnsi="Arial"/>
@@ -18908,7 +18908,7 @@
               <w:spacing w:after="10" w:before="0"/>
               <w:ind w:left="120"/>
             </w:pPr>
-            <w:hyperlink w:history="1" r:id="rIdbmx3d74rkj8jzxze2jndf">
+            <w:hyperlink w:history="1" r:id="rIdp2z0yukzgendmw7-u2m9f">
               <w:r>
                 <w:rPr>
                   <w:rFonts w:ascii="Arial" w:cs="Arial" w:eastAsia="Arial" w:hAnsi="Arial"/>
@@ -18985,7 +18985,7 @@
               <w:spacing w:after="10" w:before="0"/>
               <w:ind w:left="120"/>
             </w:pPr>
-            <w:hyperlink w:history="1" r:id="rIdymy4reopc6kcfcgpqzucl">
+            <w:hyperlink w:history="1" r:id="rIdoe_pepiuomwqxqrwtdqwq">
               <w:r>
                 <w:rPr>
                   <w:rFonts w:ascii="Arial" w:cs="Arial" w:eastAsia="Arial" w:hAnsi="Arial"/>
@@ -19512,7 +19512,7 @@
         </w:rPr>
         <w:t xml:space="preserve">© 2026 SeaVuria and ARES. Aligned with KICD objectives. Developed by SeaVuria; technical implementation by ARES (with AI assistance from Claude). Licensed under </w:t>
       </w:r>
-      <w:hyperlink w:history="1" r:id="rIdegfaopbnh2huk3nkp0tpn">
+      <w:hyperlink w:history="1" r:id="rIdy5fftwisrhrn7giwzub2j">
         <w:r>
           <w:rPr>
             <w:rFonts w:ascii="Arial" w:cs="Arial" w:eastAsia="Arial" w:hAnsi="Arial"/>
@@ -19533,7 +19533,7 @@
         </w:rPr>
         <w:t xml:space="preserve"> (</w:t>
       </w:r>
-      <w:hyperlink w:history="1" r:id="rIdnn3k7eydbg1t7odlkvs1p">
+      <w:hyperlink w:history="1" r:id="rIdyikkhckcolzxwi6qtd5ry">
         <w:r>
           <w:rPr>
             <w:rFonts w:ascii="Arial" w:cs="Arial" w:eastAsia="Arial" w:hAnsi="Arial"/>
@@ -20563,7 +20563,7 @@
               <w:spacing w:after="10" w:before="0"/>
               <w:ind w:left="120"/>
             </w:pPr>
-            <w:hyperlink w:history="1" r:id="rIdgqzdvhw2bzj6k2zlaqe7q">
+            <w:hyperlink w:history="1" r:id="rIdcu1zh9ej0on9kktlwnnkn">
               <w:r>
                 <w:rPr>
                   <w:rFonts w:ascii="Arial" w:cs="Arial" w:eastAsia="Arial" w:hAnsi="Arial"/>
@@ -20640,7 +20640,7 @@
               <w:spacing w:after="10" w:before="0"/>
               <w:ind w:left="120"/>
             </w:pPr>
-            <w:hyperlink w:history="1" r:id="rIdyxqo5rq76-cusap3miw9t">
+            <w:hyperlink w:history="1" r:id="rIdbpitz-q5ehimf1ju6orjb">
               <w:r>
                 <w:rPr>
                   <w:rFonts w:ascii="Arial" w:cs="Arial" w:eastAsia="Arial" w:hAnsi="Arial"/>
@@ -20867,7 +20867,7 @@
               <w:spacing w:after="10" w:before="0"/>
               <w:ind w:left="120"/>
             </w:pPr>
-            <w:hyperlink w:history="1" r:id="rId1xchujamcagl9pfgg5dfd">
+            <w:hyperlink w:history="1" r:id="rIdzukkjhu23guufpmot9v05">
               <w:r>
                 <w:rPr>
                   <w:rFonts w:ascii="Arial" w:cs="Arial" w:eastAsia="Arial" w:hAnsi="Arial"/>
@@ -20944,7 +20944,7 @@
               <w:spacing w:after="10" w:before="0"/>
               <w:ind w:left="120"/>
             </w:pPr>
-            <w:hyperlink w:history="1" r:id="rId36qxbl89j9xares2wz_6o">
+            <w:hyperlink w:history="1" r:id="rId_ut0uwepqri8oi21rinod">
               <w:r>
                 <w:rPr>
                   <w:rFonts w:ascii="Arial" w:cs="Arial" w:eastAsia="Arial" w:hAnsi="Arial"/>
@@ -21001,7 +21001,7 @@
                 <w:sz w:val="18"/>
                 <w:szCs w:val="18"/>
               </w:rPr>
-              <w:t xml:space="preserve">Station 1 (15 min, groups rotate in a Predict-Observe-Explain review): learners observe the small mammal specimen (teacher-demonstrated or photographs/annotated drawings from Lesson 4) and compare their annotated dissection drawings with the labelled chart of the male and female reproductive systems. They identify structures (ovaries, oviducts, uterus, testes, sperm duct) and match each to a function. Station 2 (10 min): learners use a pre-downloaded animation clip on fertilisation, implantation, placenta and birth and a classification chart to confirm where fertilisation and development occur in frogs and fish (external), hens (oviparous, internal fertilisation), cows and humans (viviparous), and some sharks or snakes (ovoviviparous). Peer review: partner groups swap classification charts and use a checklist to mark accuracy. Debate preparation (15 min): groups are assigned positions on the motion 'Reproductive health choices should be made jointly by both parents, and medical technology such as IVF, surrogacy and sperm banks should be used with informed consent.' Positions: Group A (for joint decisions), Group B (cautions and limits), Group C (role of medical technology), Group D (hormonal health awareness, including undersecretion and oversecretion). Then the structured debate (20 min). Finally, a guest speaker (midwife or nurse; or a recorded interview if no visitor) answers 5 prepared learner questions on pregnancy, childbirth, postnatal health and fertility services (15 min).</w:t>
+              <w:t xml:space="preserve">Station 1 (15 min, groups rotate in a Predict-Observe-Explain review): learners observe the small mammal specimen (teacher-demonstrated or photographs/annotated drawings from Lesson 2) and compare their annotated dissection drawings with the labelled chart of the male and female reproductive systems. They identify structures (ovaries, oviducts, uterus, testes, sperm duct) and match each to a function. Station 2 (10 min): learners use a pre-downloaded animation clip on fertilisation, implantation, placenta and birth and a classification chart to confirm where fertilisation and development occur in frogs and fish (external), hens (oviparous, internal fertilisation), cows and humans (viviparous), and some sharks or snakes (ovoviviparous). Peer review: partner groups swap classification charts and use a checklist to mark accuracy. Debate preparation (15 min): groups are assigned positions on the motion 'Reproductive health choices should be made jointly by both parents, and medical technology such as IVF, surrogacy and sperm banks should be used with informed consent.' Positions: Group A (for joint decisions), Group B (cautions and limits), Group C (role of medical technology), Group D (hormonal health awareness, including undersecretion and oversecretion). Then the structured debate (20 min). Finally, a guest speaker (midwife or nurse; or a recorded interview if no visitor) answers 5 prepared learner questions on pregnancy, childbirth, postnatal health and fertility services (15 min).</w:t>
             </w:r>
           </w:p>
         </w:tc>
@@ -21171,7 +21171,7 @@
               <w:spacing w:after="10" w:before="0"/>
               <w:ind w:left="120"/>
             </w:pPr>
-            <w:hyperlink w:history="1" r:id="rIdeoqwmhp-0_bb0ath_qvn1">
+            <w:hyperlink w:history="1" r:id="rIdnci4ehs55widrzzvjjk83">
               <w:r>
                 <w:rPr>
                   <w:rFonts w:ascii="Arial" w:cs="Arial" w:eastAsia="Arial" w:hAnsi="Arial"/>
@@ -21248,7 +21248,7 @@
               <w:spacing w:after="10" w:before="0"/>
               <w:ind w:left="120"/>
             </w:pPr>
-            <w:hyperlink w:history="1" r:id="rIdvqcx4lzx_akmbh6cng_rm">
+            <w:hyperlink w:history="1" r:id="rIdfenqxpih5dogfidj-wyol">
               <w:r>
                 <w:rPr>
                   <w:rFonts w:ascii="Arial" w:cs="Arial" w:eastAsia="Arial" w:hAnsi="Arial"/>
@@ -21475,7 +21475,7 @@
               <w:spacing w:after="10" w:before="0"/>
               <w:ind w:left="120"/>
             </w:pPr>
-            <w:hyperlink w:history="1" r:id="rIdwqsgxo-0fcuv9fieut8fg">
+            <w:hyperlink w:history="1" r:id="rId0irw-v5obgmhqobkom7v7">
               <w:r>
                 <w:rPr>
                   <w:rFonts w:ascii="Arial" w:cs="Arial" w:eastAsia="Arial" w:hAnsi="Arial"/>
@@ -21552,7 +21552,7 @@
               <w:spacing w:after="10" w:before="0"/>
               <w:ind w:left="120"/>
             </w:pPr>
-            <w:hyperlink w:history="1" r:id="rId-iof6neaizctdr1d7har7">
+            <w:hyperlink w:history="1" r:id="rIdo1tfechhaptx36ass-m1n">
               <w:r>
                 <w:rPr>
                   <w:rFonts w:ascii="Arial" w:cs="Arial" w:eastAsia="Arial" w:hAnsi="Arial"/>
@@ -21779,7 +21779,7 @@
               <w:spacing w:after="10" w:before="0"/>
               <w:ind w:left="120"/>
             </w:pPr>
-            <w:hyperlink w:history="1" r:id="rIdhqvdbllz6-dba1jzygoop">
+            <w:hyperlink w:history="1" r:id="rIdghtyrgrvn5xc0kb1r0bvp">
               <w:r>
                 <w:rPr>
                   <w:rFonts w:ascii="Arial" w:cs="Arial" w:eastAsia="Arial" w:hAnsi="Arial"/>
@@ -21856,7 +21856,7 @@
               <w:spacing w:after="10" w:before="0"/>
               <w:ind w:left="120"/>
             </w:pPr>
-            <w:hyperlink w:history="1" r:id="rIdxicepssrgpw1qipmyxkep">
+            <w:hyperlink w:history="1" r:id="rIdlt6qk9wcw3yjd3f_d5mvq">
               <w:r>
                 <w:rPr>
                   <w:rFonts w:ascii="Arial" w:cs="Arial" w:eastAsia="Arial" w:hAnsi="Arial"/>
@@ -22383,7 +22383,7 @@
         </w:rPr>
         <w:t xml:space="preserve">© 2026 SeaVuria and ARES. Aligned with KICD objectives. Developed by SeaVuria; technical implementation by ARES (with AI assistance from Claude). Licensed under </w:t>
       </w:r>
-      <w:hyperlink w:history="1" r:id="rId4jno6h_qwrsbydkggzysq">
+      <w:hyperlink w:history="1" r:id="rIdeov4erlenpqyyhnk0a5bm">
         <w:r>
           <w:rPr>
             <w:rFonts w:ascii="Arial" w:cs="Arial" w:eastAsia="Arial" w:hAnsi="Arial"/>
@@ -22404,7 +22404,7 @@
         </w:rPr>
         <w:t xml:space="preserve"> (</w:t>
       </w:r>
-      <w:hyperlink w:history="1" r:id="rId8l__donzbqpvu8yi7iplc">
+      <w:hyperlink w:history="1" r:id="rId8txdi117uujoh4kxuagpa">
         <w:r>
           <w:rPr>
             <w:rFonts w:ascii="Arial" w:cs="Arial" w:eastAsia="Arial" w:hAnsi="Arial"/>

--- a/data/outputs/v2/Grade11/Biology/Lesson_Plans/SS3.1_Reproduction_in_Animals/Biology_Reproduction_in_Animals_CBE_LessonSequence.docx
+++ b/data/outputs/v2/Grade11/Biology/Lesson_Plans/SS3.1_Reproduction_in_Animals/Biology_Reproduction_in_Animals_CBE_LessonSequence.docx
@@ -2093,7 +2093,7 @@
         </w:rPr>
         <w:t xml:space="preserve">© 2026 SeaVuria and ARES. This work is licensed under a </w:t>
       </w:r>
-      <w:hyperlink w:history="1" r:id="rIdddkh6qlert9pnunkk3veb">
+      <w:hyperlink w:history="1" r:id="rId1jt9tvo7ljjfz3g-ro_ew">
         <w:r>
           <w:rPr>
             <w:rFonts w:ascii="Arial" w:cs="Arial" w:eastAsia="Arial" w:hAnsi="Arial"/>
@@ -2113,7 +2113,7 @@
         </w:rPr>
         <w:t xml:space="preserve"> (</w:t>
       </w:r>
-      <w:hyperlink w:history="1" r:id="rIdutnq-ojlafm7tvoe-yzwk">
+      <w:hyperlink w:history="1" r:id="rIdjukap40u9t7xps4rmvjg3">
         <w:r>
           <w:rPr>
             <w:rFonts w:ascii="Arial" w:cs="Arial" w:eastAsia="Arial" w:hAnsi="Arial"/>
@@ -2133,7 +2133,7 @@
         </w:rPr>
         <w:t xml:space="preserve">). To view a copy of this license, visit </w:t>
       </w:r>
-      <w:hyperlink w:history="1" r:id="rIdgf2iembimogm8ckym96rv">
+      <w:hyperlink w:history="1" r:id="rIdflakd6iqpqu5cxfzblfcu">
         <w:r>
           <w:rPr>
             <w:rFonts w:ascii="Arial" w:cs="Arial" w:eastAsia="Arial" w:hAnsi="Arial"/>
@@ -3162,7 +3162,7 @@
               <w:spacing w:after="10" w:before="0"/>
               <w:ind w:left="120"/>
             </w:pPr>
-            <w:hyperlink w:history="1" r:id="rIdluri8jvttp22smcff7tbl">
+            <w:hyperlink w:history="1" r:id="rIdwxmjuj4hpr-n1sfj3xavd">
               <w:r>
                 <w:rPr>
                   <w:rFonts w:ascii="Arial" w:cs="Arial" w:eastAsia="Arial" w:hAnsi="Arial"/>
@@ -3239,7 +3239,7 @@
               <w:spacing w:after="10" w:before="0"/>
               <w:ind w:left="120"/>
             </w:pPr>
-            <w:hyperlink w:history="1" r:id="rIdhwhacjnppmgxstij3tlu0">
+            <w:hyperlink w:history="1" r:id="rIdgjuxp1xwcl8xsdng0tjfg">
               <w:r>
                 <w:rPr>
                   <w:rFonts w:ascii="Arial" w:cs="Arial" w:eastAsia="Arial" w:hAnsi="Arial"/>
@@ -3466,7 +3466,7 @@
               <w:spacing w:after="10" w:before="0"/>
               <w:ind w:left="120"/>
             </w:pPr>
-            <w:hyperlink w:history="1" r:id="rId3jlgd7hopvkqrezalhzhy">
+            <w:hyperlink w:history="1" r:id="rIdg0zourxkalzn1xra-yyod">
               <w:r>
                 <w:rPr>
                   <w:rFonts w:ascii="Arial" w:cs="Arial" w:eastAsia="Arial" w:hAnsi="Arial"/>
@@ -3543,7 +3543,7 @@
               <w:spacing w:after="10" w:before="0"/>
               <w:ind w:left="120"/>
             </w:pPr>
-            <w:hyperlink w:history="1" r:id="rIdvejg5rympsmox341cwky4">
+            <w:hyperlink w:history="1" r:id="rId3nh9ivc5tggqrqeynctdr">
               <w:r>
                 <w:rPr>
                   <w:rFonts w:ascii="Arial" w:cs="Arial" w:eastAsia="Arial" w:hAnsi="Arial"/>
@@ -3770,7 +3770,7 @@
               <w:spacing w:after="10" w:before="0"/>
               <w:ind w:left="120"/>
             </w:pPr>
-            <w:hyperlink w:history="1" r:id="rIdwmqntrgk-n4aaw4grdhvk">
+            <w:hyperlink w:history="1" r:id="rIdbxo3yyd0clpx5jixzgo5x">
               <w:r>
                 <w:rPr>
                   <w:rFonts w:ascii="Arial" w:cs="Arial" w:eastAsia="Arial" w:hAnsi="Arial"/>
@@ -3847,7 +3847,7 @@
               <w:spacing w:after="10" w:before="0"/>
               <w:ind w:left="120"/>
             </w:pPr>
-            <w:hyperlink w:history="1" r:id="rIdcb6pqluetwi7aimscrtaf">
+            <w:hyperlink w:history="1" r:id="rIdmlg7gvwe60zqngkibxnwa">
               <w:r>
                 <w:rPr>
                   <w:rFonts w:ascii="Arial" w:cs="Arial" w:eastAsia="Arial" w:hAnsi="Arial"/>
@@ -4074,7 +4074,7 @@
               <w:spacing w:after="10" w:before="0"/>
               <w:ind w:left="120"/>
             </w:pPr>
-            <w:hyperlink w:history="1" r:id="rIdxxec_viov2zbxbcbe_otj">
+            <w:hyperlink w:history="1" r:id="rIdbf8f56hoqz-1jauvwmxgd">
               <w:r>
                 <w:rPr>
                   <w:rFonts w:ascii="Arial" w:cs="Arial" w:eastAsia="Arial" w:hAnsi="Arial"/>
@@ -4151,7 +4151,7 @@
               <w:spacing w:after="10" w:before="0"/>
               <w:ind w:left="120"/>
             </w:pPr>
-            <w:hyperlink w:history="1" r:id="rIdbceurbk0izc0sir7lpqlk">
+            <w:hyperlink w:history="1" r:id="rIdzpjrib_xqi-v0txk7tshi">
               <w:r>
                 <w:rPr>
                   <w:rFonts w:ascii="Arial" w:cs="Arial" w:eastAsia="Arial" w:hAnsi="Arial"/>
@@ -4378,7 +4378,7 @@
               <w:spacing w:after="10" w:before="0"/>
               <w:ind w:left="120"/>
             </w:pPr>
-            <w:hyperlink w:history="1" r:id="rIdvpdpayc0a7xd-ptzupcjz">
+            <w:hyperlink w:history="1" r:id="rId0cqdktofan7fcwqnak1he">
               <w:r>
                 <w:rPr>
                   <w:rFonts w:ascii="Arial" w:cs="Arial" w:eastAsia="Arial" w:hAnsi="Arial"/>
@@ -4455,7 +4455,7 @@
               <w:spacing w:after="10" w:before="0"/>
               <w:ind w:left="120"/>
             </w:pPr>
-            <w:hyperlink w:history="1" r:id="rIdtqrnbtoqnyfk9gl1ey1di">
+            <w:hyperlink w:history="1" r:id="rId-zoimcbbe8do1sqzvm9kd">
               <w:r>
                 <w:rPr>
                   <w:rFonts w:ascii="Arial" w:cs="Arial" w:eastAsia="Arial" w:hAnsi="Arial"/>
@@ -4982,7 +4982,7 @@
         </w:rPr>
         <w:t xml:space="preserve">© 2026 SeaVuria and ARES. Aligned with KICD objectives. Developed by SeaVuria; technical implementation by ARES (with AI assistance from Claude). Licensed under </w:t>
       </w:r>
-      <w:hyperlink w:history="1" r:id="rIda-tgz1jecx_pe0_t15qj1">
+      <w:hyperlink w:history="1" r:id="rIdg9a7t5igemzryw0nuj27v">
         <w:r>
           <w:rPr>
             <w:rFonts w:ascii="Arial" w:cs="Arial" w:eastAsia="Arial" w:hAnsi="Arial"/>
@@ -5003,7 +5003,7 @@
         </w:rPr>
         <w:t xml:space="preserve"> (</w:t>
       </w:r>
-      <w:hyperlink w:history="1" r:id="rIdoqb8pyzte0ahlny5gf4sd">
+      <w:hyperlink w:history="1" r:id="rIdjraaq3svwzxevpvf_birp">
         <w:r>
           <w:rPr>
             <w:rFonts w:ascii="Arial" w:cs="Arial" w:eastAsia="Arial" w:hAnsi="Arial"/>
@@ -6033,7 +6033,7 @@
               <w:spacing w:after="10" w:before="0"/>
               <w:ind w:left="120"/>
             </w:pPr>
-            <w:hyperlink w:history="1" r:id="rIdycpuju7padhen4kq76pjj">
+            <w:hyperlink w:history="1" r:id="rIdhjseclfs1nffpnbaerjcc">
               <w:r>
                 <w:rPr>
                   <w:rFonts w:ascii="Arial" w:cs="Arial" w:eastAsia="Arial" w:hAnsi="Arial"/>
@@ -6110,7 +6110,7 @@
               <w:spacing w:after="10" w:before="0"/>
               <w:ind w:left="120"/>
             </w:pPr>
-            <w:hyperlink w:history="1" r:id="rIdpbwe6c8djd6vbyf4fbk0v">
+            <w:hyperlink w:history="1" r:id="rIdtvu9xu5otx96g8r_jc36-">
               <w:r>
                 <w:rPr>
                   <w:rFonts w:ascii="Arial" w:cs="Arial" w:eastAsia="Arial" w:hAnsi="Arial"/>
@@ -6337,7 +6337,7 @@
               <w:spacing w:after="10" w:before="0"/>
               <w:ind w:left="120"/>
             </w:pPr>
-            <w:hyperlink w:history="1" r:id="rIdpghengpxzmlo817-lu41n">
+            <w:hyperlink w:history="1" r:id="rId35qr8f01bmyb8p3qjdord">
               <w:r>
                 <w:rPr>
                   <w:rFonts w:ascii="Arial" w:cs="Arial" w:eastAsia="Arial" w:hAnsi="Arial"/>
@@ -6414,7 +6414,7 @@
               <w:spacing w:after="10" w:before="0"/>
               <w:ind w:left="120"/>
             </w:pPr>
-            <w:hyperlink w:history="1" r:id="rIdfkpkjqo8st1u1wzx_tj8t">
+            <w:hyperlink w:history="1" r:id="rId2hwt50u6ywfr1ghyodure">
               <w:r>
                 <w:rPr>
                   <w:rFonts w:ascii="Arial" w:cs="Arial" w:eastAsia="Arial" w:hAnsi="Arial"/>
@@ -6641,7 +6641,7 @@
               <w:spacing w:after="10" w:before="0"/>
               <w:ind w:left="120"/>
             </w:pPr>
-            <w:hyperlink w:history="1" r:id="rIdj53ttwtz_jr3z4uohuvem">
+            <w:hyperlink w:history="1" r:id="rIdz522cjfukcfnwacl6hhxt">
               <w:r>
                 <w:rPr>
                   <w:rFonts w:ascii="Arial" w:cs="Arial" w:eastAsia="Arial" w:hAnsi="Arial"/>
@@ -6718,7 +6718,7 @@
               <w:spacing w:after="10" w:before="0"/>
               <w:ind w:left="120"/>
             </w:pPr>
-            <w:hyperlink w:history="1" r:id="rId4_qsjxcg1lwcwzx02zqcz">
+            <w:hyperlink w:history="1" r:id="rId-r5ilbep8z6tcvwn2de2q">
               <w:r>
                 <w:rPr>
                   <w:rFonts w:ascii="Arial" w:cs="Arial" w:eastAsia="Arial" w:hAnsi="Arial"/>
@@ -6945,7 +6945,7 @@
               <w:spacing w:after="10" w:before="0"/>
               <w:ind w:left="120"/>
             </w:pPr>
-            <w:hyperlink w:history="1" r:id="rId_cmwsm1zkngyepvokhoxe">
+            <w:hyperlink w:history="1" r:id="rIdrnzma5tx4wdiyvlfcc-iy">
               <w:r>
                 <w:rPr>
                   <w:rFonts w:ascii="Arial" w:cs="Arial" w:eastAsia="Arial" w:hAnsi="Arial"/>
@@ -7022,7 +7022,7 @@
               <w:spacing w:after="10" w:before="0"/>
               <w:ind w:left="120"/>
             </w:pPr>
-            <w:hyperlink w:history="1" r:id="rIdm7qoze5serdz3hqmy0agr">
+            <w:hyperlink w:history="1" r:id="rId3bjvd0b79_fzglftvofk7">
               <w:r>
                 <w:rPr>
                   <w:rFonts w:ascii="Arial" w:cs="Arial" w:eastAsia="Arial" w:hAnsi="Arial"/>
@@ -7249,7 +7249,7 @@
               <w:spacing w:after="10" w:before="0"/>
               <w:ind w:left="120"/>
             </w:pPr>
-            <w:hyperlink w:history="1" r:id="rId8q1ex2h6agwqdyeknysfu">
+            <w:hyperlink w:history="1" r:id="rId_2yaqfhhneupgm-i1kkxh">
               <w:r>
                 <w:rPr>
                   <w:rFonts w:ascii="Arial" w:cs="Arial" w:eastAsia="Arial" w:hAnsi="Arial"/>
@@ -7326,7 +7326,7 @@
               <w:spacing w:after="10" w:before="0"/>
               <w:ind w:left="120"/>
             </w:pPr>
-            <w:hyperlink w:history="1" r:id="rIdgvuf9nj_vi65x2ewba9g0">
+            <w:hyperlink w:history="1" r:id="rIdl_5sacew1c7ieymrtlo8o">
               <w:r>
                 <w:rPr>
                   <w:rFonts w:ascii="Arial" w:cs="Arial" w:eastAsia="Arial" w:hAnsi="Arial"/>
@@ -7853,7 +7853,7 @@
         </w:rPr>
         <w:t xml:space="preserve">© 2026 SeaVuria and ARES. Aligned with KICD objectives. Developed by SeaVuria; technical implementation by ARES (with AI assistance from Claude). Licensed under </w:t>
       </w:r>
-      <w:hyperlink w:history="1" r:id="rId1z0cnjigjdobttrfmt03n">
+      <w:hyperlink w:history="1" r:id="rIddmxuuosl8j0hgmlmge9yq">
         <w:r>
           <w:rPr>
             <w:rFonts w:ascii="Arial" w:cs="Arial" w:eastAsia="Arial" w:hAnsi="Arial"/>
@@ -7874,7 +7874,7 @@
         </w:rPr>
         <w:t xml:space="preserve"> (</w:t>
       </w:r>
-      <w:hyperlink w:history="1" r:id="rIdzvmfo0gppu-ej5wtbhzbs">
+      <w:hyperlink w:history="1" r:id="rIdqxpckss4mpoz25wezvtji">
         <w:r>
           <w:rPr>
             <w:rFonts w:ascii="Arial" w:cs="Arial" w:eastAsia="Arial" w:hAnsi="Arial"/>
@@ -8887,7 +8887,7 @@
             <w:pPr>
               <w:spacing w:after="20" w:before="0"/>
             </w:pPr>
-            <w:hyperlink w:history="1" r:id="rIdltt4nwnd-rfxgbmpwd9ov">
+            <w:hyperlink w:history="1" r:id="rIdht0bqic5vjqdb7rthd6yk">
               <w:r>
                 <w:rPr>
                   <w:rFonts w:ascii="Arial" w:cs="Arial" w:eastAsia="Arial" w:hAnsi="Arial"/>
@@ -8936,7 +8936,7 @@
               <w:spacing w:after="10" w:before="0"/>
               <w:ind w:left="120"/>
             </w:pPr>
-            <w:hyperlink w:history="1" r:id="rId7advvfbo5erxbqjjjc0du">
+            <w:hyperlink w:history="1" r:id="rIdhqcdxvv5jsuxsua2rawt9">
               <w:r>
                 <w:rPr>
                   <w:rFonts w:ascii="Arial" w:cs="Arial" w:eastAsia="Arial" w:hAnsi="Arial"/>
@@ -8998,7 +8998,7 @@
               <w:spacing w:after="10" w:before="0"/>
               <w:ind w:left="120"/>
             </w:pPr>
-            <w:hyperlink w:history="1" r:id="rIdgdlq_rmojs07zliig0pq8">
+            <w:hyperlink w:history="1" r:id="rIdiozga3sli9anqvedrofms">
               <w:r>
                 <w:rPr>
                   <w:rFonts w:ascii="Arial" w:cs="Arial" w:eastAsia="Arial" w:hAnsi="Arial"/>
@@ -9208,7 +9208,7 @@
             <w:pPr>
               <w:spacing w:after="20" w:before="0"/>
             </w:pPr>
-            <w:hyperlink w:history="1" r:id="rIdkloixknjxnzpadkml5svp">
+            <w:hyperlink w:history="1" r:id="rIdybjeqfytr84ipmc_zy6d_">
               <w:r>
                 <w:rPr>
                   <w:rFonts w:ascii="Arial" w:cs="Arial" w:eastAsia="Arial" w:hAnsi="Arial"/>
@@ -9257,7 +9257,7 @@
               <w:spacing w:after="10" w:before="0"/>
               <w:ind w:left="120"/>
             </w:pPr>
-            <w:hyperlink w:history="1" r:id="rIdqnr1rx-jpi_jmrllwod5d">
+            <w:hyperlink w:history="1" r:id="rIdewyjv3ygm9hge9pfkeear">
               <w:r>
                 <w:rPr>
                   <w:rFonts w:ascii="Arial" w:cs="Arial" w:eastAsia="Arial" w:hAnsi="Arial"/>
@@ -9319,7 +9319,7 @@
               <w:spacing w:after="10" w:before="0"/>
               <w:ind w:left="120"/>
             </w:pPr>
-            <w:hyperlink w:history="1" r:id="rIdyok6qfjwgapkglopsk9iz">
+            <w:hyperlink w:history="1" r:id="rIdqmqtimqg6fr71bfza7ioq">
               <w:r>
                 <w:rPr>
                   <w:rFonts w:ascii="Arial" w:cs="Arial" w:eastAsia="Arial" w:hAnsi="Arial"/>
@@ -9529,7 +9529,7 @@
             <w:pPr>
               <w:spacing w:after="20" w:before="0"/>
             </w:pPr>
-            <w:hyperlink w:history="1" r:id="rIdgaj1eoaptte6jm4ahtpzo">
+            <w:hyperlink w:history="1" r:id="rIdawgzifyfjlfedizmkww9t">
               <w:r>
                 <w:rPr>
                   <w:rFonts w:ascii="Arial" w:cs="Arial" w:eastAsia="Arial" w:hAnsi="Arial"/>
@@ -9578,7 +9578,7 @@
               <w:spacing w:after="10" w:before="0"/>
               <w:ind w:left="120"/>
             </w:pPr>
-            <w:hyperlink w:history="1" r:id="rId0ft7ospio_c5u7xs6mvz4">
+            <w:hyperlink w:history="1" r:id="rIdtycpeo3gcictybgwab5lk">
               <w:r>
                 <w:rPr>
                   <w:rFonts w:ascii="Arial" w:cs="Arial" w:eastAsia="Arial" w:hAnsi="Arial"/>
@@ -9640,7 +9640,7 @@
               <w:spacing w:after="10" w:before="0"/>
               <w:ind w:left="120"/>
             </w:pPr>
-            <w:hyperlink w:history="1" r:id="rIdlm9jmpcxic3upkftt-_md">
+            <w:hyperlink w:history="1" r:id="rIdo9yjubtb9rb5knyvvnmih">
               <w:r>
                 <w:rPr>
                   <w:rFonts w:ascii="Arial" w:cs="Arial" w:eastAsia="Arial" w:hAnsi="Arial"/>
@@ -9850,7 +9850,7 @@
             <w:pPr>
               <w:spacing w:after="20" w:before="0"/>
             </w:pPr>
-            <w:hyperlink w:history="1" r:id="rIdodvr2yonxjz68v09bn1il">
+            <w:hyperlink w:history="1" r:id="rIdil4yfehaaumbjwnp2gvjf">
               <w:r>
                 <w:rPr>
                   <w:rFonts w:ascii="Arial" w:cs="Arial" w:eastAsia="Arial" w:hAnsi="Arial"/>
@@ -9899,7 +9899,7 @@
               <w:spacing w:after="10" w:before="0"/>
               <w:ind w:left="120"/>
             </w:pPr>
-            <w:hyperlink w:history="1" r:id="rIdoazi4vl4ifhb3ivpkdtbj">
+            <w:hyperlink w:history="1" r:id="rIdqf9efczp484r0g01nsvfw">
               <w:r>
                 <w:rPr>
                   <w:rFonts w:ascii="Arial" w:cs="Arial" w:eastAsia="Arial" w:hAnsi="Arial"/>
@@ -9961,7 +9961,7 @@
               <w:spacing w:after="10" w:before="0"/>
               <w:ind w:left="120"/>
             </w:pPr>
-            <w:hyperlink w:history="1" r:id="rIdly9pubj71of0tkpf7b_xr">
+            <w:hyperlink w:history="1" r:id="rIdj0sczz13xjgi6r44mv8gv">
               <w:r>
                 <w:rPr>
                   <w:rFonts w:ascii="Arial" w:cs="Arial" w:eastAsia="Arial" w:hAnsi="Arial"/>
@@ -10171,7 +10171,7 @@
             <w:pPr>
               <w:spacing w:after="20" w:before="0"/>
             </w:pPr>
-            <w:hyperlink w:history="1" r:id="rIdkidemm22v2c843vipy35g">
+            <w:hyperlink w:history="1" r:id="rId_v7xmfvak3hdqb8iu2hoh">
               <w:r>
                 <w:rPr>
                   <w:rFonts w:ascii="Arial" w:cs="Arial" w:eastAsia="Arial" w:hAnsi="Arial"/>
@@ -10220,7 +10220,7 @@
               <w:spacing w:after="10" w:before="0"/>
               <w:ind w:left="120"/>
             </w:pPr>
-            <w:hyperlink w:history="1" r:id="rIdkqqp5svtlziplr1nzv2mu">
+            <w:hyperlink w:history="1" r:id="rIdjn1stat-tqylb4-7z07tf">
               <w:r>
                 <w:rPr>
                   <w:rFonts w:ascii="Arial" w:cs="Arial" w:eastAsia="Arial" w:hAnsi="Arial"/>
@@ -10282,7 +10282,7 @@
               <w:spacing w:after="10" w:before="0"/>
               <w:ind w:left="120"/>
             </w:pPr>
-            <w:hyperlink w:history="1" r:id="rIdj6l1xkgx58lkktkqfx7ry">
+            <w:hyperlink w:history="1" r:id="rIdmts-1unne15h9ortwdsq3">
               <w:r>
                 <w:rPr>
                   <w:rFonts w:ascii="Arial" w:cs="Arial" w:eastAsia="Arial" w:hAnsi="Arial"/>
@@ -10809,7 +10809,7 @@
         </w:rPr>
         <w:t xml:space="preserve">© 2026 SeaVuria and ARES. Aligned with KICD objectives. Developed by SeaVuria; technical implementation by ARES (with AI assistance from Claude). Licensed under </w:t>
       </w:r>
-      <w:hyperlink w:history="1" r:id="rIdf6mlcqipejerngvesngww">
+      <w:hyperlink w:history="1" r:id="rIdxdgcseczuhj0f3k6g8z6_">
         <w:r>
           <w:rPr>
             <w:rFonts w:ascii="Arial" w:cs="Arial" w:eastAsia="Arial" w:hAnsi="Arial"/>
@@ -10830,7 +10830,7 @@
         </w:rPr>
         <w:t xml:space="preserve"> (</w:t>
       </w:r>
-      <w:hyperlink w:history="1" r:id="rId_nxrvixjaokfxghyiwgz7">
+      <w:hyperlink w:history="1" r:id="rIdqfhhjt3hojcggy4orxmt-">
         <w:r>
           <w:rPr>
             <w:rFonts w:ascii="Arial" w:cs="Arial" w:eastAsia="Arial" w:hAnsi="Arial"/>
@@ -11843,7 +11843,7 @@
             <w:pPr>
               <w:spacing w:after="20" w:before="0"/>
             </w:pPr>
-            <w:hyperlink w:history="1" r:id="rIdqrzouzgwjapii2ykhef6g">
+            <w:hyperlink w:history="1" r:id="rId17wdxp2cy-l6yyxo8v34t">
               <w:r>
                 <w:rPr>
                   <w:rFonts w:ascii="Arial" w:cs="Arial" w:eastAsia="Arial" w:hAnsi="Arial"/>
@@ -11892,7 +11892,7 @@
               <w:spacing w:after="10" w:before="0"/>
               <w:ind w:left="120"/>
             </w:pPr>
-            <w:hyperlink w:history="1" r:id="rId7hugok154gwhzh0i0384e">
+            <w:hyperlink w:history="1" r:id="rId0lxtsqfppeoc4hj_be2eh">
               <w:r>
                 <w:rPr>
                   <w:rFonts w:ascii="Arial" w:cs="Arial" w:eastAsia="Arial" w:hAnsi="Arial"/>
@@ -11937,7 +11937,7 @@
             <w:pPr>
               <w:spacing w:after="20" w:before="0"/>
             </w:pPr>
-            <w:hyperlink w:history="1" r:id="rId9lj8fe6ftzp2ybifsmn8u">
+            <w:hyperlink w:history="1" r:id="rIdrawpimnhpjap2bnvubbmn">
               <w:r>
                 <w:rPr>
                   <w:rFonts w:ascii="Arial" w:cs="Arial" w:eastAsia="Arial" w:hAnsi="Arial"/>
@@ -11970,7 +11970,7 @@
               <w:spacing w:after="10" w:before="0"/>
               <w:ind w:left="120"/>
             </w:pPr>
-            <w:hyperlink w:history="1" r:id="rId37fqpwhsf0mjywm0j-oin">
+            <w:hyperlink w:history="1" r:id="rIdfhpomtrf2l3c56uz0ckzk">
               <w:r>
                 <w:rPr>
                   <w:rFonts w:ascii="Arial" w:cs="Arial" w:eastAsia="Arial" w:hAnsi="Arial"/>
@@ -12165,7 +12165,7 @@
             <w:pPr>
               <w:spacing w:after="20" w:before="0"/>
             </w:pPr>
-            <w:hyperlink w:history="1" r:id="rIdocfwuwvwaqalymxwi7g0j">
+            <w:hyperlink w:history="1" r:id="rId1hihtbwksl4sej9rfb-74">
               <w:r>
                 <w:rPr>
                   <w:rFonts w:ascii="Arial" w:cs="Arial" w:eastAsia="Arial" w:hAnsi="Arial"/>
@@ -12214,7 +12214,7 @@
               <w:spacing w:after="10" w:before="0"/>
               <w:ind w:left="120"/>
             </w:pPr>
-            <w:hyperlink w:history="1" r:id="rIdnk5ykad8uwkdkhkjvurwc">
+            <w:hyperlink w:history="1" r:id="rIddcl6bcbpqyrt8ahqwzpuf">
               <w:r>
                 <w:rPr>
                   <w:rFonts w:ascii="Arial" w:cs="Arial" w:eastAsia="Arial" w:hAnsi="Arial"/>
@@ -12259,7 +12259,7 @@
             <w:pPr>
               <w:spacing w:after="20" w:before="0"/>
             </w:pPr>
-            <w:hyperlink w:history="1" r:id="rId0p4ybeyylpwohgeh65xlu">
+            <w:hyperlink w:history="1" r:id="rIdtypj533ijir5tcvtsbbuh">
               <w:r>
                 <w:rPr>
                   <w:rFonts w:ascii="Arial" w:cs="Arial" w:eastAsia="Arial" w:hAnsi="Arial"/>
@@ -12292,7 +12292,7 @@
               <w:spacing w:after="10" w:before="0"/>
               <w:ind w:left="120"/>
             </w:pPr>
-            <w:hyperlink w:history="1" r:id="rId9mxken1yt2cpujbl1nyqd">
+            <w:hyperlink w:history="1" r:id="rId1wv9szodjl-7c0zp2mg-s">
               <w:r>
                 <w:rPr>
                   <w:rFonts w:ascii="Arial" w:cs="Arial" w:eastAsia="Arial" w:hAnsi="Arial"/>
@@ -12487,7 +12487,7 @@
             <w:pPr>
               <w:spacing w:after="20" w:before="0"/>
             </w:pPr>
-            <w:hyperlink w:history="1" r:id="rIdzlfxubnxbxo14par_irx2">
+            <w:hyperlink w:history="1" r:id="rIdokeifp-vabtryrwbyxlqz">
               <w:r>
                 <w:rPr>
                   <w:rFonts w:ascii="Arial" w:cs="Arial" w:eastAsia="Arial" w:hAnsi="Arial"/>
@@ -12536,7 +12536,7 @@
               <w:spacing w:after="10" w:before="0"/>
               <w:ind w:left="120"/>
             </w:pPr>
-            <w:hyperlink w:history="1" r:id="rIdijfj0u3zppggzkmz0wt3n">
+            <w:hyperlink w:history="1" r:id="rIdflho8iznvweund6juaint">
               <w:r>
                 <w:rPr>
                   <w:rFonts w:ascii="Arial" w:cs="Arial" w:eastAsia="Arial" w:hAnsi="Arial"/>
@@ -12581,7 +12581,7 @@
             <w:pPr>
               <w:spacing w:after="20" w:before="0"/>
             </w:pPr>
-            <w:hyperlink w:history="1" r:id="rIdc4zhnk5d55aru59-cfckx">
+            <w:hyperlink w:history="1" r:id="rIdlrqlcfthtan_2tqp-5jai">
               <w:r>
                 <w:rPr>
                   <w:rFonts w:ascii="Arial" w:cs="Arial" w:eastAsia="Arial" w:hAnsi="Arial"/>
@@ -12614,7 +12614,7 @@
               <w:spacing w:after="10" w:before="0"/>
               <w:ind w:left="120"/>
             </w:pPr>
-            <w:hyperlink w:history="1" r:id="rIdfjkqy5zz99guozivdxh71">
+            <w:hyperlink w:history="1" r:id="rIdeie75z-ad-my0jk5r2hj6">
               <w:r>
                 <w:rPr>
                   <w:rFonts w:ascii="Arial" w:cs="Arial" w:eastAsia="Arial" w:hAnsi="Arial"/>
@@ -12809,7 +12809,7 @@
             <w:pPr>
               <w:spacing w:after="20" w:before="0"/>
             </w:pPr>
-            <w:hyperlink w:history="1" r:id="rIdqcmlwayuyo5prbbj1uujl">
+            <w:hyperlink w:history="1" r:id="rIdyhqknunkizveqbooih51e">
               <w:r>
                 <w:rPr>
                   <w:rFonts w:ascii="Arial" w:cs="Arial" w:eastAsia="Arial" w:hAnsi="Arial"/>
@@ -12858,7 +12858,7 @@
               <w:spacing w:after="10" w:before="0"/>
               <w:ind w:left="120"/>
             </w:pPr>
-            <w:hyperlink w:history="1" r:id="rIdbvib_xytqvatfnipgrvh3">
+            <w:hyperlink w:history="1" r:id="rIdmvtwt0av2_yqaafdezmiv">
               <w:r>
                 <w:rPr>
                   <w:rFonts w:ascii="Arial" w:cs="Arial" w:eastAsia="Arial" w:hAnsi="Arial"/>
@@ -12903,7 +12903,7 @@
             <w:pPr>
               <w:spacing w:after="20" w:before="0"/>
             </w:pPr>
-            <w:hyperlink w:history="1" r:id="rIde1qf4u5sl-r-rxxfafykk">
+            <w:hyperlink w:history="1" r:id="rIdceasd77q3uisqmhxbbk2e">
               <w:r>
                 <w:rPr>
                   <w:rFonts w:ascii="Arial" w:cs="Arial" w:eastAsia="Arial" w:hAnsi="Arial"/>
@@ -12936,7 +12936,7 @@
               <w:spacing w:after="10" w:before="0"/>
               <w:ind w:left="120"/>
             </w:pPr>
-            <w:hyperlink w:history="1" r:id="rIdxs7xxeiixx42bdcsex1_x">
+            <w:hyperlink w:history="1" r:id="rIdog8ggkwvygqvnu7oou4eb">
               <w:r>
                 <w:rPr>
                   <w:rFonts w:ascii="Arial" w:cs="Arial" w:eastAsia="Arial" w:hAnsi="Arial"/>
@@ -13131,7 +13131,7 @@
             <w:pPr>
               <w:spacing w:after="20" w:before="0"/>
             </w:pPr>
-            <w:hyperlink w:history="1" r:id="rIdchxbp3jxoryituoenxjn9">
+            <w:hyperlink w:history="1" r:id="rIdir_sl_3kdsg5anm2wnnx_">
               <w:r>
                 <w:rPr>
                   <w:rFonts w:ascii="Arial" w:cs="Arial" w:eastAsia="Arial" w:hAnsi="Arial"/>
@@ -13180,7 +13180,7 @@
               <w:spacing w:after="10" w:before="0"/>
               <w:ind w:left="120"/>
             </w:pPr>
-            <w:hyperlink w:history="1" r:id="rIdsv9blircuwginvcfqtuln">
+            <w:hyperlink w:history="1" r:id="rIdmahw0htvlkvug-jihyxwx">
               <w:r>
                 <w:rPr>
                   <w:rFonts w:ascii="Arial" w:cs="Arial" w:eastAsia="Arial" w:hAnsi="Arial"/>
@@ -13225,7 +13225,7 @@
             <w:pPr>
               <w:spacing w:after="20" w:before="0"/>
             </w:pPr>
-            <w:hyperlink w:history="1" r:id="rIdsgk_evqnnuijefhoz3xbk">
+            <w:hyperlink w:history="1" r:id="rIdgu_e_qximeqy4qbvk0twe">
               <w:r>
                 <w:rPr>
                   <w:rFonts w:ascii="Arial" w:cs="Arial" w:eastAsia="Arial" w:hAnsi="Arial"/>
@@ -13258,7 +13258,7 @@
               <w:spacing w:after="10" w:before="0"/>
               <w:ind w:left="120"/>
             </w:pPr>
-            <w:hyperlink w:history="1" r:id="rIdvnubysffsxdh_mxir_xkq">
+            <w:hyperlink w:history="1" r:id="rIdzn7unmsz-wrvik79bgxoi">
               <w:r>
                 <w:rPr>
                   <w:rFonts w:ascii="Arial" w:cs="Arial" w:eastAsia="Arial" w:hAnsi="Arial"/>
@@ -13770,7 +13770,7 @@
         </w:rPr>
         <w:t xml:space="preserve">© 2026 SeaVuria and ARES. Aligned with KICD objectives. Developed by SeaVuria; technical implementation by ARES (with AI assistance from Claude). Licensed under </w:t>
       </w:r>
-      <w:hyperlink w:history="1" r:id="rIdnt4shw4wf41-hq2253nns">
+      <w:hyperlink w:history="1" r:id="rIdx0vjcgegymatc-xfrog9j">
         <w:r>
           <w:rPr>
             <w:rFonts w:ascii="Arial" w:cs="Arial" w:eastAsia="Arial" w:hAnsi="Arial"/>
@@ -13791,7 +13791,7 @@
         </w:rPr>
         <w:t xml:space="preserve"> (</w:t>
       </w:r>
-      <w:hyperlink w:history="1" r:id="rIdftbt_uitcwiwktrdjhrqb">
+      <w:hyperlink w:history="1" r:id="rIda2i8juqs-o2ghnaa_r8tg">
         <w:r>
           <w:rPr>
             <w:rFonts w:ascii="Arial" w:cs="Arial" w:eastAsia="Arial" w:hAnsi="Arial"/>
@@ -14821,7 +14821,7 @@
               <w:spacing w:after="10" w:before="0"/>
               <w:ind w:left="120"/>
             </w:pPr>
-            <w:hyperlink w:history="1" r:id="rIdgpho9sgqbpwwzffpqhoku">
+            <w:hyperlink w:history="1" r:id="rIdpw7q6wsjcb92nrqez5shm">
               <w:r>
                 <w:rPr>
                   <w:rFonts w:ascii="Arial" w:cs="Arial" w:eastAsia="Arial" w:hAnsi="Arial"/>
@@ -14898,7 +14898,7 @@
               <w:spacing w:after="10" w:before="0"/>
               <w:ind w:left="120"/>
             </w:pPr>
-            <w:hyperlink w:history="1" r:id="rIdnqmtjfvqjdwlxsujzwadk">
+            <w:hyperlink w:history="1" r:id="rIdtoxll746gm4_saiclptcn">
               <w:r>
                 <w:rPr>
                   <w:rFonts w:ascii="Arial" w:cs="Arial" w:eastAsia="Arial" w:hAnsi="Arial"/>
@@ -15125,7 +15125,7 @@
               <w:spacing w:after="10" w:before="0"/>
               <w:ind w:left="120"/>
             </w:pPr>
-            <w:hyperlink w:history="1" r:id="rIdjkc2zkfusjyonlffwfraw">
+            <w:hyperlink w:history="1" r:id="rIdtdfgigkljpxp3zcyhpzi4">
               <w:r>
                 <w:rPr>
                   <w:rFonts w:ascii="Arial" w:cs="Arial" w:eastAsia="Arial" w:hAnsi="Arial"/>
@@ -15202,7 +15202,7 @@
               <w:spacing w:after="10" w:before="0"/>
               <w:ind w:left="120"/>
             </w:pPr>
-            <w:hyperlink w:history="1" r:id="rIdfsarojyttczctawjf2gkc">
+            <w:hyperlink w:history="1" r:id="rId7taxtd44bzuwz5svuah0g">
               <w:r>
                 <w:rPr>
                   <w:rFonts w:ascii="Arial" w:cs="Arial" w:eastAsia="Arial" w:hAnsi="Arial"/>
@@ -15429,7 +15429,7 @@
               <w:spacing w:after="10" w:before="0"/>
               <w:ind w:left="120"/>
             </w:pPr>
-            <w:hyperlink w:history="1" r:id="rIdx3g_xdjkoyascshbrg85j">
+            <w:hyperlink w:history="1" r:id="rIdi4piilhht_ufanmx0ql5o">
               <w:r>
                 <w:rPr>
                   <w:rFonts w:ascii="Arial" w:cs="Arial" w:eastAsia="Arial" w:hAnsi="Arial"/>
@@ -15506,7 +15506,7 @@
               <w:spacing w:after="10" w:before="0"/>
               <w:ind w:left="120"/>
             </w:pPr>
-            <w:hyperlink w:history="1" r:id="rId3whrvfdy2fycypjolk_vc">
+            <w:hyperlink w:history="1" r:id="rIdxz5thnpao3zjtrj5mdnk4">
               <w:r>
                 <w:rPr>
                   <w:rFonts w:ascii="Arial" w:cs="Arial" w:eastAsia="Arial" w:hAnsi="Arial"/>
@@ -15733,7 +15733,7 @@
               <w:spacing w:after="10" w:before="0"/>
               <w:ind w:left="120"/>
             </w:pPr>
-            <w:hyperlink w:history="1" r:id="rIdcgk-hqttcbyus5_3lpf5q">
+            <w:hyperlink w:history="1" r:id="rIdgbythvrjtx1fgs5vtfmtz">
               <w:r>
                 <w:rPr>
                   <w:rFonts w:ascii="Arial" w:cs="Arial" w:eastAsia="Arial" w:hAnsi="Arial"/>
@@ -15810,7 +15810,7 @@
               <w:spacing w:after="10" w:before="0"/>
               <w:ind w:left="120"/>
             </w:pPr>
-            <w:hyperlink w:history="1" r:id="rIdyaoh1eg4r1q28nt3tzu06">
+            <w:hyperlink w:history="1" r:id="rIduhks90sf4l8_kgr6a4--g">
               <w:r>
                 <w:rPr>
                   <w:rFonts w:ascii="Arial" w:cs="Arial" w:eastAsia="Arial" w:hAnsi="Arial"/>
@@ -16037,7 +16037,7 @@
               <w:spacing w:after="10" w:before="0"/>
               <w:ind w:left="120"/>
             </w:pPr>
-            <w:hyperlink w:history="1" r:id="rIdcddhpote-ikfyuovfnvbn">
+            <w:hyperlink w:history="1" r:id="rIdnjxla_jz_amd8mhwkk3i5">
               <w:r>
                 <w:rPr>
                   <w:rFonts w:ascii="Arial" w:cs="Arial" w:eastAsia="Arial" w:hAnsi="Arial"/>
@@ -16114,7 +16114,7 @@
               <w:spacing w:after="10" w:before="0"/>
               <w:ind w:left="120"/>
             </w:pPr>
-            <w:hyperlink w:history="1" r:id="rId6rohwn6vuxfoqy3qdnw-b">
+            <w:hyperlink w:history="1" r:id="rIduepvjwvv28hm9myuzt3vt">
               <w:r>
                 <w:rPr>
                   <w:rFonts w:ascii="Arial" w:cs="Arial" w:eastAsia="Arial" w:hAnsi="Arial"/>
@@ -16641,7 +16641,7 @@
         </w:rPr>
         <w:t xml:space="preserve">© 2026 SeaVuria and ARES. Aligned with KICD objectives. Developed by SeaVuria; technical implementation by ARES (with AI assistance from Claude). Licensed under </w:t>
       </w:r>
-      <w:hyperlink w:history="1" r:id="rIdylhitayx2xnsmkpexvct2">
+      <w:hyperlink w:history="1" r:id="rIdy0ksairpys3wwtlpxus-y">
         <w:r>
           <w:rPr>
             <w:rFonts w:ascii="Arial" w:cs="Arial" w:eastAsia="Arial" w:hAnsi="Arial"/>
@@ -16662,7 +16662,7 @@
         </w:rPr>
         <w:t xml:space="preserve"> (</w:t>
       </w:r>
-      <w:hyperlink w:history="1" r:id="rIdnav9bbyo79bxlybbpcbpt">
+      <w:hyperlink w:history="1" r:id="rId3cjbpjlvck9d2bjqy7efq">
         <w:r>
           <w:rPr>
             <w:rFonts w:ascii="Arial" w:cs="Arial" w:eastAsia="Arial" w:hAnsi="Arial"/>
@@ -17692,7 +17692,7 @@
               <w:spacing w:after="10" w:before="0"/>
               <w:ind w:left="120"/>
             </w:pPr>
-            <w:hyperlink w:history="1" r:id="rIdpedjq2etuxtf8v2ukej5a">
+            <w:hyperlink w:history="1" r:id="rIdwajihyvtycvhx5dt_bpva">
               <w:r>
                 <w:rPr>
                   <w:rFonts w:ascii="Arial" w:cs="Arial" w:eastAsia="Arial" w:hAnsi="Arial"/>
@@ -17769,7 +17769,7 @@
               <w:spacing w:after="10" w:before="0"/>
               <w:ind w:left="120"/>
             </w:pPr>
-            <w:hyperlink w:history="1" r:id="rIdh8ss2skkljmlpg9pepdzi">
+            <w:hyperlink w:history="1" r:id="rIdzy6nlnwg1gorotfnm_pzq">
               <w:r>
                 <w:rPr>
                   <w:rFonts w:ascii="Arial" w:cs="Arial" w:eastAsia="Arial" w:hAnsi="Arial"/>
@@ -17996,7 +17996,7 @@
               <w:spacing w:after="10" w:before="0"/>
               <w:ind w:left="120"/>
             </w:pPr>
-            <w:hyperlink w:history="1" r:id="rIdsz5v5lwdlwrz7ed4sjf6e">
+            <w:hyperlink w:history="1" r:id="rIdcpeoiwj6z7na621rhgeuk">
               <w:r>
                 <w:rPr>
                   <w:rFonts w:ascii="Arial" w:cs="Arial" w:eastAsia="Arial" w:hAnsi="Arial"/>
@@ -18073,7 +18073,7 @@
               <w:spacing w:after="10" w:before="0"/>
               <w:ind w:left="120"/>
             </w:pPr>
-            <w:hyperlink w:history="1" r:id="rIdftrmub7q8_u0s1zjnyc_k">
+            <w:hyperlink w:history="1" r:id="rId4wo3tna0zzoobxpdmr6mp">
               <w:r>
                 <w:rPr>
                   <w:rFonts w:ascii="Arial" w:cs="Arial" w:eastAsia="Arial" w:hAnsi="Arial"/>
@@ -18300,7 +18300,7 @@
               <w:spacing w:after="10" w:before="0"/>
               <w:ind w:left="120"/>
             </w:pPr>
-            <w:hyperlink w:history="1" r:id="rIdmiwz71nywqafu8zzzokwk">
+            <w:hyperlink w:history="1" r:id="rIde6gagtg7_zuixpo9oz89r">
               <w:r>
                 <w:rPr>
                   <w:rFonts w:ascii="Arial" w:cs="Arial" w:eastAsia="Arial" w:hAnsi="Arial"/>
@@ -18377,7 +18377,7 @@
               <w:spacing w:after="10" w:before="0"/>
               <w:ind w:left="120"/>
             </w:pPr>
-            <w:hyperlink w:history="1" r:id="rIdjsqtt0uh0dh4dcck8x0c1">
+            <w:hyperlink w:history="1" r:id="rIdqysx-mj68k0c0ng-fmxv5">
               <w:r>
                 <w:rPr>
                   <w:rFonts w:ascii="Arial" w:cs="Arial" w:eastAsia="Arial" w:hAnsi="Arial"/>
@@ -18604,7 +18604,7 @@
               <w:spacing w:after="10" w:before="0"/>
               <w:ind w:left="120"/>
             </w:pPr>
-            <w:hyperlink w:history="1" r:id="rIdhbhlh4gc82brslrmtlmfs">
+            <w:hyperlink w:history="1" r:id="rIddqi3oq_hoavs2gk5-rlaa">
               <w:r>
                 <w:rPr>
                   <w:rFonts w:ascii="Arial" w:cs="Arial" w:eastAsia="Arial" w:hAnsi="Arial"/>
@@ -18681,7 +18681,7 @@
               <w:spacing w:after="10" w:before="0"/>
               <w:ind w:left="120"/>
             </w:pPr>
-            <w:hyperlink w:history="1" r:id="rIdxsnheckjhkckawtccovhi">
+            <w:hyperlink w:history="1" r:id="rIdwaevtbo-jcvwqr1oyvjkl">
               <w:r>
                 <w:rPr>
                   <w:rFonts w:ascii="Arial" w:cs="Arial" w:eastAsia="Arial" w:hAnsi="Arial"/>
@@ -18908,7 +18908,7 @@
               <w:spacing w:after="10" w:before="0"/>
               <w:ind w:left="120"/>
             </w:pPr>
-            <w:hyperlink w:history="1" r:id="rIdp2z0yukzgendmw7-u2m9f">
+            <w:hyperlink w:history="1" r:id="rIdzqusy64tmfxojeqavztsx">
               <w:r>
                 <w:rPr>
                   <w:rFonts w:ascii="Arial" w:cs="Arial" w:eastAsia="Arial" w:hAnsi="Arial"/>
@@ -18985,7 +18985,7 @@
               <w:spacing w:after="10" w:before="0"/>
               <w:ind w:left="120"/>
             </w:pPr>
-            <w:hyperlink w:history="1" r:id="rIdoe_pepiuomwqxqrwtdqwq">
+            <w:hyperlink w:history="1" r:id="rIdirlnm920cbdrgadx-zmxe">
               <w:r>
                 <w:rPr>
                   <w:rFonts w:ascii="Arial" w:cs="Arial" w:eastAsia="Arial" w:hAnsi="Arial"/>
@@ -19512,7 +19512,7 @@
         </w:rPr>
         <w:t xml:space="preserve">© 2026 SeaVuria and ARES. Aligned with KICD objectives. Developed by SeaVuria; technical implementation by ARES (with AI assistance from Claude). Licensed under </w:t>
       </w:r>
-      <w:hyperlink w:history="1" r:id="rIdy5fftwisrhrn7giwzub2j">
+      <w:hyperlink w:history="1" r:id="rIdej7dqobq8_houpk52dtfd">
         <w:r>
           <w:rPr>
             <w:rFonts w:ascii="Arial" w:cs="Arial" w:eastAsia="Arial" w:hAnsi="Arial"/>
@@ -19533,7 +19533,7 @@
         </w:rPr>
         <w:t xml:space="preserve"> (</w:t>
       </w:r>
-      <w:hyperlink w:history="1" r:id="rIdyikkhckcolzxwi6qtd5ry">
+      <w:hyperlink w:history="1" r:id="rId6qf7csnmmcc8uloiablhm">
         <w:r>
           <w:rPr>
             <w:rFonts w:ascii="Arial" w:cs="Arial" w:eastAsia="Arial" w:hAnsi="Arial"/>
@@ -20563,7 +20563,7 @@
               <w:spacing w:after="10" w:before="0"/>
               <w:ind w:left="120"/>
             </w:pPr>
-            <w:hyperlink w:history="1" r:id="rIdcu1zh9ej0on9kktlwnnkn">
+            <w:hyperlink w:history="1" r:id="rIdsolen6wvjcrv5qu3kq6q2">
               <w:r>
                 <w:rPr>
                   <w:rFonts w:ascii="Arial" w:cs="Arial" w:eastAsia="Arial" w:hAnsi="Arial"/>
@@ -20640,7 +20640,7 @@
               <w:spacing w:after="10" w:before="0"/>
               <w:ind w:left="120"/>
             </w:pPr>
-            <w:hyperlink w:history="1" r:id="rIdbpitz-q5ehimf1ju6orjb">
+            <w:hyperlink w:history="1" r:id="rIdudvlyituufufu-glh0fi7">
               <w:r>
                 <w:rPr>
                   <w:rFonts w:ascii="Arial" w:cs="Arial" w:eastAsia="Arial" w:hAnsi="Arial"/>
@@ -20867,7 +20867,7 @@
               <w:spacing w:after="10" w:before="0"/>
               <w:ind w:left="120"/>
             </w:pPr>
-            <w:hyperlink w:history="1" r:id="rIdzukkjhu23guufpmot9v05">
+            <w:hyperlink w:history="1" r:id="rIdg5esv_czsexboojpq343x">
               <w:r>
                 <w:rPr>
                   <w:rFonts w:ascii="Arial" w:cs="Arial" w:eastAsia="Arial" w:hAnsi="Arial"/>
@@ -20944,7 +20944,7 @@
               <w:spacing w:after="10" w:before="0"/>
               <w:ind w:left="120"/>
             </w:pPr>
-            <w:hyperlink w:history="1" r:id="rId_ut0uwepqri8oi21rinod">
+            <w:hyperlink w:history="1" r:id="rIdenh163canpqspvymaxknn">
               <w:r>
                 <w:rPr>
                   <w:rFonts w:ascii="Arial" w:cs="Arial" w:eastAsia="Arial" w:hAnsi="Arial"/>
@@ -21171,7 +21171,7 @@
               <w:spacing w:after="10" w:before="0"/>
               <w:ind w:left="120"/>
             </w:pPr>
-            <w:hyperlink w:history="1" r:id="rIdnci4ehs55widrzzvjjk83">
+            <w:hyperlink w:history="1" r:id="rIdw0khiffpsbxmlexnvdf1w">
               <w:r>
                 <w:rPr>
                   <w:rFonts w:ascii="Arial" w:cs="Arial" w:eastAsia="Arial" w:hAnsi="Arial"/>
@@ -21248,7 +21248,7 @@
               <w:spacing w:after="10" w:before="0"/>
               <w:ind w:left="120"/>
             </w:pPr>
-            <w:hyperlink w:history="1" r:id="rIdfenqxpih5dogfidj-wyol">
+            <w:hyperlink w:history="1" r:id="rIdkyaj5ggrh8wvc_g_yhkbo">
               <w:r>
                 <w:rPr>
                   <w:rFonts w:ascii="Arial" w:cs="Arial" w:eastAsia="Arial" w:hAnsi="Arial"/>
@@ -21475,7 +21475,7 @@
               <w:spacing w:after="10" w:before="0"/>
               <w:ind w:left="120"/>
             </w:pPr>
-            <w:hyperlink w:history="1" r:id="rId0irw-v5obgmhqobkom7v7">
+            <w:hyperlink w:history="1" r:id="rIdwtqtpvzizk_lbfrerkuzv">
               <w:r>
                 <w:rPr>
                   <w:rFonts w:ascii="Arial" w:cs="Arial" w:eastAsia="Arial" w:hAnsi="Arial"/>
@@ -21552,7 +21552,7 @@
               <w:spacing w:after="10" w:before="0"/>
               <w:ind w:left="120"/>
             </w:pPr>
-            <w:hyperlink w:history="1" r:id="rIdo1tfechhaptx36ass-m1n">
+            <w:hyperlink w:history="1" r:id="rIdsvefkeyxufrkn6rpud6xx">
               <w:r>
                 <w:rPr>
                   <w:rFonts w:ascii="Arial" w:cs="Arial" w:eastAsia="Arial" w:hAnsi="Arial"/>
@@ -21779,7 +21779,7 @@
               <w:spacing w:after="10" w:before="0"/>
               <w:ind w:left="120"/>
             </w:pPr>
-            <w:hyperlink w:history="1" r:id="rIdghtyrgrvn5xc0kb1r0bvp">
+            <w:hyperlink w:history="1" r:id="rIdxylrlvswygghq4s-gh4gv">
               <w:r>
                 <w:rPr>
                   <w:rFonts w:ascii="Arial" w:cs="Arial" w:eastAsia="Arial" w:hAnsi="Arial"/>
@@ -21856,7 +21856,7 @@
               <w:spacing w:after="10" w:before="0"/>
               <w:ind w:left="120"/>
             </w:pPr>
-            <w:hyperlink w:history="1" r:id="rIdlt6qk9wcw3yjd3f_d5mvq">
+            <w:hyperlink w:history="1" r:id="rIdmfuco6inzedtlsygwcly2">
               <w:r>
                 <w:rPr>
                   <w:rFonts w:ascii="Arial" w:cs="Arial" w:eastAsia="Arial" w:hAnsi="Arial"/>
@@ -22383,7 +22383,7 @@
         </w:rPr>
         <w:t xml:space="preserve">© 2026 SeaVuria and ARES. Aligned with KICD objectives. Developed by SeaVuria; technical implementation by ARES (with AI assistance from Claude). Licensed under </w:t>
       </w:r>
-      <w:hyperlink w:history="1" r:id="rIdeov4erlenpqyyhnk0a5bm">
+      <w:hyperlink w:history="1" r:id="rIditmoo6bchz8iiqtjwz46n">
         <w:r>
           <w:rPr>
             <w:rFonts w:ascii="Arial" w:cs="Arial" w:eastAsia="Arial" w:hAnsi="Arial"/>
@@ -22404,7 +22404,7 @@
         </w:rPr>
         <w:t xml:space="preserve"> (</w:t>
       </w:r>
-      <w:hyperlink w:history="1" r:id="rId8txdi117uujoh4kxuagpa">
+      <w:hyperlink w:history="1" r:id="rIdqive-uyvdpd-30scege7s">
         <w:r>
           <w:rPr>
             <w:rFonts w:ascii="Arial" w:cs="Arial" w:eastAsia="Arial" w:hAnsi="Arial"/>

--- a/data/outputs/v2/Grade11/Biology/Lesson_Plans/SS3.1_Reproduction_in_Animals/Biology_Reproduction_in_Animals_CBE_LessonSequence.docx
+++ b/data/outputs/v2/Grade11/Biology/Lesson_Plans/SS3.1_Reproduction_in_Animals/Biology_Reproduction_in_Animals_CBE_LessonSequence.docx
@@ -2093,7 +2093,7 @@
         </w:rPr>
         <w:t xml:space="preserve">© 2026 SeaVuria and ARES. This work is licensed under a </w:t>
       </w:r>
-      <w:hyperlink w:history="1" r:id="rId1jt9tvo7ljjfz3g-ro_ew">
+      <w:hyperlink w:history="1" r:id="rIdhzmqg8t0ffjtojb2kekvp">
         <w:r>
           <w:rPr>
             <w:rFonts w:ascii="Arial" w:cs="Arial" w:eastAsia="Arial" w:hAnsi="Arial"/>
@@ -2113,7 +2113,7 @@
         </w:rPr>
         <w:t xml:space="preserve"> (</w:t>
       </w:r>
-      <w:hyperlink w:history="1" r:id="rIdjukap40u9t7xps4rmvjg3">
+      <w:hyperlink w:history="1" r:id="rIdcosixsiirfhtqpuhofcjc">
         <w:r>
           <w:rPr>
             <w:rFonts w:ascii="Arial" w:cs="Arial" w:eastAsia="Arial" w:hAnsi="Arial"/>
@@ -2133,7 +2133,7 @@
         </w:rPr>
         <w:t xml:space="preserve">). To view a copy of this license, visit </w:t>
       </w:r>
-      <w:hyperlink w:history="1" r:id="rIdflakd6iqpqu5cxfzblfcu">
+      <w:hyperlink w:history="1" r:id="rIdm9xynuejghga_d3jgyod9">
         <w:r>
           <w:rPr>
             <w:rFonts w:ascii="Arial" w:cs="Arial" w:eastAsia="Arial" w:hAnsi="Arial"/>
@@ -3162,7 +3162,7 @@
               <w:spacing w:after="10" w:before="0"/>
               <w:ind w:left="120"/>
             </w:pPr>
-            <w:hyperlink w:history="1" r:id="rIdwxmjuj4hpr-n1sfj3xavd">
+            <w:hyperlink w:history="1" r:id="rIdtb_zdmz4aeiljnvhogrph">
               <w:r>
                 <w:rPr>
                   <w:rFonts w:ascii="Arial" w:cs="Arial" w:eastAsia="Arial" w:hAnsi="Arial"/>
@@ -3239,7 +3239,7 @@
               <w:spacing w:after="10" w:before="0"/>
               <w:ind w:left="120"/>
             </w:pPr>
-            <w:hyperlink w:history="1" r:id="rIdgjuxp1xwcl8xsdng0tjfg">
+            <w:hyperlink w:history="1" r:id="rId-88ookhjgot12le4tmekx">
               <w:r>
                 <w:rPr>
                   <w:rFonts w:ascii="Arial" w:cs="Arial" w:eastAsia="Arial" w:hAnsi="Arial"/>
@@ -3466,7 +3466,7 @@
               <w:spacing w:after="10" w:before="0"/>
               <w:ind w:left="120"/>
             </w:pPr>
-            <w:hyperlink w:history="1" r:id="rIdg0zourxkalzn1xra-yyod">
+            <w:hyperlink w:history="1" r:id="rIdqp9xaauriplqs_8pnpny4">
               <w:r>
                 <w:rPr>
                   <w:rFonts w:ascii="Arial" w:cs="Arial" w:eastAsia="Arial" w:hAnsi="Arial"/>
@@ -3543,7 +3543,7 @@
               <w:spacing w:after="10" w:before="0"/>
               <w:ind w:left="120"/>
             </w:pPr>
-            <w:hyperlink w:history="1" r:id="rId3nh9ivc5tggqrqeynctdr">
+            <w:hyperlink w:history="1" r:id="rIdpmghecsifmst3tv1ehnxn">
               <w:r>
                 <w:rPr>
                   <w:rFonts w:ascii="Arial" w:cs="Arial" w:eastAsia="Arial" w:hAnsi="Arial"/>
@@ -3770,7 +3770,7 @@
               <w:spacing w:after="10" w:before="0"/>
               <w:ind w:left="120"/>
             </w:pPr>
-            <w:hyperlink w:history="1" r:id="rIdbxo3yyd0clpx5jixzgo5x">
+            <w:hyperlink w:history="1" r:id="rIdk19bfl-_q99wrk69pqrco">
               <w:r>
                 <w:rPr>
                   <w:rFonts w:ascii="Arial" w:cs="Arial" w:eastAsia="Arial" w:hAnsi="Arial"/>
@@ -3847,7 +3847,7 @@
               <w:spacing w:after="10" w:before="0"/>
               <w:ind w:left="120"/>
             </w:pPr>
-            <w:hyperlink w:history="1" r:id="rIdmlg7gvwe60zqngkibxnwa">
+            <w:hyperlink w:history="1" r:id="rIdlx68xbka7mu4cvwthcsk7">
               <w:r>
                 <w:rPr>
                   <w:rFonts w:ascii="Arial" w:cs="Arial" w:eastAsia="Arial" w:hAnsi="Arial"/>
@@ -4074,7 +4074,7 @@
               <w:spacing w:after="10" w:before="0"/>
               <w:ind w:left="120"/>
             </w:pPr>
-            <w:hyperlink w:history="1" r:id="rIdbf8f56hoqz-1jauvwmxgd">
+            <w:hyperlink w:history="1" r:id="rIdmw3vffxy0smn3qfq0ipey">
               <w:r>
                 <w:rPr>
                   <w:rFonts w:ascii="Arial" w:cs="Arial" w:eastAsia="Arial" w:hAnsi="Arial"/>
@@ -4151,7 +4151,7 @@
               <w:spacing w:after="10" w:before="0"/>
               <w:ind w:left="120"/>
             </w:pPr>
-            <w:hyperlink w:history="1" r:id="rIdzpjrib_xqi-v0txk7tshi">
+            <w:hyperlink w:history="1" r:id="rId7qbtt34gvglyfgviw-1kc">
               <w:r>
                 <w:rPr>
                   <w:rFonts w:ascii="Arial" w:cs="Arial" w:eastAsia="Arial" w:hAnsi="Arial"/>
@@ -4378,7 +4378,7 @@
               <w:spacing w:after="10" w:before="0"/>
               <w:ind w:left="120"/>
             </w:pPr>
-            <w:hyperlink w:history="1" r:id="rId0cqdktofan7fcwqnak1he">
+            <w:hyperlink w:history="1" r:id="rIdejmkmgveeblcm7src1uk2">
               <w:r>
                 <w:rPr>
                   <w:rFonts w:ascii="Arial" w:cs="Arial" w:eastAsia="Arial" w:hAnsi="Arial"/>
@@ -4455,7 +4455,7 @@
               <w:spacing w:after="10" w:before="0"/>
               <w:ind w:left="120"/>
             </w:pPr>
-            <w:hyperlink w:history="1" r:id="rId-zoimcbbe8do1sqzvm9kd">
+            <w:hyperlink w:history="1" r:id="rIdj7fkb71lkt5qgusilbakw">
               <w:r>
                 <w:rPr>
                   <w:rFonts w:ascii="Arial" w:cs="Arial" w:eastAsia="Arial" w:hAnsi="Arial"/>
@@ -4982,7 +4982,7 @@
         </w:rPr>
         <w:t xml:space="preserve">© 2026 SeaVuria and ARES. Aligned with KICD objectives. Developed by SeaVuria; technical implementation by ARES (with AI assistance from Claude). Licensed under </w:t>
       </w:r>
-      <w:hyperlink w:history="1" r:id="rIdg9a7t5igemzryw0nuj27v">
+      <w:hyperlink w:history="1" r:id="rIdrxgmvvavikcgk54ohcitm">
         <w:r>
           <w:rPr>
             <w:rFonts w:ascii="Arial" w:cs="Arial" w:eastAsia="Arial" w:hAnsi="Arial"/>
@@ -5003,7 +5003,7 @@
         </w:rPr>
         <w:t xml:space="preserve"> (</w:t>
       </w:r>
-      <w:hyperlink w:history="1" r:id="rIdjraaq3svwzxevpvf_birp">
+      <w:hyperlink w:history="1" r:id="rIdpfsu7y3vncfzknaepqpb_">
         <w:r>
           <w:rPr>
             <w:rFonts w:ascii="Arial" w:cs="Arial" w:eastAsia="Arial" w:hAnsi="Arial"/>
@@ -6033,7 +6033,7 @@
               <w:spacing w:after="10" w:before="0"/>
               <w:ind w:left="120"/>
             </w:pPr>
-            <w:hyperlink w:history="1" r:id="rIdhjseclfs1nffpnbaerjcc">
+            <w:hyperlink w:history="1" r:id="rIdej64pl6qib94yazt_ppj1">
               <w:r>
                 <w:rPr>
                   <w:rFonts w:ascii="Arial" w:cs="Arial" w:eastAsia="Arial" w:hAnsi="Arial"/>
@@ -6110,7 +6110,7 @@
               <w:spacing w:after="10" w:before="0"/>
               <w:ind w:left="120"/>
             </w:pPr>
-            <w:hyperlink w:history="1" r:id="rIdtvu9xu5otx96g8r_jc36-">
+            <w:hyperlink w:history="1" r:id="rIdxdeq4vmog6ikte147mawa">
               <w:r>
                 <w:rPr>
                   <w:rFonts w:ascii="Arial" w:cs="Arial" w:eastAsia="Arial" w:hAnsi="Arial"/>
@@ -6337,7 +6337,7 @@
               <w:spacing w:after="10" w:before="0"/>
               <w:ind w:left="120"/>
             </w:pPr>
-            <w:hyperlink w:history="1" r:id="rId35qr8f01bmyb8p3qjdord">
+            <w:hyperlink w:history="1" r:id="rIdw2crdprox-xjjn3q16pil">
               <w:r>
                 <w:rPr>
                   <w:rFonts w:ascii="Arial" w:cs="Arial" w:eastAsia="Arial" w:hAnsi="Arial"/>
@@ -6414,7 +6414,7 @@
               <w:spacing w:after="10" w:before="0"/>
               <w:ind w:left="120"/>
             </w:pPr>
-            <w:hyperlink w:history="1" r:id="rId2hwt50u6ywfr1ghyodure">
+            <w:hyperlink w:history="1" r:id="rIdpmwt4by1t5v-nfb_n7wtn">
               <w:r>
                 <w:rPr>
                   <w:rFonts w:ascii="Arial" w:cs="Arial" w:eastAsia="Arial" w:hAnsi="Arial"/>
@@ -6641,7 +6641,7 @@
               <w:spacing w:after="10" w:before="0"/>
               <w:ind w:left="120"/>
             </w:pPr>
-            <w:hyperlink w:history="1" r:id="rIdz522cjfukcfnwacl6hhxt">
+            <w:hyperlink w:history="1" r:id="rIdipzqbsjh6tp5tuliuqsns">
               <w:r>
                 <w:rPr>
                   <w:rFonts w:ascii="Arial" w:cs="Arial" w:eastAsia="Arial" w:hAnsi="Arial"/>
@@ -6718,7 +6718,7 @@
               <w:spacing w:after="10" w:before="0"/>
               <w:ind w:left="120"/>
             </w:pPr>
-            <w:hyperlink w:history="1" r:id="rId-r5ilbep8z6tcvwn2de2q">
+            <w:hyperlink w:history="1" r:id="rIdnixsxo8xbh6ugemdevmyy">
               <w:r>
                 <w:rPr>
                   <w:rFonts w:ascii="Arial" w:cs="Arial" w:eastAsia="Arial" w:hAnsi="Arial"/>
@@ -6945,7 +6945,7 @@
               <w:spacing w:after="10" w:before="0"/>
               <w:ind w:left="120"/>
             </w:pPr>
-            <w:hyperlink w:history="1" r:id="rIdrnzma5tx4wdiyvlfcc-iy">
+            <w:hyperlink w:history="1" r:id="rIdlva7whzmybnvll4vdok1n">
               <w:r>
                 <w:rPr>
                   <w:rFonts w:ascii="Arial" w:cs="Arial" w:eastAsia="Arial" w:hAnsi="Arial"/>
@@ -7022,7 +7022,7 @@
               <w:spacing w:after="10" w:before="0"/>
               <w:ind w:left="120"/>
             </w:pPr>
-            <w:hyperlink w:history="1" r:id="rId3bjvd0b79_fzglftvofk7">
+            <w:hyperlink w:history="1" r:id="rIdbky2xpxsi4mhu5bycu7-i">
               <w:r>
                 <w:rPr>
                   <w:rFonts w:ascii="Arial" w:cs="Arial" w:eastAsia="Arial" w:hAnsi="Arial"/>
@@ -7249,7 +7249,7 @@
               <w:spacing w:after="10" w:before="0"/>
               <w:ind w:left="120"/>
             </w:pPr>
-            <w:hyperlink w:history="1" r:id="rId_2yaqfhhneupgm-i1kkxh">
+            <w:hyperlink w:history="1" r:id="rIdvdiomajca2ybx6r7mnhsp">
               <w:r>
                 <w:rPr>
                   <w:rFonts w:ascii="Arial" w:cs="Arial" w:eastAsia="Arial" w:hAnsi="Arial"/>
@@ -7326,7 +7326,7 @@
               <w:spacing w:after="10" w:before="0"/>
               <w:ind w:left="120"/>
             </w:pPr>
-            <w:hyperlink w:history="1" r:id="rIdl_5sacew1c7ieymrtlo8o">
+            <w:hyperlink w:history="1" r:id="rIdu5fzk5ufw-9bg-lp4qxtc">
               <w:r>
                 <w:rPr>
                   <w:rFonts w:ascii="Arial" w:cs="Arial" w:eastAsia="Arial" w:hAnsi="Arial"/>
@@ -7853,7 +7853,7 @@
         </w:rPr>
         <w:t xml:space="preserve">© 2026 SeaVuria and ARES. Aligned with KICD objectives. Developed by SeaVuria; technical implementation by ARES (with AI assistance from Claude). Licensed under </w:t>
       </w:r>
-      <w:hyperlink w:history="1" r:id="rIddmxuuosl8j0hgmlmge9yq">
+      <w:hyperlink w:history="1" r:id="rIdx7ycazrund1tpg4abpcth">
         <w:r>
           <w:rPr>
             <w:rFonts w:ascii="Arial" w:cs="Arial" w:eastAsia="Arial" w:hAnsi="Arial"/>
@@ -7874,7 +7874,7 @@
         </w:rPr>
         <w:t xml:space="preserve"> (</w:t>
       </w:r>
-      <w:hyperlink w:history="1" r:id="rIdqxpckss4mpoz25wezvtji">
+      <w:hyperlink w:history="1" r:id="rId10dzwutzra2djczqen51n">
         <w:r>
           <w:rPr>
             <w:rFonts w:ascii="Arial" w:cs="Arial" w:eastAsia="Arial" w:hAnsi="Arial"/>
@@ -8887,7 +8887,7 @@
             <w:pPr>
               <w:spacing w:after="20" w:before="0"/>
             </w:pPr>
-            <w:hyperlink w:history="1" r:id="rIdht0bqic5vjqdb7rthd6yk">
+            <w:hyperlink w:history="1" r:id="rIdal-hurgdfnaxhui1gn4tt">
               <w:r>
                 <w:rPr>
                   <w:rFonts w:ascii="Arial" w:cs="Arial" w:eastAsia="Arial" w:hAnsi="Arial"/>
@@ -8936,7 +8936,7 @@
               <w:spacing w:after="10" w:before="0"/>
               <w:ind w:left="120"/>
             </w:pPr>
-            <w:hyperlink w:history="1" r:id="rIdhqcdxvv5jsuxsua2rawt9">
+            <w:hyperlink w:history="1" r:id="rId6sm3ivrgcy1tk-tbtl-7t">
               <w:r>
                 <w:rPr>
                   <w:rFonts w:ascii="Arial" w:cs="Arial" w:eastAsia="Arial" w:hAnsi="Arial"/>
@@ -8998,7 +8998,7 @@
               <w:spacing w:after="10" w:before="0"/>
               <w:ind w:left="120"/>
             </w:pPr>
-            <w:hyperlink w:history="1" r:id="rIdiozga3sli9anqvedrofms">
+            <w:hyperlink w:history="1" r:id="rIdhrnqdhwcypcmojkwwdjzj">
               <w:r>
                 <w:rPr>
                   <w:rFonts w:ascii="Arial" w:cs="Arial" w:eastAsia="Arial" w:hAnsi="Arial"/>
@@ -9208,7 +9208,7 @@
             <w:pPr>
               <w:spacing w:after="20" w:before="0"/>
             </w:pPr>
-            <w:hyperlink w:history="1" r:id="rIdybjeqfytr84ipmc_zy6d_">
+            <w:hyperlink w:history="1" r:id="rIdlcldobizeg8coa0zbsjhn">
               <w:r>
                 <w:rPr>
                   <w:rFonts w:ascii="Arial" w:cs="Arial" w:eastAsia="Arial" w:hAnsi="Arial"/>
@@ -9257,7 +9257,7 @@
               <w:spacing w:after="10" w:before="0"/>
               <w:ind w:left="120"/>
             </w:pPr>
-            <w:hyperlink w:history="1" r:id="rIdewyjv3ygm9hge9pfkeear">
+            <w:hyperlink w:history="1" r:id="rId30x8xm4iiwemxudjbjaem">
               <w:r>
                 <w:rPr>
                   <w:rFonts w:ascii="Arial" w:cs="Arial" w:eastAsia="Arial" w:hAnsi="Arial"/>
@@ -9319,7 +9319,7 @@
               <w:spacing w:after="10" w:before="0"/>
               <w:ind w:left="120"/>
             </w:pPr>
-            <w:hyperlink w:history="1" r:id="rIdqmqtimqg6fr71bfza7ioq">
+            <w:hyperlink w:history="1" r:id="rIdl1vrvn1dvcbmmvu__ds1c">
               <w:r>
                 <w:rPr>
                   <w:rFonts w:ascii="Arial" w:cs="Arial" w:eastAsia="Arial" w:hAnsi="Arial"/>
@@ -9529,7 +9529,7 @@
             <w:pPr>
               <w:spacing w:after="20" w:before="0"/>
             </w:pPr>
-            <w:hyperlink w:history="1" r:id="rIdawgzifyfjlfedizmkww9t">
+            <w:hyperlink w:history="1" r:id="rId1wuxxyjp23ah9aitnufqc">
               <w:r>
                 <w:rPr>
                   <w:rFonts w:ascii="Arial" w:cs="Arial" w:eastAsia="Arial" w:hAnsi="Arial"/>
@@ -9578,7 +9578,7 @@
               <w:spacing w:after="10" w:before="0"/>
               <w:ind w:left="120"/>
             </w:pPr>
-            <w:hyperlink w:history="1" r:id="rIdtycpeo3gcictybgwab5lk">
+            <w:hyperlink w:history="1" r:id="rId-qo0xrlwvtqpd7sbozjgj">
               <w:r>
                 <w:rPr>
                   <w:rFonts w:ascii="Arial" w:cs="Arial" w:eastAsia="Arial" w:hAnsi="Arial"/>
@@ -9640,7 +9640,7 @@
               <w:spacing w:after="10" w:before="0"/>
               <w:ind w:left="120"/>
             </w:pPr>
-            <w:hyperlink w:history="1" r:id="rIdo9yjubtb9rb5knyvvnmih">
+            <w:hyperlink w:history="1" r:id="rIdoaurkziclgzkxesasluco">
               <w:r>
                 <w:rPr>
                   <w:rFonts w:ascii="Arial" w:cs="Arial" w:eastAsia="Arial" w:hAnsi="Arial"/>
@@ -9850,7 +9850,7 @@
             <w:pPr>
               <w:spacing w:after="20" w:before="0"/>
             </w:pPr>
-            <w:hyperlink w:history="1" r:id="rIdil4yfehaaumbjwnp2gvjf">
+            <w:hyperlink w:history="1" r:id="rIdtl-wm_mptvraen9-4nldx">
               <w:r>
                 <w:rPr>
                   <w:rFonts w:ascii="Arial" w:cs="Arial" w:eastAsia="Arial" w:hAnsi="Arial"/>
@@ -9899,7 +9899,7 @@
               <w:spacing w:after="10" w:before="0"/>
               <w:ind w:left="120"/>
             </w:pPr>
-            <w:hyperlink w:history="1" r:id="rIdqf9efczp484r0g01nsvfw">
+            <w:hyperlink w:history="1" r:id="rIdkfwr437bld-xujatgv0jm">
               <w:r>
                 <w:rPr>
                   <w:rFonts w:ascii="Arial" w:cs="Arial" w:eastAsia="Arial" w:hAnsi="Arial"/>
@@ -9961,7 +9961,7 @@
               <w:spacing w:after="10" w:before="0"/>
               <w:ind w:left="120"/>
             </w:pPr>
-            <w:hyperlink w:history="1" r:id="rIdj0sczz13xjgi6r44mv8gv">
+            <w:hyperlink w:history="1" r:id="rId8tvi3vbcgglxfhqpadyvl">
               <w:r>
                 <w:rPr>
                   <w:rFonts w:ascii="Arial" w:cs="Arial" w:eastAsia="Arial" w:hAnsi="Arial"/>
@@ -10171,7 +10171,7 @@
             <w:pPr>
               <w:spacing w:after="20" w:before="0"/>
             </w:pPr>
-            <w:hyperlink w:history="1" r:id="rId_v7xmfvak3hdqb8iu2hoh">
+            <w:hyperlink w:history="1" r:id="rIdedwc9y-l5iww9nouphacz">
               <w:r>
                 <w:rPr>
                   <w:rFonts w:ascii="Arial" w:cs="Arial" w:eastAsia="Arial" w:hAnsi="Arial"/>
@@ -10220,7 +10220,7 @@
               <w:spacing w:after="10" w:before="0"/>
               <w:ind w:left="120"/>
             </w:pPr>
-            <w:hyperlink w:history="1" r:id="rIdjn1stat-tqylb4-7z07tf">
+            <w:hyperlink w:history="1" r:id="rIdsl0f98lsvnoxma5qe_07s">
               <w:r>
                 <w:rPr>
                   <w:rFonts w:ascii="Arial" w:cs="Arial" w:eastAsia="Arial" w:hAnsi="Arial"/>
@@ -10282,7 +10282,7 @@
               <w:spacing w:after="10" w:before="0"/>
               <w:ind w:left="120"/>
             </w:pPr>
-            <w:hyperlink w:history="1" r:id="rIdmts-1unne15h9ortwdsq3">
+            <w:hyperlink w:history="1" r:id="rIdztgq65ydgu3utalpje1mg">
               <w:r>
                 <w:rPr>
                   <w:rFonts w:ascii="Arial" w:cs="Arial" w:eastAsia="Arial" w:hAnsi="Arial"/>
@@ -10809,7 +10809,7 @@
         </w:rPr>
         <w:t xml:space="preserve">© 2026 SeaVuria and ARES. Aligned with KICD objectives. Developed by SeaVuria; technical implementation by ARES (with AI assistance from Claude). Licensed under </w:t>
       </w:r>
-      <w:hyperlink w:history="1" r:id="rIdxdgcseczuhj0f3k6g8z6_">
+      <w:hyperlink w:history="1" r:id="rIdcbvb0edps4ewux9bwncgd">
         <w:r>
           <w:rPr>
             <w:rFonts w:ascii="Arial" w:cs="Arial" w:eastAsia="Arial" w:hAnsi="Arial"/>
@@ -10830,7 +10830,7 @@
         </w:rPr>
         <w:t xml:space="preserve"> (</w:t>
       </w:r>
-      <w:hyperlink w:history="1" r:id="rIdqfhhjt3hojcggy4orxmt-">
+      <w:hyperlink w:history="1" r:id="rIdb3isqv0eniprnnzepab3i">
         <w:r>
           <w:rPr>
             <w:rFonts w:ascii="Arial" w:cs="Arial" w:eastAsia="Arial" w:hAnsi="Arial"/>
@@ -11843,7 +11843,7 @@
             <w:pPr>
               <w:spacing w:after="20" w:before="0"/>
             </w:pPr>
-            <w:hyperlink w:history="1" r:id="rId17wdxp2cy-l6yyxo8v34t">
+            <w:hyperlink w:history="1" r:id="rIdgxwbturepjsuczpezf-js">
               <w:r>
                 <w:rPr>
                   <w:rFonts w:ascii="Arial" w:cs="Arial" w:eastAsia="Arial" w:hAnsi="Arial"/>
@@ -11892,7 +11892,7 @@
               <w:spacing w:after="10" w:before="0"/>
               <w:ind w:left="120"/>
             </w:pPr>
-            <w:hyperlink w:history="1" r:id="rId0lxtsqfppeoc4hj_be2eh">
+            <w:hyperlink w:history="1" r:id="rIdrq0y9yjg3sjcyeovi4ay-">
               <w:r>
                 <w:rPr>
                   <w:rFonts w:ascii="Arial" w:cs="Arial" w:eastAsia="Arial" w:hAnsi="Arial"/>
@@ -11937,7 +11937,7 @@
             <w:pPr>
               <w:spacing w:after="20" w:before="0"/>
             </w:pPr>
-            <w:hyperlink w:history="1" r:id="rIdrawpimnhpjap2bnvubbmn">
+            <w:hyperlink w:history="1" r:id="rId3i7ipn8obur53bn92flqb">
               <w:r>
                 <w:rPr>
                   <w:rFonts w:ascii="Arial" w:cs="Arial" w:eastAsia="Arial" w:hAnsi="Arial"/>
@@ -11970,7 +11970,7 @@
               <w:spacing w:after="10" w:before="0"/>
               <w:ind w:left="120"/>
             </w:pPr>
-            <w:hyperlink w:history="1" r:id="rIdfhpomtrf2l3c56uz0ckzk">
+            <w:hyperlink w:history="1" r:id="rIdd8akz5wxssakvdjlmhyjb">
               <w:r>
                 <w:rPr>
                   <w:rFonts w:ascii="Arial" w:cs="Arial" w:eastAsia="Arial" w:hAnsi="Arial"/>
@@ -12165,7 +12165,7 @@
             <w:pPr>
               <w:spacing w:after="20" w:before="0"/>
             </w:pPr>
-            <w:hyperlink w:history="1" r:id="rId1hihtbwksl4sej9rfb-74">
+            <w:hyperlink w:history="1" r:id="rIdugrfmqamnp9afjjlctdcd">
               <w:r>
                 <w:rPr>
                   <w:rFonts w:ascii="Arial" w:cs="Arial" w:eastAsia="Arial" w:hAnsi="Arial"/>
@@ -12214,7 +12214,7 @@
               <w:spacing w:after="10" w:before="0"/>
               <w:ind w:left="120"/>
             </w:pPr>
-            <w:hyperlink w:history="1" r:id="rIddcl6bcbpqyrt8ahqwzpuf">
+            <w:hyperlink w:history="1" r:id="rIdlmynmnpbzmb9u8lgyzjcm">
               <w:r>
                 <w:rPr>
                   <w:rFonts w:ascii="Arial" w:cs="Arial" w:eastAsia="Arial" w:hAnsi="Arial"/>
@@ -12259,7 +12259,7 @@
             <w:pPr>
               <w:spacing w:after="20" w:before="0"/>
             </w:pPr>
-            <w:hyperlink w:history="1" r:id="rIdtypj533ijir5tcvtsbbuh">
+            <w:hyperlink w:history="1" r:id="rIdi1wjs3czgkfb9qcuupcdg">
               <w:r>
                 <w:rPr>
                   <w:rFonts w:ascii="Arial" w:cs="Arial" w:eastAsia="Arial" w:hAnsi="Arial"/>
@@ -12292,7 +12292,7 @@
               <w:spacing w:after="10" w:before="0"/>
               <w:ind w:left="120"/>
             </w:pPr>
-            <w:hyperlink w:history="1" r:id="rId1wv9szodjl-7c0zp2mg-s">
+            <w:hyperlink w:history="1" r:id="rIdqfs3qpbhl2ga7lakdd49f">
               <w:r>
                 <w:rPr>
                   <w:rFonts w:ascii="Arial" w:cs="Arial" w:eastAsia="Arial" w:hAnsi="Arial"/>
@@ -12487,7 +12487,7 @@
             <w:pPr>
               <w:spacing w:after="20" w:before="0"/>
             </w:pPr>
-            <w:hyperlink w:history="1" r:id="rIdokeifp-vabtryrwbyxlqz">
+            <w:hyperlink w:history="1" r:id="rIdwrgajd_z2shfc8bwy4_ul">
               <w:r>
                 <w:rPr>
                   <w:rFonts w:ascii="Arial" w:cs="Arial" w:eastAsia="Arial" w:hAnsi="Arial"/>
@@ -12536,7 +12536,7 @@
               <w:spacing w:after="10" w:before="0"/>
               <w:ind w:left="120"/>
             </w:pPr>
-            <w:hyperlink w:history="1" r:id="rIdflho8iznvweund6juaint">
+            <w:hyperlink w:history="1" r:id="rIdsqyqul2hm265yxbewatdy">
               <w:r>
                 <w:rPr>
                   <w:rFonts w:ascii="Arial" w:cs="Arial" w:eastAsia="Arial" w:hAnsi="Arial"/>
@@ -12581,7 +12581,7 @@
             <w:pPr>
               <w:spacing w:after="20" w:before="0"/>
             </w:pPr>
-            <w:hyperlink w:history="1" r:id="rIdlrqlcfthtan_2tqp-5jai">
+            <w:hyperlink w:history="1" r:id="rIdpqpjwcdqcifgivobwtcz7">
               <w:r>
                 <w:rPr>
                   <w:rFonts w:ascii="Arial" w:cs="Arial" w:eastAsia="Arial" w:hAnsi="Arial"/>
@@ -12614,7 +12614,7 @@
               <w:spacing w:after="10" w:before="0"/>
               <w:ind w:left="120"/>
             </w:pPr>
-            <w:hyperlink w:history="1" r:id="rIdeie75z-ad-my0jk5r2hj6">
+            <w:hyperlink w:history="1" r:id="rIdqekqj6hr-l1b2o7dueyt9">
               <w:r>
                 <w:rPr>
                   <w:rFonts w:ascii="Arial" w:cs="Arial" w:eastAsia="Arial" w:hAnsi="Arial"/>
@@ -12809,7 +12809,7 @@
             <w:pPr>
               <w:spacing w:after="20" w:before="0"/>
             </w:pPr>
-            <w:hyperlink w:history="1" r:id="rIdyhqknunkizveqbooih51e">
+            <w:hyperlink w:history="1" r:id="rId6zfpgpoagdcd92mi9apjn">
               <w:r>
                 <w:rPr>
                   <w:rFonts w:ascii="Arial" w:cs="Arial" w:eastAsia="Arial" w:hAnsi="Arial"/>
@@ -12858,7 +12858,7 @@
               <w:spacing w:after="10" w:before="0"/>
               <w:ind w:left="120"/>
             </w:pPr>
-            <w:hyperlink w:history="1" r:id="rIdmvtwt0av2_yqaafdezmiv">
+            <w:hyperlink w:history="1" r:id="rId50jszpkv8dk__k98ubah-">
               <w:r>
                 <w:rPr>
                   <w:rFonts w:ascii="Arial" w:cs="Arial" w:eastAsia="Arial" w:hAnsi="Arial"/>
@@ -12903,7 +12903,7 @@
             <w:pPr>
               <w:spacing w:after="20" w:before="0"/>
             </w:pPr>
-            <w:hyperlink w:history="1" r:id="rIdceasd77q3uisqmhxbbk2e">
+            <w:hyperlink w:history="1" r:id="rIdcq-nrzupnukbzjm_dl2z4">
               <w:r>
                 <w:rPr>
                   <w:rFonts w:ascii="Arial" w:cs="Arial" w:eastAsia="Arial" w:hAnsi="Arial"/>
@@ -12936,7 +12936,7 @@
               <w:spacing w:after="10" w:before="0"/>
               <w:ind w:left="120"/>
             </w:pPr>
-            <w:hyperlink w:history="1" r:id="rIdog8ggkwvygqvnu7oou4eb">
+            <w:hyperlink w:history="1" r:id="rIdyilkoismrzbizjuoo-l4z">
               <w:r>
                 <w:rPr>
                   <w:rFonts w:ascii="Arial" w:cs="Arial" w:eastAsia="Arial" w:hAnsi="Arial"/>
@@ -13131,7 +13131,7 @@
             <w:pPr>
               <w:spacing w:after="20" w:before="0"/>
             </w:pPr>
-            <w:hyperlink w:history="1" r:id="rIdir_sl_3kdsg5anm2wnnx_">
+            <w:hyperlink w:history="1" r:id="rIdyfm6kqn8efqmseilhnaw6">
               <w:r>
                 <w:rPr>
                   <w:rFonts w:ascii="Arial" w:cs="Arial" w:eastAsia="Arial" w:hAnsi="Arial"/>
@@ -13180,7 +13180,7 @@
               <w:spacing w:after="10" w:before="0"/>
               <w:ind w:left="120"/>
             </w:pPr>
-            <w:hyperlink w:history="1" r:id="rIdmahw0htvlkvug-jihyxwx">
+            <w:hyperlink w:history="1" r:id="rIdvnbhgz6ybwpwl2uueo_m9">
               <w:r>
                 <w:rPr>
                   <w:rFonts w:ascii="Arial" w:cs="Arial" w:eastAsia="Arial" w:hAnsi="Arial"/>
@@ -13225,7 +13225,7 @@
             <w:pPr>
               <w:spacing w:after="20" w:before="0"/>
             </w:pPr>
-            <w:hyperlink w:history="1" r:id="rIdgu_e_qximeqy4qbvk0twe">
+            <w:hyperlink w:history="1" r:id="rIdqet1hi40kff8wek5apmqg">
               <w:r>
                 <w:rPr>
                   <w:rFonts w:ascii="Arial" w:cs="Arial" w:eastAsia="Arial" w:hAnsi="Arial"/>
@@ -13258,7 +13258,7 @@
               <w:spacing w:after="10" w:before="0"/>
               <w:ind w:left="120"/>
             </w:pPr>
-            <w:hyperlink w:history="1" r:id="rIdzn7unmsz-wrvik79bgxoi">
+            <w:hyperlink w:history="1" r:id="rIdf5s89iqn9dkguz8owxuoe">
               <w:r>
                 <w:rPr>
                   <w:rFonts w:ascii="Arial" w:cs="Arial" w:eastAsia="Arial" w:hAnsi="Arial"/>
@@ -13770,7 +13770,7 @@
         </w:rPr>
         <w:t xml:space="preserve">© 2026 SeaVuria and ARES. Aligned with KICD objectives. Developed by SeaVuria; technical implementation by ARES (with AI assistance from Claude). Licensed under </w:t>
       </w:r>
-      <w:hyperlink w:history="1" r:id="rIdx0vjcgegymatc-xfrog9j">
+      <w:hyperlink w:history="1" r:id="rIdud3jimgpyu4ysg5pihyaa">
         <w:r>
           <w:rPr>
             <w:rFonts w:ascii="Arial" w:cs="Arial" w:eastAsia="Arial" w:hAnsi="Arial"/>
@@ -13791,7 +13791,7 @@
         </w:rPr>
         <w:t xml:space="preserve"> (</w:t>
       </w:r>
-      <w:hyperlink w:history="1" r:id="rIda2i8juqs-o2ghnaa_r8tg">
+      <w:hyperlink w:history="1" r:id="rId3xowegucsz0duky6nugws">
         <w:r>
           <w:rPr>
             <w:rFonts w:ascii="Arial" w:cs="Arial" w:eastAsia="Arial" w:hAnsi="Arial"/>
@@ -14821,7 +14821,7 @@
               <w:spacing w:after="10" w:before="0"/>
               <w:ind w:left="120"/>
             </w:pPr>
-            <w:hyperlink w:history="1" r:id="rIdpw7q6wsjcb92nrqez5shm">
+            <w:hyperlink w:history="1" r:id="rIdwynejvpkuehjhz9106z52">
               <w:r>
                 <w:rPr>
                   <w:rFonts w:ascii="Arial" w:cs="Arial" w:eastAsia="Arial" w:hAnsi="Arial"/>
@@ -14898,7 +14898,7 @@
               <w:spacing w:after="10" w:before="0"/>
               <w:ind w:left="120"/>
             </w:pPr>
-            <w:hyperlink w:history="1" r:id="rIdtoxll746gm4_saiclptcn">
+            <w:hyperlink w:history="1" r:id="rIdccj2qdpgfjpvczsmql-le">
               <w:r>
                 <w:rPr>
                   <w:rFonts w:ascii="Arial" w:cs="Arial" w:eastAsia="Arial" w:hAnsi="Arial"/>
@@ -15125,7 +15125,7 @@
               <w:spacing w:after="10" w:before="0"/>
               <w:ind w:left="120"/>
             </w:pPr>
-            <w:hyperlink w:history="1" r:id="rIdtdfgigkljpxp3zcyhpzi4">
+            <w:hyperlink w:history="1" r:id="rIdvjakh61tnarc-fuphg1u_">
               <w:r>
                 <w:rPr>
                   <w:rFonts w:ascii="Arial" w:cs="Arial" w:eastAsia="Arial" w:hAnsi="Arial"/>
@@ -15202,7 +15202,7 @@
               <w:spacing w:after="10" w:before="0"/>
               <w:ind w:left="120"/>
             </w:pPr>
-            <w:hyperlink w:history="1" r:id="rId7taxtd44bzuwz5svuah0g">
+            <w:hyperlink w:history="1" r:id="rIdrneaw9ktydro94s8z4bio">
               <w:r>
                 <w:rPr>
                   <w:rFonts w:ascii="Arial" w:cs="Arial" w:eastAsia="Arial" w:hAnsi="Arial"/>
@@ -15429,7 +15429,7 @@
               <w:spacing w:after="10" w:before="0"/>
               <w:ind w:left="120"/>
             </w:pPr>
-            <w:hyperlink w:history="1" r:id="rIdi4piilhht_ufanmx0ql5o">
+            <w:hyperlink w:history="1" r:id="rIdsww0yvnkoxp4pwvpcr87v">
               <w:r>
                 <w:rPr>
                   <w:rFonts w:ascii="Arial" w:cs="Arial" w:eastAsia="Arial" w:hAnsi="Arial"/>
@@ -15506,7 +15506,7 @@
               <w:spacing w:after="10" w:before="0"/>
               <w:ind w:left="120"/>
             </w:pPr>
-            <w:hyperlink w:history="1" r:id="rIdxz5thnpao3zjtrj5mdnk4">
+            <w:hyperlink w:history="1" r:id="rIdqhmvzm8ovsh_5l1zuglil">
               <w:r>
                 <w:rPr>
                   <w:rFonts w:ascii="Arial" w:cs="Arial" w:eastAsia="Arial" w:hAnsi="Arial"/>
@@ -15733,7 +15733,7 @@
               <w:spacing w:after="10" w:before="0"/>
               <w:ind w:left="120"/>
             </w:pPr>
-            <w:hyperlink w:history="1" r:id="rIdgbythvrjtx1fgs5vtfmtz">
+            <w:hyperlink w:history="1" r:id="rIdq4srkegwcb6nkojkow1ft">
               <w:r>
                 <w:rPr>
                   <w:rFonts w:ascii="Arial" w:cs="Arial" w:eastAsia="Arial" w:hAnsi="Arial"/>
@@ -15810,7 +15810,7 @@
               <w:spacing w:after="10" w:before="0"/>
               <w:ind w:left="120"/>
             </w:pPr>
-            <w:hyperlink w:history="1" r:id="rIduhks90sf4l8_kgr6a4--g">
+            <w:hyperlink w:history="1" r:id="rIdu4_hw-l7i-vs8dylgugs8">
               <w:r>
                 <w:rPr>
                   <w:rFonts w:ascii="Arial" w:cs="Arial" w:eastAsia="Arial" w:hAnsi="Arial"/>
@@ -16037,7 +16037,7 @@
               <w:spacing w:after="10" w:before="0"/>
               <w:ind w:left="120"/>
             </w:pPr>
-            <w:hyperlink w:history="1" r:id="rIdnjxla_jz_amd8mhwkk3i5">
+            <w:hyperlink w:history="1" r:id="rIdjkty_vycsp5oi4ssyyn3x">
               <w:r>
                 <w:rPr>
                   <w:rFonts w:ascii="Arial" w:cs="Arial" w:eastAsia="Arial" w:hAnsi="Arial"/>
@@ -16114,7 +16114,7 @@
               <w:spacing w:after="10" w:before="0"/>
               <w:ind w:left="120"/>
             </w:pPr>
-            <w:hyperlink w:history="1" r:id="rIduepvjwvv28hm9myuzt3vt">
+            <w:hyperlink w:history="1" r:id="rIdz-klmf69w86two2ctvw_d">
               <w:r>
                 <w:rPr>
                   <w:rFonts w:ascii="Arial" w:cs="Arial" w:eastAsia="Arial" w:hAnsi="Arial"/>
@@ -16641,7 +16641,7 @@
         </w:rPr>
         <w:t xml:space="preserve">© 2026 SeaVuria and ARES. Aligned with KICD objectives. Developed by SeaVuria; technical implementation by ARES (with AI assistance from Claude). Licensed under </w:t>
       </w:r>
-      <w:hyperlink w:history="1" r:id="rIdy0ksairpys3wwtlpxus-y">
+      <w:hyperlink w:history="1" r:id="rIdqghotexzqqeco8wfxogts">
         <w:r>
           <w:rPr>
             <w:rFonts w:ascii="Arial" w:cs="Arial" w:eastAsia="Arial" w:hAnsi="Arial"/>
@@ -16662,7 +16662,7 @@
         </w:rPr>
         <w:t xml:space="preserve"> (</w:t>
       </w:r>
-      <w:hyperlink w:history="1" r:id="rId3cjbpjlvck9d2bjqy7efq">
+      <w:hyperlink w:history="1" r:id="rIdlw5r66gpiaral5jzukhdb">
         <w:r>
           <w:rPr>
             <w:rFonts w:ascii="Arial" w:cs="Arial" w:eastAsia="Arial" w:hAnsi="Arial"/>
@@ -17692,7 +17692,7 @@
               <w:spacing w:after="10" w:before="0"/>
               <w:ind w:left="120"/>
             </w:pPr>
-            <w:hyperlink w:history="1" r:id="rIdwajihyvtycvhx5dt_bpva">
+            <w:hyperlink w:history="1" r:id="rIdh5ktcstdw7_kru4rkp3ps">
               <w:r>
                 <w:rPr>
                   <w:rFonts w:ascii="Arial" w:cs="Arial" w:eastAsia="Arial" w:hAnsi="Arial"/>
@@ -17769,7 +17769,7 @@
               <w:spacing w:after="10" w:before="0"/>
               <w:ind w:left="120"/>
             </w:pPr>
-            <w:hyperlink w:history="1" r:id="rIdzy6nlnwg1gorotfnm_pzq">
+            <w:hyperlink w:history="1" r:id="rIdm7xcq1a34lhguabyi4bfi">
               <w:r>
                 <w:rPr>
                   <w:rFonts w:ascii="Arial" w:cs="Arial" w:eastAsia="Arial" w:hAnsi="Arial"/>
@@ -17996,7 +17996,7 @@
               <w:spacing w:after="10" w:before="0"/>
               <w:ind w:left="120"/>
             </w:pPr>
-            <w:hyperlink w:history="1" r:id="rIdcpeoiwj6z7na621rhgeuk">
+            <w:hyperlink w:history="1" r:id="rIdkmev7ntlzkqfkxwvuvrd8">
               <w:r>
                 <w:rPr>
                   <w:rFonts w:ascii="Arial" w:cs="Arial" w:eastAsia="Arial" w:hAnsi="Arial"/>
@@ -18073,7 +18073,7 @@
               <w:spacing w:after="10" w:before="0"/>
               <w:ind w:left="120"/>
             </w:pPr>
-            <w:hyperlink w:history="1" r:id="rId4wo3tna0zzoobxpdmr6mp">
+            <w:hyperlink w:history="1" r:id="rId0_zci5c6c0jw5xv_nd773">
               <w:r>
                 <w:rPr>
                   <w:rFonts w:ascii="Arial" w:cs="Arial" w:eastAsia="Arial" w:hAnsi="Arial"/>
@@ -18300,7 +18300,7 @@
               <w:spacing w:after="10" w:before="0"/>
               <w:ind w:left="120"/>
             </w:pPr>
-            <w:hyperlink w:history="1" r:id="rIde6gagtg7_zuixpo9oz89r">
+            <w:hyperlink w:history="1" r:id="rId-dbknmloaxchscg6msvip">
               <w:r>
                 <w:rPr>
                   <w:rFonts w:ascii="Arial" w:cs="Arial" w:eastAsia="Arial" w:hAnsi="Arial"/>
@@ -18377,7 +18377,7 @@
               <w:spacing w:after="10" w:before="0"/>
               <w:ind w:left="120"/>
             </w:pPr>
-            <w:hyperlink w:history="1" r:id="rIdqysx-mj68k0c0ng-fmxv5">
+            <w:hyperlink w:history="1" r:id="rIdcattnrrbo9tjktrvnfwwe">
               <w:r>
                 <w:rPr>
                   <w:rFonts w:ascii="Arial" w:cs="Arial" w:eastAsia="Arial" w:hAnsi="Arial"/>
@@ -18604,7 +18604,7 @@
               <w:spacing w:after="10" w:before="0"/>
               <w:ind w:left="120"/>
             </w:pPr>
-            <w:hyperlink w:history="1" r:id="rIddqi3oq_hoavs2gk5-rlaa">
+            <w:hyperlink w:history="1" r:id="rId7ealpyokxqeg8h-wimh6-">
               <w:r>
                 <w:rPr>
                   <w:rFonts w:ascii="Arial" w:cs="Arial" w:eastAsia="Arial" w:hAnsi="Arial"/>
@@ -18681,7 +18681,7 @@
               <w:spacing w:after="10" w:before="0"/>
               <w:ind w:left="120"/>
             </w:pPr>
-            <w:hyperlink w:history="1" r:id="rIdwaevtbo-jcvwqr1oyvjkl">
+            <w:hyperlink w:history="1" r:id="rIdfkwmt8lblfiyvmgt6wp-k">
               <w:r>
                 <w:rPr>
                   <w:rFonts w:ascii="Arial" w:cs="Arial" w:eastAsia="Arial" w:hAnsi="Arial"/>
@@ -18908,7 +18908,7 @@
               <w:spacing w:after="10" w:before="0"/>
               <w:ind w:left="120"/>
             </w:pPr>
-            <w:hyperlink w:history="1" r:id="rIdzqusy64tmfxojeqavztsx">
+            <w:hyperlink w:history="1" r:id="rIdgiehwbswpwatiwstu5ntp">
               <w:r>
                 <w:rPr>
                   <w:rFonts w:ascii="Arial" w:cs="Arial" w:eastAsia="Arial" w:hAnsi="Arial"/>
@@ -18985,7 +18985,7 @@
               <w:spacing w:after="10" w:before="0"/>
               <w:ind w:left="120"/>
             </w:pPr>
-            <w:hyperlink w:history="1" r:id="rIdirlnm920cbdrgadx-zmxe">
+            <w:hyperlink w:history="1" r:id="rIdymlcdedotijyyre4iu0iw">
               <w:r>
                 <w:rPr>
                   <w:rFonts w:ascii="Arial" w:cs="Arial" w:eastAsia="Arial" w:hAnsi="Arial"/>
@@ -19512,7 +19512,7 @@
         </w:rPr>
         <w:t xml:space="preserve">© 2026 SeaVuria and ARES. Aligned with KICD objectives. Developed by SeaVuria; technical implementation by ARES (with AI assistance from Claude). Licensed under </w:t>
       </w:r>
-      <w:hyperlink w:history="1" r:id="rIdej7dqobq8_houpk52dtfd">
+      <w:hyperlink w:history="1" r:id="rId2tx62z7dtoe9nib94w82t">
         <w:r>
           <w:rPr>
             <w:rFonts w:ascii="Arial" w:cs="Arial" w:eastAsia="Arial" w:hAnsi="Arial"/>
@@ -19533,7 +19533,7 @@
         </w:rPr>
         <w:t xml:space="preserve"> (</w:t>
       </w:r>
-      <w:hyperlink w:history="1" r:id="rId6qf7csnmmcc8uloiablhm">
+      <w:hyperlink w:history="1" r:id="rId0mjn3wnpiwguwbdxxif-o">
         <w:r>
           <w:rPr>
             <w:rFonts w:ascii="Arial" w:cs="Arial" w:eastAsia="Arial" w:hAnsi="Arial"/>
@@ -20563,7 +20563,7 @@
               <w:spacing w:after="10" w:before="0"/>
               <w:ind w:left="120"/>
             </w:pPr>
-            <w:hyperlink w:history="1" r:id="rIdsolen6wvjcrv5qu3kq6q2">
+            <w:hyperlink w:history="1" r:id="rId0o_6usprb2zpplt2bs1ti">
               <w:r>
                 <w:rPr>
                   <w:rFonts w:ascii="Arial" w:cs="Arial" w:eastAsia="Arial" w:hAnsi="Arial"/>
@@ -20640,7 +20640,7 @@
               <w:spacing w:after="10" w:before="0"/>
               <w:ind w:left="120"/>
             </w:pPr>
-            <w:hyperlink w:history="1" r:id="rIdudvlyituufufu-glh0fi7">
+            <w:hyperlink w:history="1" r:id="rIdg_pa4bphgrfmwgdmqptbj">
               <w:r>
                 <w:rPr>
                   <w:rFonts w:ascii="Arial" w:cs="Arial" w:eastAsia="Arial" w:hAnsi="Arial"/>
@@ -20867,7 +20867,7 @@
               <w:spacing w:after="10" w:before="0"/>
               <w:ind w:left="120"/>
             </w:pPr>
-            <w:hyperlink w:history="1" r:id="rIdg5esv_czsexboojpq343x">
+            <w:hyperlink w:history="1" r:id="rIdh7cy_ukk44rjqnditzm91">
               <w:r>
                 <w:rPr>
                   <w:rFonts w:ascii="Arial" w:cs="Arial" w:eastAsia="Arial" w:hAnsi="Arial"/>
@@ -20944,7 +20944,7 @@
               <w:spacing w:after="10" w:before="0"/>
               <w:ind w:left="120"/>
             </w:pPr>
-            <w:hyperlink w:history="1" r:id="rIdenh163canpqspvymaxknn">
+            <w:hyperlink w:history="1" r:id="rIdlxlz0g6t3awcbh30h_y7h">
               <w:r>
                 <w:rPr>
                   <w:rFonts w:ascii="Arial" w:cs="Arial" w:eastAsia="Arial" w:hAnsi="Arial"/>
@@ -21171,7 +21171,7 @@
               <w:spacing w:after="10" w:before="0"/>
               <w:ind w:left="120"/>
             </w:pPr>
-            <w:hyperlink w:history="1" r:id="rIdw0khiffpsbxmlexnvdf1w">
+            <w:hyperlink w:history="1" r:id="rIdueeseilkjs5soyajagvdz">
               <w:r>
                 <w:rPr>
                   <w:rFonts w:ascii="Arial" w:cs="Arial" w:eastAsia="Arial" w:hAnsi="Arial"/>
@@ -21248,7 +21248,7 @@
               <w:spacing w:after="10" w:before="0"/>
               <w:ind w:left="120"/>
             </w:pPr>
-            <w:hyperlink w:history="1" r:id="rIdkyaj5ggrh8wvc_g_yhkbo">
+            <w:hyperlink w:history="1" r:id="rIdchvz3-cn94h397ikvrcdw">
               <w:r>
                 <w:rPr>
                   <w:rFonts w:ascii="Arial" w:cs="Arial" w:eastAsia="Arial" w:hAnsi="Arial"/>
@@ -21475,7 +21475,7 @@
               <w:spacing w:after="10" w:before="0"/>
               <w:ind w:left="120"/>
             </w:pPr>
-            <w:hyperlink w:history="1" r:id="rIdwtqtpvzizk_lbfrerkuzv">
+            <w:hyperlink w:history="1" r:id="rIdznf69u6yvrv0qfbxylt4m">
               <w:r>
                 <w:rPr>
                   <w:rFonts w:ascii="Arial" w:cs="Arial" w:eastAsia="Arial" w:hAnsi="Arial"/>
@@ -21552,7 +21552,7 @@
               <w:spacing w:after="10" w:before="0"/>
               <w:ind w:left="120"/>
             </w:pPr>
-            <w:hyperlink w:history="1" r:id="rIdsvefkeyxufrkn6rpud6xx">
+            <w:hyperlink w:history="1" r:id="rIdto9zusrhfdbgrmoyxqw01">
               <w:r>
                 <w:rPr>
                   <w:rFonts w:ascii="Arial" w:cs="Arial" w:eastAsia="Arial" w:hAnsi="Arial"/>
@@ -21779,7 +21779,7 @@
               <w:spacing w:after="10" w:before="0"/>
               <w:ind w:left="120"/>
             </w:pPr>
-            <w:hyperlink w:history="1" r:id="rIdxylrlvswygghq4s-gh4gv">
+            <w:hyperlink w:history="1" r:id="rIdpelokjsoopzfbnje4xbe6">
               <w:r>
                 <w:rPr>
                   <w:rFonts w:ascii="Arial" w:cs="Arial" w:eastAsia="Arial" w:hAnsi="Arial"/>
@@ -21856,7 +21856,7 @@
               <w:spacing w:after="10" w:before="0"/>
               <w:ind w:left="120"/>
             </w:pPr>
-            <w:hyperlink w:history="1" r:id="rIdmfuco6inzedtlsygwcly2">
+            <w:hyperlink w:history="1" r:id="rIddrcd6qs5lwgfofzuqv4hd">
               <w:r>
                 <w:rPr>
                   <w:rFonts w:ascii="Arial" w:cs="Arial" w:eastAsia="Arial" w:hAnsi="Arial"/>
@@ -22383,7 +22383,7 @@
         </w:rPr>
         <w:t xml:space="preserve">© 2026 SeaVuria and ARES. Aligned with KICD objectives. Developed by SeaVuria; technical implementation by ARES (with AI assistance from Claude). Licensed under </w:t>
       </w:r>
-      <w:hyperlink w:history="1" r:id="rIditmoo6bchz8iiqtjwz46n">
+      <w:hyperlink w:history="1" r:id="rIdktivmteze_1gtp3bn9g9r">
         <w:r>
           <w:rPr>
             <w:rFonts w:ascii="Arial" w:cs="Arial" w:eastAsia="Arial" w:hAnsi="Arial"/>
@@ -22404,7 +22404,7 @@
         </w:rPr>
         <w:t xml:space="preserve"> (</w:t>
       </w:r>
-      <w:hyperlink w:history="1" r:id="rIdqive-uyvdpd-30scege7s">
+      <w:hyperlink w:history="1" r:id="rIdcay13zsqj4akm-wum2qcv">
         <w:r>
           <w:rPr>
             <w:rFonts w:ascii="Arial" w:cs="Arial" w:eastAsia="Arial" w:hAnsi="Arial"/>

--- a/data/outputs/v2/Grade11/Biology/Lesson_Plans/SS3.1_Reproduction_in_Animals/Biology_Reproduction_in_Animals_CBE_LessonSequence.docx
+++ b/data/outputs/v2/Grade11/Biology/Lesson_Plans/SS3.1_Reproduction_in_Animals/Biology_Reproduction_in_Animals_CBE_LessonSequence.docx
@@ -2093,7 +2093,7 @@
         </w:rPr>
         <w:t xml:space="preserve">© 2026 SeaVuria and ARES. This work is licensed under a </w:t>
       </w:r>
-      <w:hyperlink w:history="1" r:id="rIdhzmqg8t0ffjtojb2kekvp">
+      <w:hyperlink w:history="1" r:id="rIda_xb9evdztxatjhm8kuih">
         <w:r>
           <w:rPr>
             <w:rFonts w:ascii="Arial" w:cs="Arial" w:eastAsia="Arial" w:hAnsi="Arial"/>
@@ -2113,7 +2113,7 @@
         </w:rPr>
         <w:t xml:space="preserve"> (</w:t>
       </w:r>
-      <w:hyperlink w:history="1" r:id="rIdcosixsiirfhtqpuhofcjc">
+      <w:hyperlink w:history="1" r:id="rIdyujoa2qv-8yvmsfg4q0e0">
         <w:r>
           <w:rPr>
             <w:rFonts w:ascii="Arial" w:cs="Arial" w:eastAsia="Arial" w:hAnsi="Arial"/>
@@ -2133,7 +2133,7 @@
         </w:rPr>
         <w:t xml:space="preserve">). To view a copy of this license, visit </w:t>
       </w:r>
-      <w:hyperlink w:history="1" r:id="rIdm9xynuejghga_d3jgyod9">
+      <w:hyperlink w:history="1" r:id="rIdz2dgp-xll6rzpvyga6r5p">
         <w:r>
           <w:rPr>
             <w:rFonts w:ascii="Arial" w:cs="Arial" w:eastAsia="Arial" w:hAnsi="Arial"/>
@@ -3162,7 +3162,7 @@
               <w:spacing w:after="10" w:before="0"/>
               <w:ind w:left="120"/>
             </w:pPr>
-            <w:hyperlink w:history="1" r:id="rIdtb_zdmz4aeiljnvhogrph">
+            <w:hyperlink w:history="1" r:id="rId7ojmdcqirlaef_6ueeow7">
               <w:r>
                 <w:rPr>
                   <w:rFonts w:ascii="Arial" w:cs="Arial" w:eastAsia="Arial" w:hAnsi="Arial"/>
@@ -3239,7 +3239,7 @@
               <w:spacing w:after="10" w:before="0"/>
               <w:ind w:left="120"/>
             </w:pPr>
-            <w:hyperlink w:history="1" r:id="rId-88ookhjgot12le4tmekx">
+            <w:hyperlink w:history="1" r:id="rIda_9_6qtnhmpk9clj9lanc">
               <w:r>
                 <w:rPr>
                   <w:rFonts w:ascii="Arial" w:cs="Arial" w:eastAsia="Arial" w:hAnsi="Arial"/>
@@ -3466,7 +3466,7 @@
               <w:spacing w:after="10" w:before="0"/>
               <w:ind w:left="120"/>
             </w:pPr>
-            <w:hyperlink w:history="1" r:id="rIdqp9xaauriplqs_8pnpny4">
+            <w:hyperlink w:history="1" r:id="rIdp4viiy4n48uzmdff3we8v">
               <w:r>
                 <w:rPr>
                   <w:rFonts w:ascii="Arial" w:cs="Arial" w:eastAsia="Arial" w:hAnsi="Arial"/>
@@ -3543,7 +3543,7 @@
               <w:spacing w:after="10" w:before="0"/>
               <w:ind w:left="120"/>
             </w:pPr>
-            <w:hyperlink w:history="1" r:id="rIdpmghecsifmst3tv1ehnxn">
+            <w:hyperlink w:history="1" r:id="rId-jj0ngsbcxofohqc8nk0m">
               <w:r>
                 <w:rPr>
                   <w:rFonts w:ascii="Arial" w:cs="Arial" w:eastAsia="Arial" w:hAnsi="Arial"/>
@@ -3770,7 +3770,7 @@
               <w:spacing w:after="10" w:before="0"/>
               <w:ind w:left="120"/>
             </w:pPr>
-            <w:hyperlink w:history="1" r:id="rIdk19bfl-_q99wrk69pqrco">
+            <w:hyperlink w:history="1" r:id="rId63-wbx8db9rgj-r9vd0b6">
               <w:r>
                 <w:rPr>
                   <w:rFonts w:ascii="Arial" w:cs="Arial" w:eastAsia="Arial" w:hAnsi="Arial"/>
@@ -3847,7 +3847,7 @@
               <w:spacing w:after="10" w:before="0"/>
               <w:ind w:left="120"/>
             </w:pPr>
-            <w:hyperlink w:history="1" r:id="rIdlx68xbka7mu4cvwthcsk7">
+            <w:hyperlink w:history="1" r:id="rIdpxnwruvjtwi884jixovyw">
               <w:r>
                 <w:rPr>
                   <w:rFonts w:ascii="Arial" w:cs="Arial" w:eastAsia="Arial" w:hAnsi="Arial"/>
@@ -4074,7 +4074,7 @@
               <w:spacing w:after="10" w:before="0"/>
               <w:ind w:left="120"/>
             </w:pPr>
-            <w:hyperlink w:history="1" r:id="rIdmw3vffxy0smn3qfq0ipey">
+            <w:hyperlink w:history="1" r:id="rIdofmfdou9e_lqqd5l8vfdw">
               <w:r>
                 <w:rPr>
                   <w:rFonts w:ascii="Arial" w:cs="Arial" w:eastAsia="Arial" w:hAnsi="Arial"/>
@@ -4151,7 +4151,7 @@
               <w:spacing w:after="10" w:before="0"/>
               <w:ind w:left="120"/>
             </w:pPr>
-            <w:hyperlink w:history="1" r:id="rId7qbtt34gvglyfgviw-1kc">
+            <w:hyperlink w:history="1" r:id="rIdzn8abfhbnujuc_b9pgizj">
               <w:r>
                 <w:rPr>
                   <w:rFonts w:ascii="Arial" w:cs="Arial" w:eastAsia="Arial" w:hAnsi="Arial"/>
@@ -4378,7 +4378,7 @@
               <w:spacing w:after="10" w:before="0"/>
               <w:ind w:left="120"/>
             </w:pPr>
-            <w:hyperlink w:history="1" r:id="rIdejmkmgveeblcm7src1uk2">
+            <w:hyperlink w:history="1" r:id="rIddgepfk9ejq2nnoup8hga5">
               <w:r>
                 <w:rPr>
                   <w:rFonts w:ascii="Arial" w:cs="Arial" w:eastAsia="Arial" w:hAnsi="Arial"/>
@@ -4455,7 +4455,7 @@
               <w:spacing w:after="10" w:before="0"/>
               <w:ind w:left="120"/>
             </w:pPr>
-            <w:hyperlink w:history="1" r:id="rIdj7fkb71lkt5qgusilbakw">
+            <w:hyperlink w:history="1" r:id="rId0bdllqksgg_sg6ksrtkw-">
               <w:r>
                 <w:rPr>
                   <w:rFonts w:ascii="Arial" w:cs="Arial" w:eastAsia="Arial" w:hAnsi="Arial"/>
@@ -4982,7 +4982,7 @@
         </w:rPr>
         <w:t xml:space="preserve">© 2026 SeaVuria and ARES. Aligned with KICD objectives. Developed by SeaVuria; technical implementation by ARES (with AI assistance from Claude). Licensed under </w:t>
       </w:r>
-      <w:hyperlink w:history="1" r:id="rIdrxgmvvavikcgk54ohcitm">
+      <w:hyperlink w:history="1" r:id="rIdpgpfvcyciqsvfifan6bb2">
         <w:r>
           <w:rPr>
             <w:rFonts w:ascii="Arial" w:cs="Arial" w:eastAsia="Arial" w:hAnsi="Arial"/>
@@ -5003,7 +5003,7 @@
         </w:rPr>
         <w:t xml:space="preserve"> (</w:t>
       </w:r>
-      <w:hyperlink w:history="1" r:id="rIdpfsu7y3vncfzknaepqpb_">
+      <w:hyperlink w:history="1" r:id="rIdtwvxox8c-n7gaccho_yur">
         <w:r>
           <w:rPr>
             <w:rFonts w:ascii="Arial" w:cs="Arial" w:eastAsia="Arial" w:hAnsi="Arial"/>
@@ -6033,7 +6033,7 @@
               <w:spacing w:after="10" w:before="0"/>
               <w:ind w:left="120"/>
             </w:pPr>
-            <w:hyperlink w:history="1" r:id="rIdej64pl6qib94yazt_ppj1">
+            <w:hyperlink w:history="1" r:id="rIdpe6xkvc08ya1fswal_d3m">
               <w:r>
                 <w:rPr>
                   <w:rFonts w:ascii="Arial" w:cs="Arial" w:eastAsia="Arial" w:hAnsi="Arial"/>
@@ -6110,7 +6110,7 @@
               <w:spacing w:after="10" w:before="0"/>
               <w:ind w:left="120"/>
             </w:pPr>
-            <w:hyperlink w:history="1" r:id="rIdxdeq4vmog6ikte147mawa">
+            <w:hyperlink w:history="1" r:id="rIdr7v8tiuxjt97c9rasureo">
               <w:r>
                 <w:rPr>
                   <w:rFonts w:ascii="Arial" w:cs="Arial" w:eastAsia="Arial" w:hAnsi="Arial"/>
@@ -6337,7 +6337,7 @@
               <w:spacing w:after="10" w:before="0"/>
               <w:ind w:left="120"/>
             </w:pPr>
-            <w:hyperlink w:history="1" r:id="rIdw2crdprox-xjjn3q16pil">
+            <w:hyperlink w:history="1" r:id="rIdyiokebqewuqkjcwufbbhz">
               <w:r>
                 <w:rPr>
                   <w:rFonts w:ascii="Arial" w:cs="Arial" w:eastAsia="Arial" w:hAnsi="Arial"/>
@@ -6414,7 +6414,7 @@
               <w:spacing w:after="10" w:before="0"/>
               <w:ind w:left="120"/>
             </w:pPr>
-            <w:hyperlink w:history="1" r:id="rIdpmwt4by1t5v-nfb_n7wtn">
+            <w:hyperlink w:history="1" r:id="rIdp3p_sncztidg_mzxd31ne">
               <w:r>
                 <w:rPr>
                   <w:rFonts w:ascii="Arial" w:cs="Arial" w:eastAsia="Arial" w:hAnsi="Arial"/>
@@ -6641,7 +6641,7 @@
               <w:spacing w:after="10" w:before="0"/>
               <w:ind w:left="120"/>
             </w:pPr>
-            <w:hyperlink w:history="1" r:id="rIdipzqbsjh6tp5tuliuqsns">
+            <w:hyperlink w:history="1" r:id="rIduzn77luvzueqysgbp1zme">
               <w:r>
                 <w:rPr>
                   <w:rFonts w:ascii="Arial" w:cs="Arial" w:eastAsia="Arial" w:hAnsi="Arial"/>
@@ -6718,7 +6718,7 @@
               <w:spacing w:after="10" w:before="0"/>
               <w:ind w:left="120"/>
             </w:pPr>
-            <w:hyperlink w:history="1" r:id="rIdnixsxo8xbh6ugemdevmyy">
+            <w:hyperlink w:history="1" r:id="rIdxeanf7ihiykpr0a-i2cku">
               <w:r>
                 <w:rPr>
                   <w:rFonts w:ascii="Arial" w:cs="Arial" w:eastAsia="Arial" w:hAnsi="Arial"/>
@@ -6945,7 +6945,7 @@
               <w:spacing w:after="10" w:before="0"/>
               <w:ind w:left="120"/>
             </w:pPr>
-            <w:hyperlink w:history="1" r:id="rIdlva7whzmybnvll4vdok1n">
+            <w:hyperlink w:history="1" r:id="rIdgetijch-hkezip3vg0qi1">
               <w:r>
                 <w:rPr>
                   <w:rFonts w:ascii="Arial" w:cs="Arial" w:eastAsia="Arial" w:hAnsi="Arial"/>
@@ -7022,7 +7022,7 @@
               <w:spacing w:after="10" w:before="0"/>
               <w:ind w:left="120"/>
             </w:pPr>
-            <w:hyperlink w:history="1" r:id="rIdbky2xpxsi4mhu5bycu7-i">
+            <w:hyperlink w:history="1" r:id="rIdgvyxmb4fdosnoftn2svww">
               <w:r>
                 <w:rPr>
                   <w:rFonts w:ascii="Arial" w:cs="Arial" w:eastAsia="Arial" w:hAnsi="Arial"/>
@@ -7249,7 +7249,7 @@
               <w:spacing w:after="10" w:before="0"/>
               <w:ind w:left="120"/>
             </w:pPr>
-            <w:hyperlink w:history="1" r:id="rIdvdiomajca2ybx6r7mnhsp">
+            <w:hyperlink w:history="1" r:id="rIdpc7dsd2aa2uegrkcw7slc">
               <w:r>
                 <w:rPr>
                   <w:rFonts w:ascii="Arial" w:cs="Arial" w:eastAsia="Arial" w:hAnsi="Arial"/>
@@ -7326,7 +7326,7 @@
               <w:spacing w:after="10" w:before="0"/>
               <w:ind w:left="120"/>
             </w:pPr>
-            <w:hyperlink w:history="1" r:id="rIdu5fzk5ufw-9bg-lp4qxtc">
+            <w:hyperlink w:history="1" r:id="rIdnqflyxbcon4fyfrnhb3ik">
               <w:r>
                 <w:rPr>
                   <w:rFonts w:ascii="Arial" w:cs="Arial" w:eastAsia="Arial" w:hAnsi="Arial"/>
@@ -7853,7 +7853,7 @@
         </w:rPr>
         <w:t xml:space="preserve">© 2026 SeaVuria and ARES. Aligned with KICD objectives. Developed by SeaVuria; technical implementation by ARES (with AI assistance from Claude). Licensed under </w:t>
       </w:r>
-      <w:hyperlink w:history="1" r:id="rIdx7ycazrund1tpg4abpcth">
+      <w:hyperlink w:history="1" r:id="rIdiiuyt5yzfb6ubdi6zf035">
         <w:r>
           <w:rPr>
             <w:rFonts w:ascii="Arial" w:cs="Arial" w:eastAsia="Arial" w:hAnsi="Arial"/>
@@ -7874,7 +7874,7 @@
         </w:rPr>
         <w:t xml:space="preserve"> (</w:t>
       </w:r>
-      <w:hyperlink w:history="1" r:id="rId10dzwutzra2djczqen51n">
+      <w:hyperlink w:history="1" r:id="rIdol_-8jookyc55yprmkr0g">
         <w:r>
           <w:rPr>
             <w:rFonts w:ascii="Arial" w:cs="Arial" w:eastAsia="Arial" w:hAnsi="Arial"/>
@@ -8887,7 +8887,7 @@
             <w:pPr>
               <w:spacing w:after="20" w:before="0"/>
             </w:pPr>
-            <w:hyperlink w:history="1" r:id="rIdal-hurgdfnaxhui1gn4tt">
+            <w:hyperlink w:history="1" r:id="rIdk7kpsgcbtcfpmzs_cqwuy">
               <w:r>
                 <w:rPr>
                   <w:rFonts w:ascii="Arial" w:cs="Arial" w:eastAsia="Arial" w:hAnsi="Arial"/>
@@ -8936,7 +8936,7 @@
               <w:spacing w:after="10" w:before="0"/>
               <w:ind w:left="120"/>
             </w:pPr>
-            <w:hyperlink w:history="1" r:id="rId6sm3ivrgcy1tk-tbtl-7t">
+            <w:hyperlink w:history="1" r:id="rIdj60iujnaow3rb4vts9r3-">
               <w:r>
                 <w:rPr>
                   <w:rFonts w:ascii="Arial" w:cs="Arial" w:eastAsia="Arial" w:hAnsi="Arial"/>
@@ -8998,7 +8998,7 @@
               <w:spacing w:after="10" w:before="0"/>
               <w:ind w:left="120"/>
             </w:pPr>
-            <w:hyperlink w:history="1" r:id="rIdhrnqdhwcypcmojkwwdjzj">
+            <w:hyperlink w:history="1" r:id="rIdjgmi6wbakmhgifbyocxey">
               <w:r>
                 <w:rPr>
                   <w:rFonts w:ascii="Arial" w:cs="Arial" w:eastAsia="Arial" w:hAnsi="Arial"/>
@@ -9208,7 +9208,7 @@
             <w:pPr>
               <w:spacing w:after="20" w:before="0"/>
             </w:pPr>
-            <w:hyperlink w:history="1" r:id="rIdlcldobizeg8coa0zbsjhn">
+            <w:hyperlink w:history="1" r:id="rId7e6ve0o6yocnpsrmf-fqy">
               <w:r>
                 <w:rPr>
                   <w:rFonts w:ascii="Arial" w:cs="Arial" w:eastAsia="Arial" w:hAnsi="Arial"/>
@@ -9257,7 +9257,7 @@
               <w:spacing w:after="10" w:before="0"/>
               <w:ind w:left="120"/>
             </w:pPr>
-            <w:hyperlink w:history="1" r:id="rId30x8xm4iiwemxudjbjaem">
+            <w:hyperlink w:history="1" r:id="rIdape65jaex1pjxx7gb02zb">
               <w:r>
                 <w:rPr>
                   <w:rFonts w:ascii="Arial" w:cs="Arial" w:eastAsia="Arial" w:hAnsi="Arial"/>
@@ -9319,7 +9319,7 @@
               <w:spacing w:after="10" w:before="0"/>
               <w:ind w:left="120"/>
             </w:pPr>
-            <w:hyperlink w:history="1" r:id="rIdl1vrvn1dvcbmmvu__ds1c">
+            <w:hyperlink w:history="1" r:id="rIdz6ntv_fwm7hlkhol9clty">
               <w:r>
                 <w:rPr>
                   <w:rFonts w:ascii="Arial" w:cs="Arial" w:eastAsia="Arial" w:hAnsi="Arial"/>
@@ -9529,7 +9529,7 @@
             <w:pPr>
               <w:spacing w:after="20" w:before="0"/>
             </w:pPr>
-            <w:hyperlink w:history="1" r:id="rId1wuxxyjp23ah9aitnufqc">
+            <w:hyperlink w:history="1" r:id="rId0diyxirwir3vh3khttip2">
               <w:r>
                 <w:rPr>
                   <w:rFonts w:ascii="Arial" w:cs="Arial" w:eastAsia="Arial" w:hAnsi="Arial"/>
@@ -9578,7 +9578,7 @@
               <w:spacing w:after="10" w:before="0"/>
               <w:ind w:left="120"/>
             </w:pPr>
-            <w:hyperlink w:history="1" r:id="rId-qo0xrlwvtqpd7sbozjgj">
+            <w:hyperlink w:history="1" r:id="rId1ieybfs2xbyfbkokojmca">
               <w:r>
                 <w:rPr>
                   <w:rFonts w:ascii="Arial" w:cs="Arial" w:eastAsia="Arial" w:hAnsi="Arial"/>
@@ -9640,7 +9640,7 @@
               <w:spacing w:after="10" w:before="0"/>
               <w:ind w:left="120"/>
             </w:pPr>
-            <w:hyperlink w:history="1" r:id="rIdoaurkziclgzkxesasluco">
+            <w:hyperlink w:history="1" r:id="rIdbziuj9zotrhck5wq4lm4e">
               <w:r>
                 <w:rPr>
                   <w:rFonts w:ascii="Arial" w:cs="Arial" w:eastAsia="Arial" w:hAnsi="Arial"/>
@@ -9850,7 +9850,7 @@
             <w:pPr>
               <w:spacing w:after="20" w:before="0"/>
             </w:pPr>
-            <w:hyperlink w:history="1" r:id="rIdtl-wm_mptvraen9-4nldx">
+            <w:hyperlink w:history="1" r:id="rIdytyr-thwyhsocf5yrrtmr">
               <w:r>
                 <w:rPr>
                   <w:rFonts w:ascii="Arial" w:cs="Arial" w:eastAsia="Arial" w:hAnsi="Arial"/>
@@ -9899,7 +9899,7 @@
               <w:spacing w:after="10" w:before="0"/>
               <w:ind w:left="120"/>
             </w:pPr>
-            <w:hyperlink w:history="1" r:id="rIdkfwr437bld-xujatgv0jm">
+            <w:hyperlink w:history="1" r:id="rIdcpih0en_aol9u-iefaijp">
               <w:r>
                 <w:rPr>
                   <w:rFonts w:ascii="Arial" w:cs="Arial" w:eastAsia="Arial" w:hAnsi="Arial"/>
@@ -9961,7 +9961,7 @@
               <w:spacing w:after="10" w:before="0"/>
               <w:ind w:left="120"/>
             </w:pPr>
-            <w:hyperlink w:history="1" r:id="rId8tvi3vbcgglxfhqpadyvl">
+            <w:hyperlink w:history="1" r:id="rIdf2sbr8rw49yjvvg0z8jm2">
               <w:r>
                 <w:rPr>
                   <w:rFonts w:ascii="Arial" w:cs="Arial" w:eastAsia="Arial" w:hAnsi="Arial"/>
@@ -10171,7 +10171,7 @@
             <w:pPr>
               <w:spacing w:after="20" w:before="0"/>
             </w:pPr>
-            <w:hyperlink w:history="1" r:id="rIdedwc9y-l5iww9nouphacz">
+            <w:hyperlink w:history="1" r:id="rIdfmqz6p4el41apud6pvzyd">
               <w:r>
                 <w:rPr>
                   <w:rFonts w:ascii="Arial" w:cs="Arial" w:eastAsia="Arial" w:hAnsi="Arial"/>
@@ -10220,7 +10220,7 @@
               <w:spacing w:after="10" w:before="0"/>
               <w:ind w:left="120"/>
             </w:pPr>
-            <w:hyperlink w:history="1" r:id="rIdsl0f98lsvnoxma5qe_07s">
+            <w:hyperlink w:history="1" r:id="rIdjtk7x9p8ycvwk2wnbjtuy">
               <w:r>
                 <w:rPr>
                   <w:rFonts w:ascii="Arial" w:cs="Arial" w:eastAsia="Arial" w:hAnsi="Arial"/>
@@ -10282,7 +10282,7 @@
               <w:spacing w:after="10" w:before="0"/>
               <w:ind w:left="120"/>
             </w:pPr>
-            <w:hyperlink w:history="1" r:id="rIdztgq65ydgu3utalpje1mg">
+            <w:hyperlink w:history="1" r:id="rIdklo-kp_tredw5rxunfzr2">
               <w:r>
                 <w:rPr>
                   <w:rFonts w:ascii="Arial" w:cs="Arial" w:eastAsia="Arial" w:hAnsi="Arial"/>
@@ -10809,7 +10809,7 @@
         </w:rPr>
         <w:t xml:space="preserve">© 2026 SeaVuria and ARES. Aligned with KICD objectives. Developed by SeaVuria; technical implementation by ARES (with AI assistance from Claude). Licensed under </w:t>
       </w:r>
-      <w:hyperlink w:history="1" r:id="rIdcbvb0edps4ewux9bwncgd">
+      <w:hyperlink w:history="1" r:id="rIdvult8hwgrp5gvy49wpsrc">
         <w:r>
           <w:rPr>
             <w:rFonts w:ascii="Arial" w:cs="Arial" w:eastAsia="Arial" w:hAnsi="Arial"/>
@@ -10830,7 +10830,7 @@
         </w:rPr>
         <w:t xml:space="preserve"> (</w:t>
       </w:r>
-      <w:hyperlink w:history="1" r:id="rIdb3isqv0eniprnnzepab3i">
+      <w:hyperlink w:history="1" r:id="rId4xcmf49suyk2qhgfwl2at">
         <w:r>
           <w:rPr>
             <w:rFonts w:ascii="Arial" w:cs="Arial" w:eastAsia="Arial" w:hAnsi="Arial"/>
@@ -11843,7 +11843,7 @@
             <w:pPr>
               <w:spacing w:after="20" w:before="0"/>
             </w:pPr>
-            <w:hyperlink w:history="1" r:id="rIdgxwbturepjsuczpezf-js">
+            <w:hyperlink w:history="1" r:id="rIdbehtzn_r24lura41zozad">
               <w:r>
                 <w:rPr>
                   <w:rFonts w:ascii="Arial" w:cs="Arial" w:eastAsia="Arial" w:hAnsi="Arial"/>
@@ -11892,7 +11892,7 @@
               <w:spacing w:after="10" w:before="0"/>
               <w:ind w:left="120"/>
             </w:pPr>
-            <w:hyperlink w:history="1" r:id="rIdrq0y9yjg3sjcyeovi4ay-">
+            <w:hyperlink w:history="1" r:id="rIdfj5gjkwzq1j5cezcrrcpd">
               <w:r>
                 <w:rPr>
                   <w:rFonts w:ascii="Arial" w:cs="Arial" w:eastAsia="Arial" w:hAnsi="Arial"/>
@@ -11937,7 +11937,7 @@
             <w:pPr>
               <w:spacing w:after="20" w:before="0"/>
             </w:pPr>
-            <w:hyperlink w:history="1" r:id="rId3i7ipn8obur53bn92flqb">
+            <w:hyperlink w:history="1" r:id="rIdfbedgbgecixm2mcbualck">
               <w:r>
                 <w:rPr>
                   <w:rFonts w:ascii="Arial" w:cs="Arial" w:eastAsia="Arial" w:hAnsi="Arial"/>
@@ -11970,7 +11970,7 @@
               <w:spacing w:after="10" w:before="0"/>
               <w:ind w:left="120"/>
             </w:pPr>
-            <w:hyperlink w:history="1" r:id="rIdd8akz5wxssakvdjlmhyjb">
+            <w:hyperlink w:history="1" r:id="rIdu6x6iukavmaf8ryzi4eq6">
               <w:r>
                 <w:rPr>
                   <w:rFonts w:ascii="Arial" w:cs="Arial" w:eastAsia="Arial" w:hAnsi="Arial"/>
@@ -12165,7 +12165,7 @@
             <w:pPr>
               <w:spacing w:after="20" w:before="0"/>
             </w:pPr>
-            <w:hyperlink w:history="1" r:id="rIdugrfmqamnp9afjjlctdcd">
+            <w:hyperlink w:history="1" r:id="rIdldwapznvaq7wrflo3w3lj">
               <w:r>
                 <w:rPr>
                   <w:rFonts w:ascii="Arial" w:cs="Arial" w:eastAsia="Arial" w:hAnsi="Arial"/>
@@ -12214,7 +12214,7 @@
               <w:spacing w:after="10" w:before="0"/>
               <w:ind w:left="120"/>
             </w:pPr>
-            <w:hyperlink w:history="1" r:id="rIdlmynmnpbzmb9u8lgyzjcm">
+            <w:hyperlink w:history="1" r:id="rIdycenx-keffqmcelq07xrg">
               <w:r>
                 <w:rPr>
                   <w:rFonts w:ascii="Arial" w:cs="Arial" w:eastAsia="Arial" w:hAnsi="Arial"/>
@@ -12259,7 +12259,7 @@
             <w:pPr>
               <w:spacing w:after="20" w:before="0"/>
             </w:pPr>
-            <w:hyperlink w:history="1" r:id="rIdi1wjs3czgkfb9qcuupcdg">
+            <w:hyperlink w:history="1" r:id="rIdhqnzerw6batz8nkfthxyd">
               <w:r>
                 <w:rPr>
                   <w:rFonts w:ascii="Arial" w:cs="Arial" w:eastAsia="Arial" w:hAnsi="Arial"/>
@@ -12292,7 +12292,7 @@
               <w:spacing w:after="10" w:before="0"/>
               <w:ind w:left="120"/>
             </w:pPr>
-            <w:hyperlink w:history="1" r:id="rIdqfs3qpbhl2ga7lakdd49f">
+            <w:hyperlink w:history="1" r:id="rIdjl4qrhszgfpfssh3twvje">
               <w:r>
                 <w:rPr>
                   <w:rFonts w:ascii="Arial" w:cs="Arial" w:eastAsia="Arial" w:hAnsi="Arial"/>
@@ -12487,7 +12487,7 @@
             <w:pPr>
               <w:spacing w:after="20" w:before="0"/>
             </w:pPr>
-            <w:hyperlink w:history="1" r:id="rIdwrgajd_z2shfc8bwy4_ul">
+            <w:hyperlink w:history="1" r:id="rIdd3e9v5nvrfs9-r0wjbuho">
               <w:r>
                 <w:rPr>
                   <w:rFonts w:ascii="Arial" w:cs="Arial" w:eastAsia="Arial" w:hAnsi="Arial"/>
@@ -12536,7 +12536,7 @@
               <w:spacing w:after="10" w:before="0"/>
               <w:ind w:left="120"/>
             </w:pPr>
-            <w:hyperlink w:history="1" r:id="rIdsqyqul2hm265yxbewatdy">
+            <w:hyperlink w:history="1" r:id="rIdaufs-khgb_iuhqjylrpw0">
               <w:r>
                 <w:rPr>
                   <w:rFonts w:ascii="Arial" w:cs="Arial" w:eastAsia="Arial" w:hAnsi="Arial"/>
@@ -12581,7 +12581,7 @@
             <w:pPr>
               <w:spacing w:after="20" w:before="0"/>
             </w:pPr>
-            <w:hyperlink w:history="1" r:id="rIdpqpjwcdqcifgivobwtcz7">
+            <w:hyperlink w:history="1" r:id="rIda7yp__ddred3qfcrwfw-y">
               <w:r>
                 <w:rPr>
                   <w:rFonts w:ascii="Arial" w:cs="Arial" w:eastAsia="Arial" w:hAnsi="Arial"/>
@@ -12614,7 +12614,7 @@
               <w:spacing w:after="10" w:before="0"/>
               <w:ind w:left="120"/>
             </w:pPr>
-            <w:hyperlink w:history="1" r:id="rIdqekqj6hr-l1b2o7dueyt9">
+            <w:hyperlink w:history="1" r:id="rIdkylkfylaajdf6yttlcugx">
               <w:r>
                 <w:rPr>
                   <w:rFonts w:ascii="Arial" w:cs="Arial" w:eastAsia="Arial" w:hAnsi="Arial"/>
@@ -12809,7 +12809,7 @@
             <w:pPr>
               <w:spacing w:after="20" w:before="0"/>
             </w:pPr>
-            <w:hyperlink w:history="1" r:id="rId6zfpgpoagdcd92mi9apjn">
+            <w:hyperlink w:history="1" r:id="rId32pa28qqdli_ee3zrmfun">
               <w:r>
                 <w:rPr>
                   <w:rFonts w:ascii="Arial" w:cs="Arial" w:eastAsia="Arial" w:hAnsi="Arial"/>
@@ -12858,7 +12858,7 @@
               <w:spacing w:after="10" w:before="0"/>
               <w:ind w:left="120"/>
             </w:pPr>
-            <w:hyperlink w:history="1" r:id="rId50jszpkv8dk__k98ubah-">
+            <w:hyperlink w:history="1" r:id="rIdyiq0euodndsnww99rd3pi">
               <w:r>
                 <w:rPr>
                   <w:rFonts w:ascii="Arial" w:cs="Arial" w:eastAsia="Arial" w:hAnsi="Arial"/>
@@ -12903,7 +12903,7 @@
             <w:pPr>
               <w:spacing w:after="20" w:before="0"/>
             </w:pPr>
-            <w:hyperlink w:history="1" r:id="rIdcq-nrzupnukbzjm_dl2z4">
+            <w:hyperlink w:history="1" r:id="rIdut3xigevkf3wyxeyy7d2h">
               <w:r>
                 <w:rPr>
                   <w:rFonts w:ascii="Arial" w:cs="Arial" w:eastAsia="Arial" w:hAnsi="Arial"/>
@@ -12936,7 +12936,7 @@
               <w:spacing w:after="10" w:before="0"/>
               <w:ind w:left="120"/>
             </w:pPr>
-            <w:hyperlink w:history="1" r:id="rIdyilkoismrzbizjuoo-l4z">
+            <w:hyperlink w:history="1" r:id="rIdaczdmyg4ftusvuh1oxxaz">
               <w:r>
                 <w:rPr>
                   <w:rFonts w:ascii="Arial" w:cs="Arial" w:eastAsia="Arial" w:hAnsi="Arial"/>
@@ -13131,7 +13131,7 @@
             <w:pPr>
               <w:spacing w:after="20" w:before="0"/>
             </w:pPr>
-            <w:hyperlink w:history="1" r:id="rIdyfm6kqn8efqmseilhnaw6">
+            <w:hyperlink w:history="1" r:id="rIdyrbm8osuvzr-ydvwvrnlu">
               <w:r>
                 <w:rPr>
                   <w:rFonts w:ascii="Arial" w:cs="Arial" w:eastAsia="Arial" w:hAnsi="Arial"/>
@@ -13180,7 +13180,7 @@
               <w:spacing w:after="10" w:before="0"/>
               <w:ind w:left="120"/>
             </w:pPr>
-            <w:hyperlink w:history="1" r:id="rIdvnbhgz6ybwpwl2uueo_m9">
+            <w:hyperlink w:history="1" r:id="rIdbcewcczwqrrasaxd7lwm2">
               <w:r>
                 <w:rPr>
                   <w:rFonts w:ascii="Arial" w:cs="Arial" w:eastAsia="Arial" w:hAnsi="Arial"/>
@@ -13225,7 +13225,7 @@
             <w:pPr>
               <w:spacing w:after="20" w:before="0"/>
             </w:pPr>
-            <w:hyperlink w:history="1" r:id="rIdqet1hi40kff8wek5apmqg">
+            <w:hyperlink w:history="1" r:id="rIdwajam2juso1gwnxzakwfz">
               <w:r>
                 <w:rPr>
                   <w:rFonts w:ascii="Arial" w:cs="Arial" w:eastAsia="Arial" w:hAnsi="Arial"/>
@@ -13258,7 +13258,7 @@
               <w:spacing w:after="10" w:before="0"/>
               <w:ind w:left="120"/>
             </w:pPr>
-            <w:hyperlink w:history="1" r:id="rIdf5s89iqn9dkguz8owxuoe">
+            <w:hyperlink w:history="1" r:id="rIdxrg_zfyu81w3w86ksnhhq">
               <w:r>
                 <w:rPr>
                   <w:rFonts w:ascii="Arial" w:cs="Arial" w:eastAsia="Arial" w:hAnsi="Arial"/>
@@ -13770,7 +13770,7 @@
         </w:rPr>
         <w:t xml:space="preserve">© 2026 SeaVuria and ARES. Aligned with KICD objectives. Developed by SeaVuria; technical implementation by ARES (with AI assistance from Claude). Licensed under </w:t>
       </w:r>
-      <w:hyperlink w:history="1" r:id="rIdud3jimgpyu4ysg5pihyaa">
+      <w:hyperlink w:history="1" r:id="rIdj0knrlstyiv2ozc3xhiak">
         <w:r>
           <w:rPr>
             <w:rFonts w:ascii="Arial" w:cs="Arial" w:eastAsia="Arial" w:hAnsi="Arial"/>
@@ -13791,7 +13791,7 @@
         </w:rPr>
         <w:t xml:space="preserve"> (</w:t>
       </w:r>
-      <w:hyperlink w:history="1" r:id="rId3xowegucsz0duky6nugws">
+      <w:hyperlink w:history="1" r:id="rIdsg6l6thyvgkcoxo8tyxsg">
         <w:r>
           <w:rPr>
             <w:rFonts w:ascii="Arial" w:cs="Arial" w:eastAsia="Arial" w:hAnsi="Arial"/>
@@ -14821,7 +14821,7 @@
               <w:spacing w:after="10" w:before="0"/>
               <w:ind w:left="120"/>
             </w:pPr>
-            <w:hyperlink w:history="1" r:id="rIdwynejvpkuehjhz9106z52">
+            <w:hyperlink w:history="1" r:id="rId5etuehlhcbmk-ufv1i2fe">
               <w:r>
                 <w:rPr>
                   <w:rFonts w:ascii="Arial" w:cs="Arial" w:eastAsia="Arial" w:hAnsi="Arial"/>
@@ -14898,7 +14898,7 @@
               <w:spacing w:after="10" w:before="0"/>
               <w:ind w:left="120"/>
             </w:pPr>
-            <w:hyperlink w:history="1" r:id="rIdccj2qdpgfjpvczsmql-le">
+            <w:hyperlink w:history="1" r:id="rIdy92n1lud69pfqojeckdtb">
               <w:r>
                 <w:rPr>
                   <w:rFonts w:ascii="Arial" w:cs="Arial" w:eastAsia="Arial" w:hAnsi="Arial"/>
@@ -15125,7 +15125,7 @@
               <w:spacing w:after="10" w:before="0"/>
               <w:ind w:left="120"/>
             </w:pPr>
-            <w:hyperlink w:history="1" r:id="rIdvjakh61tnarc-fuphg1u_">
+            <w:hyperlink w:history="1" r:id="rIdm1ktcqqpnkgaclqgesez-">
               <w:r>
                 <w:rPr>
                   <w:rFonts w:ascii="Arial" w:cs="Arial" w:eastAsia="Arial" w:hAnsi="Arial"/>
@@ -15202,7 +15202,7 @@
               <w:spacing w:after="10" w:before="0"/>
               <w:ind w:left="120"/>
             </w:pPr>
-            <w:hyperlink w:history="1" r:id="rIdrneaw9ktydro94s8z4bio">
+            <w:hyperlink w:history="1" r:id="rIdmzxn_uoraheawnjfu2t9k">
               <w:r>
                 <w:rPr>
                   <w:rFonts w:ascii="Arial" w:cs="Arial" w:eastAsia="Arial" w:hAnsi="Arial"/>
@@ -15429,7 +15429,7 @@
               <w:spacing w:after="10" w:before="0"/>
               <w:ind w:left="120"/>
             </w:pPr>
-            <w:hyperlink w:history="1" r:id="rIdsww0yvnkoxp4pwvpcr87v">
+            <w:hyperlink w:history="1" r:id="rIdbzckjwpmd6shyumy1ev-k">
               <w:r>
                 <w:rPr>
                   <w:rFonts w:ascii="Arial" w:cs="Arial" w:eastAsia="Arial" w:hAnsi="Arial"/>
@@ -15506,7 +15506,7 @@
               <w:spacing w:after="10" w:before="0"/>
               <w:ind w:left="120"/>
             </w:pPr>
-            <w:hyperlink w:history="1" r:id="rIdqhmvzm8ovsh_5l1zuglil">
+            <w:hyperlink w:history="1" r:id="rIdcmhwkcmswhxchpa2_cip5">
               <w:r>
                 <w:rPr>
                   <w:rFonts w:ascii="Arial" w:cs="Arial" w:eastAsia="Arial" w:hAnsi="Arial"/>
@@ -15733,7 +15733,7 @@
               <w:spacing w:after="10" w:before="0"/>
               <w:ind w:left="120"/>
             </w:pPr>
-            <w:hyperlink w:history="1" r:id="rIdq4srkegwcb6nkojkow1ft">
+            <w:hyperlink w:history="1" r:id="rIddlmj1p-ks_dizx86nns1j">
               <w:r>
                 <w:rPr>
                   <w:rFonts w:ascii="Arial" w:cs="Arial" w:eastAsia="Arial" w:hAnsi="Arial"/>
@@ -15810,7 +15810,7 @@
               <w:spacing w:after="10" w:before="0"/>
               <w:ind w:left="120"/>
             </w:pPr>
-            <w:hyperlink w:history="1" r:id="rIdu4_hw-l7i-vs8dylgugs8">
+            <w:hyperlink w:history="1" r:id="rIdadftlhxnofh7hm5akuvlf">
               <w:r>
                 <w:rPr>
                   <w:rFonts w:ascii="Arial" w:cs="Arial" w:eastAsia="Arial" w:hAnsi="Arial"/>
@@ -16037,7 +16037,7 @@
               <w:spacing w:after="10" w:before="0"/>
               <w:ind w:left="120"/>
             </w:pPr>
-            <w:hyperlink w:history="1" r:id="rIdjkty_vycsp5oi4ssyyn3x">
+            <w:hyperlink w:history="1" r:id="rIdtmssrc0h_qjbca8izz5ml">
               <w:r>
                 <w:rPr>
                   <w:rFonts w:ascii="Arial" w:cs="Arial" w:eastAsia="Arial" w:hAnsi="Arial"/>
@@ -16114,7 +16114,7 @@
               <w:spacing w:after="10" w:before="0"/>
               <w:ind w:left="120"/>
             </w:pPr>
-            <w:hyperlink w:history="1" r:id="rIdz-klmf69w86two2ctvw_d">
+            <w:hyperlink w:history="1" r:id="rId9t89qywenvaxxkaxsm7u5">
               <w:r>
                 <w:rPr>
                   <w:rFonts w:ascii="Arial" w:cs="Arial" w:eastAsia="Arial" w:hAnsi="Arial"/>
@@ -16641,7 +16641,7 @@
         </w:rPr>
         <w:t xml:space="preserve">© 2026 SeaVuria and ARES. Aligned with KICD objectives. Developed by SeaVuria; technical implementation by ARES (with AI assistance from Claude). Licensed under </w:t>
       </w:r>
-      <w:hyperlink w:history="1" r:id="rIdqghotexzqqeco8wfxogts">
+      <w:hyperlink w:history="1" r:id="rIdfxwsiiyizjfuvss3b5zjn">
         <w:r>
           <w:rPr>
             <w:rFonts w:ascii="Arial" w:cs="Arial" w:eastAsia="Arial" w:hAnsi="Arial"/>
@@ -16662,7 +16662,7 @@
         </w:rPr>
         <w:t xml:space="preserve"> (</w:t>
       </w:r>
-      <w:hyperlink w:history="1" r:id="rIdlw5r66gpiaral5jzukhdb">
+      <w:hyperlink w:history="1" r:id="rIdja6y-fj6jdydad9qci3vy">
         <w:r>
           <w:rPr>
             <w:rFonts w:ascii="Arial" w:cs="Arial" w:eastAsia="Arial" w:hAnsi="Arial"/>
@@ -17692,7 +17692,7 @@
               <w:spacing w:after="10" w:before="0"/>
               <w:ind w:left="120"/>
             </w:pPr>
-            <w:hyperlink w:history="1" r:id="rIdh5ktcstdw7_kru4rkp3ps">
+            <w:hyperlink w:history="1" r:id="rIdbgdtlronv8uxsshyon49z">
               <w:r>
                 <w:rPr>
                   <w:rFonts w:ascii="Arial" w:cs="Arial" w:eastAsia="Arial" w:hAnsi="Arial"/>
@@ -17769,7 +17769,7 @@
               <w:spacing w:after="10" w:before="0"/>
               <w:ind w:left="120"/>
             </w:pPr>
-            <w:hyperlink w:history="1" r:id="rIdm7xcq1a34lhguabyi4bfi">
+            <w:hyperlink w:history="1" r:id="rIdqktiyglpfovxbmgoc2sm_">
               <w:r>
                 <w:rPr>
                   <w:rFonts w:ascii="Arial" w:cs="Arial" w:eastAsia="Arial" w:hAnsi="Arial"/>
@@ -17996,7 +17996,7 @@
               <w:spacing w:after="10" w:before="0"/>
               <w:ind w:left="120"/>
             </w:pPr>
-            <w:hyperlink w:history="1" r:id="rIdkmev7ntlzkqfkxwvuvrd8">
+            <w:hyperlink w:history="1" r:id="rIdqe3ykylhhgjzhp0vsgur0">
               <w:r>
                 <w:rPr>
                   <w:rFonts w:ascii="Arial" w:cs="Arial" w:eastAsia="Arial" w:hAnsi="Arial"/>
@@ -18073,7 +18073,7 @@
               <w:spacing w:after="10" w:before="0"/>
               <w:ind w:left="120"/>
             </w:pPr>
-            <w:hyperlink w:history="1" r:id="rId0_zci5c6c0jw5xv_nd773">
+            <w:hyperlink w:history="1" r:id="rIdsjgxcszl6fumspx_dbwt-">
               <w:r>
                 <w:rPr>
                   <w:rFonts w:ascii="Arial" w:cs="Arial" w:eastAsia="Arial" w:hAnsi="Arial"/>
@@ -18300,7 +18300,7 @@
               <w:spacing w:after="10" w:before="0"/>
               <w:ind w:left="120"/>
             </w:pPr>
-            <w:hyperlink w:history="1" r:id="rId-dbknmloaxchscg6msvip">
+            <w:hyperlink w:history="1" r:id="rIdiysbfwkylfiy_vcce4zjp">
               <w:r>
                 <w:rPr>
                   <w:rFonts w:ascii="Arial" w:cs="Arial" w:eastAsia="Arial" w:hAnsi="Arial"/>
@@ -18377,7 +18377,7 @@
               <w:spacing w:after="10" w:before="0"/>
               <w:ind w:left="120"/>
             </w:pPr>
-            <w:hyperlink w:history="1" r:id="rIdcattnrrbo9tjktrvnfwwe">
+            <w:hyperlink w:history="1" r:id="rIdswxy5kcifefqpav-qpfmd">
               <w:r>
                 <w:rPr>
                   <w:rFonts w:ascii="Arial" w:cs="Arial" w:eastAsia="Arial" w:hAnsi="Arial"/>
@@ -18604,7 +18604,7 @@
               <w:spacing w:after="10" w:before="0"/>
               <w:ind w:left="120"/>
             </w:pPr>
-            <w:hyperlink w:history="1" r:id="rId7ealpyokxqeg8h-wimh6-">
+            <w:hyperlink w:history="1" r:id="rIdpvwrq4nthceot98nabdsx">
               <w:r>
                 <w:rPr>
                   <w:rFonts w:ascii="Arial" w:cs="Arial" w:eastAsia="Arial" w:hAnsi="Arial"/>
@@ -18681,7 +18681,7 @@
               <w:spacing w:after="10" w:before="0"/>
               <w:ind w:left="120"/>
             </w:pPr>
-            <w:hyperlink w:history="1" r:id="rIdfkwmt8lblfiyvmgt6wp-k">
+            <w:hyperlink w:history="1" r:id="rIdhydbxnbgzqdjojkgdagex">
               <w:r>
                 <w:rPr>
                   <w:rFonts w:ascii="Arial" w:cs="Arial" w:eastAsia="Arial" w:hAnsi="Arial"/>
@@ -18908,7 +18908,7 @@
               <w:spacing w:after="10" w:before="0"/>
               <w:ind w:left="120"/>
             </w:pPr>
-            <w:hyperlink w:history="1" r:id="rIdgiehwbswpwatiwstu5ntp">
+            <w:hyperlink w:history="1" r:id="rIdvpadah_mkdfqeffbcvyed">
               <w:r>
                 <w:rPr>
                   <w:rFonts w:ascii="Arial" w:cs="Arial" w:eastAsia="Arial" w:hAnsi="Arial"/>
@@ -18985,7 +18985,7 @@
               <w:spacing w:after="10" w:before="0"/>
               <w:ind w:left="120"/>
             </w:pPr>
-            <w:hyperlink w:history="1" r:id="rIdymlcdedotijyyre4iu0iw">
+            <w:hyperlink w:history="1" r:id="rIdelawlq9l9fjz8xgnsei0s">
               <w:r>
                 <w:rPr>
                   <w:rFonts w:ascii="Arial" w:cs="Arial" w:eastAsia="Arial" w:hAnsi="Arial"/>
@@ -19512,7 +19512,7 @@
         </w:rPr>
         <w:t xml:space="preserve">© 2026 SeaVuria and ARES. Aligned with KICD objectives. Developed by SeaVuria; technical implementation by ARES (with AI assistance from Claude). Licensed under </w:t>
       </w:r>
-      <w:hyperlink w:history="1" r:id="rId2tx62z7dtoe9nib94w82t">
+      <w:hyperlink w:history="1" r:id="rIdbevtmfewejfnvitb3ujxp">
         <w:r>
           <w:rPr>
             <w:rFonts w:ascii="Arial" w:cs="Arial" w:eastAsia="Arial" w:hAnsi="Arial"/>
@@ -19533,7 +19533,7 @@
         </w:rPr>
         <w:t xml:space="preserve"> (</w:t>
       </w:r>
-      <w:hyperlink w:history="1" r:id="rId0mjn3wnpiwguwbdxxif-o">
+      <w:hyperlink w:history="1" r:id="rIdmqhai43rzaqzv3vso6vhz">
         <w:r>
           <w:rPr>
             <w:rFonts w:ascii="Arial" w:cs="Arial" w:eastAsia="Arial" w:hAnsi="Arial"/>
@@ -20563,7 +20563,7 @@
               <w:spacing w:after="10" w:before="0"/>
               <w:ind w:left="120"/>
             </w:pPr>
-            <w:hyperlink w:history="1" r:id="rId0o_6usprb2zpplt2bs1ti">
+            <w:hyperlink w:history="1" r:id="rIdrb-ep6wodrroajc-6t6mo">
               <w:r>
                 <w:rPr>
                   <w:rFonts w:ascii="Arial" w:cs="Arial" w:eastAsia="Arial" w:hAnsi="Arial"/>
@@ -20640,7 +20640,7 @@
               <w:spacing w:after="10" w:before="0"/>
               <w:ind w:left="120"/>
             </w:pPr>
-            <w:hyperlink w:history="1" r:id="rIdg_pa4bphgrfmwgdmqptbj">
+            <w:hyperlink w:history="1" r:id="rId_qdkexkath1lhf0tasrcs">
               <w:r>
                 <w:rPr>
                   <w:rFonts w:ascii="Arial" w:cs="Arial" w:eastAsia="Arial" w:hAnsi="Arial"/>
@@ -20867,7 +20867,7 @@
               <w:spacing w:after="10" w:before="0"/>
               <w:ind w:left="120"/>
             </w:pPr>
-            <w:hyperlink w:history="1" r:id="rIdh7cy_ukk44rjqnditzm91">
+            <w:hyperlink w:history="1" r:id="rIdun0jswlfmg9wwwqta2jsg">
               <w:r>
                 <w:rPr>
                   <w:rFonts w:ascii="Arial" w:cs="Arial" w:eastAsia="Arial" w:hAnsi="Arial"/>
@@ -20944,7 +20944,7 @@
               <w:spacing w:after="10" w:before="0"/>
               <w:ind w:left="120"/>
             </w:pPr>
-            <w:hyperlink w:history="1" r:id="rIdlxlz0g6t3awcbh30h_y7h">
+            <w:hyperlink w:history="1" r:id="rIdtpblrqgcuxbzzsjdixjwa">
               <w:r>
                 <w:rPr>
                   <w:rFonts w:ascii="Arial" w:cs="Arial" w:eastAsia="Arial" w:hAnsi="Arial"/>
@@ -21171,7 +21171,7 @@
               <w:spacing w:after="10" w:before="0"/>
               <w:ind w:left="120"/>
             </w:pPr>
-            <w:hyperlink w:history="1" r:id="rIdueeseilkjs5soyajagvdz">
+            <w:hyperlink w:history="1" r:id="rIdyxngxjnviyxg20ft7ozhy">
               <w:r>
                 <w:rPr>
                   <w:rFonts w:ascii="Arial" w:cs="Arial" w:eastAsia="Arial" w:hAnsi="Arial"/>
@@ -21248,7 +21248,7 @@
               <w:spacing w:after="10" w:before="0"/>
               <w:ind w:left="120"/>
             </w:pPr>
-            <w:hyperlink w:history="1" r:id="rIdchvz3-cn94h397ikvrcdw">
+            <w:hyperlink w:history="1" r:id="rIdxroikwnnytf_xwyll65dq">
               <w:r>
                 <w:rPr>
                   <w:rFonts w:ascii="Arial" w:cs="Arial" w:eastAsia="Arial" w:hAnsi="Arial"/>
@@ -21475,7 +21475,7 @@
               <w:spacing w:after="10" w:before="0"/>
               <w:ind w:left="120"/>
             </w:pPr>
-            <w:hyperlink w:history="1" r:id="rIdznf69u6yvrv0qfbxylt4m">
+            <w:hyperlink w:history="1" r:id="rIduodl5kgcmdahlfqbx8quw">
               <w:r>
                 <w:rPr>
                   <w:rFonts w:ascii="Arial" w:cs="Arial" w:eastAsia="Arial" w:hAnsi="Arial"/>
@@ -21552,7 +21552,7 @@
               <w:spacing w:after="10" w:before="0"/>
               <w:ind w:left="120"/>
             </w:pPr>
-            <w:hyperlink w:history="1" r:id="rIdto9zusrhfdbgrmoyxqw01">
+            <w:hyperlink w:history="1" r:id="rIdc0wnohsy0mrdxl5yfv2lx">
               <w:r>
                 <w:rPr>
                   <w:rFonts w:ascii="Arial" w:cs="Arial" w:eastAsia="Arial" w:hAnsi="Arial"/>
@@ -21779,7 +21779,7 @@
               <w:spacing w:after="10" w:before="0"/>
               <w:ind w:left="120"/>
             </w:pPr>
-            <w:hyperlink w:history="1" r:id="rIdpelokjsoopzfbnje4xbe6">
+            <w:hyperlink w:history="1" r:id="rIdcsqfzdqva589b4jfencln">
               <w:r>
                 <w:rPr>
                   <w:rFonts w:ascii="Arial" w:cs="Arial" w:eastAsia="Arial" w:hAnsi="Arial"/>
@@ -21856,7 +21856,7 @@
               <w:spacing w:after="10" w:before="0"/>
               <w:ind w:left="120"/>
             </w:pPr>
-            <w:hyperlink w:history="1" r:id="rIddrcd6qs5lwgfofzuqv4hd">
+            <w:hyperlink w:history="1" r:id="rId93oeeqyv-mttcubdtrbt9">
               <w:r>
                 <w:rPr>
                   <w:rFonts w:ascii="Arial" w:cs="Arial" w:eastAsia="Arial" w:hAnsi="Arial"/>
@@ -22383,7 +22383,7 @@
         </w:rPr>
         <w:t xml:space="preserve">© 2026 SeaVuria and ARES. Aligned with KICD objectives. Developed by SeaVuria; technical implementation by ARES (with AI assistance from Claude). Licensed under </w:t>
       </w:r>
-      <w:hyperlink w:history="1" r:id="rIdktivmteze_1gtp3bn9g9r">
+      <w:hyperlink w:history="1" r:id="rId-hqdqhlqavs0mc1tzliyn">
         <w:r>
           <w:rPr>
             <w:rFonts w:ascii="Arial" w:cs="Arial" w:eastAsia="Arial" w:hAnsi="Arial"/>
@@ -22404,7 +22404,7 @@
         </w:rPr>
         <w:t xml:space="preserve"> (</w:t>
       </w:r>
-      <w:hyperlink w:history="1" r:id="rIdcay13zsqj4akm-wum2qcv">
+      <w:hyperlink w:history="1" r:id="rIdj3dvokxdnula-5syvgas6">
         <w:r>
           <w:rPr>
             <w:rFonts w:ascii="Arial" w:cs="Arial" w:eastAsia="Arial" w:hAnsi="Arial"/>

--- a/data/outputs/v2/Grade11/Biology/Lesson_Plans/SS3.1_Reproduction_in_Animals/Biology_Reproduction_in_Animals_CBE_LessonSequence.docx
+++ b/data/outputs/v2/Grade11/Biology/Lesson_Plans/SS3.1_Reproduction_in_Animals/Biology_Reproduction_in_Animals_CBE_LessonSequence.docx
@@ -2093,7 +2093,7 @@
         </w:rPr>
         <w:t xml:space="preserve">© 2026 SeaVuria and ARES. This work is licensed under a </w:t>
       </w:r>
-      <w:hyperlink w:history="1" r:id="rIda_xb9evdztxatjhm8kuih">
+      <w:hyperlink w:history="1" r:id="rIdzj6vzgyqucw8pfw3ey9i-">
         <w:r>
           <w:rPr>
             <w:rFonts w:ascii="Arial" w:cs="Arial" w:eastAsia="Arial" w:hAnsi="Arial"/>
@@ -2113,7 +2113,7 @@
         </w:rPr>
         <w:t xml:space="preserve"> (</w:t>
       </w:r>
-      <w:hyperlink w:history="1" r:id="rIdyujoa2qv-8yvmsfg4q0e0">
+      <w:hyperlink w:history="1" r:id="rIdonxnpbcajs_1krfupyqk_">
         <w:r>
           <w:rPr>
             <w:rFonts w:ascii="Arial" w:cs="Arial" w:eastAsia="Arial" w:hAnsi="Arial"/>
@@ -2133,7 +2133,7 @@
         </w:rPr>
         <w:t xml:space="preserve">). To view a copy of this license, visit </w:t>
       </w:r>
-      <w:hyperlink w:history="1" r:id="rIdz2dgp-xll6rzpvyga6r5p">
+      <w:hyperlink w:history="1" r:id="rIdet-_kfgpudlpzxvbstmdk">
         <w:r>
           <w:rPr>
             <w:rFonts w:ascii="Arial" w:cs="Arial" w:eastAsia="Arial" w:hAnsi="Arial"/>
@@ -3162,7 +3162,7 @@
               <w:spacing w:after="10" w:before="0"/>
               <w:ind w:left="120"/>
             </w:pPr>
-            <w:hyperlink w:history="1" r:id="rId7ojmdcqirlaef_6ueeow7">
+            <w:hyperlink w:history="1" r:id="rIdsfh0rj2ojywudk3a6op88">
               <w:r>
                 <w:rPr>
                   <w:rFonts w:ascii="Arial" w:cs="Arial" w:eastAsia="Arial" w:hAnsi="Arial"/>
@@ -3239,7 +3239,7 @@
               <w:spacing w:after="10" w:before="0"/>
               <w:ind w:left="120"/>
             </w:pPr>
-            <w:hyperlink w:history="1" r:id="rIda_9_6qtnhmpk9clj9lanc">
+            <w:hyperlink w:history="1" r:id="rIdipo08mjjhgdrrjt0b6spu">
               <w:r>
                 <w:rPr>
                   <w:rFonts w:ascii="Arial" w:cs="Arial" w:eastAsia="Arial" w:hAnsi="Arial"/>
@@ -3466,7 +3466,7 @@
               <w:spacing w:after="10" w:before="0"/>
               <w:ind w:left="120"/>
             </w:pPr>
-            <w:hyperlink w:history="1" r:id="rIdp4viiy4n48uzmdff3we8v">
+            <w:hyperlink w:history="1" r:id="rIdlwbbufikb9nfeyrff9nob">
               <w:r>
                 <w:rPr>
                   <w:rFonts w:ascii="Arial" w:cs="Arial" w:eastAsia="Arial" w:hAnsi="Arial"/>
@@ -3543,7 +3543,7 @@
               <w:spacing w:after="10" w:before="0"/>
               <w:ind w:left="120"/>
             </w:pPr>
-            <w:hyperlink w:history="1" r:id="rId-jj0ngsbcxofohqc8nk0m">
+            <w:hyperlink w:history="1" r:id="rIdka1sj-awaztm-ugq5tn3y">
               <w:r>
                 <w:rPr>
                   <w:rFonts w:ascii="Arial" w:cs="Arial" w:eastAsia="Arial" w:hAnsi="Arial"/>
@@ -3600,7 +3600,7 @@
                 <w:sz w:val="18"/>
                 <w:szCs w:val="18"/>
               </w:rPr>
-              <w:t xml:space="preserve">Part A (20 min): Groups observe external fertilisation in amphibians and fish in their habitat (school pond, nearby wetland edge, or aquarium with tilapia/guppies) or from a pre-downloaded clip of frogs in amplexus laying spawn and tilapia spawning in Lake Victoria. They record in a table: where eggs are released, where sperm meet eggs, jelly coating, number of eggs, any parental care, and the role of water. Part B (20 min): Groups search shared textbooks, charts and pre-downloaded clips for information on internal fertilisation types and sort examples (hen, snake, lizard, tilapia-like mouthbrooder note, shark/guppy, cow, goat, human, python, chameleon) into oviparous, viviparous and ovoviviparous columns on a classification chart. Roles rotate: reader, recorder, chart maker, presenter, so responsibilities are shared fairly.</w:t>
+              <w:t xml:space="preserve">Part A (20 min): Groups observe external fertilisation in amphibians and fish in their habitat (school pond, nearby wetland edge, or aquarium with tilapia) or from a pre-downloaded clip of frogs in amplexus laying spawn and tilapia spawning in Lake Victoria. They record in a table: where eggs are released, where sperm meet eggs, jelly coating, number of eggs, any parental care, and the role of water. Part B (20 min): Groups search shared textbooks, charts and pre-downloaded clips for information on internal fertilisation types and sort examples (hen, snake, lizard, shark, guppy, cow, goat, human, python, chameleon) into oviparous, viviparous and ovoviviparous columns on a classification chart. Roles rotate: reader, recorder, chart maker, presenter, so responsibilities are shared fairly.</w:t>
             </w:r>
           </w:p>
         </w:tc>
@@ -3770,7 +3770,7 @@
               <w:spacing w:after="10" w:before="0"/>
               <w:ind w:left="120"/>
             </w:pPr>
-            <w:hyperlink w:history="1" r:id="rId63-wbx8db9rgj-r9vd0b6">
+            <w:hyperlink w:history="1" r:id="rId0jsgzwftniqqeeo9qfw_a">
               <w:r>
                 <w:rPr>
                   <w:rFonts w:ascii="Arial" w:cs="Arial" w:eastAsia="Arial" w:hAnsi="Arial"/>
@@ -3847,7 +3847,7 @@
               <w:spacing w:after="10" w:before="0"/>
               <w:ind w:left="120"/>
             </w:pPr>
-            <w:hyperlink w:history="1" r:id="rIdpxnwruvjtwi884jixovyw">
+            <w:hyperlink w:history="1" r:id="rIdfrgdlvv8ljc0qsmoenf2v">
               <w:r>
                 <w:rPr>
                   <w:rFonts w:ascii="Arial" w:cs="Arial" w:eastAsia="Arial" w:hAnsi="Arial"/>
@@ -4074,7 +4074,7 @@
               <w:spacing w:after="10" w:before="0"/>
               <w:ind w:left="120"/>
             </w:pPr>
-            <w:hyperlink w:history="1" r:id="rIdofmfdou9e_lqqd5l8vfdw">
+            <w:hyperlink w:history="1" r:id="rIdgch4ag_63n_vww7yj2urn">
               <w:r>
                 <w:rPr>
                   <w:rFonts w:ascii="Arial" w:cs="Arial" w:eastAsia="Arial" w:hAnsi="Arial"/>
@@ -4151,7 +4151,7 @@
               <w:spacing w:after="10" w:before="0"/>
               <w:ind w:left="120"/>
             </w:pPr>
-            <w:hyperlink w:history="1" r:id="rIdzn8abfhbnujuc_b9pgizj">
+            <w:hyperlink w:history="1" r:id="rIdxy6-0ufvvzu1n-bizetgt">
               <w:r>
                 <w:rPr>
                   <w:rFonts w:ascii="Arial" w:cs="Arial" w:eastAsia="Arial" w:hAnsi="Arial"/>
@@ -4378,7 +4378,7 @@
               <w:spacing w:after="10" w:before="0"/>
               <w:ind w:left="120"/>
             </w:pPr>
-            <w:hyperlink w:history="1" r:id="rIddgepfk9ejq2nnoup8hga5">
+            <w:hyperlink w:history="1" r:id="rIdbb2ryxawmgbj2qks91mgv">
               <w:r>
                 <w:rPr>
                   <w:rFonts w:ascii="Arial" w:cs="Arial" w:eastAsia="Arial" w:hAnsi="Arial"/>
@@ -4455,7 +4455,7 @@
               <w:spacing w:after="10" w:before="0"/>
               <w:ind w:left="120"/>
             </w:pPr>
-            <w:hyperlink w:history="1" r:id="rId0bdllqksgg_sg6ksrtkw-">
+            <w:hyperlink w:history="1" r:id="rId2wkvdmqdusumb5mi4wjuz">
               <w:r>
                 <w:rPr>
                   <w:rFonts w:ascii="Arial" w:cs="Arial" w:eastAsia="Arial" w:hAnsi="Arial"/>
@@ -4982,7 +4982,7 @@
         </w:rPr>
         <w:t xml:space="preserve">© 2026 SeaVuria and ARES. Aligned with KICD objectives. Developed by SeaVuria; technical implementation by ARES (with AI assistance from Claude). Licensed under </w:t>
       </w:r>
-      <w:hyperlink w:history="1" r:id="rIdpgpfvcyciqsvfifan6bb2">
+      <w:hyperlink w:history="1" r:id="rIdwhl1aatx1s80xzxx_30jd">
         <w:r>
           <w:rPr>
             <w:rFonts w:ascii="Arial" w:cs="Arial" w:eastAsia="Arial" w:hAnsi="Arial"/>
@@ -5003,7 +5003,7 @@
         </w:rPr>
         <w:t xml:space="preserve"> (</w:t>
       </w:r>
-      <w:hyperlink w:history="1" r:id="rIdtwvxox8c-n7gaccho_yur">
+      <w:hyperlink w:history="1" r:id="rIdbkeaq34cxr150ove3lr4k">
         <w:r>
           <w:rPr>
             <w:rFonts w:ascii="Arial" w:cs="Arial" w:eastAsia="Arial" w:hAnsi="Arial"/>
@@ -6033,7 +6033,7 @@
               <w:spacing w:after="10" w:before="0"/>
               <w:ind w:left="120"/>
             </w:pPr>
-            <w:hyperlink w:history="1" r:id="rIdpe6xkvc08ya1fswal_d3m">
+            <w:hyperlink w:history="1" r:id="rId8_tpkwdizlp4pvzas0_oo">
               <w:r>
                 <w:rPr>
                   <w:rFonts w:ascii="Arial" w:cs="Arial" w:eastAsia="Arial" w:hAnsi="Arial"/>
@@ -6110,7 +6110,7 @@
               <w:spacing w:after="10" w:before="0"/>
               <w:ind w:left="120"/>
             </w:pPr>
-            <w:hyperlink w:history="1" r:id="rIdr7v8tiuxjt97c9rasureo">
+            <w:hyperlink w:history="1" r:id="rIdpap9fehyhan59lirjnnm-">
               <w:r>
                 <w:rPr>
                   <w:rFonts w:ascii="Arial" w:cs="Arial" w:eastAsia="Arial" w:hAnsi="Arial"/>
@@ -6337,7 +6337,7 @@
               <w:spacing w:after="10" w:before="0"/>
               <w:ind w:left="120"/>
             </w:pPr>
-            <w:hyperlink w:history="1" r:id="rIdyiokebqewuqkjcwufbbhz">
+            <w:hyperlink w:history="1" r:id="rIdm0nwov5tipudcgaiiqq0b">
               <w:r>
                 <w:rPr>
                   <w:rFonts w:ascii="Arial" w:cs="Arial" w:eastAsia="Arial" w:hAnsi="Arial"/>
@@ -6414,7 +6414,7 @@
               <w:spacing w:after="10" w:before="0"/>
               <w:ind w:left="120"/>
             </w:pPr>
-            <w:hyperlink w:history="1" r:id="rIdp3p_sncztidg_mzxd31ne">
+            <w:hyperlink w:history="1" r:id="rIdtkgt1esq6y6ay2c_jou7i">
               <w:r>
                 <w:rPr>
                   <w:rFonts w:ascii="Arial" w:cs="Arial" w:eastAsia="Arial" w:hAnsi="Arial"/>
@@ -6641,7 +6641,7 @@
               <w:spacing w:after="10" w:before="0"/>
               <w:ind w:left="120"/>
             </w:pPr>
-            <w:hyperlink w:history="1" r:id="rIduzn77luvzueqysgbp1zme">
+            <w:hyperlink w:history="1" r:id="rId0acwpu4oy1dsjbsd-p5d4">
               <w:r>
                 <w:rPr>
                   <w:rFonts w:ascii="Arial" w:cs="Arial" w:eastAsia="Arial" w:hAnsi="Arial"/>
@@ -6718,7 +6718,7 @@
               <w:spacing w:after="10" w:before="0"/>
               <w:ind w:left="120"/>
             </w:pPr>
-            <w:hyperlink w:history="1" r:id="rIdxeanf7ihiykpr0a-i2cku">
+            <w:hyperlink w:history="1" r:id="rIdxicdqisuswvvoddem67qk">
               <w:r>
                 <w:rPr>
                   <w:rFonts w:ascii="Arial" w:cs="Arial" w:eastAsia="Arial" w:hAnsi="Arial"/>
@@ -6945,7 +6945,7 @@
               <w:spacing w:after="10" w:before="0"/>
               <w:ind w:left="120"/>
             </w:pPr>
-            <w:hyperlink w:history="1" r:id="rIdgetijch-hkezip3vg0qi1">
+            <w:hyperlink w:history="1" r:id="rId3ucpldi1fajmnqsz6oenb">
               <w:r>
                 <w:rPr>
                   <w:rFonts w:ascii="Arial" w:cs="Arial" w:eastAsia="Arial" w:hAnsi="Arial"/>
@@ -7022,7 +7022,7 @@
               <w:spacing w:after="10" w:before="0"/>
               <w:ind w:left="120"/>
             </w:pPr>
-            <w:hyperlink w:history="1" r:id="rIdgvyxmb4fdosnoftn2svww">
+            <w:hyperlink w:history="1" r:id="rIdi30oibhdjwil2s9piirkp">
               <w:r>
                 <w:rPr>
                   <w:rFonts w:ascii="Arial" w:cs="Arial" w:eastAsia="Arial" w:hAnsi="Arial"/>
@@ -7249,7 +7249,7 @@
               <w:spacing w:after="10" w:before="0"/>
               <w:ind w:left="120"/>
             </w:pPr>
-            <w:hyperlink w:history="1" r:id="rIdpc7dsd2aa2uegrkcw7slc">
+            <w:hyperlink w:history="1" r:id="rId4zzrbinq4xmnyf82gybg6">
               <w:r>
                 <w:rPr>
                   <w:rFonts w:ascii="Arial" w:cs="Arial" w:eastAsia="Arial" w:hAnsi="Arial"/>
@@ -7326,7 +7326,7 @@
               <w:spacing w:after="10" w:before="0"/>
               <w:ind w:left="120"/>
             </w:pPr>
-            <w:hyperlink w:history="1" r:id="rIdnqflyxbcon4fyfrnhb3ik">
+            <w:hyperlink w:history="1" r:id="rIdao1-5t5ir3dh8-divbi5x">
               <w:r>
                 <w:rPr>
                   <w:rFonts w:ascii="Arial" w:cs="Arial" w:eastAsia="Arial" w:hAnsi="Arial"/>
@@ -7853,7 +7853,7 @@
         </w:rPr>
         <w:t xml:space="preserve">© 2026 SeaVuria and ARES. Aligned with KICD objectives. Developed by SeaVuria; technical implementation by ARES (with AI assistance from Claude). Licensed under </w:t>
       </w:r>
-      <w:hyperlink w:history="1" r:id="rIdiiuyt5yzfb6ubdi6zf035">
+      <w:hyperlink w:history="1" r:id="rIdxpthv9tyd8ei4o-sihu6j">
         <w:r>
           <w:rPr>
             <w:rFonts w:ascii="Arial" w:cs="Arial" w:eastAsia="Arial" w:hAnsi="Arial"/>
@@ -7874,7 +7874,7 @@
         </w:rPr>
         <w:t xml:space="preserve"> (</w:t>
       </w:r>
-      <w:hyperlink w:history="1" r:id="rIdol_-8jookyc55yprmkr0g">
+      <w:hyperlink w:history="1" r:id="rId9ngx-rkkovvfefhsf7oyd">
         <w:r>
           <w:rPr>
             <w:rFonts w:ascii="Arial" w:cs="Arial" w:eastAsia="Arial" w:hAnsi="Arial"/>
@@ -8887,7 +8887,7 @@
             <w:pPr>
               <w:spacing w:after="20" w:before="0"/>
             </w:pPr>
-            <w:hyperlink w:history="1" r:id="rIdk7kpsgcbtcfpmzs_cqwuy">
+            <w:hyperlink w:history="1" r:id="rIdywsrrrohevj6gumop_cqm">
               <w:r>
                 <w:rPr>
                   <w:rFonts w:ascii="Arial" w:cs="Arial" w:eastAsia="Arial" w:hAnsi="Arial"/>
@@ -8936,7 +8936,7 @@
               <w:spacing w:after="10" w:before="0"/>
               <w:ind w:left="120"/>
             </w:pPr>
-            <w:hyperlink w:history="1" r:id="rIdj60iujnaow3rb4vts9r3-">
+            <w:hyperlink w:history="1" r:id="rIdl7ir1l8sztl_qt-878ba-">
               <w:r>
                 <w:rPr>
                   <w:rFonts w:ascii="Arial" w:cs="Arial" w:eastAsia="Arial" w:hAnsi="Arial"/>
@@ -8998,7 +8998,7 @@
               <w:spacing w:after="10" w:before="0"/>
               <w:ind w:left="120"/>
             </w:pPr>
-            <w:hyperlink w:history="1" r:id="rIdjgmi6wbakmhgifbyocxey">
+            <w:hyperlink w:history="1" r:id="rId-trdy-mbvhxryootatl_y">
               <w:r>
                 <w:rPr>
                   <w:rFonts w:ascii="Arial" w:cs="Arial" w:eastAsia="Arial" w:hAnsi="Arial"/>
@@ -9208,7 +9208,7 @@
             <w:pPr>
               <w:spacing w:after="20" w:before="0"/>
             </w:pPr>
-            <w:hyperlink w:history="1" r:id="rId7e6ve0o6yocnpsrmf-fqy">
+            <w:hyperlink w:history="1" r:id="rIdhu6ppgvbi0sytu4k8ctd2">
               <w:r>
                 <w:rPr>
                   <w:rFonts w:ascii="Arial" w:cs="Arial" w:eastAsia="Arial" w:hAnsi="Arial"/>
@@ -9257,7 +9257,7 @@
               <w:spacing w:after="10" w:before="0"/>
               <w:ind w:left="120"/>
             </w:pPr>
-            <w:hyperlink w:history="1" r:id="rIdape65jaex1pjxx7gb02zb">
+            <w:hyperlink w:history="1" r:id="rIdpvhumyidjcuywaxu40p8o">
               <w:r>
                 <w:rPr>
                   <w:rFonts w:ascii="Arial" w:cs="Arial" w:eastAsia="Arial" w:hAnsi="Arial"/>
@@ -9319,7 +9319,7 @@
               <w:spacing w:after="10" w:before="0"/>
               <w:ind w:left="120"/>
             </w:pPr>
-            <w:hyperlink w:history="1" r:id="rIdz6ntv_fwm7hlkhol9clty">
+            <w:hyperlink w:history="1" r:id="rIduc0yznotwoiuw4qrd4i2j">
               <w:r>
                 <w:rPr>
                   <w:rFonts w:ascii="Arial" w:cs="Arial" w:eastAsia="Arial" w:hAnsi="Arial"/>
@@ -9529,7 +9529,7 @@
             <w:pPr>
               <w:spacing w:after="20" w:before="0"/>
             </w:pPr>
-            <w:hyperlink w:history="1" r:id="rId0diyxirwir3vh3khttip2">
+            <w:hyperlink w:history="1" r:id="rIdfwu4y-evje8sanyr0v58s">
               <w:r>
                 <w:rPr>
                   <w:rFonts w:ascii="Arial" w:cs="Arial" w:eastAsia="Arial" w:hAnsi="Arial"/>
@@ -9578,7 +9578,7 @@
               <w:spacing w:after="10" w:before="0"/>
               <w:ind w:left="120"/>
             </w:pPr>
-            <w:hyperlink w:history="1" r:id="rId1ieybfs2xbyfbkokojmca">
+            <w:hyperlink w:history="1" r:id="rIdqdwhakdf8wlg0kko8ipgf">
               <w:r>
                 <w:rPr>
                   <w:rFonts w:ascii="Arial" w:cs="Arial" w:eastAsia="Arial" w:hAnsi="Arial"/>
@@ -9640,7 +9640,7 @@
               <w:spacing w:after="10" w:before="0"/>
               <w:ind w:left="120"/>
             </w:pPr>
-            <w:hyperlink w:history="1" r:id="rIdbziuj9zotrhck5wq4lm4e">
+            <w:hyperlink w:history="1" r:id="rIdic2hv8qkdq_225yzy3tbd">
               <w:r>
                 <w:rPr>
                   <w:rFonts w:ascii="Arial" w:cs="Arial" w:eastAsia="Arial" w:hAnsi="Arial"/>
@@ -9850,7 +9850,7 @@
             <w:pPr>
               <w:spacing w:after="20" w:before="0"/>
             </w:pPr>
-            <w:hyperlink w:history="1" r:id="rIdytyr-thwyhsocf5yrrtmr">
+            <w:hyperlink w:history="1" r:id="rIdoxvujgtvp6poe-qqcoxky">
               <w:r>
                 <w:rPr>
                   <w:rFonts w:ascii="Arial" w:cs="Arial" w:eastAsia="Arial" w:hAnsi="Arial"/>
@@ -9899,7 +9899,7 @@
               <w:spacing w:after="10" w:before="0"/>
               <w:ind w:left="120"/>
             </w:pPr>
-            <w:hyperlink w:history="1" r:id="rIdcpih0en_aol9u-iefaijp">
+            <w:hyperlink w:history="1" r:id="rId7x7ihulxcjjrlkso7mfrx">
               <w:r>
                 <w:rPr>
                   <w:rFonts w:ascii="Arial" w:cs="Arial" w:eastAsia="Arial" w:hAnsi="Arial"/>
@@ -9961,7 +9961,7 @@
               <w:spacing w:after="10" w:before="0"/>
               <w:ind w:left="120"/>
             </w:pPr>
-            <w:hyperlink w:history="1" r:id="rIdf2sbr8rw49yjvvg0z8jm2">
+            <w:hyperlink w:history="1" r:id="rIdm_7wp80skqqqxbhd7mfmk">
               <w:r>
                 <w:rPr>
                   <w:rFonts w:ascii="Arial" w:cs="Arial" w:eastAsia="Arial" w:hAnsi="Arial"/>
@@ -10171,7 +10171,7 @@
             <w:pPr>
               <w:spacing w:after="20" w:before="0"/>
             </w:pPr>
-            <w:hyperlink w:history="1" r:id="rIdfmqz6p4el41apud6pvzyd">
+            <w:hyperlink w:history="1" r:id="rIdxieunql_nhej4h9bw6wgn">
               <w:r>
                 <w:rPr>
                   <w:rFonts w:ascii="Arial" w:cs="Arial" w:eastAsia="Arial" w:hAnsi="Arial"/>
@@ -10220,7 +10220,7 @@
               <w:spacing w:after="10" w:before="0"/>
               <w:ind w:left="120"/>
             </w:pPr>
-            <w:hyperlink w:history="1" r:id="rIdjtk7x9p8ycvwk2wnbjtuy">
+            <w:hyperlink w:history="1" r:id="rId4n8cdxlrpxspzzxwgtzvm">
               <w:r>
                 <w:rPr>
                   <w:rFonts w:ascii="Arial" w:cs="Arial" w:eastAsia="Arial" w:hAnsi="Arial"/>
@@ -10282,7 +10282,7 @@
               <w:spacing w:after="10" w:before="0"/>
               <w:ind w:left="120"/>
             </w:pPr>
-            <w:hyperlink w:history="1" r:id="rIdklo-kp_tredw5rxunfzr2">
+            <w:hyperlink w:history="1" r:id="rId2_toyrcn_fxwtzfw2xbuj">
               <w:r>
                 <w:rPr>
                   <w:rFonts w:ascii="Arial" w:cs="Arial" w:eastAsia="Arial" w:hAnsi="Arial"/>
@@ -10809,7 +10809,7 @@
         </w:rPr>
         <w:t xml:space="preserve">© 2026 SeaVuria and ARES. Aligned with KICD objectives. Developed by SeaVuria; technical implementation by ARES (with AI assistance from Claude). Licensed under </w:t>
       </w:r>
-      <w:hyperlink w:history="1" r:id="rIdvult8hwgrp5gvy49wpsrc">
+      <w:hyperlink w:history="1" r:id="rId3pqk5ye1ani9rmf1gfdap">
         <w:r>
           <w:rPr>
             <w:rFonts w:ascii="Arial" w:cs="Arial" w:eastAsia="Arial" w:hAnsi="Arial"/>
@@ -10830,7 +10830,7 @@
         </w:rPr>
         <w:t xml:space="preserve"> (</w:t>
       </w:r>
-      <w:hyperlink w:history="1" r:id="rId4xcmf49suyk2qhgfwl2at">
+      <w:hyperlink w:history="1" r:id="rIdbyacmvnezgykh-er3ehxj">
         <w:r>
           <w:rPr>
             <w:rFonts w:ascii="Arial" w:cs="Arial" w:eastAsia="Arial" w:hAnsi="Arial"/>
@@ -11843,7 +11843,7 @@
             <w:pPr>
               <w:spacing w:after="20" w:before="0"/>
             </w:pPr>
-            <w:hyperlink w:history="1" r:id="rIdbehtzn_r24lura41zozad">
+            <w:hyperlink w:history="1" r:id="rId0x0yzxamfi6h7btlj-x2g">
               <w:r>
                 <w:rPr>
                   <w:rFonts w:ascii="Arial" w:cs="Arial" w:eastAsia="Arial" w:hAnsi="Arial"/>
@@ -11892,7 +11892,7 @@
               <w:spacing w:after="10" w:before="0"/>
               <w:ind w:left="120"/>
             </w:pPr>
-            <w:hyperlink w:history="1" r:id="rIdfj5gjkwzq1j5cezcrrcpd">
+            <w:hyperlink w:history="1" r:id="rIdfc2uuk4bqnaupafiwqziy">
               <w:r>
                 <w:rPr>
                   <w:rFonts w:ascii="Arial" w:cs="Arial" w:eastAsia="Arial" w:hAnsi="Arial"/>
@@ -11937,7 +11937,7 @@
             <w:pPr>
               <w:spacing w:after="20" w:before="0"/>
             </w:pPr>
-            <w:hyperlink w:history="1" r:id="rIdfbedgbgecixm2mcbualck">
+            <w:hyperlink w:history="1" r:id="rIdee3thbqypaziqasfh2jqj">
               <w:r>
                 <w:rPr>
                   <w:rFonts w:ascii="Arial" w:cs="Arial" w:eastAsia="Arial" w:hAnsi="Arial"/>
@@ -11970,7 +11970,7 @@
               <w:spacing w:after="10" w:before="0"/>
               <w:ind w:left="120"/>
             </w:pPr>
-            <w:hyperlink w:history="1" r:id="rIdu6x6iukavmaf8ryzi4eq6">
+            <w:hyperlink w:history="1" r:id="rIdzzpsg9nddan9p_vhlhhed">
               <w:r>
                 <w:rPr>
                   <w:rFonts w:ascii="Arial" w:cs="Arial" w:eastAsia="Arial" w:hAnsi="Arial"/>
@@ -12165,7 +12165,7 @@
             <w:pPr>
               <w:spacing w:after="20" w:before="0"/>
             </w:pPr>
-            <w:hyperlink w:history="1" r:id="rIdldwapznvaq7wrflo3w3lj">
+            <w:hyperlink w:history="1" r:id="rIdsutry8zaq4aqp142eqvua">
               <w:r>
                 <w:rPr>
                   <w:rFonts w:ascii="Arial" w:cs="Arial" w:eastAsia="Arial" w:hAnsi="Arial"/>
@@ -12214,7 +12214,7 @@
               <w:spacing w:after="10" w:before="0"/>
               <w:ind w:left="120"/>
             </w:pPr>
-            <w:hyperlink w:history="1" r:id="rIdycenx-keffqmcelq07xrg">
+            <w:hyperlink w:history="1" r:id="rIdxmgk7ubgmuaqejyekmxqn">
               <w:r>
                 <w:rPr>
                   <w:rFonts w:ascii="Arial" w:cs="Arial" w:eastAsia="Arial" w:hAnsi="Arial"/>
@@ -12259,7 +12259,7 @@
             <w:pPr>
               <w:spacing w:after="20" w:before="0"/>
             </w:pPr>
-            <w:hyperlink w:history="1" r:id="rIdhqnzerw6batz8nkfthxyd">
+            <w:hyperlink w:history="1" r:id="rId6nzwf-vif0evbo6beqj-y">
               <w:r>
                 <w:rPr>
                   <w:rFonts w:ascii="Arial" w:cs="Arial" w:eastAsia="Arial" w:hAnsi="Arial"/>
@@ -12292,7 +12292,7 @@
               <w:spacing w:after="10" w:before="0"/>
               <w:ind w:left="120"/>
             </w:pPr>
-            <w:hyperlink w:history="1" r:id="rIdjl4qrhszgfpfssh3twvje">
+            <w:hyperlink w:history="1" r:id="rIdv4ybuzatkatwxvt3teknt">
               <w:r>
                 <w:rPr>
                   <w:rFonts w:ascii="Arial" w:cs="Arial" w:eastAsia="Arial" w:hAnsi="Arial"/>
@@ -12487,7 +12487,7 @@
             <w:pPr>
               <w:spacing w:after="20" w:before="0"/>
             </w:pPr>
-            <w:hyperlink w:history="1" r:id="rIdd3e9v5nvrfs9-r0wjbuho">
+            <w:hyperlink w:history="1" r:id="rId2r4kc60_qmye0xbpzhxyy">
               <w:r>
                 <w:rPr>
                   <w:rFonts w:ascii="Arial" w:cs="Arial" w:eastAsia="Arial" w:hAnsi="Arial"/>
@@ -12536,7 +12536,7 @@
               <w:spacing w:after="10" w:before="0"/>
               <w:ind w:left="120"/>
             </w:pPr>
-            <w:hyperlink w:history="1" r:id="rIdaufs-khgb_iuhqjylrpw0">
+            <w:hyperlink w:history="1" r:id="rIdv2m2omxv9ngj7egwax_su">
               <w:r>
                 <w:rPr>
                   <w:rFonts w:ascii="Arial" w:cs="Arial" w:eastAsia="Arial" w:hAnsi="Arial"/>
@@ -12581,7 +12581,7 @@
             <w:pPr>
               <w:spacing w:after="20" w:before="0"/>
             </w:pPr>
-            <w:hyperlink w:history="1" r:id="rIda7yp__ddred3qfcrwfw-y">
+            <w:hyperlink w:history="1" r:id="rIdchs5uvi0prhrofy0etau5">
               <w:r>
                 <w:rPr>
                   <w:rFonts w:ascii="Arial" w:cs="Arial" w:eastAsia="Arial" w:hAnsi="Arial"/>
@@ -12614,7 +12614,7 @@
               <w:spacing w:after="10" w:before="0"/>
               <w:ind w:left="120"/>
             </w:pPr>
-            <w:hyperlink w:history="1" r:id="rIdkylkfylaajdf6yttlcugx">
+            <w:hyperlink w:history="1" r:id="rIdrczshlclmw8c08jbrft4y">
               <w:r>
                 <w:rPr>
                   <w:rFonts w:ascii="Arial" w:cs="Arial" w:eastAsia="Arial" w:hAnsi="Arial"/>
@@ -12809,7 +12809,7 @@
             <w:pPr>
               <w:spacing w:after="20" w:before="0"/>
             </w:pPr>
-            <w:hyperlink w:history="1" r:id="rId32pa28qqdli_ee3zrmfun">
+            <w:hyperlink w:history="1" r:id="rIdfhapif4wegw9630fgeko9">
               <w:r>
                 <w:rPr>
                   <w:rFonts w:ascii="Arial" w:cs="Arial" w:eastAsia="Arial" w:hAnsi="Arial"/>
@@ -12858,7 +12858,7 @@
               <w:spacing w:after="10" w:before="0"/>
               <w:ind w:left="120"/>
             </w:pPr>
-            <w:hyperlink w:history="1" r:id="rIdyiq0euodndsnww99rd3pi">
+            <w:hyperlink w:history="1" r:id="rIdhfyavteeupahzj4agqhxg">
               <w:r>
                 <w:rPr>
                   <w:rFonts w:ascii="Arial" w:cs="Arial" w:eastAsia="Arial" w:hAnsi="Arial"/>
@@ -12903,7 +12903,7 @@
             <w:pPr>
               <w:spacing w:after="20" w:before="0"/>
             </w:pPr>
-            <w:hyperlink w:history="1" r:id="rIdut3xigevkf3wyxeyy7d2h">
+            <w:hyperlink w:history="1" r:id="rIdyt8icu3v47nuayidr5gjx">
               <w:r>
                 <w:rPr>
                   <w:rFonts w:ascii="Arial" w:cs="Arial" w:eastAsia="Arial" w:hAnsi="Arial"/>
@@ -12936,7 +12936,7 @@
               <w:spacing w:after="10" w:before="0"/>
               <w:ind w:left="120"/>
             </w:pPr>
-            <w:hyperlink w:history="1" r:id="rIdaczdmyg4ftusvuh1oxxaz">
+            <w:hyperlink w:history="1" r:id="rIdakmytw4afgo3jeiakhlb-">
               <w:r>
                 <w:rPr>
                   <w:rFonts w:ascii="Arial" w:cs="Arial" w:eastAsia="Arial" w:hAnsi="Arial"/>
@@ -13131,7 +13131,7 @@
             <w:pPr>
               <w:spacing w:after="20" w:before="0"/>
             </w:pPr>
-            <w:hyperlink w:history="1" r:id="rIdyrbm8osuvzr-ydvwvrnlu">
+            <w:hyperlink w:history="1" r:id="rId0vwiwbey631vhse4uy9v6">
               <w:r>
                 <w:rPr>
                   <w:rFonts w:ascii="Arial" w:cs="Arial" w:eastAsia="Arial" w:hAnsi="Arial"/>
@@ -13180,7 +13180,7 @@
               <w:spacing w:after="10" w:before="0"/>
               <w:ind w:left="120"/>
             </w:pPr>
-            <w:hyperlink w:history="1" r:id="rIdbcewcczwqrrasaxd7lwm2">
+            <w:hyperlink w:history="1" r:id="rId6wqybuymkx2xi34wknpgi">
               <w:r>
                 <w:rPr>
                   <w:rFonts w:ascii="Arial" w:cs="Arial" w:eastAsia="Arial" w:hAnsi="Arial"/>
@@ -13225,7 +13225,7 @@
             <w:pPr>
               <w:spacing w:after="20" w:before="0"/>
             </w:pPr>
-            <w:hyperlink w:history="1" r:id="rIdwajam2juso1gwnxzakwfz">
+            <w:hyperlink w:history="1" r:id="rIdrjgnhdrexqvwhgaqbudx6">
               <w:r>
                 <w:rPr>
                   <w:rFonts w:ascii="Arial" w:cs="Arial" w:eastAsia="Arial" w:hAnsi="Arial"/>
@@ -13258,7 +13258,7 @@
               <w:spacing w:after="10" w:before="0"/>
               <w:ind w:left="120"/>
             </w:pPr>
-            <w:hyperlink w:history="1" r:id="rIdxrg_zfyu81w3w86ksnhhq">
+            <w:hyperlink w:history="1" r:id="rIdmseamfvmi8sitayipklg2">
               <w:r>
                 <w:rPr>
                   <w:rFonts w:ascii="Arial" w:cs="Arial" w:eastAsia="Arial" w:hAnsi="Arial"/>
@@ -13770,7 +13770,7 @@
         </w:rPr>
         <w:t xml:space="preserve">© 2026 SeaVuria and ARES. Aligned with KICD objectives. Developed by SeaVuria; technical implementation by ARES (with AI assistance from Claude). Licensed under </w:t>
       </w:r>
-      <w:hyperlink w:history="1" r:id="rIdj0knrlstyiv2ozc3xhiak">
+      <w:hyperlink w:history="1" r:id="rIdfcq3jta43umfiv097s6ji">
         <w:r>
           <w:rPr>
             <w:rFonts w:ascii="Arial" w:cs="Arial" w:eastAsia="Arial" w:hAnsi="Arial"/>
@@ -13791,7 +13791,7 @@
         </w:rPr>
         <w:t xml:space="preserve"> (</w:t>
       </w:r>
-      <w:hyperlink w:history="1" r:id="rIdsg6l6thyvgkcoxo8tyxsg">
+      <w:hyperlink w:history="1" r:id="rIdcjbe7ojvvbnj7iysindhm">
         <w:r>
           <w:rPr>
             <w:rFonts w:ascii="Arial" w:cs="Arial" w:eastAsia="Arial" w:hAnsi="Arial"/>
@@ -14821,7 +14821,7 @@
               <w:spacing w:after="10" w:before="0"/>
               <w:ind w:left="120"/>
             </w:pPr>
-            <w:hyperlink w:history="1" r:id="rId5etuehlhcbmk-ufv1i2fe">
+            <w:hyperlink w:history="1" r:id="rIdtdmuwyrbbv-uhsauxmpgi">
               <w:r>
                 <w:rPr>
                   <w:rFonts w:ascii="Arial" w:cs="Arial" w:eastAsia="Arial" w:hAnsi="Arial"/>
@@ -14898,7 +14898,7 @@
               <w:spacing w:after="10" w:before="0"/>
               <w:ind w:left="120"/>
             </w:pPr>
-            <w:hyperlink w:history="1" r:id="rIdy92n1lud69pfqojeckdtb">
+            <w:hyperlink w:history="1" r:id="rIda5yxvslwqdh3u6tukmi2o">
               <w:r>
                 <w:rPr>
                   <w:rFonts w:ascii="Arial" w:cs="Arial" w:eastAsia="Arial" w:hAnsi="Arial"/>
@@ -15125,7 +15125,7 @@
               <w:spacing w:after="10" w:before="0"/>
               <w:ind w:left="120"/>
             </w:pPr>
-            <w:hyperlink w:history="1" r:id="rIdm1ktcqqpnkgaclqgesez-">
+            <w:hyperlink w:history="1" r:id="rIdymol7n-8o1angjx4bpskg">
               <w:r>
                 <w:rPr>
                   <w:rFonts w:ascii="Arial" w:cs="Arial" w:eastAsia="Arial" w:hAnsi="Arial"/>
@@ -15202,7 +15202,7 @@
               <w:spacing w:after="10" w:before="0"/>
               <w:ind w:left="120"/>
             </w:pPr>
-            <w:hyperlink w:history="1" r:id="rIdmzxn_uoraheawnjfu2t9k">
+            <w:hyperlink w:history="1" r:id="rIdfweniwtqsxjou6knfcdpa">
               <w:r>
                 <w:rPr>
                   <w:rFonts w:ascii="Arial" w:cs="Arial" w:eastAsia="Arial" w:hAnsi="Arial"/>
@@ -15429,7 +15429,7 @@
               <w:spacing w:after="10" w:before="0"/>
               <w:ind w:left="120"/>
             </w:pPr>
-            <w:hyperlink w:history="1" r:id="rIdbzckjwpmd6shyumy1ev-k">
+            <w:hyperlink w:history="1" r:id="rIdqosoli36pqbnpgnrllthw">
               <w:r>
                 <w:rPr>
                   <w:rFonts w:ascii="Arial" w:cs="Arial" w:eastAsia="Arial" w:hAnsi="Arial"/>
@@ -15506,7 +15506,7 @@
               <w:spacing w:after="10" w:before="0"/>
               <w:ind w:left="120"/>
             </w:pPr>
-            <w:hyperlink w:history="1" r:id="rIdcmhwkcmswhxchpa2_cip5">
+            <w:hyperlink w:history="1" r:id="rIdkjgxv6je4jwgpnzwyrsbr">
               <w:r>
                 <w:rPr>
                   <w:rFonts w:ascii="Arial" w:cs="Arial" w:eastAsia="Arial" w:hAnsi="Arial"/>
@@ -15733,7 +15733,7 @@
               <w:spacing w:after="10" w:before="0"/>
               <w:ind w:left="120"/>
             </w:pPr>
-            <w:hyperlink w:history="1" r:id="rIddlmj1p-ks_dizx86nns1j">
+            <w:hyperlink w:history="1" r:id="rId6adq_l43liq-6nustetxl">
               <w:r>
                 <w:rPr>
                   <w:rFonts w:ascii="Arial" w:cs="Arial" w:eastAsia="Arial" w:hAnsi="Arial"/>
@@ -15810,7 +15810,7 @@
               <w:spacing w:after="10" w:before="0"/>
               <w:ind w:left="120"/>
             </w:pPr>
-            <w:hyperlink w:history="1" r:id="rIdadftlhxnofh7hm5akuvlf">
+            <w:hyperlink w:history="1" r:id="rIdruffqcx7nrqqhlucabcnn">
               <w:r>
                 <w:rPr>
                   <w:rFonts w:ascii="Arial" w:cs="Arial" w:eastAsia="Arial" w:hAnsi="Arial"/>
@@ -16037,7 +16037,7 @@
               <w:spacing w:after="10" w:before="0"/>
               <w:ind w:left="120"/>
             </w:pPr>
-            <w:hyperlink w:history="1" r:id="rIdtmssrc0h_qjbca8izz5ml">
+            <w:hyperlink w:history="1" r:id="rIdiozep4ph8aq3cuwo42yfw">
               <w:r>
                 <w:rPr>
                   <w:rFonts w:ascii="Arial" w:cs="Arial" w:eastAsia="Arial" w:hAnsi="Arial"/>
@@ -16114,7 +16114,7 @@
               <w:spacing w:after="10" w:before="0"/>
               <w:ind w:left="120"/>
             </w:pPr>
-            <w:hyperlink w:history="1" r:id="rId9t89qywenvaxxkaxsm7u5">
+            <w:hyperlink w:history="1" r:id="rIdqr8djnj2zmu5arm9rfcmi">
               <w:r>
                 <w:rPr>
                   <w:rFonts w:ascii="Arial" w:cs="Arial" w:eastAsia="Arial" w:hAnsi="Arial"/>
@@ -16641,7 +16641,7 @@
         </w:rPr>
         <w:t xml:space="preserve">© 2026 SeaVuria and ARES. Aligned with KICD objectives. Developed by SeaVuria; technical implementation by ARES (with AI assistance from Claude). Licensed under </w:t>
       </w:r>
-      <w:hyperlink w:history="1" r:id="rIdfxwsiiyizjfuvss3b5zjn">
+      <w:hyperlink w:history="1" r:id="rIdcoxmx07rylxzo0askcxpt">
         <w:r>
           <w:rPr>
             <w:rFonts w:ascii="Arial" w:cs="Arial" w:eastAsia="Arial" w:hAnsi="Arial"/>
@@ -16662,7 +16662,7 @@
         </w:rPr>
         <w:t xml:space="preserve"> (</w:t>
       </w:r>
-      <w:hyperlink w:history="1" r:id="rIdja6y-fj6jdydad9qci3vy">
+      <w:hyperlink w:history="1" r:id="rIdll6qzezp8uqc7kx_6pjj6">
         <w:r>
           <w:rPr>
             <w:rFonts w:ascii="Arial" w:cs="Arial" w:eastAsia="Arial" w:hAnsi="Arial"/>
@@ -17692,7 +17692,7 @@
               <w:spacing w:after="10" w:before="0"/>
               <w:ind w:left="120"/>
             </w:pPr>
-            <w:hyperlink w:history="1" r:id="rIdbgdtlronv8uxsshyon49z">
+            <w:hyperlink w:history="1" r:id="rIdwtuvrfgod4to8lpmaduga">
               <w:r>
                 <w:rPr>
                   <w:rFonts w:ascii="Arial" w:cs="Arial" w:eastAsia="Arial" w:hAnsi="Arial"/>
@@ -17769,7 +17769,7 @@
               <w:spacing w:after="10" w:before="0"/>
               <w:ind w:left="120"/>
             </w:pPr>
-            <w:hyperlink w:history="1" r:id="rIdqktiyglpfovxbmgoc2sm_">
+            <w:hyperlink w:history="1" r:id="rIda28leomt4yqs_rqfd-dl2">
               <w:r>
                 <w:rPr>
                   <w:rFonts w:ascii="Arial" w:cs="Arial" w:eastAsia="Arial" w:hAnsi="Arial"/>
@@ -17996,7 +17996,7 @@
               <w:spacing w:after="10" w:before="0"/>
               <w:ind w:left="120"/>
             </w:pPr>
-            <w:hyperlink w:history="1" r:id="rIdqe3ykylhhgjzhp0vsgur0">
+            <w:hyperlink w:history="1" r:id="rIdacwhf3siweenmccekyp9h">
               <w:r>
                 <w:rPr>
                   <w:rFonts w:ascii="Arial" w:cs="Arial" w:eastAsia="Arial" w:hAnsi="Arial"/>
@@ -18073,7 +18073,7 @@
               <w:spacing w:after="10" w:before="0"/>
               <w:ind w:left="120"/>
             </w:pPr>
-            <w:hyperlink w:history="1" r:id="rIdsjgxcszl6fumspx_dbwt-">
+            <w:hyperlink w:history="1" r:id="rIdd86o97qjxyj4yhouct3yp">
               <w:r>
                 <w:rPr>
                   <w:rFonts w:ascii="Arial" w:cs="Arial" w:eastAsia="Arial" w:hAnsi="Arial"/>
@@ -18300,7 +18300,7 @@
               <w:spacing w:after="10" w:before="0"/>
               <w:ind w:left="120"/>
             </w:pPr>
-            <w:hyperlink w:history="1" r:id="rIdiysbfwkylfiy_vcce4zjp">
+            <w:hyperlink w:history="1" r:id="rIdupks_2ruoossggeu1kejr">
               <w:r>
                 <w:rPr>
                   <w:rFonts w:ascii="Arial" w:cs="Arial" w:eastAsia="Arial" w:hAnsi="Arial"/>
@@ -18377,7 +18377,7 @@
               <w:spacing w:after="10" w:before="0"/>
               <w:ind w:left="120"/>
             </w:pPr>
-            <w:hyperlink w:history="1" r:id="rIdswxy5kcifefqpav-qpfmd">
+            <w:hyperlink w:history="1" r:id="rIdkid1i6z1m-dqewykkfwig">
               <w:r>
                 <w:rPr>
                   <w:rFonts w:ascii="Arial" w:cs="Arial" w:eastAsia="Arial" w:hAnsi="Arial"/>
@@ -18604,7 +18604,7 @@
               <w:spacing w:after="10" w:before="0"/>
               <w:ind w:left="120"/>
             </w:pPr>
-            <w:hyperlink w:history="1" r:id="rIdpvwrq4nthceot98nabdsx">
+            <w:hyperlink w:history="1" r:id="rIdll-n0a_jrrfua4ps40wth">
               <w:r>
                 <w:rPr>
                   <w:rFonts w:ascii="Arial" w:cs="Arial" w:eastAsia="Arial" w:hAnsi="Arial"/>
@@ -18681,7 +18681,7 @@
               <w:spacing w:after="10" w:before="0"/>
               <w:ind w:left="120"/>
             </w:pPr>
-            <w:hyperlink w:history="1" r:id="rIdhydbxnbgzqdjojkgdagex">
+            <w:hyperlink w:history="1" r:id="rIdldn7wstx7thxm6qfexi6a">
               <w:r>
                 <w:rPr>
                   <w:rFonts w:ascii="Arial" w:cs="Arial" w:eastAsia="Arial" w:hAnsi="Arial"/>
@@ -18908,7 +18908,7 @@
               <w:spacing w:after="10" w:before="0"/>
               <w:ind w:left="120"/>
             </w:pPr>
-            <w:hyperlink w:history="1" r:id="rIdvpadah_mkdfqeffbcvyed">
+            <w:hyperlink w:history="1" r:id="rIdkodcgmhkr8twvnyw6wihr">
               <w:r>
                 <w:rPr>
                   <w:rFonts w:ascii="Arial" w:cs="Arial" w:eastAsia="Arial" w:hAnsi="Arial"/>
@@ -18985,7 +18985,7 @@
               <w:spacing w:after="10" w:before="0"/>
               <w:ind w:left="120"/>
             </w:pPr>
-            <w:hyperlink w:history="1" r:id="rIdelawlq9l9fjz8xgnsei0s">
+            <w:hyperlink w:history="1" r:id="rIdw0dbecrfpbfx15ky3hgbo">
               <w:r>
                 <w:rPr>
                   <w:rFonts w:ascii="Arial" w:cs="Arial" w:eastAsia="Arial" w:hAnsi="Arial"/>
@@ -19512,7 +19512,7 @@
         </w:rPr>
         <w:t xml:space="preserve">© 2026 SeaVuria and ARES. Aligned with KICD objectives. Developed by SeaVuria; technical implementation by ARES (with AI assistance from Claude). Licensed under </w:t>
       </w:r>
-      <w:hyperlink w:history="1" r:id="rIdbevtmfewejfnvitb3ujxp">
+      <w:hyperlink w:history="1" r:id="rIdsp0bke6feotg5nwqyfssx">
         <w:r>
           <w:rPr>
             <w:rFonts w:ascii="Arial" w:cs="Arial" w:eastAsia="Arial" w:hAnsi="Arial"/>
@@ -19533,7 +19533,7 @@
         </w:rPr>
         <w:t xml:space="preserve"> (</w:t>
       </w:r>
-      <w:hyperlink w:history="1" r:id="rIdmqhai43rzaqzv3vso6vhz">
+      <w:hyperlink w:history="1" r:id="rIdfypryakadmlzwfndx60mh">
         <w:r>
           <w:rPr>
             <w:rFonts w:ascii="Arial" w:cs="Arial" w:eastAsia="Arial" w:hAnsi="Arial"/>
@@ -20563,7 +20563,7 @@
               <w:spacing w:after="10" w:before="0"/>
               <w:ind w:left="120"/>
             </w:pPr>
-            <w:hyperlink w:history="1" r:id="rIdrb-ep6wodrroajc-6t6mo">
+            <w:hyperlink w:history="1" r:id="rIduxw_rgpqjqgjty67kvbrx">
               <w:r>
                 <w:rPr>
                   <w:rFonts w:ascii="Arial" w:cs="Arial" w:eastAsia="Arial" w:hAnsi="Arial"/>
@@ -20640,7 +20640,7 @@
               <w:spacing w:after="10" w:before="0"/>
               <w:ind w:left="120"/>
             </w:pPr>
-            <w:hyperlink w:history="1" r:id="rId_qdkexkath1lhf0tasrcs">
+            <w:hyperlink w:history="1" r:id="rIdaty4r1llrhzidvm3kudq5">
               <w:r>
                 <w:rPr>
                   <w:rFonts w:ascii="Arial" w:cs="Arial" w:eastAsia="Arial" w:hAnsi="Arial"/>
@@ -20867,7 +20867,7 @@
               <w:spacing w:after="10" w:before="0"/>
               <w:ind w:left="120"/>
             </w:pPr>
-            <w:hyperlink w:history="1" r:id="rIdun0jswlfmg9wwwqta2jsg">
+            <w:hyperlink w:history="1" r:id="rIdvk2o6elodv2xtjohjmgzx">
               <w:r>
                 <w:rPr>
                   <w:rFonts w:ascii="Arial" w:cs="Arial" w:eastAsia="Arial" w:hAnsi="Arial"/>
@@ -20944,7 +20944,7 @@
               <w:spacing w:after="10" w:before="0"/>
               <w:ind w:left="120"/>
             </w:pPr>
-            <w:hyperlink w:history="1" r:id="rIdtpblrqgcuxbzzsjdixjwa">
+            <w:hyperlink w:history="1" r:id="rIdgxmcwv8safxep0tbtlufj">
               <w:r>
                 <w:rPr>
                   <w:rFonts w:ascii="Arial" w:cs="Arial" w:eastAsia="Arial" w:hAnsi="Arial"/>
@@ -21171,7 +21171,7 @@
               <w:spacing w:after="10" w:before="0"/>
               <w:ind w:left="120"/>
             </w:pPr>
-            <w:hyperlink w:history="1" r:id="rIdyxngxjnviyxg20ft7ozhy">
+            <w:hyperlink w:history="1" r:id="rId61gcvueitvmti04hwrtx3">
               <w:r>
                 <w:rPr>
                   <w:rFonts w:ascii="Arial" w:cs="Arial" w:eastAsia="Arial" w:hAnsi="Arial"/>
@@ -21248,7 +21248,7 @@
               <w:spacing w:after="10" w:before="0"/>
               <w:ind w:left="120"/>
             </w:pPr>
-            <w:hyperlink w:history="1" r:id="rIdxroikwnnytf_xwyll65dq">
+            <w:hyperlink w:history="1" r:id="rIdavyjz08dy5abqciv5zeb3">
               <w:r>
                 <w:rPr>
                   <w:rFonts w:ascii="Arial" w:cs="Arial" w:eastAsia="Arial" w:hAnsi="Arial"/>
@@ -21475,7 +21475,7 @@
               <w:spacing w:after="10" w:before="0"/>
               <w:ind w:left="120"/>
             </w:pPr>
-            <w:hyperlink w:history="1" r:id="rIduodl5kgcmdahlfqbx8quw">
+            <w:hyperlink w:history="1" r:id="rId1dc1qunttkngt4lcweiqo">
               <w:r>
                 <w:rPr>
                   <w:rFonts w:ascii="Arial" w:cs="Arial" w:eastAsia="Arial" w:hAnsi="Arial"/>
@@ -21552,7 +21552,7 @@
               <w:spacing w:after="10" w:before="0"/>
               <w:ind w:left="120"/>
             </w:pPr>
-            <w:hyperlink w:history="1" r:id="rIdc0wnohsy0mrdxl5yfv2lx">
+            <w:hyperlink w:history="1" r:id="rIdjutvtvprzmlga3cy1gibz">
               <w:r>
                 <w:rPr>
                   <w:rFonts w:ascii="Arial" w:cs="Arial" w:eastAsia="Arial" w:hAnsi="Arial"/>
@@ -21779,7 +21779,7 @@
               <w:spacing w:after="10" w:before="0"/>
               <w:ind w:left="120"/>
             </w:pPr>
-            <w:hyperlink w:history="1" r:id="rIdcsqfzdqva589b4jfencln">
+            <w:hyperlink w:history="1" r:id="rIdffnoeje6ptohzpnkckql4">
               <w:r>
                 <w:rPr>
                   <w:rFonts w:ascii="Arial" w:cs="Arial" w:eastAsia="Arial" w:hAnsi="Arial"/>
@@ -21856,7 +21856,7 @@
               <w:spacing w:after="10" w:before="0"/>
               <w:ind w:left="120"/>
             </w:pPr>
-            <w:hyperlink w:history="1" r:id="rId93oeeqyv-mttcubdtrbt9">
+            <w:hyperlink w:history="1" r:id="rIdyzvxrrebl2debsiqd0xtx">
               <w:r>
                 <w:rPr>
                   <w:rFonts w:ascii="Arial" w:cs="Arial" w:eastAsia="Arial" w:hAnsi="Arial"/>
@@ -22383,7 +22383,7 @@
         </w:rPr>
         <w:t xml:space="preserve">© 2026 SeaVuria and ARES. Aligned with KICD objectives. Developed by SeaVuria; technical implementation by ARES (with AI assistance from Claude). Licensed under </w:t>
       </w:r>
-      <w:hyperlink w:history="1" r:id="rId-hqdqhlqavs0mc1tzliyn">
+      <w:hyperlink w:history="1" r:id="rIdn28q8rfkt5xrxn9vk9zly">
         <w:r>
           <w:rPr>
             <w:rFonts w:ascii="Arial" w:cs="Arial" w:eastAsia="Arial" w:hAnsi="Arial"/>
@@ -22404,7 +22404,7 @@
         </w:rPr>
         <w:t xml:space="preserve"> (</w:t>
       </w:r>
-      <w:hyperlink w:history="1" r:id="rIdj3dvokxdnula-5syvgas6">
+      <w:hyperlink w:history="1" r:id="rIdgau67cs0bcjtfkwktl8v-">
         <w:r>
           <w:rPr>
             <w:rFonts w:ascii="Arial" w:cs="Arial" w:eastAsia="Arial" w:hAnsi="Arial"/>

--- a/data/outputs/v2/Grade11/Biology/Lesson_Plans/SS3.1_Reproduction_in_Animals/Biology_Reproduction_in_Animals_CBE_LessonSequence.docx
+++ b/data/outputs/v2/Grade11/Biology/Lesson_Plans/SS3.1_Reproduction_in_Animals/Biology_Reproduction_in_Animals_CBE_LessonSequence.docx
@@ -4,6 +4,7 @@
   <w:body>
     <w:p>
       <w:pPr>
+        <w:keepNext w:val="false"/>
         <w:spacing w:after="30" w:before="0"/>
         <w:jc w:val="center"/>
       </w:pPr>
@@ -23,6 +24,7 @@
     </w:p>
     <w:p>
       <w:pPr>
+        <w:keepNext w:val="false"/>
         <w:spacing w:after="60" w:before="0"/>
         <w:jc w:val="center"/>
       </w:pPr>
@@ -81,6 +83,7 @@
           </w:tcPr>
           <w:p>
             <w:pPr>
+              <w:keepNext w:val="false"/>
               <w:spacing w:after="40" w:before="0"/>
               <w:jc w:val="center"/>
             </w:pPr>
@@ -115,6 +118,7 @@
           </w:tcPr>
           <w:p>
             <w:pPr>
+              <w:keepNext w:val="false"/>
               <w:spacing w:after="40" w:before="0"/>
               <w:jc w:val="left"/>
             </w:pPr>
@@ -147,6 +151,7 @@
           </w:tcPr>
           <w:p>
             <w:pPr>
+              <w:keepNext w:val="false"/>
               <w:spacing w:after="40" w:before="0"/>
               <w:jc w:val="left"/>
             </w:pPr>
@@ -181,6 +186,7 @@
           </w:tcPr>
           <w:p>
             <w:pPr>
+              <w:keepNext w:val="false"/>
               <w:spacing w:after="40" w:before="0"/>
               <w:jc w:val="left"/>
             </w:pPr>
@@ -213,6 +219,7 @@
           </w:tcPr>
           <w:p>
             <w:pPr>
+              <w:keepNext w:val="false"/>
               <w:spacing w:after="40" w:before="0"/>
               <w:jc w:val="left"/>
             </w:pPr>
@@ -247,6 +254,7 @@
           </w:tcPr>
           <w:p>
             <w:pPr>
+              <w:keepNext w:val="false"/>
               <w:spacing w:after="40" w:before="0"/>
               <w:jc w:val="left"/>
             </w:pPr>
@@ -279,6 +287,7 @@
           </w:tcPr>
           <w:p>
             <w:pPr>
+              <w:keepNext w:val="false"/>
               <w:spacing w:after="40" w:before="0"/>
               <w:jc w:val="left"/>
             </w:pPr>
@@ -313,6 +322,7 @@
           </w:tcPr>
           <w:p>
             <w:pPr>
+              <w:keepNext w:val="false"/>
               <w:spacing w:after="40" w:before="0"/>
               <w:jc w:val="left"/>
             </w:pPr>
@@ -345,6 +355,7 @@
           </w:tcPr>
           <w:p>
             <w:pPr>
+              <w:keepNext w:val="false"/>
               <w:spacing w:after="40" w:before="0"/>
               <w:jc w:val="left"/>
             </w:pPr>
@@ -379,6 +390,7 @@
           </w:tcPr>
           <w:p>
             <w:pPr>
+              <w:keepNext w:val="false"/>
               <w:spacing w:after="40" w:before="0"/>
               <w:jc w:val="left"/>
             </w:pPr>
@@ -411,6 +423,7 @@
           </w:tcPr>
           <w:p>
             <w:pPr>
+              <w:keepNext w:val="false"/>
               <w:spacing w:after="40" w:before="0"/>
               <w:jc w:val="left"/>
             </w:pPr>
@@ -445,6 +458,7 @@
           </w:tcPr>
           <w:p>
             <w:pPr>
+              <w:keepNext w:val="false"/>
               <w:spacing w:after="40" w:before="0"/>
               <w:jc w:val="left"/>
             </w:pPr>
@@ -612,6 +626,7 @@
           </w:tcPr>
           <w:p>
             <w:pPr>
+              <w:keepNext w:val="false"/>
               <w:spacing w:after="40" w:before="0"/>
               <w:jc w:val="left"/>
             </w:pPr>
@@ -644,6 +659,7 @@
           </w:tcPr>
           <w:p>
             <w:pPr>
+              <w:keepNext w:val="false"/>
               <w:spacing w:after="40" w:before="0"/>
               <w:jc w:val="left"/>
             </w:pPr>
@@ -663,6 +679,7 @@
           </w:p>
           <w:p>
             <w:pPr>
+              <w:keepNext w:val="false"/>
               <w:spacing w:after="40" w:before="0"/>
               <w:jc w:val="left"/>
             </w:pPr>
@@ -682,6 +699,7 @@
           </w:p>
           <w:p>
             <w:pPr>
+              <w:keepNext w:val="false"/>
               <w:spacing w:after="40" w:before="0"/>
               <w:jc w:val="left"/>
             </w:pPr>
@@ -701,6 +719,7 @@
           </w:p>
           <w:p>
             <w:pPr>
+              <w:keepNext w:val="false"/>
               <w:spacing w:after="40" w:before="0"/>
               <w:jc w:val="left"/>
             </w:pPr>
@@ -720,6 +739,7 @@
           </w:p>
           <w:p>
             <w:pPr>
+              <w:keepNext w:val="false"/>
               <w:spacing w:after="40" w:before="0"/>
               <w:jc w:val="left"/>
             </w:pPr>
@@ -739,6 +759,7 @@
           </w:p>
           <w:p>
             <w:pPr>
+              <w:keepNext w:val="false"/>
               <w:spacing w:after="40" w:before="0"/>
               <w:jc w:val="left"/>
             </w:pPr>
@@ -758,6 +779,7 @@
           </w:p>
           <w:p>
             <w:pPr>
+              <w:keepNext w:val="false"/>
               <w:spacing w:after="40" w:before="0"/>
               <w:jc w:val="left"/>
             </w:pPr>
@@ -792,6 +814,7 @@
           </w:tcPr>
           <w:p>
             <w:pPr>
+              <w:keepNext w:val="false"/>
               <w:spacing w:after="40" w:before="0"/>
               <w:jc w:val="left"/>
             </w:pPr>
@@ -899,6 +922,7 @@
           </w:tcPr>
           <w:p>
             <w:pPr>
+              <w:keepNext w:val="false"/>
               <w:spacing w:after="40" w:before="0"/>
               <w:jc w:val="left"/>
             </w:pPr>
@@ -986,6 +1010,7 @@
           </w:tcPr>
           <w:p>
             <w:pPr>
+              <w:keepNext w:val="false"/>
               <w:spacing w:after="40" w:before="0"/>
               <w:jc w:val="left"/>
             </w:pPr>
@@ -1153,6 +1178,7 @@
           </w:tcPr>
           <w:p>
             <w:pPr>
+              <w:keepNext w:val="false"/>
               <w:spacing w:after="40" w:before="0"/>
               <w:jc w:val="left"/>
             </w:pPr>
@@ -1240,6 +1266,7 @@
           </w:tcPr>
           <w:p>
             <w:pPr>
+              <w:keepNext w:val="false"/>
               <w:spacing w:after="40" w:before="0"/>
               <w:jc w:val="left"/>
             </w:pPr>
@@ -1407,6 +1434,7 @@
           </w:tcPr>
           <w:p>
             <w:pPr>
+              <w:keepNext w:val="false"/>
               <w:spacing w:after="40" w:before="0"/>
               <w:jc w:val="left"/>
             </w:pPr>
@@ -1439,6 +1467,7 @@
           </w:tcPr>
           <w:p>
             <w:pPr>
+              <w:keepNext w:val="false"/>
               <w:spacing w:after="40" w:before="0"/>
               <w:jc w:val="left"/>
             </w:pPr>
@@ -1473,6 +1502,7 @@
           </w:tcPr>
           <w:p>
             <w:pPr>
+              <w:keepNext w:val="false"/>
               <w:spacing w:after="40" w:before="0"/>
               <w:jc w:val="left"/>
             </w:pPr>
@@ -1505,6 +1535,7 @@
           </w:tcPr>
           <w:p>
             <w:pPr>
+              <w:keepNext w:val="false"/>
               <w:spacing w:after="40" w:before="0"/>
               <w:jc w:val="left"/>
             </w:pPr>
@@ -1524,6 +1555,7 @@
           </w:p>
           <w:p>
             <w:pPr>
+              <w:keepNext w:val="false"/>
               <w:spacing w:after="40" w:before="0"/>
               <w:jc w:val="left"/>
             </w:pPr>
@@ -1543,6 +1575,7 @@
           </w:p>
           <w:p>
             <w:pPr>
+              <w:keepNext w:val="false"/>
               <w:spacing w:after="40" w:before="0"/>
               <w:jc w:val="left"/>
             </w:pPr>
@@ -1562,6 +1595,7 @@
           </w:p>
           <w:p>
             <w:pPr>
+              <w:keepNext w:val="false"/>
               <w:spacing w:after="40" w:before="0"/>
               <w:jc w:val="left"/>
             </w:pPr>
@@ -1596,6 +1630,7 @@
           </w:tcPr>
           <w:p>
             <w:pPr>
+              <w:keepNext w:val="false"/>
               <w:spacing w:after="40" w:before="0"/>
               <w:jc w:val="left"/>
             </w:pPr>
@@ -1628,6 +1663,7 @@
           </w:tcPr>
           <w:p>
             <w:pPr>
+              <w:keepNext w:val="false"/>
               <w:spacing w:after="40" w:before="0"/>
               <w:jc w:val="left"/>
             </w:pPr>
@@ -1662,6 +1698,7 @@
           </w:tcPr>
           <w:p>
             <w:pPr>
+              <w:keepNext w:val="false"/>
               <w:spacing w:after="40" w:before="0"/>
               <w:jc w:val="left"/>
             </w:pPr>
@@ -1694,6 +1731,7 @@
           </w:tcPr>
           <w:p>
             <w:pPr>
+              <w:keepNext w:val="false"/>
               <w:spacing w:after="40" w:before="0"/>
               <w:jc w:val="left"/>
             </w:pPr>
@@ -1713,6 +1751,7 @@
           </w:p>
           <w:p>
             <w:pPr>
+              <w:keepNext w:val="false"/>
               <w:spacing w:after="40" w:before="0"/>
               <w:jc w:val="left"/>
             </w:pPr>
@@ -1732,6 +1771,7 @@
           </w:p>
           <w:p>
             <w:pPr>
+              <w:keepNext w:val="false"/>
               <w:spacing w:after="40" w:before="0"/>
               <w:jc w:val="left"/>
             </w:pPr>
@@ -1751,6 +1791,7 @@
           </w:p>
           <w:p>
             <w:pPr>
+              <w:keepNext w:val="false"/>
               <w:spacing w:after="40" w:before="0"/>
               <w:jc w:val="left"/>
             </w:pPr>
@@ -1770,6 +1811,7 @@
           </w:p>
           <w:p>
             <w:pPr>
+              <w:keepNext w:val="false"/>
               <w:spacing w:after="40" w:before="0"/>
               <w:jc w:val="left"/>
             </w:pPr>
@@ -1789,6 +1831,7 @@
           </w:p>
           <w:p>
             <w:pPr>
+              <w:keepNext w:val="false"/>
               <w:spacing w:after="40" w:before="0"/>
               <w:jc w:val="left"/>
             </w:pPr>
@@ -1808,6 +1851,7 @@
           </w:p>
           <w:p>
             <w:pPr>
+              <w:keepNext w:val="false"/>
               <w:spacing w:after="40" w:before="0"/>
               <w:jc w:val="left"/>
             </w:pPr>
@@ -1842,6 +1886,7 @@
           </w:tcPr>
           <w:p>
             <w:pPr>
+              <w:keepNext w:val="false"/>
               <w:spacing w:after="40" w:before="0"/>
               <w:jc w:val="left"/>
             </w:pPr>
@@ -2093,7 +2138,7 @@
         </w:rPr>
         <w:t xml:space="preserve">© 2026 SeaVuria and ARES. This work is licensed under a </w:t>
       </w:r>
-      <w:hyperlink w:history="1" r:id="rIdzj6vzgyqucw8pfw3ey9i-">
+      <w:hyperlink w:history="1" r:id="rIdk3mv1ipqwlvxkb8w4qls3">
         <w:r>
           <w:rPr>
             <w:rFonts w:ascii="Arial" w:cs="Arial" w:eastAsia="Arial" w:hAnsi="Arial"/>
@@ -2113,7 +2158,7 @@
         </w:rPr>
         <w:t xml:space="preserve"> (</w:t>
       </w:r>
-      <w:hyperlink w:history="1" r:id="rIdonxnpbcajs_1krfupyqk_">
+      <w:hyperlink w:history="1" r:id="rIdmkut2t1ffuulvso-lhk48">
         <w:r>
           <w:rPr>
             <w:rFonts w:ascii="Arial" w:cs="Arial" w:eastAsia="Arial" w:hAnsi="Arial"/>
@@ -2133,7 +2178,7 @@
         </w:rPr>
         <w:t xml:space="preserve">). To view a copy of this license, visit </w:t>
       </w:r>
-      <w:hyperlink w:history="1" r:id="rIdet-_kfgpudlpzxvbstmdk">
+      <w:hyperlink w:history="1" r:id="rIdv4b_jntb0rhwlapbvpwxy">
         <w:r>
           <w:rPr>
             <w:rFonts w:ascii="Arial" w:cs="Arial" w:eastAsia="Arial" w:hAnsi="Arial"/>
@@ -2192,6 +2237,7 @@
           </w:tcPr>
           <w:p>
             <w:pPr>
+              <w:keepNext w:val="false"/>
               <w:spacing w:after="40" w:before="0"/>
               <w:jc w:val="center"/>
             </w:pPr>
@@ -2227,6 +2273,7 @@
           </w:tcPr>
           <w:p>
             <w:pPr>
+              <w:keepNext w:val="false"/>
               <w:spacing w:after="40" w:before="0"/>
               <w:jc w:val="center"/>
             </w:pPr>
@@ -2261,6 +2308,7 @@
           </w:tcPr>
           <w:p>
             <w:pPr>
+              <w:keepNext w:val="false"/>
               <w:spacing w:after="40" w:before="0"/>
               <w:jc w:val="left"/>
             </w:pPr>
@@ -2293,6 +2341,7 @@
           </w:tcPr>
           <w:p>
             <w:pPr>
+              <w:keepNext w:val="false"/>
               <w:spacing w:after="40" w:before="0"/>
               <w:jc w:val="left"/>
             </w:pPr>
@@ -2327,6 +2376,7 @@
           </w:tcPr>
           <w:p>
             <w:pPr>
+              <w:keepNext w:val="false"/>
               <w:spacing w:after="40" w:before="0"/>
               <w:jc w:val="left"/>
             </w:pPr>
@@ -2359,6 +2409,7 @@
           </w:tcPr>
           <w:p>
             <w:pPr>
+              <w:keepNext w:val="false"/>
               <w:spacing w:after="40" w:before="0"/>
               <w:jc w:val="left"/>
             </w:pPr>
@@ -2393,6 +2444,7 @@
           </w:tcPr>
           <w:p>
             <w:pPr>
+              <w:keepNext w:val="false"/>
               <w:spacing w:after="40" w:before="0"/>
               <w:jc w:val="left"/>
             </w:pPr>
@@ -2425,6 +2477,7 @@
           </w:tcPr>
           <w:p>
             <w:pPr>
+              <w:keepNext w:val="false"/>
               <w:spacing w:after="40" w:before="0"/>
               <w:jc w:val="left"/>
             </w:pPr>
@@ -2459,6 +2512,7 @@
           </w:tcPr>
           <w:p>
             <w:pPr>
+              <w:keepNext w:val="false"/>
               <w:spacing w:after="40" w:before="0"/>
               <w:jc w:val="left"/>
             </w:pPr>
@@ -2491,6 +2545,7 @@
           </w:tcPr>
           <w:p>
             <w:pPr>
+              <w:keepNext w:val="false"/>
               <w:spacing w:after="40" w:before="0"/>
               <w:jc w:val="left"/>
             </w:pPr>
@@ -2525,6 +2580,7 @@
           </w:tcPr>
           <w:p>
             <w:pPr>
+              <w:keepNext w:val="false"/>
               <w:spacing w:after="40" w:before="0"/>
               <w:jc w:val="left"/>
             </w:pPr>
@@ -2557,6 +2613,7 @@
           </w:tcPr>
           <w:p>
             <w:pPr>
+              <w:keepNext w:val="false"/>
               <w:spacing w:after="40" w:before="0"/>
               <w:jc w:val="left"/>
             </w:pPr>
@@ -2591,6 +2648,7 @@
           </w:tcPr>
           <w:p>
             <w:pPr>
+              <w:keepNext w:val="false"/>
               <w:spacing w:after="40" w:before="0"/>
               <w:jc w:val="left"/>
             </w:pPr>
@@ -2623,6 +2681,7 @@
           </w:tcPr>
           <w:p>
             <w:pPr>
+              <w:keepNext w:val="false"/>
               <w:spacing w:after="40" w:before="0"/>
               <w:jc w:val="left"/>
             </w:pPr>
@@ -2657,6 +2716,7 @@
           </w:tcPr>
           <w:p>
             <w:pPr>
+              <w:keepNext w:val="false"/>
               <w:spacing w:after="40" w:before="0"/>
               <w:jc w:val="left"/>
             </w:pPr>
@@ -2689,6 +2749,7 @@
           </w:tcPr>
           <w:p>
             <w:pPr>
+              <w:keepNext w:val="false"/>
               <w:spacing w:after="40" w:before="0"/>
               <w:jc w:val="left"/>
             </w:pPr>
@@ -2723,6 +2784,7 @@
           </w:tcPr>
           <w:p>
             <w:pPr>
+              <w:keepNext w:val="false"/>
               <w:spacing w:after="40" w:before="0"/>
               <w:jc w:val="left"/>
             </w:pPr>
@@ -2755,6 +2817,7 @@
           </w:tcPr>
           <w:p>
             <w:pPr>
+              <w:keepNext w:val="false"/>
               <w:spacing w:after="40" w:before="0"/>
               <w:jc w:val="left"/>
             </w:pPr>
@@ -2814,6 +2877,7 @@
           </w:tcPr>
           <w:p>
             <w:pPr>
+              <w:keepNext w:val="false"/>
               <w:spacing w:after="40" w:before="0"/>
               <w:jc w:val="center"/>
             </w:pPr>
@@ -2848,6 +2912,7 @@
           </w:tcPr>
           <w:p>
             <w:pPr>
+              <w:keepNext w:val="false"/>
               <w:spacing w:after="40" w:before="0"/>
               <w:jc w:val="left"/>
             </w:pPr>
@@ -2912,6 +2977,7 @@
           </w:tcPr>
           <w:p>
             <w:pPr>
+              <w:keepNext w:val="false"/>
               <w:spacing w:after="40" w:before="0"/>
               <w:jc w:val="center"/>
             </w:pPr>
@@ -2946,6 +3012,7 @@
           </w:tcPr>
           <w:p>
             <w:pPr>
+              <w:keepNext w:val="false"/>
               <w:spacing w:after="40" w:before="0"/>
               <w:jc w:val="left"/>
             </w:pPr>
@@ -2978,6 +3045,7 @@
           </w:tcPr>
           <w:p>
             <w:pPr>
+              <w:keepNext w:val="false"/>
               <w:spacing w:after="40" w:before="0"/>
               <w:jc w:val="left"/>
             </w:pPr>
@@ -3010,6 +3078,7 @@
           </w:tcPr>
           <w:p>
             <w:pPr>
+              <w:keepNext w:val="false"/>
               <w:spacing w:after="40" w:before="0"/>
               <w:jc w:val="left"/>
             </w:pPr>
@@ -3042,6 +3111,7 @@
           </w:tcPr>
           <w:p>
             <w:pPr>
+              <w:keepNext w:val="false"/>
               <w:spacing w:after="40" w:before="0"/>
               <w:jc w:val="left"/>
             </w:pPr>
@@ -3074,6 +3144,7 @@
           </w:tcPr>
           <w:p>
             <w:pPr>
+              <w:keepNext w:val="false"/>
               <w:spacing w:after="40" w:before="0"/>
               <w:jc w:val="left"/>
             </w:pPr>
@@ -3108,6 +3179,7 @@
           </w:tcPr>
           <w:p>
             <w:pPr>
+              <w:keepNext w:val="false"/>
               <w:spacing w:after="40" w:before="0"/>
               <w:jc w:val="left"/>
             </w:pPr>
@@ -3162,7 +3234,7 @@
               <w:spacing w:after="10" w:before="0"/>
               <w:ind w:left="120"/>
             </w:pPr>
-            <w:hyperlink w:history="1" r:id="rIdsfh0rj2ojywudk3a6op88">
+            <w:hyperlink w:history="1" r:id="rIdf7ykefjmadt09kgoo3f0b">
               <w:r>
                 <w:rPr>
                   <w:rFonts w:ascii="Arial" w:cs="Arial" w:eastAsia="Arial" w:hAnsi="Arial"/>
@@ -3239,7 +3311,7 @@
               <w:spacing w:after="10" w:before="0"/>
               <w:ind w:left="120"/>
             </w:pPr>
-            <w:hyperlink w:history="1" r:id="rIdipo08mjjhgdrrjt0b6spu">
+            <w:hyperlink w:history="1" r:id="rIdnp34jzsok0mdnz1mrbn-j">
               <w:r>
                 <w:rPr>
                   <w:rFonts w:ascii="Arial" w:cs="Arial" w:eastAsia="Arial" w:hAnsi="Arial"/>
@@ -3282,6 +3354,7 @@
           </w:tcPr>
           <w:p>
             <w:pPr>
+              <w:keepNext w:val="false"/>
               <w:spacing w:after="40" w:before="0"/>
               <w:jc w:val="left"/>
             </w:pPr>
@@ -3314,6 +3387,7 @@
           </w:tcPr>
           <w:p>
             <w:pPr>
+              <w:keepNext w:val="false"/>
               <w:spacing w:after="40" w:before="0"/>
               <w:jc w:val="left"/>
             </w:pPr>
@@ -3346,6 +3420,7 @@
           </w:tcPr>
           <w:p>
             <w:pPr>
+              <w:keepNext w:val="false"/>
               <w:spacing w:after="40" w:before="0"/>
               <w:jc w:val="left"/>
             </w:pPr>
@@ -3378,6 +3453,7 @@
           </w:tcPr>
           <w:p>
             <w:pPr>
+              <w:keepNext w:val="false"/>
               <w:spacing w:after="40" w:before="0"/>
               <w:jc w:val="left"/>
             </w:pPr>
@@ -3412,6 +3488,7 @@
           </w:tcPr>
           <w:p>
             <w:pPr>
+              <w:keepNext w:val="false"/>
               <w:spacing w:after="40" w:before="0"/>
               <w:jc w:val="left"/>
             </w:pPr>
@@ -3466,7 +3543,7 @@
               <w:spacing w:after="10" w:before="0"/>
               <w:ind w:left="120"/>
             </w:pPr>
-            <w:hyperlink w:history="1" r:id="rIdlwbbufikb9nfeyrff9nob">
+            <w:hyperlink w:history="1" r:id="rIdsam2rkhv73smsyisfmapk">
               <w:r>
                 <w:rPr>
                   <w:rFonts w:ascii="Arial" w:cs="Arial" w:eastAsia="Arial" w:hAnsi="Arial"/>
@@ -3543,7 +3620,7 @@
               <w:spacing w:after="10" w:before="0"/>
               <w:ind w:left="120"/>
             </w:pPr>
-            <w:hyperlink w:history="1" r:id="rIdka1sj-awaztm-ugq5tn3y">
+            <w:hyperlink w:history="1" r:id="rIdxrpxkmlzalglk87ht2u35">
               <w:r>
                 <w:rPr>
                   <w:rFonts w:ascii="Arial" w:cs="Arial" w:eastAsia="Arial" w:hAnsi="Arial"/>
@@ -3586,6 +3663,7 @@
           </w:tcPr>
           <w:p>
             <w:pPr>
+              <w:keepNext w:val="false"/>
               <w:spacing w:after="40" w:before="0"/>
               <w:jc w:val="left"/>
             </w:pPr>
@@ -3618,6 +3696,7 @@
           </w:tcPr>
           <w:p>
             <w:pPr>
+              <w:keepNext w:val="false"/>
               <w:spacing w:after="40" w:before="0"/>
               <w:jc w:val="left"/>
             </w:pPr>
@@ -3650,6 +3729,7 @@
           </w:tcPr>
           <w:p>
             <w:pPr>
+              <w:keepNext w:val="false"/>
               <w:spacing w:after="40" w:before="0"/>
               <w:jc w:val="left"/>
             </w:pPr>
@@ -3682,6 +3762,7 @@
           </w:tcPr>
           <w:p>
             <w:pPr>
+              <w:keepNext w:val="false"/>
               <w:spacing w:after="40" w:before="0"/>
               <w:jc w:val="left"/>
             </w:pPr>
@@ -3716,6 +3797,7 @@
           </w:tcPr>
           <w:p>
             <w:pPr>
+              <w:keepNext w:val="false"/>
               <w:spacing w:after="40" w:before="0"/>
               <w:jc w:val="left"/>
             </w:pPr>
@@ -3770,7 +3852,7 @@
               <w:spacing w:after="10" w:before="0"/>
               <w:ind w:left="120"/>
             </w:pPr>
-            <w:hyperlink w:history="1" r:id="rId0jsgzwftniqqeeo9qfw_a">
+            <w:hyperlink w:history="1" r:id="rIddj1zu9gad8j2-zwb5m13v">
               <w:r>
                 <w:rPr>
                   <w:rFonts w:ascii="Arial" w:cs="Arial" w:eastAsia="Arial" w:hAnsi="Arial"/>
@@ -3847,7 +3929,7 @@
               <w:spacing w:after="10" w:before="0"/>
               <w:ind w:left="120"/>
             </w:pPr>
-            <w:hyperlink w:history="1" r:id="rIdfrgdlvv8ljc0qsmoenf2v">
+            <w:hyperlink w:history="1" r:id="rIdj2bebnx9rsuojgqqwkksk">
               <w:r>
                 <w:rPr>
                   <w:rFonts w:ascii="Arial" w:cs="Arial" w:eastAsia="Arial" w:hAnsi="Arial"/>
@@ -3890,6 +3972,7 @@
           </w:tcPr>
           <w:p>
             <w:pPr>
+              <w:keepNext w:val="false"/>
               <w:spacing w:after="40" w:before="0"/>
               <w:jc w:val="left"/>
             </w:pPr>
@@ -3922,6 +4005,7 @@
           </w:tcPr>
           <w:p>
             <w:pPr>
+              <w:keepNext w:val="false"/>
               <w:spacing w:after="40" w:before="0"/>
               <w:jc w:val="left"/>
             </w:pPr>
@@ -3954,6 +4038,7 @@
           </w:tcPr>
           <w:p>
             <w:pPr>
+              <w:keepNext w:val="false"/>
               <w:spacing w:after="40" w:before="0"/>
               <w:jc w:val="left"/>
             </w:pPr>
@@ -3986,6 +4071,7 @@
           </w:tcPr>
           <w:p>
             <w:pPr>
+              <w:keepNext w:val="false"/>
               <w:spacing w:after="40" w:before="0"/>
               <w:jc w:val="left"/>
             </w:pPr>
@@ -4020,6 +4106,7 @@
           </w:tcPr>
           <w:p>
             <w:pPr>
+              <w:keepNext w:val="false"/>
               <w:spacing w:after="40" w:before="0"/>
               <w:jc w:val="left"/>
             </w:pPr>
@@ -4074,7 +4161,7 @@
               <w:spacing w:after="10" w:before="0"/>
               <w:ind w:left="120"/>
             </w:pPr>
-            <w:hyperlink w:history="1" r:id="rIdgch4ag_63n_vww7yj2urn">
+            <w:hyperlink w:history="1" r:id="rIdau5gebpo0fchm_bayhsyq">
               <w:r>
                 <w:rPr>
                   <w:rFonts w:ascii="Arial" w:cs="Arial" w:eastAsia="Arial" w:hAnsi="Arial"/>
@@ -4151,7 +4238,7 @@
               <w:spacing w:after="10" w:before="0"/>
               <w:ind w:left="120"/>
             </w:pPr>
-            <w:hyperlink w:history="1" r:id="rIdxy6-0ufvvzu1n-bizetgt">
+            <w:hyperlink w:history="1" r:id="rIdf1snqymsbun4svwa9sgne">
               <w:r>
                 <w:rPr>
                   <w:rFonts w:ascii="Arial" w:cs="Arial" w:eastAsia="Arial" w:hAnsi="Arial"/>
@@ -4194,6 +4281,7 @@
           </w:tcPr>
           <w:p>
             <w:pPr>
+              <w:keepNext w:val="false"/>
               <w:spacing w:after="40" w:before="0"/>
               <w:jc w:val="left"/>
             </w:pPr>
@@ -4226,6 +4314,7 @@
           </w:tcPr>
           <w:p>
             <w:pPr>
+              <w:keepNext w:val="false"/>
               <w:spacing w:after="40" w:before="0"/>
               <w:jc w:val="left"/>
             </w:pPr>
@@ -4258,6 +4347,7 @@
           </w:tcPr>
           <w:p>
             <w:pPr>
+              <w:keepNext w:val="false"/>
               <w:spacing w:after="40" w:before="0"/>
               <w:jc w:val="left"/>
             </w:pPr>
@@ -4290,6 +4380,7 @@
           </w:tcPr>
           <w:p>
             <w:pPr>
+              <w:keepNext w:val="false"/>
               <w:spacing w:after="40" w:before="0"/>
               <w:jc w:val="left"/>
             </w:pPr>
@@ -4324,6 +4415,7 @@
           </w:tcPr>
           <w:p>
             <w:pPr>
+              <w:keepNext w:val="false"/>
               <w:spacing w:after="40" w:before="0"/>
               <w:jc w:val="left"/>
             </w:pPr>
@@ -4378,7 +4470,7 @@
               <w:spacing w:after="10" w:before="0"/>
               <w:ind w:left="120"/>
             </w:pPr>
-            <w:hyperlink w:history="1" r:id="rIdbb2ryxawmgbj2qks91mgv">
+            <w:hyperlink w:history="1" r:id="rIdgtnj9igidbw_dkwv8h_vh">
               <w:r>
                 <w:rPr>
                   <w:rFonts w:ascii="Arial" w:cs="Arial" w:eastAsia="Arial" w:hAnsi="Arial"/>
@@ -4455,7 +4547,7 @@
               <w:spacing w:after="10" w:before="0"/>
               <w:ind w:left="120"/>
             </w:pPr>
-            <w:hyperlink w:history="1" r:id="rId2wkvdmqdusumb5mi4wjuz">
+            <w:hyperlink w:history="1" r:id="rIde8vh2gwn7nqotwaldpc0t">
               <w:r>
                 <w:rPr>
                   <w:rFonts w:ascii="Arial" w:cs="Arial" w:eastAsia="Arial" w:hAnsi="Arial"/>
@@ -4498,6 +4590,7 @@
           </w:tcPr>
           <w:p>
             <w:pPr>
+              <w:keepNext w:val="false"/>
               <w:spacing w:after="40" w:before="0"/>
               <w:jc w:val="left"/>
             </w:pPr>
@@ -4530,6 +4623,7 @@
           </w:tcPr>
           <w:p>
             <w:pPr>
+              <w:keepNext w:val="false"/>
               <w:spacing w:after="40" w:before="0"/>
               <w:jc w:val="left"/>
             </w:pPr>
@@ -4562,6 +4656,7 @@
           </w:tcPr>
           <w:p>
             <w:pPr>
+              <w:keepNext w:val="false"/>
               <w:spacing w:after="40" w:before="0"/>
               <w:jc w:val="left"/>
             </w:pPr>
@@ -4594,6 +4689,7 @@
           </w:tcPr>
           <w:p>
             <w:pPr>
+              <w:keepNext w:val="false"/>
               <w:spacing w:after="40" w:before="0"/>
               <w:jc w:val="left"/>
             </w:pPr>
@@ -4653,6 +4749,7 @@
           </w:tcPr>
           <w:p>
             <w:pPr>
+              <w:keepNext w:val="false"/>
               <w:spacing w:after="40" w:before="0"/>
               <w:jc w:val="center"/>
             </w:pPr>
@@ -4687,6 +4784,7 @@
           </w:tcPr>
           <w:p>
             <w:pPr>
+              <w:keepNext w:val="false"/>
               <w:spacing w:after="40" w:before="0"/>
               <w:jc w:val="left"/>
             </w:pPr>
@@ -4748,6 +4846,7 @@
           </w:tcPr>
           <w:p>
             <w:pPr>
+              <w:keepNext w:val="false"/>
               <w:spacing w:after="40" w:before="0"/>
               <w:jc w:val="center"/>
             </w:pPr>
@@ -4782,6 +4881,7 @@
           </w:tcPr>
           <w:p>
             <w:pPr>
+              <w:keepNext w:val="false"/>
               <w:spacing w:after="40" w:before="0"/>
               <w:jc w:val="left"/>
             </w:pPr>
@@ -4814,6 +4914,7 @@
           </w:tcPr>
           <w:p>
             <w:pPr>
+              <w:keepNext w:val="false"/>
               <w:spacing w:after="40" w:before="0"/>
               <w:jc w:val="left"/>
             </w:pPr>
@@ -4848,6 +4949,7 @@
           </w:tcPr>
           <w:p>
             <w:pPr>
+              <w:keepNext w:val="false"/>
               <w:spacing w:after="40" w:before="0"/>
               <w:jc w:val="left"/>
             </w:pPr>
@@ -4880,6 +4982,7 @@
           </w:tcPr>
           <w:p>
             <w:pPr>
+              <w:keepNext w:val="false"/>
               <w:spacing w:after="40" w:before="0"/>
               <w:jc w:val="left"/>
             </w:pPr>
@@ -4914,6 +5017,7 @@
           </w:tcPr>
           <w:p>
             <w:pPr>
+              <w:keepNext w:val="false"/>
               <w:spacing w:after="40" w:before="0"/>
               <w:jc w:val="left"/>
             </w:pPr>
@@ -4946,6 +5050,7 @@
           </w:tcPr>
           <w:p>
             <w:pPr>
+              <w:keepNext w:val="false"/>
               <w:spacing w:after="40" w:before="0"/>
               <w:jc w:val="left"/>
             </w:pPr>
@@ -4982,7 +5087,7 @@
         </w:rPr>
         <w:t xml:space="preserve">© 2026 SeaVuria and ARES. Aligned with KICD objectives. Developed by SeaVuria; technical implementation by ARES (with AI assistance from Claude). Licensed under </w:t>
       </w:r>
-      <w:hyperlink w:history="1" r:id="rIdwhl1aatx1s80xzxx_30jd">
+      <w:hyperlink w:history="1" r:id="rIdd9hurmqhpbmse8q4qp6sd">
         <w:r>
           <w:rPr>
             <w:rFonts w:ascii="Arial" w:cs="Arial" w:eastAsia="Arial" w:hAnsi="Arial"/>
@@ -5003,7 +5108,7 @@
         </w:rPr>
         <w:t xml:space="preserve"> (</w:t>
       </w:r>
-      <w:hyperlink w:history="1" r:id="rIdbkeaq34cxr150ove3lr4k">
+      <w:hyperlink w:history="1" r:id="rIdr3yvhcukgpyp6v4qneful">
         <w:r>
           <w:rPr>
             <w:rFonts w:ascii="Arial" w:cs="Arial" w:eastAsia="Arial" w:hAnsi="Arial"/>
@@ -5063,6 +5168,7 @@
           </w:tcPr>
           <w:p>
             <w:pPr>
+              <w:keepNext w:val="false"/>
               <w:spacing w:after="40" w:before="0"/>
               <w:jc w:val="center"/>
             </w:pPr>
@@ -5098,6 +5204,7 @@
           </w:tcPr>
           <w:p>
             <w:pPr>
+              <w:keepNext w:val="false"/>
               <w:spacing w:after="40" w:before="0"/>
               <w:jc w:val="center"/>
             </w:pPr>
@@ -5132,6 +5239,7 @@
           </w:tcPr>
           <w:p>
             <w:pPr>
+              <w:keepNext w:val="false"/>
               <w:spacing w:after="40" w:before="0"/>
               <w:jc w:val="left"/>
             </w:pPr>
@@ -5164,6 +5272,7 @@
           </w:tcPr>
           <w:p>
             <w:pPr>
+              <w:keepNext w:val="false"/>
               <w:spacing w:after="40" w:before="0"/>
               <w:jc w:val="left"/>
             </w:pPr>
@@ -5198,6 +5307,7 @@
           </w:tcPr>
           <w:p>
             <w:pPr>
+              <w:keepNext w:val="false"/>
               <w:spacing w:after="40" w:before="0"/>
               <w:jc w:val="left"/>
             </w:pPr>
@@ -5230,6 +5340,7 @@
           </w:tcPr>
           <w:p>
             <w:pPr>
+              <w:keepNext w:val="false"/>
               <w:spacing w:after="40" w:before="0"/>
               <w:jc w:val="left"/>
             </w:pPr>
@@ -5264,6 +5375,7 @@
           </w:tcPr>
           <w:p>
             <w:pPr>
+              <w:keepNext w:val="false"/>
               <w:spacing w:after="40" w:before="0"/>
               <w:jc w:val="left"/>
             </w:pPr>
@@ -5296,6 +5408,7 @@
           </w:tcPr>
           <w:p>
             <w:pPr>
+              <w:keepNext w:val="false"/>
               <w:spacing w:after="40" w:before="0"/>
               <w:jc w:val="left"/>
             </w:pPr>
@@ -5330,6 +5443,7 @@
           </w:tcPr>
           <w:p>
             <w:pPr>
+              <w:keepNext w:val="false"/>
               <w:spacing w:after="40" w:before="0"/>
               <w:jc w:val="left"/>
             </w:pPr>
@@ -5362,6 +5476,7 @@
           </w:tcPr>
           <w:p>
             <w:pPr>
+              <w:keepNext w:val="false"/>
               <w:spacing w:after="40" w:before="0"/>
               <w:jc w:val="left"/>
             </w:pPr>
@@ -5396,6 +5511,7 @@
           </w:tcPr>
           <w:p>
             <w:pPr>
+              <w:keepNext w:val="false"/>
               <w:spacing w:after="40" w:before="0"/>
               <w:jc w:val="left"/>
             </w:pPr>
@@ -5428,6 +5544,7 @@
           </w:tcPr>
           <w:p>
             <w:pPr>
+              <w:keepNext w:val="false"/>
               <w:spacing w:after="40" w:before="0"/>
               <w:jc w:val="left"/>
             </w:pPr>
@@ -5462,6 +5579,7 @@
           </w:tcPr>
           <w:p>
             <w:pPr>
+              <w:keepNext w:val="false"/>
               <w:spacing w:after="40" w:before="0"/>
               <w:jc w:val="left"/>
             </w:pPr>
@@ -5494,6 +5612,7 @@
           </w:tcPr>
           <w:p>
             <w:pPr>
+              <w:keepNext w:val="false"/>
               <w:spacing w:after="40" w:before="0"/>
               <w:jc w:val="left"/>
             </w:pPr>
@@ -5528,6 +5647,7 @@
           </w:tcPr>
           <w:p>
             <w:pPr>
+              <w:keepNext w:val="false"/>
               <w:spacing w:after="40" w:before="0"/>
               <w:jc w:val="left"/>
             </w:pPr>
@@ -5560,6 +5680,7 @@
           </w:tcPr>
           <w:p>
             <w:pPr>
+              <w:keepNext w:val="false"/>
               <w:spacing w:after="40" w:before="0"/>
               <w:jc w:val="left"/>
             </w:pPr>
@@ -5594,6 +5715,7 @@
           </w:tcPr>
           <w:p>
             <w:pPr>
+              <w:keepNext w:val="false"/>
               <w:spacing w:after="40" w:before="0"/>
               <w:jc w:val="left"/>
             </w:pPr>
@@ -5626,6 +5748,7 @@
           </w:tcPr>
           <w:p>
             <w:pPr>
+              <w:keepNext w:val="false"/>
               <w:spacing w:after="40" w:before="0"/>
               <w:jc w:val="left"/>
             </w:pPr>
@@ -5685,6 +5808,7 @@
           </w:tcPr>
           <w:p>
             <w:pPr>
+              <w:keepNext w:val="false"/>
               <w:spacing w:after="40" w:before="0"/>
               <w:jc w:val="center"/>
             </w:pPr>
@@ -5719,6 +5843,7 @@
           </w:tcPr>
           <w:p>
             <w:pPr>
+              <w:keepNext w:val="false"/>
               <w:spacing w:after="40" w:before="0"/>
               <w:jc w:val="left"/>
             </w:pPr>
@@ -5783,6 +5908,7 @@
           </w:tcPr>
           <w:p>
             <w:pPr>
+              <w:keepNext w:val="false"/>
               <w:spacing w:after="40" w:before="0"/>
               <w:jc w:val="center"/>
             </w:pPr>
@@ -5817,6 +5943,7 @@
           </w:tcPr>
           <w:p>
             <w:pPr>
+              <w:keepNext w:val="false"/>
               <w:spacing w:after="40" w:before="0"/>
               <w:jc w:val="left"/>
             </w:pPr>
@@ -5849,6 +5976,7 @@
           </w:tcPr>
           <w:p>
             <w:pPr>
+              <w:keepNext w:val="false"/>
               <w:spacing w:after="40" w:before="0"/>
               <w:jc w:val="left"/>
             </w:pPr>
@@ -5881,6 +6009,7 @@
           </w:tcPr>
           <w:p>
             <w:pPr>
+              <w:keepNext w:val="false"/>
               <w:spacing w:after="40" w:before="0"/>
               <w:jc w:val="left"/>
             </w:pPr>
@@ -5913,6 +6042,7 @@
           </w:tcPr>
           <w:p>
             <w:pPr>
+              <w:keepNext w:val="false"/>
               <w:spacing w:after="40" w:before="0"/>
               <w:jc w:val="left"/>
             </w:pPr>
@@ -5945,6 +6075,7 @@
           </w:tcPr>
           <w:p>
             <w:pPr>
+              <w:keepNext w:val="false"/>
               <w:spacing w:after="40" w:before="0"/>
               <w:jc w:val="left"/>
             </w:pPr>
@@ -5979,6 +6110,7 @@
           </w:tcPr>
           <w:p>
             <w:pPr>
+              <w:keepNext w:val="false"/>
               <w:spacing w:after="40" w:before="0"/>
               <w:jc w:val="left"/>
             </w:pPr>
@@ -6033,7 +6165,7 @@
               <w:spacing w:after="10" w:before="0"/>
               <w:ind w:left="120"/>
             </w:pPr>
-            <w:hyperlink w:history="1" r:id="rId8_tpkwdizlp4pvzas0_oo">
+            <w:hyperlink w:history="1" r:id="rIdrefewlos7cofva9tufp57">
               <w:r>
                 <w:rPr>
                   <w:rFonts w:ascii="Arial" w:cs="Arial" w:eastAsia="Arial" w:hAnsi="Arial"/>
@@ -6110,7 +6242,7 @@
               <w:spacing w:after="10" w:before="0"/>
               <w:ind w:left="120"/>
             </w:pPr>
-            <w:hyperlink w:history="1" r:id="rIdpap9fehyhan59lirjnnm-">
+            <w:hyperlink w:history="1" r:id="rIdswseo3umdnsemapfvozrt">
               <w:r>
                 <w:rPr>
                   <w:rFonts w:ascii="Arial" w:cs="Arial" w:eastAsia="Arial" w:hAnsi="Arial"/>
@@ -6153,6 +6285,7 @@
           </w:tcPr>
           <w:p>
             <w:pPr>
+              <w:keepNext w:val="false"/>
               <w:spacing w:after="40" w:before="0"/>
               <w:jc w:val="left"/>
             </w:pPr>
@@ -6185,6 +6318,7 @@
           </w:tcPr>
           <w:p>
             <w:pPr>
+              <w:keepNext w:val="false"/>
               <w:spacing w:after="40" w:before="0"/>
               <w:jc w:val="left"/>
             </w:pPr>
@@ -6217,6 +6351,7 @@
           </w:tcPr>
           <w:p>
             <w:pPr>
+              <w:keepNext w:val="false"/>
               <w:spacing w:after="40" w:before="0"/>
               <w:jc w:val="left"/>
             </w:pPr>
@@ -6249,6 +6384,7 @@
           </w:tcPr>
           <w:p>
             <w:pPr>
+              <w:keepNext w:val="false"/>
               <w:spacing w:after="40" w:before="0"/>
               <w:jc w:val="left"/>
             </w:pPr>
@@ -6283,6 +6419,7 @@
           </w:tcPr>
           <w:p>
             <w:pPr>
+              <w:keepNext w:val="false"/>
               <w:spacing w:after="40" w:before="0"/>
               <w:jc w:val="left"/>
             </w:pPr>
@@ -6337,7 +6474,7 @@
               <w:spacing w:after="10" w:before="0"/>
               <w:ind w:left="120"/>
             </w:pPr>
-            <w:hyperlink w:history="1" r:id="rIdm0nwov5tipudcgaiiqq0b">
+            <w:hyperlink w:history="1" r:id="rIdrswls_j6i2vzlrneeq2ik">
               <w:r>
                 <w:rPr>
                   <w:rFonts w:ascii="Arial" w:cs="Arial" w:eastAsia="Arial" w:hAnsi="Arial"/>
@@ -6414,7 +6551,7 @@
               <w:spacing w:after="10" w:before="0"/>
               <w:ind w:left="120"/>
             </w:pPr>
-            <w:hyperlink w:history="1" r:id="rIdtkgt1esq6y6ay2c_jou7i">
+            <w:hyperlink w:history="1" r:id="rId1y1knbxz0kjo1shfuly1z">
               <w:r>
                 <w:rPr>
                   <w:rFonts w:ascii="Arial" w:cs="Arial" w:eastAsia="Arial" w:hAnsi="Arial"/>
@@ -6457,6 +6594,7 @@
           </w:tcPr>
           <w:p>
             <w:pPr>
+              <w:keepNext w:val="false"/>
               <w:spacing w:after="40" w:before="0"/>
               <w:jc w:val="left"/>
             </w:pPr>
@@ -6489,6 +6627,7 @@
           </w:tcPr>
           <w:p>
             <w:pPr>
+              <w:keepNext w:val="false"/>
               <w:spacing w:after="40" w:before="0"/>
               <w:jc w:val="left"/>
             </w:pPr>
@@ -6521,6 +6660,7 @@
           </w:tcPr>
           <w:p>
             <w:pPr>
+              <w:keepNext w:val="false"/>
               <w:spacing w:after="40" w:before="0"/>
               <w:jc w:val="left"/>
             </w:pPr>
@@ -6553,6 +6693,7 @@
           </w:tcPr>
           <w:p>
             <w:pPr>
+              <w:keepNext w:val="false"/>
               <w:spacing w:after="40" w:before="0"/>
               <w:jc w:val="left"/>
             </w:pPr>
@@ -6587,6 +6728,7 @@
           </w:tcPr>
           <w:p>
             <w:pPr>
+              <w:keepNext w:val="false"/>
               <w:spacing w:after="40" w:before="0"/>
               <w:jc w:val="left"/>
             </w:pPr>
@@ -6641,7 +6783,7 @@
               <w:spacing w:after="10" w:before="0"/>
               <w:ind w:left="120"/>
             </w:pPr>
-            <w:hyperlink w:history="1" r:id="rId0acwpu4oy1dsjbsd-p5d4">
+            <w:hyperlink w:history="1" r:id="rIdhx-wjaqi9gdj4kkbmtkp-">
               <w:r>
                 <w:rPr>
                   <w:rFonts w:ascii="Arial" w:cs="Arial" w:eastAsia="Arial" w:hAnsi="Arial"/>
@@ -6718,7 +6860,7 @@
               <w:spacing w:after="10" w:before="0"/>
               <w:ind w:left="120"/>
             </w:pPr>
-            <w:hyperlink w:history="1" r:id="rIdxicdqisuswvvoddem67qk">
+            <w:hyperlink w:history="1" r:id="rIdgwe0kfvzbpp39okib_x-8">
               <w:r>
                 <w:rPr>
                   <w:rFonts w:ascii="Arial" w:cs="Arial" w:eastAsia="Arial" w:hAnsi="Arial"/>
@@ -6761,6 +6903,7 @@
           </w:tcPr>
           <w:p>
             <w:pPr>
+              <w:keepNext w:val="false"/>
               <w:spacing w:after="40" w:before="0"/>
               <w:jc w:val="left"/>
             </w:pPr>
@@ -6793,6 +6936,7 @@
           </w:tcPr>
           <w:p>
             <w:pPr>
+              <w:keepNext w:val="false"/>
               <w:spacing w:after="40" w:before="0"/>
               <w:jc w:val="left"/>
             </w:pPr>
@@ -6825,6 +6969,7 @@
           </w:tcPr>
           <w:p>
             <w:pPr>
+              <w:keepNext w:val="false"/>
               <w:spacing w:after="40" w:before="0"/>
               <w:jc w:val="left"/>
             </w:pPr>
@@ -6857,6 +7002,7 @@
           </w:tcPr>
           <w:p>
             <w:pPr>
+              <w:keepNext w:val="false"/>
               <w:spacing w:after="40" w:before="0"/>
               <w:jc w:val="left"/>
             </w:pPr>
@@ -6891,6 +7037,7 @@
           </w:tcPr>
           <w:p>
             <w:pPr>
+              <w:keepNext w:val="false"/>
               <w:spacing w:after="40" w:before="0"/>
               <w:jc w:val="left"/>
             </w:pPr>
@@ -6945,7 +7092,7 @@
               <w:spacing w:after="10" w:before="0"/>
               <w:ind w:left="120"/>
             </w:pPr>
-            <w:hyperlink w:history="1" r:id="rId3ucpldi1fajmnqsz6oenb">
+            <w:hyperlink w:history="1" r:id="rIdvptzhuicei4dysmutoohl">
               <w:r>
                 <w:rPr>
                   <w:rFonts w:ascii="Arial" w:cs="Arial" w:eastAsia="Arial" w:hAnsi="Arial"/>
@@ -7022,7 +7169,7 @@
               <w:spacing w:after="10" w:before="0"/>
               <w:ind w:left="120"/>
             </w:pPr>
-            <w:hyperlink w:history="1" r:id="rIdi30oibhdjwil2s9piirkp">
+            <w:hyperlink w:history="1" r:id="rIdjoiuioremssxk_ayrnt86">
               <w:r>
                 <w:rPr>
                   <w:rFonts w:ascii="Arial" w:cs="Arial" w:eastAsia="Arial" w:hAnsi="Arial"/>
@@ -7065,6 +7212,7 @@
           </w:tcPr>
           <w:p>
             <w:pPr>
+              <w:keepNext w:val="false"/>
               <w:spacing w:after="40" w:before="0"/>
               <w:jc w:val="left"/>
             </w:pPr>
@@ -7097,6 +7245,7 @@
           </w:tcPr>
           <w:p>
             <w:pPr>
+              <w:keepNext w:val="false"/>
               <w:spacing w:after="40" w:before="0"/>
               <w:jc w:val="left"/>
             </w:pPr>
@@ -7129,6 +7278,7 @@
           </w:tcPr>
           <w:p>
             <w:pPr>
+              <w:keepNext w:val="false"/>
               <w:spacing w:after="40" w:before="0"/>
               <w:jc w:val="left"/>
             </w:pPr>
@@ -7161,6 +7311,7 @@
           </w:tcPr>
           <w:p>
             <w:pPr>
+              <w:keepNext w:val="false"/>
               <w:spacing w:after="40" w:before="0"/>
               <w:jc w:val="left"/>
             </w:pPr>
@@ -7195,6 +7346,7 @@
           </w:tcPr>
           <w:p>
             <w:pPr>
+              <w:keepNext w:val="false"/>
               <w:spacing w:after="40" w:before="0"/>
               <w:jc w:val="left"/>
             </w:pPr>
@@ -7249,7 +7401,7 @@
               <w:spacing w:after="10" w:before="0"/>
               <w:ind w:left="120"/>
             </w:pPr>
-            <w:hyperlink w:history="1" r:id="rId4zzrbinq4xmnyf82gybg6">
+            <w:hyperlink w:history="1" r:id="rIdms8xl8bjtyrlzvyj-_qzd">
               <w:r>
                 <w:rPr>
                   <w:rFonts w:ascii="Arial" w:cs="Arial" w:eastAsia="Arial" w:hAnsi="Arial"/>
@@ -7326,7 +7478,7 @@
               <w:spacing w:after="10" w:before="0"/>
               <w:ind w:left="120"/>
             </w:pPr>
-            <w:hyperlink w:history="1" r:id="rIdao1-5t5ir3dh8-divbi5x">
+            <w:hyperlink w:history="1" r:id="rIdjizstscvtullbyvxtuiym">
               <w:r>
                 <w:rPr>
                   <w:rFonts w:ascii="Arial" w:cs="Arial" w:eastAsia="Arial" w:hAnsi="Arial"/>
@@ -7369,6 +7521,7 @@
           </w:tcPr>
           <w:p>
             <w:pPr>
+              <w:keepNext w:val="false"/>
               <w:spacing w:after="40" w:before="0"/>
               <w:jc w:val="left"/>
             </w:pPr>
@@ -7401,6 +7554,7 @@
           </w:tcPr>
           <w:p>
             <w:pPr>
+              <w:keepNext w:val="false"/>
               <w:spacing w:after="40" w:before="0"/>
               <w:jc w:val="left"/>
             </w:pPr>
@@ -7433,6 +7587,7 @@
           </w:tcPr>
           <w:p>
             <w:pPr>
+              <w:keepNext w:val="false"/>
               <w:spacing w:after="40" w:before="0"/>
               <w:jc w:val="left"/>
             </w:pPr>
@@ -7465,6 +7620,7 @@
           </w:tcPr>
           <w:p>
             <w:pPr>
+              <w:keepNext w:val="false"/>
               <w:spacing w:after="40" w:before="0"/>
               <w:jc w:val="left"/>
             </w:pPr>
@@ -7524,6 +7680,7 @@
           </w:tcPr>
           <w:p>
             <w:pPr>
+              <w:keepNext w:val="false"/>
               <w:spacing w:after="40" w:before="0"/>
               <w:jc w:val="center"/>
             </w:pPr>
@@ -7558,6 +7715,7 @@
           </w:tcPr>
           <w:p>
             <w:pPr>
+              <w:keepNext w:val="false"/>
               <w:spacing w:after="40" w:before="0"/>
               <w:jc w:val="left"/>
             </w:pPr>
@@ -7619,6 +7777,7 @@
           </w:tcPr>
           <w:p>
             <w:pPr>
+              <w:keepNext w:val="false"/>
               <w:spacing w:after="40" w:before="0"/>
               <w:jc w:val="center"/>
             </w:pPr>
@@ -7653,6 +7812,7 @@
           </w:tcPr>
           <w:p>
             <w:pPr>
+              <w:keepNext w:val="false"/>
               <w:spacing w:after="40" w:before="0"/>
               <w:jc w:val="left"/>
             </w:pPr>
@@ -7685,6 +7845,7 @@
           </w:tcPr>
           <w:p>
             <w:pPr>
+              <w:keepNext w:val="false"/>
               <w:spacing w:after="40" w:before="0"/>
               <w:jc w:val="left"/>
             </w:pPr>
@@ -7719,6 +7880,7 @@
           </w:tcPr>
           <w:p>
             <w:pPr>
+              <w:keepNext w:val="false"/>
               <w:spacing w:after="40" w:before="0"/>
               <w:jc w:val="left"/>
             </w:pPr>
@@ -7751,6 +7913,7 @@
           </w:tcPr>
           <w:p>
             <w:pPr>
+              <w:keepNext w:val="false"/>
               <w:spacing w:after="40" w:before="0"/>
               <w:jc w:val="left"/>
             </w:pPr>
@@ -7785,6 +7948,7 @@
           </w:tcPr>
           <w:p>
             <w:pPr>
+              <w:keepNext w:val="false"/>
               <w:spacing w:after="40" w:before="0"/>
               <w:jc w:val="left"/>
             </w:pPr>
@@ -7817,6 +7981,7 @@
           </w:tcPr>
           <w:p>
             <w:pPr>
+              <w:keepNext w:val="false"/>
               <w:spacing w:after="40" w:before="0"/>
               <w:jc w:val="left"/>
             </w:pPr>
@@ -7853,7 +8018,7 @@
         </w:rPr>
         <w:t xml:space="preserve">© 2026 SeaVuria and ARES. Aligned with KICD objectives. Developed by SeaVuria; technical implementation by ARES (with AI assistance from Claude). Licensed under </w:t>
       </w:r>
-      <w:hyperlink w:history="1" r:id="rIdxpthv9tyd8ei4o-sihu6j">
+      <w:hyperlink w:history="1" r:id="rIdv83guiymbxtua3pkrfszt">
         <w:r>
           <w:rPr>
             <w:rFonts w:ascii="Arial" w:cs="Arial" w:eastAsia="Arial" w:hAnsi="Arial"/>
@@ -7874,7 +8039,7 @@
         </w:rPr>
         <w:t xml:space="preserve"> (</w:t>
       </w:r>
-      <w:hyperlink w:history="1" r:id="rId9ngx-rkkovvfefhsf7oyd">
+      <w:hyperlink w:history="1" r:id="rIdem97veawtbrvas6h-in8x">
         <w:r>
           <w:rPr>
             <w:rFonts w:ascii="Arial" w:cs="Arial" w:eastAsia="Arial" w:hAnsi="Arial"/>
@@ -7934,6 +8099,7 @@
           </w:tcPr>
           <w:p>
             <w:pPr>
+              <w:keepNext w:val="false"/>
               <w:spacing w:after="40" w:before="0"/>
               <w:jc w:val="center"/>
             </w:pPr>
@@ -7969,6 +8135,7 @@
           </w:tcPr>
           <w:p>
             <w:pPr>
+              <w:keepNext w:val="false"/>
               <w:spacing w:after="40" w:before="0"/>
               <w:jc w:val="center"/>
             </w:pPr>
@@ -8003,6 +8170,7 @@
           </w:tcPr>
           <w:p>
             <w:pPr>
+              <w:keepNext w:val="false"/>
               <w:spacing w:after="40" w:before="0"/>
               <w:jc w:val="left"/>
             </w:pPr>
@@ -8035,6 +8203,7 @@
           </w:tcPr>
           <w:p>
             <w:pPr>
+              <w:keepNext w:val="false"/>
               <w:spacing w:after="40" w:before="0"/>
               <w:jc w:val="left"/>
             </w:pPr>
@@ -8069,6 +8238,7 @@
           </w:tcPr>
           <w:p>
             <w:pPr>
+              <w:keepNext w:val="false"/>
               <w:spacing w:after="40" w:before="0"/>
               <w:jc w:val="left"/>
             </w:pPr>
@@ -8101,6 +8271,7 @@
           </w:tcPr>
           <w:p>
             <w:pPr>
+              <w:keepNext w:val="false"/>
               <w:spacing w:after="40" w:before="0"/>
               <w:jc w:val="left"/>
             </w:pPr>
@@ -8135,6 +8306,7 @@
           </w:tcPr>
           <w:p>
             <w:pPr>
+              <w:keepNext w:val="false"/>
               <w:spacing w:after="40" w:before="0"/>
               <w:jc w:val="left"/>
             </w:pPr>
@@ -8167,6 +8339,7 @@
           </w:tcPr>
           <w:p>
             <w:pPr>
+              <w:keepNext w:val="false"/>
               <w:spacing w:after="40" w:before="0"/>
               <w:jc w:val="left"/>
             </w:pPr>
@@ -8201,6 +8374,7 @@
           </w:tcPr>
           <w:p>
             <w:pPr>
+              <w:keepNext w:val="false"/>
               <w:spacing w:after="40" w:before="0"/>
               <w:jc w:val="left"/>
             </w:pPr>
@@ -8233,6 +8407,7 @@
           </w:tcPr>
           <w:p>
             <w:pPr>
+              <w:keepNext w:val="false"/>
               <w:spacing w:after="40" w:before="0"/>
               <w:jc w:val="left"/>
             </w:pPr>
@@ -8267,6 +8442,7 @@
           </w:tcPr>
           <w:p>
             <w:pPr>
+              <w:keepNext w:val="false"/>
               <w:spacing w:after="40" w:before="0"/>
               <w:jc w:val="left"/>
             </w:pPr>
@@ -8299,6 +8475,7 @@
           </w:tcPr>
           <w:p>
             <w:pPr>
+              <w:keepNext w:val="false"/>
               <w:spacing w:after="40" w:before="0"/>
               <w:jc w:val="left"/>
             </w:pPr>
@@ -8333,6 +8510,7 @@
           </w:tcPr>
           <w:p>
             <w:pPr>
+              <w:keepNext w:val="false"/>
               <w:spacing w:after="40" w:before="0"/>
               <w:jc w:val="left"/>
             </w:pPr>
@@ -8365,6 +8543,7 @@
           </w:tcPr>
           <w:p>
             <w:pPr>
+              <w:keepNext w:val="false"/>
               <w:spacing w:after="40" w:before="0"/>
               <w:jc w:val="left"/>
             </w:pPr>
@@ -8399,6 +8578,7 @@
           </w:tcPr>
           <w:p>
             <w:pPr>
+              <w:keepNext w:val="false"/>
               <w:spacing w:after="40" w:before="0"/>
               <w:jc w:val="left"/>
             </w:pPr>
@@ -8431,6 +8611,7 @@
           </w:tcPr>
           <w:p>
             <w:pPr>
+              <w:keepNext w:val="false"/>
               <w:spacing w:after="40" w:before="0"/>
               <w:jc w:val="left"/>
             </w:pPr>
@@ -8465,6 +8646,7 @@
           </w:tcPr>
           <w:p>
             <w:pPr>
+              <w:keepNext w:val="false"/>
               <w:spacing w:after="40" w:before="0"/>
               <w:jc w:val="left"/>
             </w:pPr>
@@ -8497,6 +8679,7 @@
           </w:tcPr>
           <w:p>
             <w:pPr>
+              <w:keepNext w:val="false"/>
               <w:spacing w:after="40" w:before="0"/>
               <w:jc w:val="left"/>
             </w:pPr>
@@ -8556,6 +8739,7 @@
           </w:tcPr>
           <w:p>
             <w:pPr>
+              <w:keepNext w:val="false"/>
               <w:spacing w:after="40" w:before="0"/>
               <w:jc w:val="center"/>
             </w:pPr>
@@ -8590,6 +8774,7 @@
           </w:tcPr>
           <w:p>
             <w:pPr>
+              <w:keepNext w:val="false"/>
               <w:spacing w:after="40" w:before="0"/>
               <w:jc w:val="left"/>
             </w:pPr>
@@ -8654,6 +8839,7 @@
           </w:tcPr>
           <w:p>
             <w:pPr>
+              <w:keepNext w:val="false"/>
               <w:spacing w:after="40" w:before="0"/>
               <w:jc w:val="center"/>
             </w:pPr>
@@ -8688,6 +8874,7 @@
           </w:tcPr>
           <w:p>
             <w:pPr>
+              <w:keepNext w:val="false"/>
               <w:spacing w:after="40" w:before="0"/>
               <w:jc w:val="left"/>
             </w:pPr>
@@ -8720,6 +8907,7 @@
           </w:tcPr>
           <w:p>
             <w:pPr>
+              <w:keepNext w:val="false"/>
               <w:spacing w:after="40" w:before="0"/>
               <w:jc w:val="left"/>
             </w:pPr>
@@ -8752,6 +8940,7 @@
           </w:tcPr>
           <w:p>
             <w:pPr>
+              <w:keepNext w:val="false"/>
               <w:spacing w:after="40" w:before="0"/>
               <w:jc w:val="left"/>
             </w:pPr>
@@ -8784,6 +8973,7 @@
           </w:tcPr>
           <w:p>
             <w:pPr>
+              <w:keepNext w:val="false"/>
               <w:spacing w:after="40" w:before="0"/>
               <w:jc w:val="left"/>
             </w:pPr>
@@ -8816,6 +9006,7 @@
           </w:tcPr>
           <w:p>
             <w:pPr>
+              <w:keepNext w:val="false"/>
               <w:spacing w:after="40" w:before="0"/>
               <w:jc w:val="left"/>
             </w:pPr>
@@ -8850,6 +9041,7 @@
           </w:tcPr>
           <w:p>
             <w:pPr>
+              <w:keepNext w:val="false"/>
               <w:spacing w:after="40" w:before="0"/>
               <w:jc w:val="left"/>
             </w:pPr>
@@ -8887,7 +9079,7 @@
             <w:pPr>
               <w:spacing w:after="20" w:before="0"/>
             </w:pPr>
-            <w:hyperlink w:history="1" r:id="rIdywsrrrohevj6gumop_cqm">
+            <w:hyperlink w:history="1" r:id="rIdgc653d8z13kdb0yniabhy">
               <w:r>
                 <w:rPr>
                   <w:rFonts w:ascii="Arial" w:cs="Arial" w:eastAsia="Arial" w:hAnsi="Arial"/>
@@ -8936,7 +9128,7 @@
               <w:spacing w:after="10" w:before="0"/>
               <w:ind w:left="120"/>
             </w:pPr>
-            <w:hyperlink w:history="1" r:id="rIdl7ir1l8sztl_qt-878ba-">
+            <w:hyperlink w:history="1" r:id="rIdvgv5qzk2-p2ficg6zmmf8">
               <w:r>
                 <w:rPr>
                   <w:rFonts w:ascii="Arial" w:cs="Arial" w:eastAsia="Arial" w:hAnsi="Arial"/>
@@ -8998,7 +9190,7 @@
               <w:spacing w:after="10" w:before="0"/>
               <w:ind w:left="120"/>
             </w:pPr>
-            <w:hyperlink w:history="1" r:id="rId-trdy-mbvhxryootatl_y">
+            <w:hyperlink w:history="1" r:id="rIdp2lpt9hxlkid-5xlq8db6">
               <w:r>
                 <w:rPr>
                   <w:rFonts w:ascii="Arial" w:cs="Arial" w:eastAsia="Arial" w:hAnsi="Arial"/>
@@ -9041,6 +9233,7 @@
           </w:tcPr>
           <w:p>
             <w:pPr>
+              <w:keepNext w:val="false"/>
               <w:spacing w:after="40" w:before="0"/>
               <w:jc w:val="left"/>
             </w:pPr>
@@ -9073,6 +9266,7 @@
           </w:tcPr>
           <w:p>
             <w:pPr>
+              <w:keepNext w:val="false"/>
               <w:spacing w:after="40" w:before="0"/>
               <w:jc w:val="left"/>
             </w:pPr>
@@ -9105,6 +9299,7 @@
           </w:tcPr>
           <w:p>
             <w:pPr>
+              <w:keepNext w:val="false"/>
               <w:spacing w:after="40" w:before="0"/>
               <w:jc w:val="left"/>
             </w:pPr>
@@ -9137,6 +9332,7 @@
           </w:tcPr>
           <w:p>
             <w:pPr>
+              <w:keepNext w:val="false"/>
               <w:spacing w:after="40" w:before="0"/>
               <w:jc w:val="left"/>
             </w:pPr>
@@ -9171,6 +9367,7 @@
           </w:tcPr>
           <w:p>
             <w:pPr>
+              <w:keepNext w:val="false"/>
               <w:spacing w:after="40" w:before="0"/>
               <w:jc w:val="left"/>
             </w:pPr>
@@ -9208,7 +9405,7 @@
             <w:pPr>
               <w:spacing w:after="20" w:before="0"/>
             </w:pPr>
-            <w:hyperlink w:history="1" r:id="rIdhu6ppgvbi0sytu4k8ctd2">
+            <w:hyperlink w:history="1" r:id="rIdonneuw4f8xauynaq6mbl6">
               <w:r>
                 <w:rPr>
                   <w:rFonts w:ascii="Arial" w:cs="Arial" w:eastAsia="Arial" w:hAnsi="Arial"/>
@@ -9257,7 +9454,7 @@
               <w:spacing w:after="10" w:before="0"/>
               <w:ind w:left="120"/>
             </w:pPr>
-            <w:hyperlink w:history="1" r:id="rIdpvhumyidjcuywaxu40p8o">
+            <w:hyperlink w:history="1" r:id="rIdihcgl-cf_crvv8nwrlqgf">
               <w:r>
                 <w:rPr>
                   <w:rFonts w:ascii="Arial" w:cs="Arial" w:eastAsia="Arial" w:hAnsi="Arial"/>
@@ -9319,7 +9516,7 @@
               <w:spacing w:after="10" w:before="0"/>
               <w:ind w:left="120"/>
             </w:pPr>
-            <w:hyperlink w:history="1" r:id="rIduc0yznotwoiuw4qrd4i2j">
+            <w:hyperlink w:history="1" r:id="rIdmkud7n6btscgbqrzn-dj8">
               <w:r>
                 <w:rPr>
                   <w:rFonts w:ascii="Arial" w:cs="Arial" w:eastAsia="Arial" w:hAnsi="Arial"/>
@@ -9362,6 +9559,7 @@
           </w:tcPr>
           <w:p>
             <w:pPr>
+              <w:keepNext w:val="false"/>
               <w:spacing w:after="40" w:before="0"/>
               <w:jc w:val="left"/>
             </w:pPr>
@@ -9394,6 +9592,7 @@
           </w:tcPr>
           <w:p>
             <w:pPr>
+              <w:keepNext w:val="false"/>
               <w:spacing w:after="40" w:before="0"/>
               <w:jc w:val="left"/>
             </w:pPr>
@@ -9426,6 +9625,7 @@
           </w:tcPr>
           <w:p>
             <w:pPr>
+              <w:keepNext w:val="false"/>
               <w:spacing w:after="40" w:before="0"/>
               <w:jc w:val="left"/>
             </w:pPr>
@@ -9458,6 +9658,7 @@
           </w:tcPr>
           <w:p>
             <w:pPr>
+              <w:keepNext w:val="false"/>
               <w:spacing w:after="40" w:before="0"/>
               <w:jc w:val="left"/>
             </w:pPr>
@@ -9492,6 +9693,7 @@
           </w:tcPr>
           <w:p>
             <w:pPr>
+              <w:keepNext w:val="false"/>
               <w:spacing w:after="40" w:before="0"/>
               <w:jc w:val="left"/>
             </w:pPr>
@@ -9529,7 +9731,7 @@
             <w:pPr>
               <w:spacing w:after="20" w:before="0"/>
             </w:pPr>
-            <w:hyperlink w:history="1" r:id="rIdfwu4y-evje8sanyr0v58s">
+            <w:hyperlink w:history="1" r:id="rIdorjrbytbyedzvel5hqk65">
               <w:r>
                 <w:rPr>
                   <w:rFonts w:ascii="Arial" w:cs="Arial" w:eastAsia="Arial" w:hAnsi="Arial"/>
@@ -9578,7 +9780,7 @@
               <w:spacing w:after="10" w:before="0"/>
               <w:ind w:left="120"/>
             </w:pPr>
-            <w:hyperlink w:history="1" r:id="rIdqdwhakdf8wlg0kko8ipgf">
+            <w:hyperlink w:history="1" r:id="rIdu0ermlbot2zvgc0x5q2mb">
               <w:r>
                 <w:rPr>
                   <w:rFonts w:ascii="Arial" w:cs="Arial" w:eastAsia="Arial" w:hAnsi="Arial"/>
@@ -9640,7 +9842,7 @@
               <w:spacing w:after="10" w:before="0"/>
               <w:ind w:left="120"/>
             </w:pPr>
-            <w:hyperlink w:history="1" r:id="rIdic2hv8qkdq_225yzy3tbd">
+            <w:hyperlink w:history="1" r:id="rId1pldwobn2kezmhhitcpa6">
               <w:r>
                 <w:rPr>
                   <w:rFonts w:ascii="Arial" w:cs="Arial" w:eastAsia="Arial" w:hAnsi="Arial"/>
@@ -9683,6 +9885,7 @@
           </w:tcPr>
           <w:p>
             <w:pPr>
+              <w:keepNext w:val="false"/>
               <w:spacing w:after="40" w:before="0"/>
               <w:jc w:val="left"/>
             </w:pPr>
@@ -9715,6 +9918,7 @@
           </w:tcPr>
           <w:p>
             <w:pPr>
+              <w:keepNext w:val="false"/>
               <w:spacing w:after="40" w:before="0"/>
               <w:jc w:val="left"/>
             </w:pPr>
@@ -9747,6 +9951,7 @@
           </w:tcPr>
           <w:p>
             <w:pPr>
+              <w:keepNext w:val="false"/>
               <w:spacing w:after="40" w:before="0"/>
               <w:jc w:val="left"/>
             </w:pPr>
@@ -9779,6 +9984,7 @@
           </w:tcPr>
           <w:p>
             <w:pPr>
+              <w:keepNext w:val="false"/>
               <w:spacing w:after="40" w:before="0"/>
               <w:jc w:val="left"/>
             </w:pPr>
@@ -9813,6 +10019,7 @@
           </w:tcPr>
           <w:p>
             <w:pPr>
+              <w:keepNext w:val="false"/>
               <w:spacing w:after="40" w:before="0"/>
               <w:jc w:val="left"/>
             </w:pPr>
@@ -9850,7 +10057,7 @@
             <w:pPr>
               <w:spacing w:after="20" w:before="0"/>
             </w:pPr>
-            <w:hyperlink w:history="1" r:id="rIdoxvujgtvp6poe-qqcoxky">
+            <w:hyperlink w:history="1" r:id="rIdrl_s-tgwvv8tollhzf2c6">
               <w:r>
                 <w:rPr>
                   <w:rFonts w:ascii="Arial" w:cs="Arial" w:eastAsia="Arial" w:hAnsi="Arial"/>
@@ -9899,7 +10106,7 @@
               <w:spacing w:after="10" w:before="0"/>
               <w:ind w:left="120"/>
             </w:pPr>
-            <w:hyperlink w:history="1" r:id="rId7x7ihulxcjjrlkso7mfrx">
+            <w:hyperlink w:history="1" r:id="rIddno5ev08a-nokijjytdfz">
               <w:r>
                 <w:rPr>
                   <w:rFonts w:ascii="Arial" w:cs="Arial" w:eastAsia="Arial" w:hAnsi="Arial"/>
@@ -9961,7 +10168,7 @@
               <w:spacing w:after="10" w:before="0"/>
               <w:ind w:left="120"/>
             </w:pPr>
-            <w:hyperlink w:history="1" r:id="rIdm_7wp80skqqqxbhd7mfmk">
+            <w:hyperlink w:history="1" r:id="rIdonl4qtb6hgbipnwecj9ze">
               <w:r>
                 <w:rPr>
                   <w:rFonts w:ascii="Arial" w:cs="Arial" w:eastAsia="Arial" w:hAnsi="Arial"/>
@@ -10004,6 +10211,7 @@
           </w:tcPr>
           <w:p>
             <w:pPr>
+              <w:keepNext w:val="false"/>
               <w:spacing w:after="40" w:before="0"/>
               <w:jc w:val="left"/>
             </w:pPr>
@@ -10036,6 +10244,7 @@
           </w:tcPr>
           <w:p>
             <w:pPr>
+              <w:keepNext w:val="false"/>
               <w:spacing w:after="40" w:before="0"/>
               <w:jc w:val="left"/>
             </w:pPr>
@@ -10068,6 +10277,7 @@
           </w:tcPr>
           <w:p>
             <w:pPr>
+              <w:keepNext w:val="false"/>
               <w:spacing w:after="40" w:before="0"/>
               <w:jc w:val="left"/>
             </w:pPr>
@@ -10100,6 +10310,7 @@
           </w:tcPr>
           <w:p>
             <w:pPr>
+              <w:keepNext w:val="false"/>
               <w:spacing w:after="40" w:before="0"/>
               <w:jc w:val="left"/>
             </w:pPr>
@@ -10134,6 +10345,7 @@
           </w:tcPr>
           <w:p>
             <w:pPr>
+              <w:keepNext w:val="false"/>
               <w:spacing w:after="40" w:before="0"/>
               <w:jc w:val="left"/>
             </w:pPr>
@@ -10171,7 +10383,7 @@
             <w:pPr>
               <w:spacing w:after="20" w:before="0"/>
             </w:pPr>
-            <w:hyperlink w:history="1" r:id="rIdxieunql_nhej4h9bw6wgn">
+            <w:hyperlink w:history="1" r:id="rIdr2wpe6up0yjkhl9vkqhoj">
               <w:r>
                 <w:rPr>
                   <w:rFonts w:ascii="Arial" w:cs="Arial" w:eastAsia="Arial" w:hAnsi="Arial"/>
@@ -10220,7 +10432,7 @@
               <w:spacing w:after="10" w:before="0"/>
               <w:ind w:left="120"/>
             </w:pPr>
-            <w:hyperlink w:history="1" r:id="rId4n8cdxlrpxspzzxwgtzvm">
+            <w:hyperlink w:history="1" r:id="rId-61bwbffs0brdqchtddqi">
               <w:r>
                 <w:rPr>
                   <w:rFonts w:ascii="Arial" w:cs="Arial" w:eastAsia="Arial" w:hAnsi="Arial"/>
@@ -10282,7 +10494,7 @@
               <w:spacing w:after="10" w:before="0"/>
               <w:ind w:left="120"/>
             </w:pPr>
-            <w:hyperlink w:history="1" r:id="rId2_toyrcn_fxwtzfw2xbuj">
+            <w:hyperlink w:history="1" r:id="rIdvewjsrebsya-b2vejfxuj">
               <w:r>
                 <w:rPr>
                   <w:rFonts w:ascii="Arial" w:cs="Arial" w:eastAsia="Arial" w:hAnsi="Arial"/>
@@ -10325,6 +10537,7 @@
           </w:tcPr>
           <w:p>
             <w:pPr>
+              <w:keepNext w:val="false"/>
               <w:spacing w:after="40" w:before="0"/>
               <w:jc w:val="left"/>
             </w:pPr>
@@ -10357,6 +10570,7 @@
           </w:tcPr>
           <w:p>
             <w:pPr>
+              <w:keepNext w:val="false"/>
               <w:spacing w:after="40" w:before="0"/>
               <w:jc w:val="left"/>
             </w:pPr>
@@ -10389,6 +10603,7 @@
           </w:tcPr>
           <w:p>
             <w:pPr>
+              <w:keepNext w:val="false"/>
               <w:spacing w:after="40" w:before="0"/>
               <w:jc w:val="left"/>
             </w:pPr>
@@ -10421,6 +10636,7 @@
           </w:tcPr>
           <w:p>
             <w:pPr>
+              <w:keepNext w:val="false"/>
               <w:spacing w:after="40" w:before="0"/>
               <w:jc w:val="left"/>
             </w:pPr>
@@ -10480,6 +10696,7 @@
           </w:tcPr>
           <w:p>
             <w:pPr>
+              <w:keepNext w:val="false"/>
               <w:spacing w:after="40" w:before="0"/>
               <w:jc w:val="center"/>
             </w:pPr>
@@ -10514,6 +10731,7 @@
           </w:tcPr>
           <w:p>
             <w:pPr>
+              <w:keepNext w:val="false"/>
               <w:spacing w:after="40" w:before="0"/>
               <w:jc w:val="left"/>
             </w:pPr>
@@ -10575,6 +10793,7 @@
           </w:tcPr>
           <w:p>
             <w:pPr>
+              <w:keepNext w:val="false"/>
               <w:spacing w:after="40" w:before="0"/>
               <w:jc w:val="center"/>
             </w:pPr>
@@ -10609,6 +10828,7 @@
           </w:tcPr>
           <w:p>
             <w:pPr>
+              <w:keepNext w:val="false"/>
               <w:spacing w:after="40" w:before="0"/>
               <w:jc w:val="left"/>
             </w:pPr>
@@ -10641,6 +10861,7 @@
           </w:tcPr>
           <w:p>
             <w:pPr>
+              <w:keepNext w:val="false"/>
               <w:spacing w:after="40" w:before="0"/>
               <w:jc w:val="left"/>
             </w:pPr>
@@ -10675,6 +10896,7 @@
           </w:tcPr>
           <w:p>
             <w:pPr>
+              <w:keepNext w:val="false"/>
               <w:spacing w:after="40" w:before="0"/>
               <w:jc w:val="left"/>
             </w:pPr>
@@ -10707,6 +10929,7 @@
           </w:tcPr>
           <w:p>
             <w:pPr>
+              <w:keepNext w:val="false"/>
               <w:spacing w:after="40" w:before="0"/>
               <w:jc w:val="left"/>
             </w:pPr>
@@ -10741,6 +10964,7 @@
           </w:tcPr>
           <w:p>
             <w:pPr>
+              <w:keepNext w:val="false"/>
               <w:spacing w:after="40" w:before="0"/>
               <w:jc w:val="left"/>
             </w:pPr>
@@ -10773,6 +10997,7 @@
           </w:tcPr>
           <w:p>
             <w:pPr>
+              <w:keepNext w:val="false"/>
               <w:spacing w:after="40" w:before="0"/>
               <w:jc w:val="left"/>
             </w:pPr>
@@ -10809,7 +11034,7 @@
         </w:rPr>
         <w:t xml:space="preserve">© 2026 SeaVuria and ARES. Aligned with KICD objectives. Developed by SeaVuria; technical implementation by ARES (with AI assistance from Claude). Licensed under </w:t>
       </w:r>
-      <w:hyperlink w:history="1" r:id="rId3pqk5ye1ani9rmf1gfdap">
+      <w:hyperlink w:history="1" r:id="rId69houb2xwxk2fa2cfw7o7">
         <w:r>
           <w:rPr>
             <w:rFonts w:ascii="Arial" w:cs="Arial" w:eastAsia="Arial" w:hAnsi="Arial"/>
@@ -10830,7 +11055,7 @@
         </w:rPr>
         <w:t xml:space="preserve"> (</w:t>
       </w:r>
-      <w:hyperlink w:history="1" r:id="rIdbyacmvnezgykh-er3ehxj">
+      <w:hyperlink w:history="1" r:id="rIdwumeu4hmxxadcx7fmxvzd">
         <w:r>
           <w:rPr>
             <w:rFonts w:ascii="Arial" w:cs="Arial" w:eastAsia="Arial" w:hAnsi="Arial"/>
@@ -10890,6 +11115,7 @@
           </w:tcPr>
           <w:p>
             <w:pPr>
+              <w:keepNext w:val="false"/>
               <w:spacing w:after="40" w:before="0"/>
               <w:jc w:val="center"/>
             </w:pPr>
@@ -10925,6 +11151,7 @@
           </w:tcPr>
           <w:p>
             <w:pPr>
+              <w:keepNext w:val="false"/>
               <w:spacing w:after="40" w:before="0"/>
               <w:jc w:val="center"/>
             </w:pPr>
@@ -10959,6 +11186,7 @@
           </w:tcPr>
           <w:p>
             <w:pPr>
+              <w:keepNext w:val="false"/>
               <w:spacing w:after="40" w:before="0"/>
               <w:jc w:val="left"/>
             </w:pPr>
@@ -10991,6 +11219,7 @@
           </w:tcPr>
           <w:p>
             <w:pPr>
+              <w:keepNext w:val="false"/>
               <w:spacing w:after="40" w:before="0"/>
               <w:jc w:val="left"/>
             </w:pPr>
@@ -11025,6 +11254,7 @@
           </w:tcPr>
           <w:p>
             <w:pPr>
+              <w:keepNext w:val="false"/>
               <w:spacing w:after="40" w:before="0"/>
               <w:jc w:val="left"/>
             </w:pPr>
@@ -11057,6 +11287,7 @@
           </w:tcPr>
           <w:p>
             <w:pPr>
+              <w:keepNext w:val="false"/>
               <w:spacing w:after="40" w:before="0"/>
               <w:jc w:val="left"/>
             </w:pPr>
@@ -11091,6 +11322,7 @@
           </w:tcPr>
           <w:p>
             <w:pPr>
+              <w:keepNext w:val="false"/>
               <w:spacing w:after="40" w:before="0"/>
               <w:jc w:val="left"/>
             </w:pPr>
@@ -11123,6 +11355,7 @@
           </w:tcPr>
           <w:p>
             <w:pPr>
+              <w:keepNext w:val="false"/>
               <w:spacing w:after="40" w:before="0"/>
               <w:jc w:val="left"/>
             </w:pPr>
@@ -11157,6 +11390,7 @@
           </w:tcPr>
           <w:p>
             <w:pPr>
+              <w:keepNext w:val="false"/>
               <w:spacing w:after="40" w:before="0"/>
               <w:jc w:val="left"/>
             </w:pPr>
@@ -11189,6 +11423,7 @@
           </w:tcPr>
           <w:p>
             <w:pPr>
+              <w:keepNext w:val="false"/>
               <w:spacing w:after="40" w:before="0"/>
               <w:jc w:val="left"/>
             </w:pPr>
@@ -11223,6 +11458,7 @@
           </w:tcPr>
           <w:p>
             <w:pPr>
+              <w:keepNext w:val="false"/>
               <w:spacing w:after="40" w:before="0"/>
               <w:jc w:val="left"/>
             </w:pPr>
@@ -11255,6 +11491,7 @@
           </w:tcPr>
           <w:p>
             <w:pPr>
+              <w:keepNext w:val="false"/>
               <w:spacing w:after="40" w:before="0"/>
               <w:jc w:val="left"/>
             </w:pPr>
@@ -11289,6 +11526,7 @@
           </w:tcPr>
           <w:p>
             <w:pPr>
+              <w:keepNext w:val="false"/>
               <w:spacing w:after="40" w:before="0"/>
               <w:jc w:val="left"/>
             </w:pPr>
@@ -11321,6 +11559,7 @@
           </w:tcPr>
           <w:p>
             <w:pPr>
+              <w:keepNext w:val="false"/>
               <w:spacing w:after="40" w:before="0"/>
               <w:jc w:val="left"/>
             </w:pPr>
@@ -11355,6 +11594,7 @@
           </w:tcPr>
           <w:p>
             <w:pPr>
+              <w:keepNext w:val="false"/>
               <w:spacing w:after="40" w:before="0"/>
               <w:jc w:val="left"/>
             </w:pPr>
@@ -11387,6 +11627,7 @@
           </w:tcPr>
           <w:p>
             <w:pPr>
+              <w:keepNext w:val="false"/>
               <w:spacing w:after="40" w:before="0"/>
               <w:jc w:val="left"/>
             </w:pPr>
@@ -11421,6 +11662,7 @@
           </w:tcPr>
           <w:p>
             <w:pPr>
+              <w:keepNext w:val="false"/>
               <w:spacing w:after="40" w:before="0"/>
               <w:jc w:val="left"/>
             </w:pPr>
@@ -11453,6 +11695,7 @@
           </w:tcPr>
           <w:p>
             <w:pPr>
+              <w:keepNext w:val="false"/>
               <w:spacing w:after="40" w:before="0"/>
               <w:jc w:val="left"/>
             </w:pPr>
@@ -11512,6 +11755,7 @@
           </w:tcPr>
           <w:p>
             <w:pPr>
+              <w:keepNext w:val="false"/>
               <w:spacing w:after="40" w:before="0"/>
               <w:jc w:val="center"/>
             </w:pPr>
@@ -11546,6 +11790,7 @@
           </w:tcPr>
           <w:p>
             <w:pPr>
+              <w:keepNext w:val="false"/>
               <w:spacing w:after="40" w:before="0"/>
               <w:jc w:val="left"/>
             </w:pPr>
@@ -11610,6 +11855,7 @@
           </w:tcPr>
           <w:p>
             <w:pPr>
+              <w:keepNext w:val="false"/>
               <w:spacing w:after="40" w:before="0"/>
               <w:jc w:val="center"/>
             </w:pPr>
@@ -11644,6 +11890,7 @@
           </w:tcPr>
           <w:p>
             <w:pPr>
+              <w:keepNext w:val="false"/>
               <w:spacing w:after="40" w:before="0"/>
               <w:jc w:val="left"/>
             </w:pPr>
@@ -11676,6 +11923,7 @@
           </w:tcPr>
           <w:p>
             <w:pPr>
+              <w:keepNext w:val="false"/>
               <w:spacing w:after="40" w:before="0"/>
               <w:jc w:val="left"/>
             </w:pPr>
@@ -11708,6 +11956,7 @@
           </w:tcPr>
           <w:p>
             <w:pPr>
+              <w:keepNext w:val="false"/>
               <w:spacing w:after="40" w:before="0"/>
               <w:jc w:val="left"/>
             </w:pPr>
@@ -11740,6 +11989,7 @@
           </w:tcPr>
           <w:p>
             <w:pPr>
+              <w:keepNext w:val="false"/>
               <w:spacing w:after="40" w:before="0"/>
               <w:jc w:val="left"/>
             </w:pPr>
@@ -11772,6 +12022,7 @@
           </w:tcPr>
           <w:p>
             <w:pPr>
+              <w:keepNext w:val="false"/>
               <w:spacing w:after="40" w:before="0"/>
               <w:jc w:val="left"/>
             </w:pPr>
@@ -11806,6 +12057,7 @@
           </w:tcPr>
           <w:p>
             <w:pPr>
+              <w:keepNext w:val="false"/>
               <w:spacing w:after="40" w:before="0"/>
               <w:jc w:val="left"/>
             </w:pPr>
@@ -11843,7 +12095,7 @@
             <w:pPr>
               <w:spacing w:after="20" w:before="0"/>
             </w:pPr>
-            <w:hyperlink w:history="1" r:id="rId0x0yzxamfi6h7btlj-x2g">
+            <w:hyperlink w:history="1" r:id="rIdbpfiykraqwy5vbemoxdxh">
               <w:r>
                 <w:rPr>
                   <w:rFonts w:ascii="Arial" w:cs="Arial" w:eastAsia="Arial" w:hAnsi="Arial"/>
@@ -11892,7 +12144,7 @@
               <w:spacing w:after="10" w:before="0"/>
               <w:ind w:left="120"/>
             </w:pPr>
-            <w:hyperlink w:history="1" r:id="rIdfc2uuk4bqnaupafiwqziy">
+            <w:hyperlink w:history="1" r:id="rId9nznuvhn71o5gpzi0y17p">
               <w:r>
                 <w:rPr>
                   <w:rFonts w:ascii="Arial" w:cs="Arial" w:eastAsia="Arial" w:hAnsi="Arial"/>
@@ -11937,7 +12189,7 @@
             <w:pPr>
               <w:spacing w:after="20" w:before="0"/>
             </w:pPr>
-            <w:hyperlink w:history="1" r:id="rIdee3thbqypaziqasfh2jqj">
+            <w:hyperlink w:history="1" r:id="rIdkcgz9znivdhfz3f0_yxe8">
               <w:r>
                 <w:rPr>
                   <w:rFonts w:ascii="Arial" w:cs="Arial" w:eastAsia="Arial" w:hAnsi="Arial"/>
@@ -11970,7 +12222,7 @@
               <w:spacing w:after="10" w:before="0"/>
               <w:ind w:left="120"/>
             </w:pPr>
-            <w:hyperlink w:history="1" r:id="rIdzzpsg9nddan9p_vhlhhed">
+            <w:hyperlink w:history="1" r:id="rId5c1ajt9-ykfneodklhakh">
               <w:r>
                 <w:rPr>
                   <w:rFonts w:ascii="Arial" w:cs="Arial" w:eastAsia="Arial" w:hAnsi="Arial"/>
@@ -11998,6 +12250,7 @@
           </w:tcPr>
           <w:p>
             <w:pPr>
+              <w:keepNext w:val="false"/>
               <w:spacing w:after="40" w:before="0"/>
               <w:jc w:val="left"/>
             </w:pPr>
@@ -12030,6 +12283,7 @@
           </w:tcPr>
           <w:p>
             <w:pPr>
+              <w:keepNext w:val="false"/>
               <w:spacing w:after="40" w:before="0"/>
               <w:jc w:val="left"/>
             </w:pPr>
@@ -12062,6 +12316,7 @@
           </w:tcPr>
           <w:p>
             <w:pPr>
+              <w:keepNext w:val="false"/>
               <w:spacing w:after="40" w:before="0"/>
               <w:jc w:val="left"/>
             </w:pPr>
@@ -12094,6 +12349,7 @@
           </w:tcPr>
           <w:p>
             <w:pPr>
+              <w:keepNext w:val="false"/>
               <w:spacing w:after="40" w:before="0"/>
               <w:jc w:val="left"/>
             </w:pPr>
@@ -12128,6 +12384,7 @@
           </w:tcPr>
           <w:p>
             <w:pPr>
+              <w:keepNext w:val="false"/>
               <w:spacing w:after="40" w:before="0"/>
               <w:jc w:val="left"/>
             </w:pPr>
@@ -12165,7 +12422,7 @@
             <w:pPr>
               <w:spacing w:after="20" w:before="0"/>
             </w:pPr>
-            <w:hyperlink w:history="1" r:id="rIdsutry8zaq4aqp142eqvua">
+            <w:hyperlink w:history="1" r:id="rIdubcse2gdem07treee37ug">
               <w:r>
                 <w:rPr>
                   <w:rFonts w:ascii="Arial" w:cs="Arial" w:eastAsia="Arial" w:hAnsi="Arial"/>
@@ -12214,7 +12471,7 @@
               <w:spacing w:after="10" w:before="0"/>
               <w:ind w:left="120"/>
             </w:pPr>
-            <w:hyperlink w:history="1" r:id="rIdxmgk7ubgmuaqejyekmxqn">
+            <w:hyperlink w:history="1" r:id="rId_yhxqakp7_omfrzcloadf">
               <w:r>
                 <w:rPr>
                   <w:rFonts w:ascii="Arial" w:cs="Arial" w:eastAsia="Arial" w:hAnsi="Arial"/>
@@ -12259,7 +12516,7 @@
             <w:pPr>
               <w:spacing w:after="20" w:before="0"/>
             </w:pPr>
-            <w:hyperlink w:history="1" r:id="rId6nzwf-vif0evbo6beqj-y">
+            <w:hyperlink w:history="1" r:id="rIdl8uneyoky9bzdskmfcwtn">
               <w:r>
                 <w:rPr>
                   <w:rFonts w:ascii="Arial" w:cs="Arial" w:eastAsia="Arial" w:hAnsi="Arial"/>
@@ -12292,7 +12549,7 @@
               <w:spacing w:after="10" w:before="0"/>
               <w:ind w:left="120"/>
             </w:pPr>
-            <w:hyperlink w:history="1" r:id="rIdv4ybuzatkatwxvt3teknt">
+            <w:hyperlink w:history="1" r:id="rIdnzzyvkzdnamcfvyeibujt">
               <w:r>
                 <w:rPr>
                   <w:rFonts w:ascii="Arial" w:cs="Arial" w:eastAsia="Arial" w:hAnsi="Arial"/>
@@ -12320,6 +12577,7 @@
           </w:tcPr>
           <w:p>
             <w:pPr>
+              <w:keepNext w:val="false"/>
               <w:spacing w:after="40" w:before="0"/>
               <w:jc w:val="left"/>
             </w:pPr>
@@ -12352,6 +12610,7 @@
           </w:tcPr>
           <w:p>
             <w:pPr>
+              <w:keepNext w:val="false"/>
               <w:spacing w:after="40" w:before="0"/>
               <w:jc w:val="left"/>
             </w:pPr>
@@ -12384,6 +12643,7 @@
           </w:tcPr>
           <w:p>
             <w:pPr>
+              <w:keepNext w:val="false"/>
               <w:spacing w:after="40" w:before="0"/>
               <w:jc w:val="left"/>
             </w:pPr>
@@ -12416,6 +12676,7 @@
           </w:tcPr>
           <w:p>
             <w:pPr>
+              <w:keepNext w:val="false"/>
               <w:spacing w:after="40" w:before="0"/>
               <w:jc w:val="left"/>
             </w:pPr>
@@ -12450,6 +12711,7 @@
           </w:tcPr>
           <w:p>
             <w:pPr>
+              <w:keepNext w:val="false"/>
               <w:spacing w:after="40" w:before="0"/>
               <w:jc w:val="left"/>
             </w:pPr>
@@ -12487,7 +12749,7 @@
             <w:pPr>
               <w:spacing w:after="20" w:before="0"/>
             </w:pPr>
-            <w:hyperlink w:history="1" r:id="rId2r4kc60_qmye0xbpzhxyy">
+            <w:hyperlink w:history="1" r:id="rIdweira0udn5lj7mucwi1kh">
               <w:r>
                 <w:rPr>
                   <w:rFonts w:ascii="Arial" w:cs="Arial" w:eastAsia="Arial" w:hAnsi="Arial"/>
@@ -12536,7 +12798,7 @@
               <w:spacing w:after="10" w:before="0"/>
               <w:ind w:left="120"/>
             </w:pPr>
-            <w:hyperlink w:history="1" r:id="rIdv2m2omxv9ngj7egwax_su">
+            <w:hyperlink w:history="1" r:id="rId1abpdtlxgfejad_pqpzjc">
               <w:r>
                 <w:rPr>
                   <w:rFonts w:ascii="Arial" w:cs="Arial" w:eastAsia="Arial" w:hAnsi="Arial"/>
@@ -12581,7 +12843,7 @@
             <w:pPr>
               <w:spacing w:after="20" w:before="0"/>
             </w:pPr>
-            <w:hyperlink w:history="1" r:id="rIdchs5uvi0prhrofy0etau5">
+            <w:hyperlink w:history="1" r:id="rIds11bcpv7wympvpkambfgr">
               <w:r>
                 <w:rPr>
                   <w:rFonts w:ascii="Arial" w:cs="Arial" w:eastAsia="Arial" w:hAnsi="Arial"/>
@@ -12614,7 +12876,7 @@
               <w:spacing w:after="10" w:before="0"/>
               <w:ind w:left="120"/>
             </w:pPr>
-            <w:hyperlink w:history="1" r:id="rIdrczshlclmw8c08jbrft4y">
+            <w:hyperlink w:history="1" r:id="rIdhvzy6a_kmp08gbtjyiobd">
               <w:r>
                 <w:rPr>
                   <w:rFonts w:ascii="Arial" w:cs="Arial" w:eastAsia="Arial" w:hAnsi="Arial"/>
@@ -12642,6 +12904,7 @@
           </w:tcPr>
           <w:p>
             <w:pPr>
+              <w:keepNext w:val="false"/>
               <w:spacing w:after="40" w:before="0"/>
               <w:jc w:val="left"/>
             </w:pPr>
@@ -12674,6 +12937,7 @@
           </w:tcPr>
           <w:p>
             <w:pPr>
+              <w:keepNext w:val="false"/>
               <w:spacing w:after="40" w:before="0"/>
               <w:jc w:val="left"/>
             </w:pPr>
@@ -12706,6 +12970,7 @@
           </w:tcPr>
           <w:p>
             <w:pPr>
+              <w:keepNext w:val="false"/>
               <w:spacing w:after="40" w:before="0"/>
               <w:jc w:val="left"/>
             </w:pPr>
@@ -12738,6 +13003,7 @@
           </w:tcPr>
           <w:p>
             <w:pPr>
+              <w:keepNext w:val="false"/>
               <w:spacing w:after="40" w:before="0"/>
               <w:jc w:val="left"/>
             </w:pPr>
@@ -12772,6 +13038,7 @@
           </w:tcPr>
           <w:p>
             <w:pPr>
+              <w:keepNext w:val="false"/>
               <w:spacing w:after="40" w:before="0"/>
               <w:jc w:val="left"/>
             </w:pPr>
@@ -12809,7 +13076,7 @@
             <w:pPr>
               <w:spacing w:after="20" w:before="0"/>
             </w:pPr>
-            <w:hyperlink w:history="1" r:id="rIdfhapif4wegw9630fgeko9">
+            <w:hyperlink w:history="1" r:id="rIdrpsrr4faaccbkb454_yb9">
               <w:r>
                 <w:rPr>
                   <w:rFonts w:ascii="Arial" w:cs="Arial" w:eastAsia="Arial" w:hAnsi="Arial"/>
@@ -12858,7 +13125,7 @@
               <w:spacing w:after="10" w:before="0"/>
               <w:ind w:left="120"/>
             </w:pPr>
-            <w:hyperlink w:history="1" r:id="rIdhfyavteeupahzj4agqhxg">
+            <w:hyperlink w:history="1" r:id="rIdeyyciq5mtx2jefdi-dugz">
               <w:r>
                 <w:rPr>
                   <w:rFonts w:ascii="Arial" w:cs="Arial" w:eastAsia="Arial" w:hAnsi="Arial"/>
@@ -12903,7 +13170,7 @@
             <w:pPr>
               <w:spacing w:after="20" w:before="0"/>
             </w:pPr>
-            <w:hyperlink w:history="1" r:id="rIdyt8icu3v47nuayidr5gjx">
+            <w:hyperlink w:history="1" r:id="rIdwrriu78iucmfjager3jo7">
               <w:r>
                 <w:rPr>
                   <w:rFonts w:ascii="Arial" w:cs="Arial" w:eastAsia="Arial" w:hAnsi="Arial"/>
@@ -12936,7 +13203,7 @@
               <w:spacing w:after="10" w:before="0"/>
               <w:ind w:left="120"/>
             </w:pPr>
-            <w:hyperlink w:history="1" r:id="rIdakmytw4afgo3jeiakhlb-">
+            <w:hyperlink w:history="1" r:id="rIdbhg2dpocjoxks51w0kwps">
               <w:r>
                 <w:rPr>
                   <w:rFonts w:ascii="Arial" w:cs="Arial" w:eastAsia="Arial" w:hAnsi="Arial"/>
@@ -12964,6 +13231,7 @@
           </w:tcPr>
           <w:p>
             <w:pPr>
+              <w:keepNext w:val="false"/>
               <w:spacing w:after="40" w:before="0"/>
               <w:jc w:val="left"/>
             </w:pPr>
@@ -12996,6 +13264,7 @@
           </w:tcPr>
           <w:p>
             <w:pPr>
+              <w:keepNext w:val="false"/>
               <w:spacing w:after="40" w:before="0"/>
               <w:jc w:val="left"/>
             </w:pPr>
@@ -13028,6 +13297,7 @@
           </w:tcPr>
           <w:p>
             <w:pPr>
+              <w:keepNext w:val="false"/>
               <w:spacing w:after="40" w:before="0"/>
               <w:jc w:val="left"/>
             </w:pPr>
@@ -13060,6 +13330,7 @@
           </w:tcPr>
           <w:p>
             <w:pPr>
+              <w:keepNext w:val="false"/>
               <w:spacing w:after="40" w:before="0"/>
               <w:jc w:val="left"/>
             </w:pPr>
@@ -13094,6 +13365,7 @@
           </w:tcPr>
           <w:p>
             <w:pPr>
+              <w:keepNext w:val="false"/>
               <w:spacing w:after="40" w:before="0"/>
               <w:jc w:val="left"/>
             </w:pPr>
@@ -13131,7 +13403,7 @@
             <w:pPr>
               <w:spacing w:after="20" w:before="0"/>
             </w:pPr>
-            <w:hyperlink w:history="1" r:id="rId0vwiwbey631vhse4uy9v6">
+            <w:hyperlink w:history="1" r:id="rIdjo8rcoxysnjtnaaxelaf6">
               <w:r>
                 <w:rPr>
                   <w:rFonts w:ascii="Arial" w:cs="Arial" w:eastAsia="Arial" w:hAnsi="Arial"/>
@@ -13180,7 +13452,7 @@
               <w:spacing w:after="10" w:before="0"/>
               <w:ind w:left="120"/>
             </w:pPr>
-            <w:hyperlink w:history="1" r:id="rId6wqybuymkx2xi34wknpgi">
+            <w:hyperlink w:history="1" r:id="rId-7t1repo_77pve2zpixsk">
               <w:r>
                 <w:rPr>
                   <w:rFonts w:ascii="Arial" w:cs="Arial" w:eastAsia="Arial" w:hAnsi="Arial"/>
@@ -13225,7 +13497,7 @@
             <w:pPr>
               <w:spacing w:after="20" w:before="0"/>
             </w:pPr>
-            <w:hyperlink w:history="1" r:id="rIdrjgnhdrexqvwhgaqbudx6">
+            <w:hyperlink w:history="1" r:id="rIdti9n-omlqqmpgbeclhae6">
               <w:r>
                 <w:rPr>
                   <w:rFonts w:ascii="Arial" w:cs="Arial" w:eastAsia="Arial" w:hAnsi="Arial"/>
@@ -13258,7 +13530,7 @@
               <w:spacing w:after="10" w:before="0"/>
               <w:ind w:left="120"/>
             </w:pPr>
-            <w:hyperlink w:history="1" r:id="rIdmseamfvmi8sitayipklg2">
+            <w:hyperlink w:history="1" r:id="rIdwpomfi21axzmniygkobor">
               <w:r>
                 <w:rPr>
                   <w:rFonts w:ascii="Arial" w:cs="Arial" w:eastAsia="Arial" w:hAnsi="Arial"/>
@@ -13286,6 +13558,7 @@
           </w:tcPr>
           <w:p>
             <w:pPr>
+              <w:keepNext w:val="false"/>
               <w:spacing w:after="40" w:before="0"/>
               <w:jc w:val="left"/>
             </w:pPr>
@@ -13318,6 +13591,7 @@
           </w:tcPr>
           <w:p>
             <w:pPr>
+              <w:keepNext w:val="false"/>
               <w:spacing w:after="40" w:before="0"/>
               <w:jc w:val="left"/>
             </w:pPr>
@@ -13350,6 +13624,7 @@
           </w:tcPr>
           <w:p>
             <w:pPr>
+              <w:keepNext w:val="false"/>
               <w:spacing w:after="40" w:before="0"/>
               <w:jc w:val="left"/>
             </w:pPr>
@@ -13382,6 +13657,7 @@
           </w:tcPr>
           <w:p>
             <w:pPr>
+              <w:keepNext w:val="false"/>
               <w:spacing w:after="40" w:before="0"/>
               <w:jc w:val="left"/>
             </w:pPr>
@@ -13441,6 +13717,7 @@
           </w:tcPr>
           <w:p>
             <w:pPr>
+              <w:keepNext w:val="false"/>
               <w:spacing w:after="40" w:before="0"/>
               <w:jc w:val="center"/>
             </w:pPr>
@@ -13475,6 +13752,7 @@
           </w:tcPr>
           <w:p>
             <w:pPr>
+              <w:keepNext w:val="false"/>
               <w:spacing w:after="40" w:before="0"/>
               <w:jc w:val="left"/>
             </w:pPr>
@@ -13536,6 +13814,7 @@
           </w:tcPr>
           <w:p>
             <w:pPr>
+              <w:keepNext w:val="false"/>
               <w:spacing w:after="40" w:before="0"/>
               <w:jc w:val="center"/>
             </w:pPr>
@@ -13570,6 +13849,7 @@
           </w:tcPr>
           <w:p>
             <w:pPr>
+              <w:keepNext w:val="false"/>
               <w:spacing w:after="40" w:before="0"/>
               <w:jc w:val="left"/>
             </w:pPr>
@@ -13602,6 +13882,7 @@
           </w:tcPr>
           <w:p>
             <w:pPr>
+              <w:keepNext w:val="false"/>
               <w:spacing w:after="40" w:before="0"/>
               <w:jc w:val="left"/>
             </w:pPr>
@@ -13636,6 +13917,7 @@
           </w:tcPr>
           <w:p>
             <w:pPr>
+              <w:keepNext w:val="false"/>
               <w:spacing w:after="40" w:before="0"/>
               <w:jc w:val="left"/>
             </w:pPr>
@@ -13668,6 +13950,7 @@
           </w:tcPr>
           <w:p>
             <w:pPr>
+              <w:keepNext w:val="false"/>
               <w:spacing w:after="40" w:before="0"/>
               <w:jc w:val="left"/>
             </w:pPr>
@@ -13702,6 +13985,7 @@
           </w:tcPr>
           <w:p>
             <w:pPr>
+              <w:keepNext w:val="false"/>
               <w:spacing w:after="40" w:before="0"/>
               <w:jc w:val="left"/>
             </w:pPr>
@@ -13734,6 +14018,7 @@
           </w:tcPr>
           <w:p>
             <w:pPr>
+              <w:keepNext w:val="false"/>
               <w:spacing w:after="40" w:before="0"/>
               <w:jc w:val="left"/>
             </w:pPr>
@@ -13770,7 +14055,7 @@
         </w:rPr>
         <w:t xml:space="preserve">© 2026 SeaVuria and ARES. Aligned with KICD objectives. Developed by SeaVuria; technical implementation by ARES (with AI assistance from Claude). Licensed under </w:t>
       </w:r>
-      <w:hyperlink w:history="1" r:id="rIdfcq3jta43umfiv097s6ji">
+      <w:hyperlink w:history="1" r:id="rIdxjeyovcdaqchfge3zmh4-">
         <w:r>
           <w:rPr>
             <w:rFonts w:ascii="Arial" w:cs="Arial" w:eastAsia="Arial" w:hAnsi="Arial"/>
@@ -13791,7 +14076,7 @@
         </w:rPr>
         <w:t xml:space="preserve"> (</w:t>
       </w:r>
-      <w:hyperlink w:history="1" r:id="rIdcjbe7ojvvbnj7iysindhm">
+      <w:hyperlink w:history="1" r:id="rIdrum6g2x3vnbw8dy0qee0r">
         <w:r>
           <w:rPr>
             <w:rFonts w:ascii="Arial" w:cs="Arial" w:eastAsia="Arial" w:hAnsi="Arial"/>
@@ -13851,6 +14136,7 @@
           </w:tcPr>
           <w:p>
             <w:pPr>
+              <w:keepNext w:val="false"/>
               <w:spacing w:after="40" w:before="0"/>
               <w:jc w:val="center"/>
             </w:pPr>
@@ -13886,6 +14172,7 @@
           </w:tcPr>
           <w:p>
             <w:pPr>
+              <w:keepNext w:val="false"/>
               <w:spacing w:after="40" w:before="0"/>
               <w:jc w:val="center"/>
             </w:pPr>
@@ -13920,6 +14207,7 @@
           </w:tcPr>
           <w:p>
             <w:pPr>
+              <w:keepNext w:val="false"/>
               <w:spacing w:after="40" w:before="0"/>
               <w:jc w:val="left"/>
             </w:pPr>
@@ -13952,6 +14240,7 @@
           </w:tcPr>
           <w:p>
             <w:pPr>
+              <w:keepNext w:val="false"/>
               <w:spacing w:after="40" w:before="0"/>
               <w:jc w:val="left"/>
             </w:pPr>
@@ -13986,6 +14275,7 @@
           </w:tcPr>
           <w:p>
             <w:pPr>
+              <w:keepNext w:val="false"/>
               <w:spacing w:after="40" w:before="0"/>
               <w:jc w:val="left"/>
             </w:pPr>
@@ -14018,6 +14308,7 @@
           </w:tcPr>
           <w:p>
             <w:pPr>
+              <w:keepNext w:val="false"/>
               <w:spacing w:after="40" w:before="0"/>
               <w:jc w:val="left"/>
             </w:pPr>
@@ -14052,6 +14343,7 @@
           </w:tcPr>
           <w:p>
             <w:pPr>
+              <w:keepNext w:val="false"/>
               <w:spacing w:after="40" w:before="0"/>
               <w:jc w:val="left"/>
             </w:pPr>
@@ -14084,6 +14376,7 @@
           </w:tcPr>
           <w:p>
             <w:pPr>
+              <w:keepNext w:val="false"/>
               <w:spacing w:after="40" w:before="0"/>
               <w:jc w:val="left"/>
             </w:pPr>
@@ -14118,6 +14411,7 @@
           </w:tcPr>
           <w:p>
             <w:pPr>
+              <w:keepNext w:val="false"/>
               <w:spacing w:after="40" w:before="0"/>
               <w:jc w:val="left"/>
             </w:pPr>
@@ -14150,6 +14444,7 @@
           </w:tcPr>
           <w:p>
             <w:pPr>
+              <w:keepNext w:val="false"/>
               <w:spacing w:after="40" w:before="0"/>
               <w:jc w:val="left"/>
             </w:pPr>
@@ -14184,6 +14479,7 @@
           </w:tcPr>
           <w:p>
             <w:pPr>
+              <w:keepNext w:val="false"/>
               <w:spacing w:after="40" w:before="0"/>
               <w:jc w:val="left"/>
             </w:pPr>
@@ -14216,6 +14512,7 @@
           </w:tcPr>
           <w:p>
             <w:pPr>
+              <w:keepNext w:val="false"/>
               <w:spacing w:after="40" w:before="0"/>
               <w:jc w:val="left"/>
             </w:pPr>
@@ -14250,6 +14547,7 @@
           </w:tcPr>
           <w:p>
             <w:pPr>
+              <w:keepNext w:val="false"/>
               <w:spacing w:after="40" w:before="0"/>
               <w:jc w:val="left"/>
             </w:pPr>
@@ -14282,6 +14580,7 @@
           </w:tcPr>
           <w:p>
             <w:pPr>
+              <w:keepNext w:val="false"/>
               <w:spacing w:after="40" w:before="0"/>
               <w:jc w:val="left"/>
             </w:pPr>
@@ -14316,6 +14615,7 @@
           </w:tcPr>
           <w:p>
             <w:pPr>
+              <w:keepNext w:val="false"/>
               <w:spacing w:after="40" w:before="0"/>
               <w:jc w:val="left"/>
             </w:pPr>
@@ -14348,6 +14648,7 @@
           </w:tcPr>
           <w:p>
             <w:pPr>
+              <w:keepNext w:val="false"/>
               <w:spacing w:after="40" w:before="0"/>
               <w:jc w:val="left"/>
             </w:pPr>
@@ -14382,6 +14683,7 @@
           </w:tcPr>
           <w:p>
             <w:pPr>
+              <w:keepNext w:val="false"/>
               <w:spacing w:after="40" w:before="0"/>
               <w:jc w:val="left"/>
             </w:pPr>
@@ -14414,6 +14716,7 @@
           </w:tcPr>
           <w:p>
             <w:pPr>
+              <w:keepNext w:val="false"/>
               <w:spacing w:after="40" w:before="0"/>
               <w:jc w:val="left"/>
             </w:pPr>
@@ -14473,6 +14776,7 @@
           </w:tcPr>
           <w:p>
             <w:pPr>
+              <w:keepNext w:val="false"/>
               <w:spacing w:after="40" w:before="0"/>
               <w:jc w:val="center"/>
             </w:pPr>
@@ -14507,6 +14811,7 @@
           </w:tcPr>
           <w:p>
             <w:pPr>
+              <w:keepNext w:val="false"/>
               <w:spacing w:after="40" w:before="0"/>
               <w:jc w:val="left"/>
             </w:pPr>
@@ -14571,6 +14876,7 @@
           </w:tcPr>
           <w:p>
             <w:pPr>
+              <w:keepNext w:val="false"/>
               <w:spacing w:after="40" w:before="0"/>
               <w:jc w:val="center"/>
             </w:pPr>
@@ -14605,6 +14911,7 @@
           </w:tcPr>
           <w:p>
             <w:pPr>
+              <w:keepNext w:val="false"/>
               <w:spacing w:after="40" w:before="0"/>
               <w:jc w:val="left"/>
             </w:pPr>
@@ -14637,6 +14944,7 @@
           </w:tcPr>
           <w:p>
             <w:pPr>
+              <w:keepNext w:val="false"/>
               <w:spacing w:after="40" w:before="0"/>
               <w:jc w:val="left"/>
             </w:pPr>
@@ -14669,6 +14977,7 @@
           </w:tcPr>
           <w:p>
             <w:pPr>
+              <w:keepNext w:val="false"/>
               <w:spacing w:after="40" w:before="0"/>
               <w:jc w:val="left"/>
             </w:pPr>
@@ -14701,6 +15010,7 @@
           </w:tcPr>
           <w:p>
             <w:pPr>
+              <w:keepNext w:val="false"/>
               <w:spacing w:after="40" w:before="0"/>
               <w:jc w:val="left"/>
             </w:pPr>
@@ -14733,6 +15043,7 @@
           </w:tcPr>
           <w:p>
             <w:pPr>
+              <w:keepNext w:val="false"/>
               <w:spacing w:after="40" w:before="0"/>
               <w:jc w:val="left"/>
             </w:pPr>
@@ -14767,6 +15078,7 @@
           </w:tcPr>
           <w:p>
             <w:pPr>
+              <w:keepNext w:val="false"/>
               <w:spacing w:after="40" w:before="0"/>
               <w:jc w:val="left"/>
             </w:pPr>
@@ -14821,7 +15133,7 @@
               <w:spacing w:after="10" w:before="0"/>
               <w:ind w:left="120"/>
             </w:pPr>
-            <w:hyperlink w:history="1" r:id="rIdtdmuwyrbbv-uhsauxmpgi">
+            <w:hyperlink w:history="1" r:id="rIdzv1zurfirl2n_6eebfk7x">
               <w:r>
                 <w:rPr>
                   <w:rFonts w:ascii="Arial" w:cs="Arial" w:eastAsia="Arial" w:hAnsi="Arial"/>
@@ -14898,7 +15210,7 @@
               <w:spacing w:after="10" w:before="0"/>
               <w:ind w:left="120"/>
             </w:pPr>
-            <w:hyperlink w:history="1" r:id="rIda5yxvslwqdh3u6tukmi2o">
+            <w:hyperlink w:history="1" r:id="rIdzrb2puzaa64cm6wfepsrl">
               <w:r>
                 <w:rPr>
                   <w:rFonts w:ascii="Arial" w:cs="Arial" w:eastAsia="Arial" w:hAnsi="Arial"/>
@@ -14941,6 +15253,7 @@
           </w:tcPr>
           <w:p>
             <w:pPr>
+              <w:keepNext w:val="false"/>
               <w:spacing w:after="40" w:before="0"/>
               <w:jc w:val="left"/>
             </w:pPr>
@@ -14973,6 +15286,7 @@
           </w:tcPr>
           <w:p>
             <w:pPr>
+              <w:keepNext w:val="false"/>
               <w:spacing w:after="40" w:before="0"/>
               <w:jc w:val="left"/>
             </w:pPr>
@@ -15005,6 +15319,7 @@
           </w:tcPr>
           <w:p>
             <w:pPr>
+              <w:keepNext w:val="false"/>
               <w:spacing w:after="40" w:before="0"/>
               <w:jc w:val="left"/>
             </w:pPr>
@@ -15037,6 +15352,7 @@
           </w:tcPr>
           <w:p>
             <w:pPr>
+              <w:keepNext w:val="false"/>
               <w:spacing w:after="40" w:before="0"/>
               <w:jc w:val="left"/>
             </w:pPr>
@@ -15071,6 +15387,7 @@
           </w:tcPr>
           <w:p>
             <w:pPr>
+              <w:keepNext w:val="false"/>
               <w:spacing w:after="40" w:before="0"/>
               <w:jc w:val="left"/>
             </w:pPr>
@@ -15125,7 +15442,7 @@
               <w:spacing w:after="10" w:before="0"/>
               <w:ind w:left="120"/>
             </w:pPr>
-            <w:hyperlink w:history="1" r:id="rIdymol7n-8o1angjx4bpskg">
+            <w:hyperlink w:history="1" r:id="rId9dy-gqohfvxihfu1s3tww">
               <w:r>
                 <w:rPr>
                   <w:rFonts w:ascii="Arial" w:cs="Arial" w:eastAsia="Arial" w:hAnsi="Arial"/>
@@ -15202,7 +15519,7 @@
               <w:spacing w:after="10" w:before="0"/>
               <w:ind w:left="120"/>
             </w:pPr>
-            <w:hyperlink w:history="1" r:id="rIdfweniwtqsxjou6knfcdpa">
+            <w:hyperlink w:history="1" r:id="rIdaidfgktshxay3yoqz9uo0">
               <w:r>
                 <w:rPr>
                   <w:rFonts w:ascii="Arial" w:cs="Arial" w:eastAsia="Arial" w:hAnsi="Arial"/>
@@ -15245,6 +15562,7 @@
           </w:tcPr>
           <w:p>
             <w:pPr>
+              <w:keepNext w:val="false"/>
               <w:spacing w:after="40" w:before="0"/>
               <w:jc w:val="left"/>
             </w:pPr>
@@ -15277,6 +15595,7 @@
           </w:tcPr>
           <w:p>
             <w:pPr>
+              <w:keepNext w:val="false"/>
               <w:spacing w:after="40" w:before="0"/>
               <w:jc w:val="left"/>
             </w:pPr>
@@ -15309,6 +15628,7 @@
           </w:tcPr>
           <w:p>
             <w:pPr>
+              <w:keepNext w:val="false"/>
               <w:spacing w:after="40" w:before="0"/>
               <w:jc w:val="left"/>
             </w:pPr>
@@ -15341,6 +15661,7 @@
           </w:tcPr>
           <w:p>
             <w:pPr>
+              <w:keepNext w:val="false"/>
               <w:spacing w:after="40" w:before="0"/>
               <w:jc w:val="left"/>
             </w:pPr>
@@ -15375,6 +15696,7 @@
           </w:tcPr>
           <w:p>
             <w:pPr>
+              <w:keepNext w:val="false"/>
               <w:spacing w:after="40" w:before="0"/>
               <w:jc w:val="left"/>
             </w:pPr>
@@ -15429,7 +15751,7 @@
               <w:spacing w:after="10" w:before="0"/>
               <w:ind w:left="120"/>
             </w:pPr>
-            <w:hyperlink w:history="1" r:id="rIdqosoli36pqbnpgnrllthw">
+            <w:hyperlink w:history="1" r:id="rIdxvdw_o4oilv4e9cqdjx3e">
               <w:r>
                 <w:rPr>
                   <w:rFonts w:ascii="Arial" w:cs="Arial" w:eastAsia="Arial" w:hAnsi="Arial"/>
@@ -15506,7 +15828,7 @@
               <w:spacing w:after="10" w:before="0"/>
               <w:ind w:left="120"/>
             </w:pPr>
-            <w:hyperlink w:history="1" r:id="rIdkjgxv6je4jwgpnzwyrsbr">
+            <w:hyperlink w:history="1" r:id="rId_btnpg6xhiux-beiolcad">
               <w:r>
                 <w:rPr>
                   <w:rFonts w:ascii="Arial" w:cs="Arial" w:eastAsia="Arial" w:hAnsi="Arial"/>
@@ -15549,6 +15871,7 @@
           </w:tcPr>
           <w:p>
             <w:pPr>
+              <w:keepNext w:val="false"/>
               <w:spacing w:after="40" w:before="0"/>
               <w:jc w:val="left"/>
             </w:pPr>
@@ -15581,6 +15904,7 @@
           </w:tcPr>
           <w:p>
             <w:pPr>
+              <w:keepNext w:val="false"/>
               <w:spacing w:after="40" w:before="0"/>
               <w:jc w:val="left"/>
             </w:pPr>
@@ -15613,6 +15937,7 @@
           </w:tcPr>
           <w:p>
             <w:pPr>
+              <w:keepNext w:val="false"/>
               <w:spacing w:after="40" w:before="0"/>
               <w:jc w:val="left"/>
             </w:pPr>
@@ -15645,6 +15970,7 @@
           </w:tcPr>
           <w:p>
             <w:pPr>
+              <w:keepNext w:val="false"/>
               <w:spacing w:after="40" w:before="0"/>
               <w:jc w:val="left"/>
             </w:pPr>
@@ -15679,6 +16005,7 @@
           </w:tcPr>
           <w:p>
             <w:pPr>
+              <w:keepNext w:val="false"/>
               <w:spacing w:after="40" w:before="0"/>
               <w:jc w:val="left"/>
             </w:pPr>
@@ -15733,7 +16060,7 @@
               <w:spacing w:after="10" w:before="0"/>
               <w:ind w:left="120"/>
             </w:pPr>
-            <w:hyperlink w:history="1" r:id="rId6adq_l43liq-6nustetxl">
+            <w:hyperlink w:history="1" r:id="rIdp9dio_exe8fgm2zmvkoc8">
               <w:r>
                 <w:rPr>
                   <w:rFonts w:ascii="Arial" w:cs="Arial" w:eastAsia="Arial" w:hAnsi="Arial"/>
@@ -15810,7 +16137,7 @@
               <w:spacing w:after="10" w:before="0"/>
               <w:ind w:left="120"/>
             </w:pPr>
-            <w:hyperlink w:history="1" r:id="rIdruffqcx7nrqqhlucabcnn">
+            <w:hyperlink w:history="1" r:id="rId3nsi7ub9pzo-zpffzn4lz">
               <w:r>
                 <w:rPr>
                   <w:rFonts w:ascii="Arial" w:cs="Arial" w:eastAsia="Arial" w:hAnsi="Arial"/>
@@ -15853,6 +16180,7 @@
           </w:tcPr>
           <w:p>
             <w:pPr>
+              <w:keepNext w:val="false"/>
               <w:spacing w:after="40" w:before="0"/>
               <w:jc w:val="left"/>
             </w:pPr>
@@ -15885,6 +16213,7 @@
           </w:tcPr>
           <w:p>
             <w:pPr>
+              <w:keepNext w:val="false"/>
               <w:spacing w:after="40" w:before="0"/>
               <w:jc w:val="left"/>
             </w:pPr>
@@ -15917,6 +16246,7 @@
           </w:tcPr>
           <w:p>
             <w:pPr>
+              <w:keepNext w:val="false"/>
               <w:spacing w:after="40" w:before="0"/>
               <w:jc w:val="left"/>
             </w:pPr>
@@ -15949,6 +16279,7 @@
           </w:tcPr>
           <w:p>
             <w:pPr>
+              <w:keepNext w:val="false"/>
               <w:spacing w:after="40" w:before="0"/>
               <w:jc w:val="left"/>
             </w:pPr>
@@ -15983,6 +16314,7 @@
           </w:tcPr>
           <w:p>
             <w:pPr>
+              <w:keepNext w:val="false"/>
               <w:spacing w:after="40" w:before="0"/>
               <w:jc w:val="left"/>
             </w:pPr>
@@ -16037,7 +16369,7 @@
               <w:spacing w:after="10" w:before="0"/>
               <w:ind w:left="120"/>
             </w:pPr>
-            <w:hyperlink w:history="1" r:id="rIdiozep4ph8aq3cuwo42yfw">
+            <w:hyperlink w:history="1" r:id="rIdyar9vxqw1uqeuwks_p38n">
               <w:r>
                 <w:rPr>
                   <w:rFonts w:ascii="Arial" w:cs="Arial" w:eastAsia="Arial" w:hAnsi="Arial"/>
@@ -16114,7 +16446,7 @@
               <w:spacing w:after="10" w:before="0"/>
               <w:ind w:left="120"/>
             </w:pPr>
-            <w:hyperlink w:history="1" r:id="rIdqr8djnj2zmu5arm9rfcmi">
+            <w:hyperlink w:history="1" r:id="rIdgapvoknqu-l3a06pkvl7g">
               <w:r>
                 <w:rPr>
                   <w:rFonts w:ascii="Arial" w:cs="Arial" w:eastAsia="Arial" w:hAnsi="Arial"/>
@@ -16157,6 +16489,7 @@
           </w:tcPr>
           <w:p>
             <w:pPr>
+              <w:keepNext w:val="false"/>
               <w:spacing w:after="40" w:before="0"/>
               <w:jc w:val="left"/>
             </w:pPr>
@@ -16189,6 +16522,7 @@
           </w:tcPr>
           <w:p>
             <w:pPr>
+              <w:keepNext w:val="false"/>
               <w:spacing w:after="40" w:before="0"/>
               <w:jc w:val="left"/>
             </w:pPr>
@@ -16221,6 +16555,7 @@
           </w:tcPr>
           <w:p>
             <w:pPr>
+              <w:keepNext w:val="false"/>
               <w:spacing w:after="40" w:before="0"/>
               <w:jc w:val="left"/>
             </w:pPr>
@@ -16253,6 +16588,7 @@
           </w:tcPr>
           <w:p>
             <w:pPr>
+              <w:keepNext w:val="false"/>
               <w:spacing w:after="40" w:before="0"/>
               <w:jc w:val="left"/>
             </w:pPr>
@@ -16312,6 +16648,7 @@
           </w:tcPr>
           <w:p>
             <w:pPr>
+              <w:keepNext w:val="false"/>
               <w:spacing w:after="40" w:before="0"/>
               <w:jc w:val="center"/>
             </w:pPr>
@@ -16346,6 +16683,7 @@
           </w:tcPr>
           <w:p>
             <w:pPr>
+              <w:keepNext w:val="false"/>
               <w:spacing w:after="40" w:before="0"/>
               <w:jc w:val="left"/>
             </w:pPr>
@@ -16407,6 +16745,7 @@
           </w:tcPr>
           <w:p>
             <w:pPr>
+              <w:keepNext w:val="false"/>
               <w:spacing w:after="40" w:before="0"/>
               <w:jc w:val="center"/>
             </w:pPr>
@@ -16441,6 +16780,7 @@
           </w:tcPr>
           <w:p>
             <w:pPr>
+              <w:keepNext w:val="false"/>
               <w:spacing w:after="40" w:before="0"/>
               <w:jc w:val="left"/>
             </w:pPr>
@@ -16473,6 +16813,7 @@
           </w:tcPr>
           <w:p>
             <w:pPr>
+              <w:keepNext w:val="false"/>
               <w:spacing w:after="40" w:before="0"/>
               <w:jc w:val="left"/>
             </w:pPr>
@@ -16507,6 +16848,7 @@
           </w:tcPr>
           <w:p>
             <w:pPr>
+              <w:keepNext w:val="false"/>
               <w:spacing w:after="40" w:before="0"/>
               <w:jc w:val="left"/>
             </w:pPr>
@@ -16539,6 +16881,7 @@
           </w:tcPr>
           <w:p>
             <w:pPr>
+              <w:keepNext w:val="false"/>
               <w:spacing w:after="40" w:before="0"/>
               <w:jc w:val="left"/>
             </w:pPr>
@@ -16573,6 +16916,7 @@
           </w:tcPr>
           <w:p>
             <w:pPr>
+              <w:keepNext w:val="false"/>
               <w:spacing w:after="40" w:before="0"/>
               <w:jc w:val="left"/>
             </w:pPr>
@@ -16605,6 +16949,7 @@
           </w:tcPr>
           <w:p>
             <w:pPr>
+              <w:keepNext w:val="false"/>
               <w:spacing w:after="40" w:before="0"/>
               <w:jc w:val="left"/>
             </w:pPr>
@@ -16641,7 +16986,7 @@
         </w:rPr>
         <w:t xml:space="preserve">© 2026 SeaVuria and ARES. Aligned with KICD objectives. Developed by SeaVuria; technical implementation by ARES (with AI assistance from Claude). Licensed under </w:t>
       </w:r>
-      <w:hyperlink w:history="1" r:id="rIdcoxmx07rylxzo0askcxpt">
+      <w:hyperlink w:history="1" r:id="rIdycantcgxzw9aotuk77fvm">
         <w:r>
           <w:rPr>
             <w:rFonts w:ascii="Arial" w:cs="Arial" w:eastAsia="Arial" w:hAnsi="Arial"/>
@@ -16662,7 +17007,7 @@
         </w:rPr>
         <w:t xml:space="preserve"> (</w:t>
       </w:r>
-      <w:hyperlink w:history="1" r:id="rIdll6qzezp8uqc7kx_6pjj6">
+      <w:hyperlink w:history="1" r:id="rIdhakfveabhqa8rolild1sy">
         <w:r>
           <w:rPr>
             <w:rFonts w:ascii="Arial" w:cs="Arial" w:eastAsia="Arial" w:hAnsi="Arial"/>
@@ -16722,6 +17067,7 @@
           </w:tcPr>
           <w:p>
             <w:pPr>
+              <w:keepNext w:val="false"/>
               <w:spacing w:after="40" w:before="0"/>
               <w:jc w:val="center"/>
             </w:pPr>
@@ -16757,6 +17103,7 @@
           </w:tcPr>
           <w:p>
             <w:pPr>
+              <w:keepNext w:val="false"/>
               <w:spacing w:after="40" w:before="0"/>
               <w:jc w:val="center"/>
             </w:pPr>
@@ -16791,6 +17138,7 @@
           </w:tcPr>
           <w:p>
             <w:pPr>
+              <w:keepNext w:val="false"/>
               <w:spacing w:after="40" w:before="0"/>
               <w:jc w:val="left"/>
             </w:pPr>
@@ -16823,6 +17171,7 @@
           </w:tcPr>
           <w:p>
             <w:pPr>
+              <w:keepNext w:val="false"/>
               <w:spacing w:after="40" w:before="0"/>
               <w:jc w:val="left"/>
             </w:pPr>
@@ -16857,6 +17206,7 @@
           </w:tcPr>
           <w:p>
             <w:pPr>
+              <w:keepNext w:val="false"/>
               <w:spacing w:after="40" w:before="0"/>
               <w:jc w:val="left"/>
             </w:pPr>
@@ -16889,6 +17239,7 @@
           </w:tcPr>
           <w:p>
             <w:pPr>
+              <w:keepNext w:val="false"/>
               <w:spacing w:after="40" w:before="0"/>
               <w:jc w:val="left"/>
             </w:pPr>
@@ -16923,6 +17274,7 @@
           </w:tcPr>
           <w:p>
             <w:pPr>
+              <w:keepNext w:val="false"/>
               <w:spacing w:after="40" w:before="0"/>
               <w:jc w:val="left"/>
             </w:pPr>
@@ -16955,6 +17307,7 @@
           </w:tcPr>
           <w:p>
             <w:pPr>
+              <w:keepNext w:val="false"/>
               <w:spacing w:after="40" w:before="0"/>
               <w:jc w:val="left"/>
             </w:pPr>
@@ -16989,6 +17342,7 @@
           </w:tcPr>
           <w:p>
             <w:pPr>
+              <w:keepNext w:val="false"/>
               <w:spacing w:after="40" w:before="0"/>
               <w:jc w:val="left"/>
             </w:pPr>
@@ -17021,6 +17375,7 @@
           </w:tcPr>
           <w:p>
             <w:pPr>
+              <w:keepNext w:val="false"/>
               <w:spacing w:after="40" w:before="0"/>
               <w:jc w:val="left"/>
             </w:pPr>
@@ -17055,6 +17410,7 @@
           </w:tcPr>
           <w:p>
             <w:pPr>
+              <w:keepNext w:val="false"/>
               <w:spacing w:after="40" w:before="0"/>
               <w:jc w:val="left"/>
             </w:pPr>
@@ -17087,6 +17443,7 @@
           </w:tcPr>
           <w:p>
             <w:pPr>
+              <w:keepNext w:val="false"/>
               <w:spacing w:after="40" w:before="0"/>
               <w:jc w:val="left"/>
             </w:pPr>
@@ -17121,6 +17478,7 @@
           </w:tcPr>
           <w:p>
             <w:pPr>
+              <w:keepNext w:val="false"/>
               <w:spacing w:after="40" w:before="0"/>
               <w:jc w:val="left"/>
             </w:pPr>
@@ -17153,6 +17511,7 @@
           </w:tcPr>
           <w:p>
             <w:pPr>
+              <w:keepNext w:val="false"/>
               <w:spacing w:after="40" w:before="0"/>
               <w:jc w:val="left"/>
             </w:pPr>
@@ -17187,6 +17546,7 @@
           </w:tcPr>
           <w:p>
             <w:pPr>
+              <w:keepNext w:val="false"/>
               <w:spacing w:after="40" w:before="0"/>
               <w:jc w:val="left"/>
             </w:pPr>
@@ -17219,6 +17579,7 @@
           </w:tcPr>
           <w:p>
             <w:pPr>
+              <w:keepNext w:val="false"/>
               <w:spacing w:after="40" w:before="0"/>
               <w:jc w:val="left"/>
             </w:pPr>
@@ -17253,6 +17614,7 @@
           </w:tcPr>
           <w:p>
             <w:pPr>
+              <w:keepNext w:val="false"/>
               <w:spacing w:after="40" w:before="0"/>
               <w:jc w:val="left"/>
             </w:pPr>
@@ -17285,6 +17647,7 @@
           </w:tcPr>
           <w:p>
             <w:pPr>
+              <w:keepNext w:val="false"/>
               <w:spacing w:after="40" w:before="0"/>
               <w:jc w:val="left"/>
             </w:pPr>
@@ -17344,6 +17707,7 @@
           </w:tcPr>
           <w:p>
             <w:pPr>
+              <w:keepNext w:val="false"/>
               <w:spacing w:after="40" w:before="0"/>
               <w:jc w:val="center"/>
             </w:pPr>
@@ -17378,6 +17742,7 @@
           </w:tcPr>
           <w:p>
             <w:pPr>
+              <w:keepNext w:val="false"/>
               <w:spacing w:after="40" w:before="0"/>
               <w:jc w:val="left"/>
             </w:pPr>
@@ -17442,6 +17807,7 @@
           </w:tcPr>
           <w:p>
             <w:pPr>
+              <w:keepNext w:val="false"/>
               <w:spacing w:after="40" w:before="0"/>
               <w:jc w:val="center"/>
             </w:pPr>
@@ -17476,6 +17842,7 @@
           </w:tcPr>
           <w:p>
             <w:pPr>
+              <w:keepNext w:val="false"/>
               <w:spacing w:after="40" w:before="0"/>
               <w:jc w:val="left"/>
             </w:pPr>
@@ -17508,6 +17875,7 @@
           </w:tcPr>
           <w:p>
             <w:pPr>
+              <w:keepNext w:val="false"/>
               <w:spacing w:after="40" w:before="0"/>
               <w:jc w:val="left"/>
             </w:pPr>
@@ -17540,6 +17908,7 @@
           </w:tcPr>
           <w:p>
             <w:pPr>
+              <w:keepNext w:val="false"/>
               <w:spacing w:after="40" w:before="0"/>
               <w:jc w:val="left"/>
             </w:pPr>
@@ -17572,6 +17941,7 @@
           </w:tcPr>
           <w:p>
             <w:pPr>
+              <w:keepNext w:val="false"/>
               <w:spacing w:after="40" w:before="0"/>
               <w:jc w:val="left"/>
             </w:pPr>
@@ -17604,6 +17974,7 @@
           </w:tcPr>
           <w:p>
             <w:pPr>
+              <w:keepNext w:val="false"/>
               <w:spacing w:after="40" w:before="0"/>
               <w:jc w:val="left"/>
             </w:pPr>
@@ -17638,6 +18009,7 @@
           </w:tcPr>
           <w:p>
             <w:pPr>
+              <w:keepNext w:val="false"/>
               <w:spacing w:after="40" w:before="0"/>
               <w:jc w:val="left"/>
             </w:pPr>
@@ -17692,7 +18064,7 @@
               <w:spacing w:after="10" w:before="0"/>
               <w:ind w:left="120"/>
             </w:pPr>
-            <w:hyperlink w:history="1" r:id="rIdwtuvrfgod4to8lpmaduga">
+            <w:hyperlink w:history="1" r:id="rIdmwv5qwtb7c-bv4vm6vkzl">
               <w:r>
                 <w:rPr>
                   <w:rFonts w:ascii="Arial" w:cs="Arial" w:eastAsia="Arial" w:hAnsi="Arial"/>
@@ -17769,7 +18141,7 @@
               <w:spacing w:after="10" w:before="0"/>
               <w:ind w:left="120"/>
             </w:pPr>
-            <w:hyperlink w:history="1" r:id="rIda28leomt4yqs_rqfd-dl2">
+            <w:hyperlink w:history="1" r:id="rIdp17yozbd91k2yoaoodv1f">
               <w:r>
                 <w:rPr>
                   <w:rFonts w:ascii="Arial" w:cs="Arial" w:eastAsia="Arial" w:hAnsi="Arial"/>
@@ -17812,6 +18184,7 @@
           </w:tcPr>
           <w:p>
             <w:pPr>
+              <w:keepNext w:val="false"/>
               <w:spacing w:after="40" w:before="0"/>
               <w:jc w:val="left"/>
             </w:pPr>
@@ -17844,6 +18217,7 @@
           </w:tcPr>
           <w:p>
             <w:pPr>
+              <w:keepNext w:val="false"/>
               <w:spacing w:after="40" w:before="0"/>
               <w:jc w:val="left"/>
             </w:pPr>
@@ -17876,6 +18250,7 @@
           </w:tcPr>
           <w:p>
             <w:pPr>
+              <w:keepNext w:val="false"/>
               <w:spacing w:after="40" w:before="0"/>
               <w:jc w:val="left"/>
             </w:pPr>
@@ -17908,6 +18283,7 @@
           </w:tcPr>
           <w:p>
             <w:pPr>
+              <w:keepNext w:val="false"/>
               <w:spacing w:after="40" w:before="0"/>
               <w:jc w:val="left"/>
             </w:pPr>
@@ -17942,6 +18318,7 @@
           </w:tcPr>
           <w:p>
             <w:pPr>
+              <w:keepNext w:val="false"/>
               <w:spacing w:after="40" w:before="0"/>
               <w:jc w:val="left"/>
             </w:pPr>
@@ -17996,7 +18373,7 @@
               <w:spacing w:after="10" w:before="0"/>
               <w:ind w:left="120"/>
             </w:pPr>
-            <w:hyperlink w:history="1" r:id="rIdacwhf3siweenmccekyp9h">
+            <w:hyperlink w:history="1" r:id="rIdhdgidzgtbuiia8q_-o2fh">
               <w:r>
                 <w:rPr>
                   <w:rFonts w:ascii="Arial" w:cs="Arial" w:eastAsia="Arial" w:hAnsi="Arial"/>
@@ -18073,7 +18450,7 @@
               <w:spacing w:after="10" w:before="0"/>
               <w:ind w:left="120"/>
             </w:pPr>
-            <w:hyperlink w:history="1" r:id="rIdd86o97qjxyj4yhouct3yp">
+            <w:hyperlink w:history="1" r:id="rId78pphxnh0qcbrg-n0r7as">
               <w:r>
                 <w:rPr>
                   <w:rFonts w:ascii="Arial" w:cs="Arial" w:eastAsia="Arial" w:hAnsi="Arial"/>
@@ -18116,6 +18493,7 @@
           </w:tcPr>
           <w:p>
             <w:pPr>
+              <w:keepNext w:val="false"/>
               <w:spacing w:after="40" w:before="0"/>
               <w:jc w:val="left"/>
             </w:pPr>
@@ -18148,6 +18526,7 @@
           </w:tcPr>
           <w:p>
             <w:pPr>
+              <w:keepNext w:val="false"/>
               <w:spacing w:after="40" w:before="0"/>
               <w:jc w:val="left"/>
             </w:pPr>
@@ -18180,6 +18559,7 @@
           </w:tcPr>
           <w:p>
             <w:pPr>
+              <w:keepNext w:val="false"/>
               <w:spacing w:after="40" w:before="0"/>
               <w:jc w:val="left"/>
             </w:pPr>
@@ -18212,6 +18592,7 @@
           </w:tcPr>
           <w:p>
             <w:pPr>
+              <w:keepNext w:val="false"/>
               <w:spacing w:after="40" w:before="0"/>
               <w:jc w:val="left"/>
             </w:pPr>
@@ -18246,6 +18627,7 @@
           </w:tcPr>
           <w:p>
             <w:pPr>
+              <w:keepNext w:val="false"/>
               <w:spacing w:after="40" w:before="0"/>
               <w:jc w:val="left"/>
             </w:pPr>
@@ -18300,7 +18682,7 @@
               <w:spacing w:after="10" w:before="0"/>
               <w:ind w:left="120"/>
             </w:pPr>
-            <w:hyperlink w:history="1" r:id="rIdupks_2ruoossggeu1kejr">
+            <w:hyperlink w:history="1" r:id="rIdcbnsbfckivwn4yryr8tvz">
               <w:r>
                 <w:rPr>
                   <w:rFonts w:ascii="Arial" w:cs="Arial" w:eastAsia="Arial" w:hAnsi="Arial"/>
@@ -18377,7 +18759,7 @@
               <w:spacing w:after="10" w:before="0"/>
               <w:ind w:left="120"/>
             </w:pPr>
-            <w:hyperlink w:history="1" r:id="rIdkid1i6z1m-dqewykkfwig">
+            <w:hyperlink w:history="1" r:id="rIdkknu2cc_uumtolxs5xvrt">
               <w:r>
                 <w:rPr>
                   <w:rFonts w:ascii="Arial" w:cs="Arial" w:eastAsia="Arial" w:hAnsi="Arial"/>
@@ -18420,6 +18802,7 @@
           </w:tcPr>
           <w:p>
             <w:pPr>
+              <w:keepNext w:val="false"/>
               <w:spacing w:after="40" w:before="0"/>
               <w:jc w:val="left"/>
             </w:pPr>
@@ -18452,6 +18835,7 @@
           </w:tcPr>
           <w:p>
             <w:pPr>
+              <w:keepNext w:val="false"/>
               <w:spacing w:after="40" w:before="0"/>
               <w:jc w:val="left"/>
             </w:pPr>
@@ -18484,6 +18868,7 @@
           </w:tcPr>
           <w:p>
             <w:pPr>
+              <w:keepNext w:val="false"/>
               <w:spacing w:after="40" w:before="0"/>
               <w:jc w:val="left"/>
             </w:pPr>
@@ -18516,6 +18901,7 @@
           </w:tcPr>
           <w:p>
             <w:pPr>
+              <w:keepNext w:val="false"/>
               <w:spacing w:after="40" w:before="0"/>
               <w:jc w:val="left"/>
             </w:pPr>
@@ -18550,6 +18936,7 @@
           </w:tcPr>
           <w:p>
             <w:pPr>
+              <w:keepNext w:val="false"/>
               <w:spacing w:after="40" w:before="0"/>
               <w:jc w:val="left"/>
             </w:pPr>
@@ -18604,7 +18991,7 @@
               <w:spacing w:after="10" w:before="0"/>
               <w:ind w:left="120"/>
             </w:pPr>
-            <w:hyperlink w:history="1" r:id="rIdll-n0a_jrrfua4ps40wth">
+            <w:hyperlink w:history="1" r:id="rIdlvyhrjng89dxetcjexd1c">
               <w:r>
                 <w:rPr>
                   <w:rFonts w:ascii="Arial" w:cs="Arial" w:eastAsia="Arial" w:hAnsi="Arial"/>
@@ -18681,7 +19068,7 @@
               <w:spacing w:after="10" w:before="0"/>
               <w:ind w:left="120"/>
             </w:pPr>
-            <w:hyperlink w:history="1" r:id="rIdldn7wstx7thxm6qfexi6a">
+            <w:hyperlink w:history="1" r:id="rIdrcvd7pwfqy8sjfjzlyooz">
               <w:r>
                 <w:rPr>
                   <w:rFonts w:ascii="Arial" w:cs="Arial" w:eastAsia="Arial" w:hAnsi="Arial"/>
@@ -18724,6 +19111,7 @@
           </w:tcPr>
           <w:p>
             <w:pPr>
+              <w:keepNext w:val="false"/>
               <w:spacing w:after="40" w:before="0"/>
               <w:jc w:val="left"/>
             </w:pPr>
@@ -18756,6 +19144,7 @@
           </w:tcPr>
           <w:p>
             <w:pPr>
+              <w:keepNext w:val="false"/>
               <w:spacing w:after="40" w:before="0"/>
               <w:jc w:val="left"/>
             </w:pPr>
@@ -18788,6 +19177,7 @@
           </w:tcPr>
           <w:p>
             <w:pPr>
+              <w:keepNext w:val="false"/>
               <w:spacing w:after="40" w:before="0"/>
               <w:jc w:val="left"/>
             </w:pPr>
@@ -18820,6 +19210,7 @@
           </w:tcPr>
           <w:p>
             <w:pPr>
+              <w:keepNext w:val="false"/>
               <w:spacing w:after="40" w:before="0"/>
               <w:jc w:val="left"/>
             </w:pPr>
@@ -18854,6 +19245,7 @@
           </w:tcPr>
           <w:p>
             <w:pPr>
+              <w:keepNext w:val="false"/>
               <w:spacing w:after="40" w:before="0"/>
               <w:jc w:val="left"/>
             </w:pPr>
@@ -18908,7 +19300,7 @@
               <w:spacing w:after="10" w:before="0"/>
               <w:ind w:left="120"/>
             </w:pPr>
-            <w:hyperlink w:history="1" r:id="rIdkodcgmhkr8twvnyw6wihr">
+            <w:hyperlink w:history="1" r:id="rId72miho73z70w1gskrmoat">
               <w:r>
                 <w:rPr>
                   <w:rFonts w:ascii="Arial" w:cs="Arial" w:eastAsia="Arial" w:hAnsi="Arial"/>
@@ -18985,7 +19377,7 @@
               <w:spacing w:after="10" w:before="0"/>
               <w:ind w:left="120"/>
             </w:pPr>
-            <w:hyperlink w:history="1" r:id="rIdw0dbecrfpbfx15ky3hgbo">
+            <w:hyperlink w:history="1" r:id="rIdrstexby4l6ov710pjwqjs">
               <w:r>
                 <w:rPr>
                   <w:rFonts w:ascii="Arial" w:cs="Arial" w:eastAsia="Arial" w:hAnsi="Arial"/>
@@ -19028,6 +19420,7 @@
           </w:tcPr>
           <w:p>
             <w:pPr>
+              <w:keepNext w:val="false"/>
               <w:spacing w:after="40" w:before="0"/>
               <w:jc w:val="left"/>
             </w:pPr>
@@ -19060,6 +19453,7 @@
           </w:tcPr>
           <w:p>
             <w:pPr>
+              <w:keepNext w:val="false"/>
               <w:spacing w:after="40" w:before="0"/>
               <w:jc w:val="left"/>
             </w:pPr>
@@ -19092,6 +19486,7 @@
           </w:tcPr>
           <w:p>
             <w:pPr>
+              <w:keepNext w:val="false"/>
               <w:spacing w:after="40" w:before="0"/>
               <w:jc w:val="left"/>
             </w:pPr>
@@ -19124,6 +19519,7 @@
           </w:tcPr>
           <w:p>
             <w:pPr>
+              <w:keepNext w:val="false"/>
               <w:spacing w:after="40" w:before="0"/>
               <w:jc w:val="left"/>
             </w:pPr>
@@ -19183,6 +19579,7 @@
           </w:tcPr>
           <w:p>
             <w:pPr>
+              <w:keepNext w:val="false"/>
               <w:spacing w:after="40" w:before="0"/>
               <w:jc w:val="center"/>
             </w:pPr>
@@ -19217,6 +19614,7 @@
           </w:tcPr>
           <w:p>
             <w:pPr>
+              <w:keepNext w:val="false"/>
               <w:spacing w:after="40" w:before="0"/>
               <w:jc w:val="left"/>
             </w:pPr>
@@ -19278,6 +19676,7 @@
           </w:tcPr>
           <w:p>
             <w:pPr>
+              <w:keepNext w:val="false"/>
               <w:spacing w:after="40" w:before="0"/>
               <w:jc w:val="center"/>
             </w:pPr>
@@ -19312,6 +19711,7 @@
           </w:tcPr>
           <w:p>
             <w:pPr>
+              <w:keepNext w:val="false"/>
               <w:spacing w:after="40" w:before="0"/>
               <w:jc w:val="left"/>
             </w:pPr>
@@ -19344,6 +19744,7 @@
           </w:tcPr>
           <w:p>
             <w:pPr>
+              <w:keepNext w:val="false"/>
               <w:spacing w:after="40" w:before="0"/>
               <w:jc w:val="left"/>
             </w:pPr>
@@ -19378,6 +19779,7 @@
           </w:tcPr>
           <w:p>
             <w:pPr>
+              <w:keepNext w:val="false"/>
               <w:spacing w:after="40" w:before="0"/>
               <w:jc w:val="left"/>
             </w:pPr>
@@ -19410,6 +19812,7 @@
           </w:tcPr>
           <w:p>
             <w:pPr>
+              <w:keepNext w:val="false"/>
               <w:spacing w:after="40" w:before="0"/>
               <w:jc w:val="left"/>
             </w:pPr>
@@ -19444,6 +19847,7 @@
           </w:tcPr>
           <w:p>
             <w:pPr>
+              <w:keepNext w:val="false"/>
               <w:spacing w:after="40" w:before="0"/>
               <w:jc w:val="left"/>
             </w:pPr>
@@ -19476,6 +19880,7 @@
           </w:tcPr>
           <w:p>
             <w:pPr>
+              <w:keepNext w:val="false"/>
               <w:spacing w:after="40" w:before="0"/>
               <w:jc w:val="left"/>
             </w:pPr>
@@ -19512,7 +19917,7 @@
         </w:rPr>
         <w:t xml:space="preserve">© 2026 SeaVuria and ARES. Aligned with KICD objectives. Developed by SeaVuria; technical implementation by ARES (with AI assistance from Claude). Licensed under </w:t>
       </w:r>
-      <w:hyperlink w:history="1" r:id="rIdsp0bke6feotg5nwqyfssx">
+      <w:hyperlink w:history="1" r:id="rIdl2fagod9qpu5tu_cio1mf">
         <w:r>
           <w:rPr>
             <w:rFonts w:ascii="Arial" w:cs="Arial" w:eastAsia="Arial" w:hAnsi="Arial"/>
@@ -19533,7 +19938,7 @@
         </w:rPr>
         <w:t xml:space="preserve"> (</w:t>
       </w:r>
-      <w:hyperlink w:history="1" r:id="rIdfypryakadmlzwfndx60mh">
+      <w:hyperlink w:history="1" r:id="rIdabilrtia8dhsufhljcrwg">
         <w:r>
           <w:rPr>
             <w:rFonts w:ascii="Arial" w:cs="Arial" w:eastAsia="Arial" w:hAnsi="Arial"/>
@@ -19593,6 +19998,7 @@
           </w:tcPr>
           <w:p>
             <w:pPr>
+              <w:keepNext w:val="false"/>
               <w:spacing w:after="40" w:before="0"/>
               <w:jc w:val="center"/>
             </w:pPr>
@@ -19628,6 +20034,7 @@
           </w:tcPr>
           <w:p>
             <w:pPr>
+              <w:keepNext w:val="false"/>
               <w:spacing w:after="40" w:before="0"/>
               <w:jc w:val="center"/>
             </w:pPr>
@@ -19662,6 +20069,7 @@
           </w:tcPr>
           <w:p>
             <w:pPr>
+              <w:keepNext w:val="false"/>
               <w:spacing w:after="40" w:before="0"/>
               <w:jc w:val="left"/>
             </w:pPr>
@@ -19694,6 +20102,7 @@
           </w:tcPr>
           <w:p>
             <w:pPr>
+              <w:keepNext w:val="false"/>
               <w:spacing w:after="40" w:before="0"/>
               <w:jc w:val="left"/>
             </w:pPr>
@@ -19728,6 +20137,7 @@
           </w:tcPr>
           <w:p>
             <w:pPr>
+              <w:keepNext w:val="false"/>
               <w:spacing w:after="40" w:before="0"/>
               <w:jc w:val="left"/>
             </w:pPr>
@@ -19760,6 +20170,7 @@
           </w:tcPr>
           <w:p>
             <w:pPr>
+              <w:keepNext w:val="false"/>
               <w:spacing w:after="40" w:before="0"/>
               <w:jc w:val="left"/>
             </w:pPr>
@@ -19794,6 +20205,7 @@
           </w:tcPr>
           <w:p>
             <w:pPr>
+              <w:keepNext w:val="false"/>
               <w:spacing w:after="40" w:before="0"/>
               <w:jc w:val="left"/>
             </w:pPr>
@@ -19826,6 +20238,7 @@
           </w:tcPr>
           <w:p>
             <w:pPr>
+              <w:keepNext w:val="false"/>
               <w:spacing w:after="40" w:before="0"/>
               <w:jc w:val="left"/>
             </w:pPr>
@@ -19860,6 +20273,7 @@
           </w:tcPr>
           <w:p>
             <w:pPr>
+              <w:keepNext w:val="false"/>
               <w:spacing w:after="40" w:before="0"/>
               <w:jc w:val="left"/>
             </w:pPr>
@@ -19892,6 +20306,7 @@
           </w:tcPr>
           <w:p>
             <w:pPr>
+              <w:keepNext w:val="false"/>
               <w:spacing w:after="40" w:before="0"/>
               <w:jc w:val="left"/>
             </w:pPr>
@@ -19926,6 +20341,7 @@
           </w:tcPr>
           <w:p>
             <w:pPr>
+              <w:keepNext w:val="false"/>
               <w:spacing w:after="40" w:before="0"/>
               <w:jc w:val="left"/>
             </w:pPr>
@@ -19958,6 +20374,7 @@
           </w:tcPr>
           <w:p>
             <w:pPr>
+              <w:keepNext w:val="false"/>
               <w:spacing w:after="40" w:before="0"/>
               <w:jc w:val="left"/>
             </w:pPr>
@@ -19992,6 +20409,7 @@
           </w:tcPr>
           <w:p>
             <w:pPr>
+              <w:keepNext w:val="false"/>
               <w:spacing w:after="40" w:before="0"/>
               <w:jc w:val="left"/>
             </w:pPr>
@@ -20024,6 +20442,7 @@
           </w:tcPr>
           <w:p>
             <w:pPr>
+              <w:keepNext w:val="false"/>
               <w:spacing w:after="40" w:before="0"/>
               <w:jc w:val="left"/>
             </w:pPr>
@@ -20058,6 +20477,7 @@
           </w:tcPr>
           <w:p>
             <w:pPr>
+              <w:keepNext w:val="false"/>
               <w:spacing w:after="40" w:before="0"/>
               <w:jc w:val="left"/>
             </w:pPr>
@@ -20090,6 +20510,7 @@
           </w:tcPr>
           <w:p>
             <w:pPr>
+              <w:keepNext w:val="false"/>
               <w:spacing w:after="40" w:before="0"/>
               <w:jc w:val="left"/>
             </w:pPr>
@@ -20124,6 +20545,7 @@
           </w:tcPr>
           <w:p>
             <w:pPr>
+              <w:keepNext w:val="false"/>
               <w:spacing w:after="40" w:before="0"/>
               <w:jc w:val="left"/>
             </w:pPr>
@@ -20156,6 +20578,7 @@
           </w:tcPr>
           <w:p>
             <w:pPr>
+              <w:keepNext w:val="false"/>
               <w:spacing w:after="40" w:before="0"/>
               <w:jc w:val="left"/>
             </w:pPr>
@@ -20215,6 +20638,7 @@
           </w:tcPr>
           <w:p>
             <w:pPr>
+              <w:keepNext w:val="false"/>
               <w:spacing w:after="40" w:before="0"/>
               <w:jc w:val="center"/>
             </w:pPr>
@@ -20249,6 +20673,7 @@
           </w:tcPr>
           <w:p>
             <w:pPr>
+              <w:keepNext w:val="false"/>
               <w:spacing w:after="40" w:before="0"/>
               <w:jc w:val="left"/>
             </w:pPr>
@@ -20313,6 +20738,7 @@
           </w:tcPr>
           <w:p>
             <w:pPr>
+              <w:keepNext w:val="false"/>
               <w:spacing w:after="40" w:before="0"/>
               <w:jc w:val="center"/>
             </w:pPr>
@@ -20347,6 +20773,7 @@
           </w:tcPr>
           <w:p>
             <w:pPr>
+              <w:keepNext w:val="false"/>
               <w:spacing w:after="40" w:before="0"/>
               <w:jc w:val="left"/>
             </w:pPr>
@@ -20379,6 +20806,7 @@
           </w:tcPr>
           <w:p>
             <w:pPr>
+              <w:keepNext w:val="false"/>
               <w:spacing w:after="40" w:before="0"/>
               <w:jc w:val="left"/>
             </w:pPr>
@@ -20411,6 +20839,7 @@
           </w:tcPr>
           <w:p>
             <w:pPr>
+              <w:keepNext w:val="false"/>
               <w:spacing w:after="40" w:before="0"/>
               <w:jc w:val="left"/>
             </w:pPr>
@@ -20443,6 +20872,7 @@
           </w:tcPr>
           <w:p>
             <w:pPr>
+              <w:keepNext w:val="false"/>
               <w:spacing w:after="40" w:before="0"/>
               <w:jc w:val="left"/>
             </w:pPr>
@@ -20475,6 +20905,7 @@
           </w:tcPr>
           <w:p>
             <w:pPr>
+              <w:keepNext w:val="false"/>
               <w:spacing w:after="40" w:before="0"/>
               <w:jc w:val="left"/>
             </w:pPr>
@@ -20509,6 +20940,7 @@
           </w:tcPr>
           <w:p>
             <w:pPr>
+              <w:keepNext w:val="false"/>
               <w:spacing w:after="40" w:before="0"/>
               <w:jc w:val="left"/>
             </w:pPr>
@@ -20563,7 +20995,7 @@
               <w:spacing w:after="10" w:before="0"/>
               <w:ind w:left="120"/>
             </w:pPr>
-            <w:hyperlink w:history="1" r:id="rIduxw_rgpqjqgjty67kvbrx">
+            <w:hyperlink w:history="1" r:id="rIdzveiyzbxp8axgcl-tmz_x">
               <w:r>
                 <w:rPr>
                   <w:rFonts w:ascii="Arial" w:cs="Arial" w:eastAsia="Arial" w:hAnsi="Arial"/>
@@ -20640,7 +21072,7 @@
               <w:spacing w:after="10" w:before="0"/>
               <w:ind w:left="120"/>
             </w:pPr>
-            <w:hyperlink w:history="1" r:id="rIdaty4r1llrhzidvm3kudq5">
+            <w:hyperlink w:history="1" r:id="rId22baekob8gyjbdosnic4q">
               <w:r>
                 <w:rPr>
                   <w:rFonts w:ascii="Arial" w:cs="Arial" w:eastAsia="Arial" w:hAnsi="Arial"/>
@@ -20683,6 +21115,7 @@
           </w:tcPr>
           <w:p>
             <w:pPr>
+              <w:keepNext w:val="false"/>
               <w:spacing w:after="40" w:before="0"/>
               <w:jc w:val="left"/>
             </w:pPr>
@@ -20715,6 +21148,7 @@
           </w:tcPr>
           <w:p>
             <w:pPr>
+              <w:keepNext w:val="false"/>
               <w:spacing w:after="40" w:before="0"/>
               <w:jc w:val="left"/>
             </w:pPr>
@@ -20747,6 +21181,7 @@
           </w:tcPr>
           <w:p>
             <w:pPr>
+              <w:keepNext w:val="false"/>
               <w:spacing w:after="40" w:before="0"/>
               <w:jc w:val="left"/>
             </w:pPr>
@@ -20779,6 +21214,7 @@
           </w:tcPr>
           <w:p>
             <w:pPr>
+              <w:keepNext w:val="false"/>
               <w:spacing w:after="40" w:before="0"/>
               <w:jc w:val="left"/>
             </w:pPr>
@@ -20813,6 +21249,7 @@
           </w:tcPr>
           <w:p>
             <w:pPr>
+              <w:keepNext w:val="false"/>
               <w:spacing w:after="40" w:before="0"/>
               <w:jc w:val="left"/>
             </w:pPr>
@@ -20867,7 +21304,7 @@
               <w:spacing w:after="10" w:before="0"/>
               <w:ind w:left="120"/>
             </w:pPr>
-            <w:hyperlink w:history="1" r:id="rIdvk2o6elodv2xtjohjmgzx">
+            <w:hyperlink w:history="1" r:id="rIdh_uuit5fmzy38rydlmol1">
               <w:r>
                 <w:rPr>
                   <w:rFonts w:ascii="Arial" w:cs="Arial" w:eastAsia="Arial" w:hAnsi="Arial"/>
@@ -20944,7 +21381,7 @@
               <w:spacing w:after="10" w:before="0"/>
               <w:ind w:left="120"/>
             </w:pPr>
-            <w:hyperlink w:history="1" r:id="rIdgxmcwv8safxep0tbtlufj">
+            <w:hyperlink w:history="1" r:id="rIdz_ydcmpndbmur-2uaaxlf">
               <w:r>
                 <w:rPr>
                   <w:rFonts w:ascii="Arial" w:cs="Arial" w:eastAsia="Arial" w:hAnsi="Arial"/>
@@ -20987,6 +21424,7 @@
           </w:tcPr>
           <w:p>
             <w:pPr>
+              <w:keepNext w:val="false"/>
               <w:spacing w:after="40" w:before="0"/>
               <w:jc w:val="left"/>
             </w:pPr>
@@ -21019,6 +21457,7 @@
           </w:tcPr>
           <w:p>
             <w:pPr>
+              <w:keepNext w:val="false"/>
               <w:spacing w:after="40" w:before="0"/>
               <w:jc w:val="left"/>
             </w:pPr>
@@ -21051,6 +21490,7 @@
           </w:tcPr>
           <w:p>
             <w:pPr>
+              <w:keepNext w:val="false"/>
               <w:spacing w:after="40" w:before="0"/>
               <w:jc w:val="left"/>
             </w:pPr>
@@ -21083,6 +21523,7 @@
           </w:tcPr>
           <w:p>
             <w:pPr>
+              <w:keepNext w:val="false"/>
               <w:spacing w:after="40" w:before="0"/>
               <w:jc w:val="left"/>
             </w:pPr>
@@ -21117,6 +21558,7 @@
           </w:tcPr>
           <w:p>
             <w:pPr>
+              <w:keepNext w:val="false"/>
               <w:spacing w:after="40" w:before="0"/>
               <w:jc w:val="left"/>
             </w:pPr>
@@ -21171,7 +21613,7 @@
               <w:spacing w:after="10" w:before="0"/>
               <w:ind w:left="120"/>
             </w:pPr>
-            <w:hyperlink w:history="1" r:id="rId61gcvueitvmti04hwrtx3">
+            <w:hyperlink w:history="1" r:id="rIdovp7neuutbawbn0uruwil">
               <w:r>
                 <w:rPr>
                   <w:rFonts w:ascii="Arial" w:cs="Arial" w:eastAsia="Arial" w:hAnsi="Arial"/>
@@ -21248,7 +21690,7 @@
               <w:spacing w:after="10" w:before="0"/>
               <w:ind w:left="120"/>
             </w:pPr>
-            <w:hyperlink w:history="1" r:id="rIdavyjz08dy5abqciv5zeb3">
+            <w:hyperlink w:history="1" r:id="rId1qwfaahds3pnzpp5kdx3b">
               <w:r>
                 <w:rPr>
                   <w:rFonts w:ascii="Arial" w:cs="Arial" w:eastAsia="Arial" w:hAnsi="Arial"/>
@@ -21291,6 +21733,7 @@
           </w:tcPr>
           <w:p>
             <w:pPr>
+              <w:keepNext w:val="false"/>
               <w:spacing w:after="40" w:before="0"/>
               <w:jc w:val="left"/>
             </w:pPr>
@@ -21323,6 +21766,7 @@
           </w:tcPr>
           <w:p>
             <w:pPr>
+              <w:keepNext w:val="false"/>
               <w:spacing w:after="40" w:before="0"/>
               <w:jc w:val="left"/>
             </w:pPr>
@@ -21355,6 +21799,7 @@
           </w:tcPr>
           <w:p>
             <w:pPr>
+              <w:keepNext w:val="false"/>
               <w:spacing w:after="40" w:before="0"/>
               <w:jc w:val="left"/>
             </w:pPr>
@@ -21387,6 +21832,7 @@
           </w:tcPr>
           <w:p>
             <w:pPr>
+              <w:keepNext w:val="false"/>
               <w:spacing w:after="40" w:before="0"/>
               <w:jc w:val="left"/>
             </w:pPr>
@@ -21421,6 +21867,7 @@
           </w:tcPr>
           <w:p>
             <w:pPr>
+              <w:keepNext w:val="false"/>
               <w:spacing w:after="40" w:before="0"/>
               <w:jc w:val="left"/>
             </w:pPr>
@@ -21475,7 +21922,7 @@
               <w:spacing w:after="10" w:before="0"/>
               <w:ind w:left="120"/>
             </w:pPr>
-            <w:hyperlink w:history="1" r:id="rId1dc1qunttkngt4lcweiqo">
+            <w:hyperlink w:history="1" r:id="rIdoiintgghybjwmp2lpimxh">
               <w:r>
                 <w:rPr>
                   <w:rFonts w:ascii="Arial" w:cs="Arial" w:eastAsia="Arial" w:hAnsi="Arial"/>
@@ -21552,7 +21999,7 @@
               <w:spacing w:after="10" w:before="0"/>
               <w:ind w:left="120"/>
             </w:pPr>
-            <w:hyperlink w:history="1" r:id="rIdjutvtvprzmlga3cy1gibz">
+            <w:hyperlink w:history="1" r:id="rIdunkdhel4-9im_ngm1otpk">
               <w:r>
                 <w:rPr>
                   <w:rFonts w:ascii="Arial" w:cs="Arial" w:eastAsia="Arial" w:hAnsi="Arial"/>
@@ -21595,6 +22042,7 @@
           </w:tcPr>
           <w:p>
             <w:pPr>
+              <w:keepNext w:val="false"/>
               <w:spacing w:after="40" w:before="0"/>
               <w:jc w:val="left"/>
             </w:pPr>
@@ -21627,6 +22075,7 @@
           </w:tcPr>
           <w:p>
             <w:pPr>
+              <w:keepNext w:val="false"/>
               <w:spacing w:after="40" w:before="0"/>
               <w:jc w:val="left"/>
             </w:pPr>
@@ -21659,6 +22108,7 @@
           </w:tcPr>
           <w:p>
             <w:pPr>
+              <w:keepNext w:val="false"/>
               <w:spacing w:after="40" w:before="0"/>
               <w:jc w:val="left"/>
             </w:pPr>
@@ -21691,6 +22141,7 @@
           </w:tcPr>
           <w:p>
             <w:pPr>
+              <w:keepNext w:val="false"/>
               <w:spacing w:after="40" w:before="0"/>
               <w:jc w:val="left"/>
             </w:pPr>
@@ -21725,6 +22176,7 @@
           </w:tcPr>
           <w:p>
             <w:pPr>
+              <w:keepNext w:val="false"/>
               <w:spacing w:after="40" w:before="0"/>
               <w:jc w:val="left"/>
             </w:pPr>
@@ -21779,7 +22231,7 @@
               <w:spacing w:after="10" w:before="0"/>
               <w:ind w:left="120"/>
             </w:pPr>
-            <w:hyperlink w:history="1" r:id="rIdffnoeje6ptohzpnkckql4">
+            <w:hyperlink w:history="1" r:id="rIdqkjuj2i4zbps_vlhu_c_n">
               <w:r>
                 <w:rPr>
                   <w:rFonts w:ascii="Arial" w:cs="Arial" w:eastAsia="Arial" w:hAnsi="Arial"/>
@@ -21856,7 +22308,7 @@
               <w:spacing w:after="10" w:before="0"/>
               <w:ind w:left="120"/>
             </w:pPr>
-            <w:hyperlink w:history="1" r:id="rIdyzvxrrebl2debsiqd0xtx">
+            <w:hyperlink w:history="1" r:id="rIdbyg6ea5kfsl8dbi4lps4g">
               <w:r>
                 <w:rPr>
                   <w:rFonts w:ascii="Arial" w:cs="Arial" w:eastAsia="Arial" w:hAnsi="Arial"/>
@@ -21899,6 +22351,7 @@
           </w:tcPr>
           <w:p>
             <w:pPr>
+              <w:keepNext w:val="false"/>
               <w:spacing w:after="40" w:before="0"/>
               <w:jc w:val="left"/>
             </w:pPr>
@@ -21931,6 +22384,7 @@
           </w:tcPr>
           <w:p>
             <w:pPr>
+              <w:keepNext w:val="false"/>
               <w:spacing w:after="40" w:before="0"/>
               <w:jc w:val="left"/>
             </w:pPr>
@@ -21963,6 +22417,7 @@
           </w:tcPr>
           <w:p>
             <w:pPr>
+              <w:keepNext w:val="false"/>
               <w:spacing w:after="40" w:before="0"/>
               <w:jc w:val="left"/>
             </w:pPr>
@@ -21995,6 +22450,7 @@
           </w:tcPr>
           <w:p>
             <w:pPr>
+              <w:keepNext w:val="false"/>
               <w:spacing w:after="40" w:before="0"/>
               <w:jc w:val="left"/>
             </w:pPr>
@@ -22054,6 +22510,7 @@
           </w:tcPr>
           <w:p>
             <w:pPr>
+              <w:keepNext w:val="false"/>
               <w:spacing w:after="40" w:before="0"/>
               <w:jc w:val="center"/>
             </w:pPr>
@@ -22088,6 +22545,7 @@
           </w:tcPr>
           <w:p>
             <w:pPr>
+              <w:keepNext w:val="false"/>
               <w:spacing w:after="40" w:before="0"/>
               <w:jc w:val="left"/>
             </w:pPr>
@@ -22149,6 +22607,7 @@
           </w:tcPr>
           <w:p>
             <w:pPr>
+              <w:keepNext w:val="false"/>
               <w:spacing w:after="40" w:before="0"/>
               <w:jc w:val="center"/>
             </w:pPr>
@@ -22183,6 +22642,7 @@
           </w:tcPr>
           <w:p>
             <w:pPr>
+              <w:keepNext w:val="false"/>
               <w:spacing w:after="40" w:before="0"/>
               <w:jc w:val="left"/>
             </w:pPr>
@@ -22215,6 +22675,7 @@
           </w:tcPr>
           <w:p>
             <w:pPr>
+              <w:keepNext w:val="false"/>
               <w:spacing w:after="40" w:before="0"/>
               <w:jc w:val="left"/>
             </w:pPr>
@@ -22249,6 +22710,7 @@
           </w:tcPr>
           <w:p>
             <w:pPr>
+              <w:keepNext w:val="false"/>
               <w:spacing w:after="40" w:before="0"/>
               <w:jc w:val="left"/>
             </w:pPr>
@@ -22281,6 +22743,7 @@
           </w:tcPr>
           <w:p>
             <w:pPr>
+              <w:keepNext w:val="false"/>
               <w:spacing w:after="40" w:before="0"/>
               <w:jc w:val="left"/>
             </w:pPr>
@@ -22315,6 +22778,7 @@
           </w:tcPr>
           <w:p>
             <w:pPr>
+              <w:keepNext w:val="false"/>
               <w:spacing w:after="40" w:before="0"/>
               <w:jc w:val="left"/>
             </w:pPr>
@@ -22347,6 +22811,7 @@
           </w:tcPr>
           <w:p>
             <w:pPr>
+              <w:keepNext w:val="false"/>
               <w:spacing w:after="40" w:before="0"/>
               <w:jc w:val="left"/>
             </w:pPr>
@@ -22383,7 +22848,7 @@
         </w:rPr>
         <w:t xml:space="preserve">© 2026 SeaVuria and ARES. Aligned with KICD objectives. Developed by SeaVuria; technical implementation by ARES (with AI assistance from Claude). Licensed under </w:t>
       </w:r>
-      <w:hyperlink w:history="1" r:id="rIdn28q8rfkt5xrxn9vk9zly">
+      <w:hyperlink w:history="1" r:id="rId3qdihnpituk3_mra2thrg">
         <w:r>
           <w:rPr>
             <w:rFonts w:ascii="Arial" w:cs="Arial" w:eastAsia="Arial" w:hAnsi="Arial"/>
@@ -22404,7 +22869,7 @@
         </w:rPr>
         <w:t xml:space="preserve"> (</w:t>
       </w:r>
-      <w:hyperlink w:history="1" r:id="rIdgau67cs0bcjtfkwktl8v-">
+      <w:hyperlink w:history="1" r:id="rIdlm0upjaq5xvly4pg758c7">
         <w:r>
           <w:rPr>
             <w:rFonts w:ascii="Arial" w:cs="Arial" w:eastAsia="Arial" w:hAnsi="Arial"/>
@@ -22465,6 +22930,7 @@
           </w:tcPr>
           <w:p>
             <w:pPr>
+              <w:keepNext w:val="false"/>
               <w:spacing w:after="40" w:before="0"/>
               <w:jc w:val="center"/>
             </w:pPr>
@@ -22499,6 +22965,7 @@
           </w:tcPr>
           <w:p>
             <w:pPr>
+              <w:keepNext w:val="false"/>
               <w:spacing w:after="40" w:before="0"/>
               <w:jc w:val="left"/>
             </w:pPr>
@@ -22531,6 +22998,7 @@
           </w:tcPr>
           <w:p>
             <w:pPr>
+              <w:keepNext w:val="false"/>
               <w:spacing w:after="40" w:before="0"/>
               <w:jc w:val="left"/>
             </w:pPr>
@@ -22563,6 +23031,7 @@
           </w:tcPr>
           <w:p>
             <w:pPr>
+              <w:keepNext w:val="false"/>
               <w:spacing w:after="40" w:before="0"/>
               <w:jc w:val="left"/>
             </w:pPr>
@@ -22597,6 +23066,7 @@
           </w:tcPr>
           <w:p>
             <w:pPr>
+              <w:keepNext w:val="false"/>
               <w:spacing w:after="40" w:before="0"/>
               <w:jc w:val="left"/>
             </w:pPr>
@@ -22629,6 +23099,7 @@
           </w:tcPr>
           <w:p>
             <w:pPr>
+              <w:keepNext w:val="false"/>
               <w:spacing w:after="40" w:before="0"/>
               <w:jc w:val="left"/>
             </w:pPr>
@@ -22661,6 +23132,7 @@
           </w:tcPr>
           <w:p>
             <w:pPr>
+              <w:keepNext w:val="false"/>
               <w:spacing w:after="40" w:before="0"/>
               <w:jc w:val="left"/>
             </w:pPr>
@@ -22695,6 +23167,7 @@
           </w:tcPr>
           <w:p>
             <w:pPr>
+              <w:keepNext w:val="false"/>
               <w:spacing w:after="40" w:before="0"/>
               <w:jc w:val="left"/>
             </w:pPr>
@@ -22727,6 +23200,7 @@
           </w:tcPr>
           <w:p>
             <w:pPr>
+              <w:keepNext w:val="false"/>
               <w:spacing w:after="40" w:before="0"/>
               <w:jc w:val="left"/>
             </w:pPr>
@@ -22759,6 +23233,7 @@
           </w:tcPr>
           <w:p>
             <w:pPr>
+              <w:keepNext w:val="false"/>
               <w:spacing w:after="40" w:before="0"/>
               <w:jc w:val="left"/>
             </w:pPr>
@@ -22793,6 +23268,7 @@
           </w:tcPr>
           <w:p>
             <w:pPr>
+              <w:keepNext w:val="false"/>
               <w:spacing w:after="40" w:before="0"/>
               <w:jc w:val="left"/>
             </w:pPr>
@@ -22825,6 +23301,7 @@
           </w:tcPr>
           <w:p>
             <w:pPr>
+              <w:keepNext w:val="false"/>
               <w:spacing w:after="40" w:before="0"/>
               <w:jc w:val="left"/>
             </w:pPr>
@@ -22857,6 +23334,7 @@
           </w:tcPr>
           <w:p>
             <w:pPr>
+              <w:keepNext w:val="false"/>
               <w:spacing w:after="40" w:before="0"/>
               <w:jc w:val="left"/>
             </w:pPr>

--- a/data/outputs/v2/Grade11/Biology/Lesson_Plans/SS3.1_Reproduction_in_Animals/Biology_Reproduction_in_Animals_CBE_LessonSequence.docx
+++ b/data/outputs/v2/Grade11/Biology/Lesson_Plans/SS3.1_Reproduction_in_Animals/Biology_Reproduction_in_Animals_CBE_LessonSequence.docx
@@ -2138,7 +2138,7 @@
         </w:rPr>
         <w:t xml:space="preserve">© 2026 SeaVuria and ARES. This work is licensed under a </w:t>
       </w:r>
-      <w:hyperlink w:history="1" r:id="rIdk3mv1ipqwlvxkb8w4qls3">
+      <w:hyperlink w:history="1" r:id="rIdigxdpwwsaqh6xxakm6l5o">
         <w:r>
           <w:rPr>
             <w:rFonts w:ascii="Arial" w:cs="Arial" w:eastAsia="Arial" w:hAnsi="Arial"/>
@@ -2158,7 +2158,7 @@
         </w:rPr>
         <w:t xml:space="preserve"> (</w:t>
       </w:r>
-      <w:hyperlink w:history="1" r:id="rIdmkut2t1ffuulvso-lhk48">
+      <w:hyperlink w:history="1" r:id="rIdtbffsx0zgbnwi_-spbxfd">
         <w:r>
           <w:rPr>
             <w:rFonts w:ascii="Arial" w:cs="Arial" w:eastAsia="Arial" w:hAnsi="Arial"/>
@@ -2178,7 +2178,7 @@
         </w:rPr>
         <w:t xml:space="preserve">). To view a copy of this license, visit </w:t>
       </w:r>
-      <w:hyperlink w:history="1" r:id="rIdv4b_jntb0rhwlapbvpwxy">
+      <w:hyperlink w:history="1" r:id="rIdhi7aotldp-hb32l0msscf">
         <w:r>
           <w:rPr>
             <w:rFonts w:ascii="Arial" w:cs="Arial" w:eastAsia="Arial" w:hAnsi="Arial"/>
@@ -3234,7 +3234,7 @@
               <w:spacing w:after="10" w:before="0"/>
               <w:ind w:left="120"/>
             </w:pPr>
-            <w:hyperlink w:history="1" r:id="rIdf7ykefjmadt09kgoo3f0b">
+            <w:hyperlink w:history="1" r:id="rIdhzmjbimvplcetmwuegton">
               <w:r>
                 <w:rPr>
                   <w:rFonts w:ascii="Arial" w:cs="Arial" w:eastAsia="Arial" w:hAnsi="Arial"/>
@@ -3311,7 +3311,7 @@
               <w:spacing w:after="10" w:before="0"/>
               <w:ind w:left="120"/>
             </w:pPr>
-            <w:hyperlink w:history="1" r:id="rIdnp34jzsok0mdnz1mrbn-j">
+            <w:hyperlink w:history="1" r:id="rIda0fzrlkcjeqnmupn_vtwl">
               <w:r>
                 <w:rPr>
                   <w:rFonts w:ascii="Arial" w:cs="Arial" w:eastAsia="Arial" w:hAnsi="Arial"/>
@@ -3543,7 +3543,7 @@
               <w:spacing w:after="10" w:before="0"/>
               <w:ind w:left="120"/>
             </w:pPr>
-            <w:hyperlink w:history="1" r:id="rIdsam2rkhv73smsyisfmapk">
+            <w:hyperlink w:history="1" r:id="rIdpygkgjapq8tegpbrcisc8">
               <w:r>
                 <w:rPr>
                   <w:rFonts w:ascii="Arial" w:cs="Arial" w:eastAsia="Arial" w:hAnsi="Arial"/>
@@ -3620,7 +3620,7 @@
               <w:spacing w:after="10" w:before="0"/>
               <w:ind w:left="120"/>
             </w:pPr>
-            <w:hyperlink w:history="1" r:id="rIdxrpxkmlzalglk87ht2u35">
+            <w:hyperlink w:history="1" r:id="rIdddijmkyilg2uoxjniqho_">
               <w:r>
                 <w:rPr>
                   <w:rFonts w:ascii="Arial" w:cs="Arial" w:eastAsia="Arial" w:hAnsi="Arial"/>
@@ -3852,7 +3852,7 @@
               <w:spacing w:after="10" w:before="0"/>
               <w:ind w:left="120"/>
             </w:pPr>
-            <w:hyperlink w:history="1" r:id="rIddj1zu9gad8j2-zwb5m13v">
+            <w:hyperlink w:history="1" r:id="rIdn_kciex6chvucrvg1xggr">
               <w:r>
                 <w:rPr>
                   <w:rFonts w:ascii="Arial" w:cs="Arial" w:eastAsia="Arial" w:hAnsi="Arial"/>
@@ -3929,7 +3929,7 @@
               <w:spacing w:after="10" w:before="0"/>
               <w:ind w:left="120"/>
             </w:pPr>
-            <w:hyperlink w:history="1" r:id="rIdj2bebnx9rsuojgqqwkksk">
+            <w:hyperlink w:history="1" r:id="rIdnsd17aa5wy6rpkf_k6uj6">
               <w:r>
                 <w:rPr>
                   <w:rFonts w:ascii="Arial" w:cs="Arial" w:eastAsia="Arial" w:hAnsi="Arial"/>
@@ -4161,7 +4161,7 @@
               <w:spacing w:after="10" w:before="0"/>
               <w:ind w:left="120"/>
             </w:pPr>
-            <w:hyperlink w:history="1" r:id="rIdau5gebpo0fchm_bayhsyq">
+            <w:hyperlink w:history="1" r:id="rIdbjf8fbnilti8d_nsmspus">
               <w:r>
                 <w:rPr>
                   <w:rFonts w:ascii="Arial" w:cs="Arial" w:eastAsia="Arial" w:hAnsi="Arial"/>
@@ -4238,7 +4238,7 @@
               <w:spacing w:after="10" w:before="0"/>
               <w:ind w:left="120"/>
             </w:pPr>
-            <w:hyperlink w:history="1" r:id="rIdf1snqymsbun4svwa9sgne">
+            <w:hyperlink w:history="1" r:id="rIdgfvilc0ua1eozzmzrsk34">
               <w:r>
                 <w:rPr>
                   <w:rFonts w:ascii="Arial" w:cs="Arial" w:eastAsia="Arial" w:hAnsi="Arial"/>
@@ -4470,7 +4470,7 @@
               <w:spacing w:after="10" w:before="0"/>
               <w:ind w:left="120"/>
             </w:pPr>
-            <w:hyperlink w:history="1" r:id="rIdgtnj9igidbw_dkwv8h_vh">
+            <w:hyperlink w:history="1" r:id="rIdx1dbae-n25dlhc0cqokp_">
               <w:r>
                 <w:rPr>
                   <w:rFonts w:ascii="Arial" w:cs="Arial" w:eastAsia="Arial" w:hAnsi="Arial"/>
@@ -4547,7 +4547,7 @@
               <w:spacing w:after="10" w:before="0"/>
               <w:ind w:left="120"/>
             </w:pPr>
-            <w:hyperlink w:history="1" r:id="rIde8vh2gwn7nqotwaldpc0t">
+            <w:hyperlink w:history="1" r:id="rIdxfjtebjiwjbcjqiqaamhg">
               <w:r>
                 <w:rPr>
                   <w:rFonts w:ascii="Arial" w:cs="Arial" w:eastAsia="Arial" w:hAnsi="Arial"/>
@@ -5087,7 +5087,7 @@
         </w:rPr>
         <w:t xml:space="preserve">© 2026 SeaVuria and ARES. Aligned with KICD objectives. Developed by SeaVuria; technical implementation by ARES (with AI assistance from Claude). Licensed under </w:t>
       </w:r>
-      <w:hyperlink w:history="1" r:id="rIdd9hurmqhpbmse8q4qp6sd">
+      <w:hyperlink w:history="1" r:id="rIdl1uyovb__apiyg-ebksut">
         <w:r>
           <w:rPr>
             <w:rFonts w:ascii="Arial" w:cs="Arial" w:eastAsia="Arial" w:hAnsi="Arial"/>
@@ -5108,7 +5108,7 @@
         </w:rPr>
         <w:t xml:space="preserve"> (</w:t>
       </w:r>
-      <w:hyperlink w:history="1" r:id="rIdr3yvhcukgpyp6v4qneful">
+      <w:hyperlink w:history="1" r:id="rIdvbpjo2owrkk4jjhczpo6w">
         <w:r>
           <w:rPr>
             <w:rFonts w:ascii="Arial" w:cs="Arial" w:eastAsia="Arial" w:hAnsi="Arial"/>
@@ -6165,7 +6165,7 @@
               <w:spacing w:after="10" w:before="0"/>
               <w:ind w:left="120"/>
             </w:pPr>
-            <w:hyperlink w:history="1" r:id="rIdrefewlos7cofva9tufp57">
+            <w:hyperlink w:history="1" r:id="rIdd3wckuwnp-6tjkp3axhx5">
               <w:r>
                 <w:rPr>
                   <w:rFonts w:ascii="Arial" w:cs="Arial" w:eastAsia="Arial" w:hAnsi="Arial"/>
@@ -6242,7 +6242,7 @@
               <w:spacing w:after="10" w:before="0"/>
               <w:ind w:left="120"/>
             </w:pPr>
-            <w:hyperlink w:history="1" r:id="rIdswseo3umdnsemapfvozrt">
+            <w:hyperlink w:history="1" r:id="rIdniulhv5wygswddq-fuddd">
               <w:r>
                 <w:rPr>
                   <w:rFonts w:ascii="Arial" w:cs="Arial" w:eastAsia="Arial" w:hAnsi="Arial"/>
@@ -6474,7 +6474,7 @@
               <w:spacing w:after="10" w:before="0"/>
               <w:ind w:left="120"/>
             </w:pPr>
-            <w:hyperlink w:history="1" r:id="rIdrswls_j6i2vzlrneeq2ik">
+            <w:hyperlink w:history="1" r:id="rIdsk69ngoz75qrtl5drhixg">
               <w:r>
                 <w:rPr>
                   <w:rFonts w:ascii="Arial" w:cs="Arial" w:eastAsia="Arial" w:hAnsi="Arial"/>
@@ -6551,7 +6551,7 @@
               <w:spacing w:after="10" w:before="0"/>
               <w:ind w:left="120"/>
             </w:pPr>
-            <w:hyperlink w:history="1" r:id="rId1y1knbxz0kjo1shfuly1z">
+            <w:hyperlink w:history="1" r:id="rIdy9borzpaenghuh3cmelj_">
               <w:r>
                 <w:rPr>
                   <w:rFonts w:ascii="Arial" w:cs="Arial" w:eastAsia="Arial" w:hAnsi="Arial"/>
@@ -6783,7 +6783,7 @@
               <w:spacing w:after="10" w:before="0"/>
               <w:ind w:left="120"/>
             </w:pPr>
-            <w:hyperlink w:history="1" r:id="rIdhx-wjaqi9gdj4kkbmtkp-">
+            <w:hyperlink w:history="1" r:id="rIdl4mrymgl4apzzmba7bwxb">
               <w:r>
                 <w:rPr>
                   <w:rFonts w:ascii="Arial" w:cs="Arial" w:eastAsia="Arial" w:hAnsi="Arial"/>
@@ -6860,7 +6860,7 @@
               <w:spacing w:after="10" w:before="0"/>
               <w:ind w:left="120"/>
             </w:pPr>
-            <w:hyperlink w:history="1" r:id="rIdgwe0kfvzbpp39okib_x-8">
+            <w:hyperlink w:history="1" r:id="rId6dnl4pxw7t_d-6btkh0yo">
               <w:r>
                 <w:rPr>
                   <w:rFonts w:ascii="Arial" w:cs="Arial" w:eastAsia="Arial" w:hAnsi="Arial"/>
@@ -7092,7 +7092,7 @@
               <w:spacing w:after="10" w:before="0"/>
               <w:ind w:left="120"/>
             </w:pPr>
-            <w:hyperlink w:history="1" r:id="rIdvptzhuicei4dysmutoohl">
+            <w:hyperlink w:history="1" r:id="rIdxkkcm4orz_rpogispeos3">
               <w:r>
                 <w:rPr>
                   <w:rFonts w:ascii="Arial" w:cs="Arial" w:eastAsia="Arial" w:hAnsi="Arial"/>
@@ -7169,7 +7169,7 @@
               <w:spacing w:after="10" w:before="0"/>
               <w:ind w:left="120"/>
             </w:pPr>
-            <w:hyperlink w:history="1" r:id="rIdjoiuioremssxk_ayrnt86">
+            <w:hyperlink w:history="1" r:id="rIdkdjennmd9znds-wi-y582">
               <w:r>
                 <w:rPr>
                   <w:rFonts w:ascii="Arial" w:cs="Arial" w:eastAsia="Arial" w:hAnsi="Arial"/>
@@ -7401,7 +7401,7 @@
               <w:spacing w:after="10" w:before="0"/>
               <w:ind w:left="120"/>
             </w:pPr>
-            <w:hyperlink w:history="1" r:id="rIdms8xl8bjtyrlzvyj-_qzd">
+            <w:hyperlink w:history="1" r:id="rIdkcj4v2hjs7eh6elgpccow">
               <w:r>
                 <w:rPr>
                   <w:rFonts w:ascii="Arial" w:cs="Arial" w:eastAsia="Arial" w:hAnsi="Arial"/>
@@ -7478,7 +7478,7 @@
               <w:spacing w:after="10" w:before="0"/>
               <w:ind w:left="120"/>
             </w:pPr>
-            <w:hyperlink w:history="1" r:id="rIdjizstscvtullbyvxtuiym">
+            <w:hyperlink w:history="1" r:id="rIdii62fmxdnhxyjqfrfdphu">
               <w:r>
                 <w:rPr>
                   <w:rFonts w:ascii="Arial" w:cs="Arial" w:eastAsia="Arial" w:hAnsi="Arial"/>
@@ -8018,7 +8018,7 @@
         </w:rPr>
         <w:t xml:space="preserve">© 2026 SeaVuria and ARES. Aligned with KICD objectives. Developed by SeaVuria; technical implementation by ARES (with AI assistance from Claude). Licensed under </w:t>
       </w:r>
-      <w:hyperlink w:history="1" r:id="rIdv83guiymbxtua3pkrfszt">
+      <w:hyperlink w:history="1" r:id="rIdkhz_hmditr1tu9a7nidrg">
         <w:r>
           <w:rPr>
             <w:rFonts w:ascii="Arial" w:cs="Arial" w:eastAsia="Arial" w:hAnsi="Arial"/>
@@ -8039,7 +8039,7 @@
         </w:rPr>
         <w:t xml:space="preserve"> (</w:t>
       </w:r>
-      <w:hyperlink w:history="1" r:id="rIdem97veawtbrvas6h-in8x">
+      <w:hyperlink w:history="1" r:id="rIdmqllsldfn2smpiell-urk">
         <w:r>
           <w:rPr>
             <w:rFonts w:ascii="Arial" w:cs="Arial" w:eastAsia="Arial" w:hAnsi="Arial"/>
@@ -9079,7 +9079,7 @@
             <w:pPr>
               <w:spacing w:after="20" w:before="0"/>
             </w:pPr>
-            <w:hyperlink w:history="1" r:id="rIdgc653d8z13kdb0yniabhy">
+            <w:hyperlink w:history="1" r:id="rId6nbw9oooevc3b08rjk_bc">
               <w:r>
                 <w:rPr>
                   <w:rFonts w:ascii="Arial" w:cs="Arial" w:eastAsia="Arial" w:hAnsi="Arial"/>
@@ -9128,7 +9128,7 @@
               <w:spacing w:after="10" w:before="0"/>
               <w:ind w:left="120"/>
             </w:pPr>
-            <w:hyperlink w:history="1" r:id="rIdvgv5qzk2-p2ficg6zmmf8">
+            <w:hyperlink w:history="1" r:id="rIdwecap4dbdyssddlxbn9md">
               <w:r>
                 <w:rPr>
                   <w:rFonts w:ascii="Arial" w:cs="Arial" w:eastAsia="Arial" w:hAnsi="Arial"/>
@@ -9190,7 +9190,7 @@
               <w:spacing w:after="10" w:before="0"/>
               <w:ind w:left="120"/>
             </w:pPr>
-            <w:hyperlink w:history="1" r:id="rIdp2lpt9hxlkid-5xlq8db6">
+            <w:hyperlink w:history="1" r:id="rIdb1luozfai2o4snw0_hlik">
               <w:r>
                 <w:rPr>
                   <w:rFonts w:ascii="Arial" w:cs="Arial" w:eastAsia="Arial" w:hAnsi="Arial"/>
@@ -9405,7 +9405,7 @@
             <w:pPr>
               <w:spacing w:after="20" w:before="0"/>
             </w:pPr>
-            <w:hyperlink w:history="1" r:id="rIdonneuw4f8xauynaq6mbl6">
+            <w:hyperlink w:history="1" r:id="rIdu2woqh0t6-q_hvwhoyakq">
               <w:r>
                 <w:rPr>
                   <w:rFonts w:ascii="Arial" w:cs="Arial" w:eastAsia="Arial" w:hAnsi="Arial"/>
@@ -9454,7 +9454,7 @@
               <w:spacing w:after="10" w:before="0"/>
               <w:ind w:left="120"/>
             </w:pPr>
-            <w:hyperlink w:history="1" r:id="rIdihcgl-cf_crvv8nwrlqgf">
+            <w:hyperlink w:history="1" r:id="rId36han3rdq6lzryfworeg1">
               <w:r>
                 <w:rPr>
                   <w:rFonts w:ascii="Arial" w:cs="Arial" w:eastAsia="Arial" w:hAnsi="Arial"/>
@@ -9516,7 +9516,7 @@
               <w:spacing w:after="10" w:before="0"/>
               <w:ind w:left="120"/>
             </w:pPr>
-            <w:hyperlink w:history="1" r:id="rIdmkud7n6btscgbqrzn-dj8">
+            <w:hyperlink w:history="1" r:id="rIdopeqp6di0cv8jbteexlwo">
               <w:r>
                 <w:rPr>
                   <w:rFonts w:ascii="Arial" w:cs="Arial" w:eastAsia="Arial" w:hAnsi="Arial"/>
@@ -9731,7 +9731,7 @@
             <w:pPr>
               <w:spacing w:after="20" w:before="0"/>
             </w:pPr>
-            <w:hyperlink w:history="1" r:id="rIdorjrbytbyedzvel5hqk65">
+            <w:hyperlink w:history="1" r:id="rId649cniygidgdt029dbxxx">
               <w:r>
                 <w:rPr>
                   <w:rFonts w:ascii="Arial" w:cs="Arial" w:eastAsia="Arial" w:hAnsi="Arial"/>
@@ -9780,7 +9780,7 @@
               <w:spacing w:after="10" w:before="0"/>
               <w:ind w:left="120"/>
             </w:pPr>
-            <w:hyperlink w:history="1" r:id="rIdu0ermlbot2zvgc0x5q2mb">
+            <w:hyperlink w:history="1" r:id="rIdo7dcndmncw0ak8aurogsp">
               <w:r>
                 <w:rPr>
                   <w:rFonts w:ascii="Arial" w:cs="Arial" w:eastAsia="Arial" w:hAnsi="Arial"/>
@@ -9842,7 +9842,7 @@
               <w:spacing w:after="10" w:before="0"/>
               <w:ind w:left="120"/>
             </w:pPr>
-            <w:hyperlink w:history="1" r:id="rId1pldwobn2kezmhhitcpa6">
+            <w:hyperlink w:history="1" r:id="rId5qo-j3uacz2sai0bihzmn">
               <w:r>
                 <w:rPr>
                   <w:rFonts w:ascii="Arial" w:cs="Arial" w:eastAsia="Arial" w:hAnsi="Arial"/>
@@ -10057,7 +10057,7 @@
             <w:pPr>
               <w:spacing w:after="20" w:before="0"/>
             </w:pPr>
-            <w:hyperlink w:history="1" r:id="rIdrl_s-tgwvv8tollhzf2c6">
+            <w:hyperlink w:history="1" r:id="rIdqhin8kdqx2plvuyzavknq">
               <w:r>
                 <w:rPr>
                   <w:rFonts w:ascii="Arial" w:cs="Arial" w:eastAsia="Arial" w:hAnsi="Arial"/>
@@ -10106,7 +10106,7 @@
               <w:spacing w:after="10" w:before="0"/>
               <w:ind w:left="120"/>
             </w:pPr>
-            <w:hyperlink w:history="1" r:id="rIddno5ev08a-nokijjytdfz">
+            <w:hyperlink w:history="1" r:id="rIdk-6ijx_vmyfl8fosz2ras">
               <w:r>
                 <w:rPr>
                   <w:rFonts w:ascii="Arial" w:cs="Arial" w:eastAsia="Arial" w:hAnsi="Arial"/>
@@ -10168,7 +10168,7 @@
               <w:spacing w:after="10" w:before="0"/>
               <w:ind w:left="120"/>
             </w:pPr>
-            <w:hyperlink w:history="1" r:id="rIdonl4qtb6hgbipnwecj9ze">
+            <w:hyperlink w:history="1" r:id="rId0fvb-pwxncvjpqkra3rpo">
               <w:r>
                 <w:rPr>
                   <w:rFonts w:ascii="Arial" w:cs="Arial" w:eastAsia="Arial" w:hAnsi="Arial"/>
@@ -10383,7 +10383,7 @@
             <w:pPr>
               <w:spacing w:after="20" w:before="0"/>
             </w:pPr>
-            <w:hyperlink w:history="1" r:id="rIdr2wpe6up0yjkhl9vkqhoj">
+            <w:hyperlink w:history="1" r:id="rIdk7dmvv3ncwyhnih8ujyvx">
               <w:r>
                 <w:rPr>
                   <w:rFonts w:ascii="Arial" w:cs="Arial" w:eastAsia="Arial" w:hAnsi="Arial"/>
@@ -10432,7 +10432,7 @@
               <w:spacing w:after="10" w:before="0"/>
               <w:ind w:left="120"/>
             </w:pPr>
-            <w:hyperlink w:history="1" r:id="rId-61bwbffs0brdqchtddqi">
+            <w:hyperlink w:history="1" r:id="rIdxyxdxz_pt7l43koovzl1x">
               <w:r>
                 <w:rPr>
                   <w:rFonts w:ascii="Arial" w:cs="Arial" w:eastAsia="Arial" w:hAnsi="Arial"/>
@@ -10494,7 +10494,7 @@
               <w:spacing w:after="10" w:before="0"/>
               <w:ind w:left="120"/>
             </w:pPr>
-            <w:hyperlink w:history="1" r:id="rIdvewjsrebsya-b2vejfxuj">
+            <w:hyperlink w:history="1" r:id="rIdjr4g8dwqxaroh2zfewsm0">
               <w:r>
                 <w:rPr>
                   <w:rFonts w:ascii="Arial" w:cs="Arial" w:eastAsia="Arial" w:hAnsi="Arial"/>
@@ -11034,7 +11034,7 @@
         </w:rPr>
         <w:t xml:space="preserve">© 2026 SeaVuria and ARES. Aligned with KICD objectives. Developed by SeaVuria; technical implementation by ARES (with AI assistance from Claude). Licensed under </w:t>
       </w:r>
-      <w:hyperlink w:history="1" r:id="rId69houb2xwxk2fa2cfw7o7">
+      <w:hyperlink w:history="1" r:id="rIdmfh3h_kqcntiae1hzebis">
         <w:r>
           <w:rPr>
             <w:rFonts w:ascii="Arial" w:cs="Arial" w:eastAsia="Arial" w:hAnsi="Arial"/>
@@ -11055,7 +11055,7 @@
         </w:rPr>
         <w:t xml:space="preserve"> (</w:t>
       </w:r>
-      <w:hyperlink w:history="1" r:id="rIdwumeu4hmxxadcx7fmxvzd">
+      <w:hyperlink w:history="1" r:id="rId8dw20sopkcv4ojxu3obmz">
         <w:r>
           <w:rPr>
             <w:rFonts w:ascii="Arial" w:cs="Arial" w:eastAsia="Arial" w:hAnsi="Arial"/>
@@ -12095,7 +12095,7 @@
             <w:pPr>
               <w:spacing w:after="20" w:before="0"/>
             </w:pPr>
-            <w:hyperlink w:history="1" r:id="rIdbpfiykraqwy5vbemoxdxh">
+            <w:hyperlink w:history="1" r:id="rIdzaspc9l3qf9zplkb25fwu">
               <w:r>
                 <w:rPr>
                   <w:rFonts w:ascii="Arial" w:cs="Arial" w:eastAsia="Arial" w:hAnsi="Arial"/>
@@ -12144,7 +12144,7 @@
               <w:spacing w:after="10" w:before="0"/>
               <w:ind w:left="120"/>
             </w:pPr>
-            <w:hyperlink w:history="1" r:id="rId9nznuvhn71o5gpzi0y17p">
+            <w:hyperlink w:history="1" r:id="rIdlfp3xyrxlllsp5ikatyzb">
               <w:r>
                 <w:rPr>
                   <w:rFonts w:ascii="Arial" w:cs="Arial" w:eastAsia="Arial" w:hAnsi="Arial"/>
@@ -12189,7 +12189,7 @@
             <w:pPr>
               <w:spacing w:after="20" w:before="0"/>
             </w:pPr>
-            <w:hyperlink w:history="1" r:id="rIdkcgz9znivdhfz3f0_yxe8">
+            <w:hyperlink w:history="1" r:id="rIdefp1soh_1t03ovtg87dqk">
               <w:r>
                 <w:rPr>
                   <w:rFonts w:ascii="Arial" w:cs="Arial" w:eastAsia="Arial" w:hAnsi="Arial"/>
@@ -12222,7 +12222,7 @@
               <w:spacing w:after="10" w:before="0"/>
               <w:ind w:left="120"/>
             </w:pPr>
-            <w:hyperlink w:history="1" r:id="rId5c1ajt9-ykfneodklhakh">
+            <w:hyperlink w:history="1" r:id="rIdmvmuxoyjejple_d0hadr1">
               <w:r>
                 <w:rPr>
                   <w:rFonts w:ascii="Arial" w:cs="Arial" w:eastAsia="Arial" w:hAnsi="Arial"/>
@@ -12422,7 +12422,7 @@
             <w:pPr>
               <w:spacing w:after="20" w:before="0"/>
             </w:pPr>
-            <w:hyperlink w:history="1" r:id="rIdubcse2gdem07treee37ug">
+            <w:hyperlink w:history="1" r:id="rId6bzoivfexkkmataiybtvz">
               <w:r>
                 <w:rPr>
                   <w:rFonts w:ascii="Arial" w:cs="Arial" w:eastAsia="Arial" w:hAnsi="Arial"/>
@@ -12471,7 +12471,7 @@
               <w:spacing w:after="10" w:before="0"/>
               <w:ind w:left="120"/>
             </w:pPr>
-            <w:hyperlink w:history="1" r:id="rId_yhxqakp7_omfrzcloadf">
+            <w:hyperlink w:history="1" r:id="rId_hkxaneyeboth8o6bbs3i">
               <w:r>
                 <w:rPr>
                   <w:rFonts w:ascii="Arial" w:cs="Arial" w:eastAsia="Arial" w:hAnsi="Arial"/>
@@ -12516,7 +12516,7 @@
             <w:pPr>
               <w:spacing w:after="20" w:before="0"/>
             </w:pPr>
-            <w:hyperlink w:history="1" r:id="rIdl8uneyoky9bzdskmfcwtn">
+            <w:hyperlink w:history="1" r:id="rIdgme-mus0jsqoiagpuey_i">
               <w:r>
                 <w:rPr>
                   <w:rFonts w:ascii="Arial" w:cs="Arial" w:eastAsia="Arial" w:hAnsi="Arial"/>
@@ -12549,7 +12549,7 @@
               <w:spacing w:after="10" w:before="0"/>
               <w:ind w:left="120"/>
             </w:pPr>
-            <w:hyperlink w:history="1" r:id="rIdnzzyvkzdnamcfvyeibujt">
+            <w:hyperlink w:history="1" r:id="rIdi8vveb76q-t0_nm7qg9oi">
               <w:r>
                 <w:rPr>
                   <w:rFonts w:ascii="Arial" w:cs="Arial" w:eastAsia="Arial" w:hAnsi="Arial"/>
@@ -12749,7 +12749,7 @@
             <w:pPr>
               <w:spacing w:after="20" w:before="0"/>
             </w:pPr>
-            <w:hyperlink w:history="1" r:id="rIdweira0udn5lj7mucwi1kh">
+            <w:hyperlink w:history="1" r:id="rIdw5yyjju7lltcimuvun8tr">
               <w:r>
                 <w:rPr>
                   <w:rFonts w:ascii="Arial" w:cs="Arial" w:eastAsia="Arial" w:hAnsi="Arial"/>
@@ -12798,7 +12798,7 @@
               <w:spacing w:after="10" w:before="0"/>
               <w:ind w:left="120"/>
             </w:pPr>
-            <w:hyperlink w:history="1" r:id="rId1abpdtlxgfejad_pqpzjc">
+            <w:hyperlink w:history="1" r:id="rIdnvs0a6jpy0cniblttz4cc">
               <w:r>
                 <w:rPr>
                   <w:rFonts w:ascii="Arial" w:cs="Arial" w:eastAsia="Arial" w:hAnsi="Arial"/>
@@ -12843,7 +12843,7 @@
             <w:pPr>
               <w:spacing w:after="20" w:before="0"/>
             </w:pPr>
-            <w:hyperlink w:history="1" r:id="rIds11bcpv7wympvpkambfgr">
+            <w:hyperlink w:history="1" r:id="rIdhq24cbcgnxv2-orxlf92m">
               <w:r>
                 <w:rPr>
                   <w:rFonts w:ascii="Arial" w:cs="Arial" w:eastAsia="Arial" w:hAnsi="Arial"/>
@@ -12876,7 +12876,7 @@
               <w:spacing w:after="10" w:before="0"/>
               <w:ind w:left="120"/>
             </w:pPr>
-            <w:hyperlink w:history="1" r:id="rIdhvzy6a_kmp08gbtjyiobd">
+            <w:hyperlink w:history="1" r:id="rIdnoihwobp1wtk3g0tuhsav">
               <w:r>
                 <w:rPr>
                   <w:rFonts w:ascii="Arial" w:cs="Arial" w:eastAsia="Arial" w:hAnsi="Arial"/>
@@ -13076,7 +13076,7 @@
             <w:pPr>
               <w:spacing w:after="20" w:before="0"/>
             </w:pPr>
-            <w:hyperlink w:history="1" r:id="rIdrpsrr4faaccbkb454_yb9">
+            <w:hyperlink w:history="1" r:id="rIdtr9smgurlb1zhcxpz6yau">
               <w:r>
                 <w:rPr>
                   <w:rFonts w:ascii="Arial" w:cs="Arial" w:eastAsia="Arial" w:hAnsi="Arial"/>
@@ -13125,7 +13125,7 @@
               <w:spacing w:after="10" w:before="0"/>
               <w:ind w:left="120"/>
             </w:pPr>
-            <w:hyperlink w:history="1" r:id="rIdeyyciq5mtx2jefdi-dugz">
+            <w:hyperlink w:history="1" r:id="rId3wu9lupp1kwppiewxjv4i">
               <w:r>
                 <w:rPr>
                   <w:rFonts w:ascii="Arial" w:cs="Arial" w:eastAsia="Arial" w:hAnsi="Arial"/>
@@ -13170,7 +13170,7 @@
             <w:pPr>
               <w:spacing w:after="20" w:before="0"/>
             </w:pPr>
-            <w:hyperlink w:history="1" r:id="rIdwrriu78iucmfjager3jo7">
+            <w:hyperlink w:history="1" r:id="rIdbx7jebjejekqiju3iurc0">
               <w:r>
                 <w:rPr>
                   <w:rFonts w:ascii="Arial" w:cs="Arial" w:eastAsia="Arial" w:hAnsi="Arial"/>
@@ -13203,7 +13203,7 @@
               <w:spacing w:after="10" w:before="0"/>
               <w:ind w:left="120"/>
             </w:pPr>
-            <w:hyperlink w:history="1" r:id="rIdbhg2dpocjoxks51w0kwps">
+            <w:hyperlink w:history="1" r:id="rIdw8mbwl3fach2tzlbfwteg">
               <w:r>
                 <w:rPr>
                   <w:rFonts w:ascii="Arial" w:cs="Arial" w:eastAsia="Arial" w:hAnsi="Arial"/>
@@ -13403,7 +13403,7 @@
             <w:pPr>
               <w:spacing w:after="20" w:before="0"/>
             </w:pPr>
-            <w:hyperlink w:history="1" r:id="rIdjo8rcoxysnjtnaaxelaf6">
+            <w:hyperlink w:history="1" r:id="rIddbkfwxaoiqy2ifrjnq-as">
               <w:r>
                 <w:rPr>
                   <w:rFonts w:ascii="Arial" w:cs="Arial" w:eastAsia="Arial" w:hAnsi="Arial"/>
@@ -13452,7 +13452,7 @@
               <w:spacing w:after="10" w:before="0"/>
               <w:ind w:left="120"/>
             </w:pPr>
-            <w:hyperlink w:history="1" r:id="rId-7t1repo_77pve2zpixsk">
+            <w:hyperlink w:history="1" r:id="rIdbdmjn7urlnzqojsglcwjs">
               <w:r>
                 <w:rPr>
                   <w:rFonts w:ascii="Arial" w:cs="Arial" w:eastAsia="Arial" w:hAnsi="Arial"/>
@@ -13497,7 +13497,7 @@
             <w:pPr>
               <w:spacing w:after="20" w:before="0"/>
             </w:pPr>
-            <w:hyperlink w:history="1" r:id="rIdti9n-omlqqmpgbeclhae6">
+            <w:hyperlink w:history="1" r:id="rIdqp8b1lze2_s6e6wqllfuz">
               <w:r>
                 <w:rPr>
                   <w:rFonts w:ascii="Arial" w:cs="Arial" w:eastAsia="Arial" w:hAnsi="Arial"/>
@@ -13530,7 +13530,7 @@
               <w:spacing w:after="10" w:before="0"/>
               <w:ind w:left="120"/>
             </w:pPr>
-            <w:hyperlink w:history="1" r:id="rIdwpomfi21axzmniygkobor">
+            <w:hyperlink w:history="1" r:id="rIdbhldzturzo3ftmdrn1a7o">
               <w:r>
                 <w:rPr>
                   <w:rFonts w:ascii="Arial" w:cs="Arial" w:eastAsia="Arial" w:hAnsi="Arial"/>
@@ -14055,7 +14055,7 @@
         </w:rPr>
         <w:t xml:space="preserve">© 2026 SeaVuria and ARES. Aligned with KICD objectives. Developed by SeaVuria; technical implementation by ARES (with AI assistance from Claude). Licensed under </w:t>
       </w:r>
-      <w:hyperlink w:history="1" r:id="rIdxjeyovcdaqchfge3zmh4-">
+      <w:hyperlink w:history="1" r:id="rIdpddnckfux7ak6ab8lrdls">
         <w:r>
           <w:rPr>
             <w:rFonts w:ascii="Arial" w:cs="Arial" w:eastAsia="Arial" w:hAnsi="Arial"/>
@@ -14076,7 +14076,7 @@
         </w:rPr>
         <w:t xml:space="preserve"> (</w:t>
       </w:r>
-      <w:hyperlink w:history="1" r:id="rIdrum6g2x3vnbw8dy0qee0r">
+      <w:hyperlink w:history="1" r:id="rIda2s5grbd2ygntsvshii62">
         <w:r>
           <w:rPr>
             <w:rFonts w:ascii="Arial" w:cs="Arial" w:eastAsia="Arial" w:hAnsi="Arial"/>
@@ -15133,7 +15133,7 @@
               <w:spacing w:after="10" w:before="0"/>
               <w:ind w:left="120"/>
             </w:pPr>
-            <w:hyperlink w:history="1" r:id="rIdzv1zurfirl2n_6eebfk7x">
+            <w:hyperlink w:history="1" r:id="rId-tydj5qkebiwdqhx4h4lo">
               <w:r>
                 <w:rPr>
                   <w:rFonts w:ascii="Arial" w:cs="Arial" w:eastAsia="Arial" w:hAnsi="Arial"/>
@@ -15210,7 +15210,7 @@
               <w:spacing w:after="10" w:before="0"/>
               <w:ind w:left="120"/>
             </w:pPr>
-            <w:hyperlink w:history="1" r:id="rIdzrb2puzaa64cm6wfepsrl">
+            <w:hyperlink w:history="1" r:id="rIdbk02xoakjz6ytsvt0jram">
               <w:r>
                 <w:rPr>
                   <w:rFonts w:ascii="Arial" w:cs="Arial" w:eastAsia="Arial" w:hAnsi="Arial"/>
@@ -15442,7 +15442,7 @@
               <w:spacing w:after="10" w:before="0"/>
               <w:ind w:left="120"/>
             </w:pPr>
-            <w:hyperlink w:history="1" r:id="rId9dy-gqohfvxihfu1s3tww">
+            <w:hyperlink w:history="1" r:id="rIdjky6ixo0zqpht6lzpuzo-">
               <w:r>
                 <w:rPr>
                   <w:rFonts w:ascii="Arial" w:cs="Arial" w:eastAsia="Arial" w:hAnsi="Arial"/>
@@ -15519,7 +15519,7 @@
               <w:spacing w:after="10" w:before="0"/>
               <w:ind w:left="120"/>
             </w:pPr>
-            <w:hyperlink w:history="1" r:id="rIdaidfgktshxay3yoqz9uo0">
+            <w:hyperlink w:history="1" r:id="rIdkbvlqymlwr0-lh8g4rfjg">
               <w:r>
                 <w:rPr>
                   <w:rFonts w:ascii="Arial" w:cs="Arial" w:eastAsia="Arial" w:hAnsi="Arial"/>
@@ -15751,7 +15751,7 @@
               <w:spacing w:after="10" w:before="0"/>
               <w:ind w:left="120"/>
             </w:pPr>
-            <w:hyperlink w:history="1" r:id="rIdxvdw_o4oilv4e9cqdjx3e">
+            <w:hyperlink w:history="1" r:id="rIdd84mygk5bnl-ybn95rdp-">
               <w:r>
                 <w:rPr>
                   <w:rFonts w:ascii="Arial" w:cs="Arial" w:eastAsia="Arial" w:hAnsi="Arial"/>
@@ -15828,7 +15828,7 @@
               <w:spacing w:after="10" w:before="0"/>
               <w:ind w:left="120"/>
             </w:pPr>
-            <w:hyperlink w:history="1" r:id="rId_btnpg6xhiux-beiolcad">
+            <w:hyperlink w:history="1" r:id="rIdjc28hz9k9ow1eamjrccze">
               <w:r>
                 <w:rPr>
                   <w:rFonts w:ascii="Arial" w:cs="Arial" w:eastAsia="Arial" w:hAnsi="Arial"/>
@@ -16060,7 +16060,7 @@
               <w:spacing w:after="10" w:before="0"/>
               <w:ind w:left="120"/>
             </w:pPr>
-            <w:hyperlink w:history="1" r:id="rIdp9dio_exe8fgm2zmvkoc8">
+            <w:hyperlink w:history="1" r:id="rIdvg3dv2fm8yagwlgfcvtb0">
               <w:r>
                 <w:rPr>
                   <w:rFonts w:ascii="Arial" w:cs="Arial" w:eastAsia="Arial" w:hAnsi="Arial"/>
@@ -16137,7 +16137,7 @@
               <w:spacing w:after="10" w:before="0"/>
               <w:ind w:left="120"/>
             </w:pPr>
-            <w:hyperlink w:history="1" r:id="rId3nsi7ub9pzo-zpffzn4lz">
+            <w:hyperlink w:history="1" r:id="rIdoijimfamuqezhiothxy4u">
               <w:r>
                 <w:rPr>
                   <w:rFonts w:ascii="Arial" w:cs="Arial" w:eastAsia="Arial" w:hAnsi="Arial"/>
@@ -16369,7 +16369,7 @@
               <w:spacing w:after="10" w:before="0"/>
               <w:ind w:left="120"/>
             </w:pPr>
-            <w:hyperlink w:history="1" r:id="rIdyar9vxqw1uqeuwks_p38n">
+            <w:hyperlink w:history="1" r:id="rIdfisauau-e_bhw_uw_ld_o">
               <w:r>
                 <w:rPr>
                   <w:rFonts w:ascii="Arial" w:cs="Arial" w:eastAsia="Arial" w:hAnsi="Arial"/>
@@ -16446,7 +16446,7 @@
               <w:spacing w:after="10" w:before="0"/>
               <w:ind w:left="120"/>
             </w:pPr>
-            <w:hyperlink w:history="1" r:id="rIdgapvoknqu-l3a06pkvl7g">
+            <w:hyperlink w:history="1" r:id="rIdf3hru44_d88a5yhn4f8ib">
               <w:r>
                 <w:rPr>
                   <w:rFonts w:ascii="Arial" w:cs="Arial" w:eastAsia="Arial" w:hAnsi="Arial"/>
@@ -16986,7 +16986,7 @@
         </w:rPr>
         <w:t xml:space="preserve">© 2026 SeaVuria and ARES. Aligned with KICD objectives. Developed by SeaVuria; technical implementation by ARES (with AI assistance from Claude). Licensed under </w:t>
       </w:r>
-      <w:hyperlink w:history="1" r:id="rIdycantcgxzw9aotuk77fvm">
+      <w:hyperlink w:history="1" r:id="rIdrxpcc9hc5aisiokokvw-9">
         <w:r>
           <w:rPr>
             <w:rFonts w:ascii="Arial" w:cs="Arial" w:eastAsia="Arial" w:hAnsi="Arial"/>
@@ -17007,7 +17007,7 @@
         </w:rPr>
         <w:t xml:space="preserve"> (</w:t>
       </w:r>
-      <w:hyperlink w:history="1" r:id="rIdhakfveabhqa8rolild1sy">
+      <w:hyperlink w:history="1" r:id="rIdlrp-0u29upwpv_vjqwqkk">
         <w:r>
           <w:rPr>
             <w:rFonts w:ascii="Arial" w:cs="Arial" w:eastAsia="Arial" w:hAnsi="Arial"/>
@@ -18064,7 +18064,7 @@
               <w:spacing w:after="10" w:before="0"/>
               <w:ind w:left="120"/>
             </w:pPr>
-            <w:hyperlink w:history="1" r:id="rIdmwv5qwtb7c-bv4vm6vkzl">
+            <w:hyperlink w:history="1" r:id="rIdgqxgeb2zd_qy4nkinsn0v">
               <w:r>
                 <w:rPr>
                   <w:rFonts w:ascii="Arial" w:cs="Arial" w:eastAsia="Arial" w:hAnsi="Arial"/>
@@ -18141,7 +18141,7 @@
               <w:spacing w:after="10" w:before="0"/>
               <w:ind w:left="120"/>
             </w:pPr>
-            <w:hyperlink w:history="1" r:id="rIdp17yozbd91k2yoaoodv1f">
+            <w:hyperlink w:history="1" r:id="rId2ljt5vithvlk-geynt5oz">
               <w:r>
                 <w:rPr>
                   <w:rFonts w:ascii="Arial" w:cs="Arial" w:eastAsia="Arial" w:hAnsi="Arial"/>
@@ -18373,7 +18373,7 @@
               <w:spacing w:after="10" w:before="0"/>
               <w:ind w:left="120"/>
             </w:pPr>
-            <w:hyperlink w:history="1" r:id="rIdhdgidzgtbuiia8q_-o2fh">
+            <w:hyperlink w:history="1" r:id="rIdg5jjtxwwc6zdmjfinarmg">
               <w:r>
                 <w:rPr>
                   <w:rFonts w:ascii="Arial" w:cs="Arial" w:eastAsia="Arial" w:hAnsi="Arial"/>
@@ -18450,7 +18450,7 @@
               <w:spacing w:after="10" w:before="0"/>
               <w:ind w:left="120"/>
             </w:pPr>
-            <w:hyperlink w:history="1" r:id="rId78pphxnh0qcbrg-n0r7as">
+            <w:hyperlink w:history="1" r:id="rIdudbmkdlsdpcp_9_7rgvux">
               <w:r>
                 <w:rPr>
                   <w:rFonts w:ascii="Arial" w:cs="Arial" w:eastAsia="Arial" w:hAnsi="Arial"/>
@@ -18682,7 +18682,7 @@
               <w:spacing w:after="10" w:before="0"/>
               <w:ind w:left="120"/>
             </w:pPr>
-            <w:hyperlink w:history="1" r:id="rIdcbnsbfckivwn4yryr8tvz">
+            <w:hyperlink w:history="1" r:id="rIdaxl4nuqx0pyyc1qx9cvwd">
               <w:r>
                 <w:rPr>
                   <w:rFonts w:ascii="Arial" w:cs="Arial" w:eastAsia="Arial" w:hAnsi="Arial"/>
@@ -18759,7 +18759,7 @@
               <w:spacing w:after="10" w:before="0"/>
               <w:ind w:left="120"/>
             </w:pPr>
-            <w:hyperlink w:history="1" r:id="rIdkknu2cc_uumtolxs5xvrt">
+            <w:hyperlink w:history="1" r:id="rIdftysupcohtolzenl-ulb4">
               <w:r>
                 <w:rPr>
                   <w:rFonts w:ascii="Arial" w:cs="Arial" w:eastAsia="Arial" w:hAnsi="Arial"/>
@@ -18991,7 +18991,7 @@
               <w:spacing w:after="10" w:before="0"/>
               <w:ind w:left="120"/>
             </w:pPr>
-            <w:hyperlink w:history="1" r:id="rIdlvyhrjng89dxetcjexd1c">
+            <w:hyperlink w:history="1" r:id="rIdnrkqquq2fqolcz2syvicu">
               <w:r>
                 <w:rPr>
                   <w:rFonts w:ascii="Arial" w:cs="Arial" w:eastAsia="Arial" w:hAnsi="Arial"/>
@@ -19068,7 +19068,7 @@
               <w:spacing w:after="10" w:before="0"/>
               <w:ind w:left="120"/>
             </w:pPr>
-            <w:hyperlink w:history="1" r:id="rIdrcvd7pwfqy8sjfjzlyooz">
+            <w:hyperlink w:history="1" r:id="rIdrhh9drclcm8yhvok7sgpb">
               <w:r>
                 <w:rPr>
                   <w:rFonts w:ascii="Arial" w:cs="Arial" w:eastAsia="Arial" w:hAnsi="Arial"/>
@@ -19300,7 +19300,7 @@
               <w:spacing w:after="10" w:before="0"/>
               <w:ind w:left="120"/>
             </w:pPr>
-            <w:hyperlink w:history="1" r:id="rId72miho73z70w1gskrmoat">
+            <w:hyperlink w:history="1" r:id="rIdm5v-8yk2xtgbflehvwcj8">
               <w:r>
                 <w:rPr>
                   <w:rFonts w:ascii="Arial" w:cs="Arial" w:eastAsia="Arial" w:hAnsi="Arial"/>
@@ -19377,7 +19377,7 @@
               <w:spacing w:after="10" w:before="0"/>
               <w:ind w:left="120"/>
             </w:pPr>
-            <w:hyperlink w:history="1" r:id="rIdrstexby4l6ov710pjwqjs">
+            <w:hyperlink w:history="1" r:id="rIdfzqqfwvr3nagxlpr4uqyq">
               <w:r>
                 <w:rPr>
                   <w:rFonts w:ascii="Arial" w:cs="Arial" w:eastAsia="Arial" w:hAnsi="Arial"/>
@@ -19917,7 +19917,7 @@
         </w:rPr>
         <w:t xml:space="preserve">© 2026 SeaVuria and ARES. Aligned with KICD objectives. Developed by SeaVuria; technical implementation by ARES (with AI assistance from Claude). Licensed under </w:t>
       </w:r>
-      <w:hyperlink w:history="1" r:id="rIdl2fagod9qpu5tu_cio1mf">
+      <w:hyperlink w:history="1" r:id="rIdtt9wj9usjkeb6gybb5ena">
         <w:r>
           <w:rPr>
             <w:rFonts w:ascii="Arial" w:cs="Arial" w:eastAsia="Arial" w:hAnsi="Arial"/>
@@ -19938,7 +19938,7 @@
         </w:rPr>
         <w:t xml:space="preserve"> (</w:t>
       </w:r>
-      <w:hyperlink w:history="1" r:id="rIdabilrtia8dhsufhljcrwg">
+      <w:hyperlink w:history="1" r:id="rIdhc7ezqixktmjx6wnvf743">
         <w:r>
           <w:rPr>
             <w:rFonts w:ascii="Arial" w:cs="Arial" w:eastAsia="Arial" w:hAnsi="Arial"/>
@@ -20995,7 +20995,7 @@
               <w:spacing w:after="10" w:before="0"/>
               <w:ind w:left="120"/>
             </w:pPr>
-            <w:hyperlink w:history="1" r:id="rIdzveiyzbxp8axgcl-tmz_x">
+            <w:hyperlink w:history="1" r:id="rIdrbd43yvtcvvf_tdmnsus8">
               <w:r>
                 <w:rPr>
                   <w:rFonts w:ascii="Arial" w:cs="Arial" w:eastAsia="Arial" w:hAnsi="Arial"/>
@@ -21072,7 +21072,7 @@
               <w:spacing w:after="10" w:before="0"/>
               <w:ind w:left="120"/>
             </w:pPr>
-            <w:hyperlink w:history="1" r:id="rId22baekob8gyjbdosnic4q">
+            <w:hyperlink w:history="1" r:id="rIdxvsd2czspedlqwix4-joa">
               <w:r>
                 <w:rPr>
                   <w:rFonts w:ascii="Arial" w:cs="Arial" w:eastAsia="Arial" w:hAnsi="Arial"/>
@@ -21304,7 +21304,7 @@
               <w:spacing w:after="10" w:before="0"/>
               <w:ind w:left="120"/>
             </w:pPr>
-            <w:hyperlink w:history="1" r:id="rIdh_uuit5fmzy38rydlmol1">
+            <w:hyperlink w:history="1" r:id="rIdmqdhl1emghvgmllnwwmxl">
               <w:r>
                 <w:rPr>
                   <w:rFonts w:ascii="Arial" w:cs="Arial" w:eastAsia="Arial" w:hAnsi="Arial"/>
@@ -21381,7 +21381,7 @@
               <w:spacing w:after="10" w:before="0"/>
               <w:ind w:left="120"/>
             </w:pPr>
-            <w:hyperlink w:history="1" r:id="rIdz_ydcmpndbmur-2uaaxlf">
+            <w:hyperlink w:history="1" r:id="rIdhqrbx5sreey78zdqtlgj4">
               <w:r>
                 <w:rPr>
                   <w:rFonts w:ascii="Arial" w:cs="Arial" w:eastAsia="Arial" w:hAnsi="Arial"/>
@@ -21613,7 +21613,7 @@
               <w:spacing w:after="10" w:before="0"/>
               <w:ind w:left="120"/>
             </w:pPr>
-            <w:hyperlink w:history="1" r:id="rIdovp7neuutbawbn0uruwil">
+            <w:hyperlink w:history="1" r:id="rId_mbpkhls9pf9odw08kuqd">
               <w:r>
                 <w:rPr>
                   <w:rFonts w:ascii="Arial" w:cs="Arial" w:eastAsia="Arial" w:hAnsi="Arial"/>
@@ -21690,7 +21690,7 @@
               <w:spacing w:after="10" w:before="0"/>
               <w:ind w:left="120"/>
             </w:pPr>
-            <w:hyperlink w:history="1" r:id="rId1qwfaahds3pnzpp5kdx3b">
+            <w:hyperlink w:history="1" r:id="rId4amfda8ujg_prgvpebw9h">
               <w:r>
                 <w:rPr>
                   <w:rFonts w:ascii="Arial" w:cs="Arial" w:eastAsia="Arial" w:hAnsi="Arial"/>
@@ -21922,7 +21922,7 @@
               <w:spacing w:after="10" w:before="0"/>
               <w:ind w:left="120"/>
             </w:pPr>
-            <w:hyperlink w:history="1" r:id="rIdoiintgghybjwmp2lpimxh">
+            <w:hyperlink w:history="1" r:id="rIdeju5ss-rprywt_ab1cu7i">
               <w:r>
                 <w:rPr>
                   <w:rFonts w:ascii="Arial" w:cs="Arial" w:eastAsia="Arial" w:hAnsi="Arial"/>
@@ -21999,7 +21999,7 @@
               <w:spacing w:after="10" w:before="0"/>
               <w:ind w:left="120"/>
             </w:pPr>
-            <w:hyperlink w:history="1" r:id="rIdunkdhel4-9im_ngm1otpk">
+            <w:hyperlink w:history="1" r:id="rIdqywzakthsbvaex5dpvgvk">
               <w:r>
                 <w:rPr>
                   <w:rFonts w:ascii="Arial" w:cs="Arial" w:eastAsia="Arial" w:hAnsi="Arial"/>
@@ -22231,7 +22231,7 @@
               <w:spacing w:after="10" w:before="0"/>
               <w:ind w:left="120"/>
             </w:pPr>
-            <w:hyperlink w:history="1" r:id="rIdqkjuj2i4zbps_vlhu_c_n">
+            <w:hyperlink w:history="1" r:id="rIdfqqeeoulk48bd63bvgblh">
               <w:r>
                 <w:rPr>
                   <w:rFonts w:ascii="Arial" w:cs="Arial" w:eastAsia="Arial" w:hAnsi="Arial"/>
@@ -22308,7 +22308,7 @@
               <w:spacing w:after="10" w:before="0"/>
               <w:ind w:left="120"/>
             </w:pPr>
-            <w:hyperlink w:history="1" r:id="rIdbyg6ea5kfsl8dbi4lps4g">
+            <w:hyperlink w:history="1" r:id="rIdi2jpokio-y11j9gv-6c6i">
               <w:r>
                 <w:rPr>
                   <w:rFonts w:ascii="Arial" w:cs="Arial" w:eastAsia="Arial" w:hAnsi="Arial"/>
@@ -22848,7 +22848,7 @@
         </w:rPr>
         <w:t xml:space="preserve">© 2026 SeaVuria and ARES. Aligned with KICD objectives. Developed by SeaVuria; technical implementation by ARES (with AI assistance from Claude). Licensed under </w:t>
       </w:r>
-      <w:hyperlink w:history="1" r:id="rId3qdihnpituk3_mra2thrg">
+      <w:hyperlink w:history="1" r:id="rIdxxrqikcosvwafshwdmu0l">
         <w:r>
           <w:rPr>
             <w:rFonts w:ascii="Arial" w:cs="Arial" w:eastAsia="Arial" w:hAnsi="Arial"/>
@@ -22869,7 +22869,7 @@
         </w:rPr>
         <w:t xml:space="preserve"> (</w:t>
       </w:r>
-      <w:hyperlink w:history="1" r:id="rIdlm0upjaq5xvly4pg758c7">
+      <w:hyperlink w:history="1" r:id="rIdnc8zh3dsapbk2bmmvjboj">
         <w:r>
           <w:rPr>
             <w:rFonts w:ascii="Arial" w:cs="Arial" w:eastAsia="Arial" w:hAnsi="Arial"/>
